--- a/fuentes/33130240_CF02_Guion_Podcast_02.docx
+++ b/fuentes/33130240_CF02_Guion_Podcast_02.docx
@@ -2,356 +2,2752 @@
 <file path=word/document.xml><?xml version="1.0" encoding="utf-8"?>
 <w:document xmlns:wpc="http://schemas.microsoft.com/office/word/2010/wordprocessingCanvas" xmlns:cx="http://schemas.microsoft.com/office/drawing/2014/chartex" xmlns:cx1="http://schemas.microsoft.com/office/drawing/2015/9/8/chartex" xmlns:cx2="http://schemas.microsoft.com/office/drawing/2015/10/21/chartex" xmlns:cx3="http://schemas.microsoft.com/office/drawing/2016/5/9/chartex" xmlns:cx4="http://schemas.microsoft.com/office/drawing/2016/5/10/chartex" xmlns:cx5="http://schemas.microsoft.com/office/drawing/2016/5/11/chartex" xmlns:cx6="http://schemas.microsoft.com/office/drawing/2016/5/12/chartex" xmlns:cx7="http://schemas.microsoft.com/office/drawing/2016/5/13/chartex" xmlns:cx8="http://schemas.microsoft.com/office/drawing/2016/5/14/chartex" xmlns:mc="http://schemas.openxmlformats.org/markup-compatibility/2006" xmlns:aink="http://schemas.microsoft.com/office/drawing/2016/ink" xmlns:am3d="http://schemas.microsoft.com/office/drawing/2017/model3d" xmlns:o="urn:schemas-microsoft-com:office:office" xmlns:oel="http://schemas.microsoft.com/office/2019/extlst" xmlns:r="http://schemas.openxmlformats.org/officeDocument/2006/relationships" xmlns:m="http://schemas.openxmlformats.org/officeDocument/2006/math" xmlns:v="urn:schemas-microsoft-com:vml" xmlns:wp14="http://schemas.microsoft.com/office/word/2010/wordprocessingDrawing" xmlns:wp="http://schemas.openxmlformats.org/drawingml/2006/wordprocessingDrawing" xmlns:w10="urn:schemas-microsoft-com:office:word" xmlns:w="http://schemas.openxmlformats.org/wordprocessingml/2006/main" xmlns:w14="http://schemas.microsoft.com/office/word/2010/wordml" xmlns:w15="http://schemas.microsoft.com/office/word/2012/wordml" xmlns:w16cex="http://schemas.microsoft.com/office/word/2018/wordml/cex" xmlns:w16cid="http://schemas.microsoft.com/office/word/2016/wordml/cid" xmlns:w16="http://schemas.microsoft.com/office/word/2018/wordml" xmlns:w16du="http://schemas.microsoft.com/office/word/2023/wordml/word16du" xmlns:w16sdtdh="http://schemas.microsoft.com/office/word/2020/wordml/sdtdatahash" xmlns:w16sdtfl="http://schemas.microsoft.com/office/word/2024/wordml/sdtformatlock" xmlns:w16se="http://schemas.microsoft.com/office/word/2015/wordml/symex" xmlns:wpg="http://schemas.microsoft.com/office/word/2010/wordprocessingGroup" xmlns:wpi="http://schemas.microsoft.com/office/word/2010/wordprocessingInk" xmlns:wne="http://schemas.microsoft.com/office/word/2006/wordml" xmlns:wps="http://schemas.microsoft.com/office/word/2010/wordprocessingShape" mc:Ignorable="w14 w15 w16se w16cid w16 w16cex w16sdtdh w16sdtfl w16du wp14">
   <w:body>
+    <w:tbl>
+      <w:tblPr>
+        <w:tblStyle w:val="affff"/>
+        <w:tblpPr w:leftFromText="180" w:rightFromText="180" w:topFromText="180" w:bottomFromText="180" w:vertAnchor="text" w:tblpX="-440"/>
+        <w:tblW w:w="12885" w:type="dxa"/>
+        <w:tblInd w:w="0" w:type="dxa"/>
+        <w:tblBorders>
+          <w:top w:val="nil"/>
+          <w:left w:val="nil"/>
+          <w:bottom w:val="nil"/>
+          <w:right w:val="nil"/>
+          <w:insideH w:val="nil"/>
+          <w:insideV w:val="nil"/>
+        </w:tblBorders>
+        <w:tblLayout w:type="fixed"/>
+        <w:tblLook w:val="0400" w:firstRow="0" w:lastRow="0" w:firstColumn="0" w:lastColumn="0" w:noHBand="0" w:noVBand="1"/>
+      </w:tblPr>
+      <w:tblGrid>
+        <w:gridCol w:w="2370"/>
+        <w:gridCol w:w="885"/>
+        <w:gridCol w:w="810"/>
+        <w:gridCol w:w="2265"/>
+        <w:gridCol w:w="6555"/>
+      </w:tblGrid>
+      <w:tr>
+        <w:trPr>
+          <w:trHeight w:val="454"/>
+        </w:trPr>
+        <w:tc>
+          <w:tcPr>
+            <w:tcW w:w="3255" w:type="dxa"/>
+            <w:gridSpan w:val="2"/>
+            <w:tcBorders>
+              <w:top w:val="single" w:color="000000" w:themeColor="text1" w:sz="4" w:space="0"/>
+              <w:left w:val="single" w:color="000000" w:themeColor="text1" w:sz="4" w:space="0"/>
+              <w:bottom w:val="single" w:color="000000" w:themeColor="text1" w:sz="4" w:space="0"/>
+              <w:right w:val="single" w:color="000000" w:themeColor="text1" w:sz="4" w:space="0"/>
+            </w:tcBorders>
+            <w:tcMar/>
+            <w:vAlign w:val="center"/>
+          </w:tcPr>
+          <w:p>
+            <w:pPr>
+              <w:pStyle w:val="Normal7"/>
+              <w:pBdr>
+                <w:top w:val="nil"/>
+                <w:left w:val="nil"/>
+                <w:bottom w:val="nil"/>
+                <w:right w:val="nil"/>
+                <w:between w:val="nil"/>
+              </w:pBdr>
+              <w:rPr>
+                <w:rFonts w:ascii="Courier New" w:hAnsi="Courier New" w:eastAsia="Courier New" w:cs="Courier New"/>
+                <w:b/>
+                <w:bCs/>
+                <w:color w:val="000000"/>
+                <w:sz w:val="24"/>
+                <w:szCs w:val="24"/>
+              </w:rPr>
+            </w:pPr>
+            <w:r>
+              <w:rPr>
+                <w:rFonts w:ascii="Courier New" w:hAnsi="Courier New" w:eastAsia="Courier New" w:cs="Courier New"/>
+                <w:b/>
+                <w:bCs/>
+                <w:color w:val="000000" w:themeColor="text1"/>
+                <w:sz w:val="24"/>
+                <w:szCs w:val="24"/>
+              </w:rPr>
+              <w:t>NOMBRE DEL PROGRAMA:</w:t>
+            </w:r>
+          </w:p>
+        </w:tc>
+        <w:tc>
+          <w:tcPr>
+            <w:tcW w:w="9630" w:type="dxa"/>
+            <w:gridSpan w:val="3"/>
+            <w:tcBorders>
+              <w:top w:val="single" w:color="000000" w:themeColor="text1" w:sz="4" w:space="0"/>
+              <w:left w:val="single" w:color="000000" w:themeColor="text1" w:sz="4" w:space="0"/>
+              <w:bottom w:val="single" w:color="000000" w:themeColor="text1" w:sz="4" w:space="0"/>
+              <w:right w:val="single" w:color="000000" w:themeColor="text1" w:sz="4" w:space="0"/>
+            </w:tcBorders>
+            <w:tcMar/>
+            <w:vAlign w:val="center"/>
+          </w:tcPr>
+          <w:p>
+            <w:pPr>
+              <w:pStyle w:val="Default"/>
+              <w:suppressLineNumbers w:val="0"/>
+              <w:bidi w:val="0"/>
+              <w:spacing w:before="0" w:beforeAutospacing="off" w:after="0" w:afterAutospacing="off" w:line="240" w:lineRule="auto"/>
+              <w:ind w:left="0" w:right="0"/>
+              <w:jc w:val="left"/>
+            </w:pPr>
+            <w:r>
+              <w:rPr>
+                <w:rFonts w:ascii="Courier New" w:hAnsi="Courier New" w:cs="Courier New"/>
+                <w:b w:val="1"/>
+                <w:bCs w:val="1"/>
+              </w:rPr>
+              <w:t>Manejo de brotes epidemiológicos en entornos penitenciarios</w:t>
+            </w:r>
+          </w:p>
+        </w:tc>
+      </w:tr>
+      <w:tr>
+        <w:trPr>
+          <w:trHeight w:val="454"/>
+        </w:trPr>
+        <w:tc>
+          <w:tcPr>
+            <w:tcW w:w="3255" w:type="dxa"/>
+            <w:gridSpan w:val="2"/>
+            <w:tcBorders>
+              <w:top w:val="single" w:color="000000" w:themeColor="text1" w:sz="4" w:space="0"/>
+              <w:left w:val="single" w:color="000000" w:themeColor="text1" w:sz="4" w:space="0"/>
+              <w:bottom w:val="single" w:color="000000" w:themeColor="text1" w:sz="4" w:space="0"/>
+              <w:right w:val="single" w:color="000000" w:themeColor="text1" w:sz="4" w:space="0"/>
+            </w:tcBorders>
+            <w:tcMar/>
+            <w:vAlign w:val="center"/>
+          </w:tcPr>
+          <w:p>
+            <w:pPr>
+              <w:pStyle w:val="Normal7"/>
+              <w:pBdr>
+                <w:top w:val="nil"/>
+                <w:left w:val="nil"/>
+                <w:bottom w:val="nil"/>
+                <w:right w:val="nil"/>
+                <w:between w:val="nil"/>
+              </w:pBdr>
+              <w:rPr>
+                <w:rFonts w:ascii="Courier New" w:hAnsi="Courier New" w:eastAsia="Courier New" w:cs="Courier New"/>
+                <w:b/>
+                <w:bCs/>
+                <w:color w:val="000000"/>
+                <w:sz w:val="24"/>
+                <w:szCs w:val="24"/>
+              </w:rPr>
+            </w:pPr>
+            <w:r>
+              <w:rPr>
+                <w:rFonts w:ascii="Courier New" w:hAnsi="Courier New" w:eastAsia="Courier New" w:cs="Courier New"/>
+                <w:b/>
+                <w:bCs/>
+                <w:color w:val="000000" w:themeColor="text1"/>
+                <w:sz w:val="24"/>
+                <w:szCs w:val="24"/>
+              </w:rPr>
+              <w:t>TEMA DEL PROGRAMA:</w:t>
+            </w:r>
+          </w:p>
+        </w:tc>
+        <w:tc>
+          <w:tcPr>
+            <w:tcW w:w="9630" w:type="dxa"/>
+            <w:gridSpan w:val="3"/>
+            <w:tcBorders>
+              <w:top w:val="single" w:color="000000" w:themeColor="text1" w:sz="4" w:space="0"/>
+              <w:left w:val="single" w:color="000000" w:themeColor="text1" w:sz="4" w:space="0"/>
+              <w:bottom w:val="single" w:color="000000" w:themeColor="text1" w:sz="4" w:space="0"/>
+              <w:right w:val="single" w:color="000000" w:themeColor="text1" w:sz="4" w:space="0"/>
+            </w:tcBorders>
+            <w:tcMar/>
+            <w:vAlign w:val="center"/>
+          </w:tcPr>
+          <w:p>
+            <w:pPr>
+              <w:pStyle w:val="Normal"/>
+              <w:suppressLineNumbers w:val="0"/>
+              <w:bidi w:val="0"/>
+              <w:spacing w:before="0" w:beforeAutospacing="off" w:after="0" w:afterAutospacing="off" w:line="240" w:lineRule="auto"/>
+              <w:ind w:left="0" w:right="0"/>
+              <w:jc w:val="left"/>
+            </w:pPr>
+            <w:r>
+              <w:rPr>
+                <w:rFonts w:ascii="Courier New" w:hAnsi="Courier New" w:eastAsia="Courier New" w:cs="Courier New"/>
+                <w:b w:val="1"/>
+                <w:bCs w:val="1"/>
+                <w:i w:val="0"/>
+                <w:iCs w:val="0"/>
+                <w:caps w:val="0"/>
+                <w:smallCaps w:val="0"/>
+                <w:noProof w:val="0"/>
+                <w:color w:val="000000" w:themeColor="text1" w:themeTint="FF" w:themeShade="FF"/>
+                <w:sz w:val="24"/>
+                <w:szCs w:val="24"/>
+                <w:lang w:val="es-CO"/>
+              </w:rPr>
+              <w:t>Del hallazgo a la mejora: aprendiendo de los brotes epidemiológicos</w:t>
+            </w:r>
+          </w:p>
+        </w:tc>
+      </w:tr>
+      <w:tr>
+        <w:trPr>
+          <w:trHeight w:val="454"/>
+        </w:trPr>
+        <w:tc>
+          <w:tcPr>
+            <w:tcW w:w="2370" w:type="dxa"/>
+            <w:tcBorders>
+              <w:top w:val="single" w:color="000000" w:themeColor="text1" w:sz="4" w:space="0"/>
+              <w:left w:val="single" w:color="000000" w:themeColor="text1" w:sz="4" w:space="0"/>
+              <w:bottom w:val="single" w:color="000000" w:themeColor="text1" w:sz="4" w:space="0"/>
+              <w:right w:val="single" w:color="000000" w:themeColor="text1" w:sz="4" w:space="0"/>
+            </w:tcBorders>
+            <w:tcMar/>
+            <w:vAlign w:val="center"/>
+          </w:tcPr>
+          <w:p>
+            <w:pPr>
+              <w:pStyle w:val="Normal7"/>
+              <w:pBdr>
+                <w:top w:val="nil"/>
+                <w:left w:val="nil"/>
+                <w:bottom w:val="nil"/>
+                <w:right w:val="nil"/>
+                <w:between w:val="nil"/>
+              </w:pBdr>
+              <w:rPr>
+                <w:rFonts w:ascii="Courier New" w:hAnsi="Courier New" w:eastAsia="Courier New" w:cs="Courier New"/>
+                <w:b/>
+                <w:bCs/>
+                <w:color w:val="000000"/>
+                <w:sz w:val="24"/>
+                <w:szCs w:val="24"/>
+              </w:rPr>
+            </w:pPr>
+            <w:r>
+              <w:rPr>
+                <w:rFonts w:ascii="Courier New" w:hAnsi="Courier New" w:eastAsia="Courier New" w:cs="Courier New"/>
+                <w:b/>
+                <w:bCs/>
+                <w:color w:val="000000" w:themeColor="text1"/>
+                <w:sz w:val="24"/>
+                <w:szCs w:val="24"/>
+              </w:rPr>
+              <w:t xml:space="preserve">FRECUENCIA: </w:t>
+            </w:r>
+          </w:p>
+        </w:tc>
+        <w:tc>
+          <w:tcPr>
+            <w:tcW w:w="1695" w:type="dxa"/>
+            <w:gridSpan w:val="2"/>
+            <w:tcBorders>
+              <w:top w:val="single" w:color="000000" w:themeColor="text1" w:sz="4" w:space="0"/>
+              <w:left w:val="single" w:color="000000" w:themeColor="text1" w:sz="4" w:space="0"/>
+              <w:bottom w:val="single" w:color="000000" w:themeColor="text1" w:sz="4" w:space="0"/>
+              <w:right w:val="single" w:color="000000" w:themeColor="text1" w:sz="4" w:space="0"/>
+            </w:tcBorders>
+            <w:tcMar/>
+            <w:vAlign w:val="center"/>
+          </w:tcPr>
+          <w:p>
+            <w:pPr>
+              <w:pStyle w:val="Normal7"/>
+              <w:pBdr>
+                <w:top w:val="nil"/>
+                <w:left w:val="nil"/>
+                <w:bottom w:val="nil"/>
+                <w:right w:val="nil"/>
+                <w:between w:val="nil"/>
+              </w:pBdr>
+              <w:rPr>
+                <w:rFonts w:ascii="Courier New" w:hAnsi="Courier New" w:eastAsia="Courier New" w:cs="Courier New"/>
+                <w:color w:val="000000"/>
+                <w:sz w:val="24"/>
+                <w:szCs w:val="24"/>
+              </w:rPr>
+            </w:pPr>
+            <w:r>
+              <w:rPr>
+                <w:rFonts w:ascii="Courier New" w:hAnsi="Courier New" w:eastAsia="Courier New" w:cs="Courier New"/>
+                <w:color w:val="000000" w:themeColor="text1"/>
+                <w:sz w:val="24"/>
+                <w:szCs w:val="24"/>
+              </w:rPr>
+              <w:t>SEMANAL</w:t>
+            </w:r>
+          </w:p>
+        </w:tc>
+        <w:tc>
+          <w:tcPr>
+            <w:tcW w:w="2265" w:type="dxa"/>
+            <w:tcBorders>
+              <w:top w:val="single" w:color="000000" w:themeColor="text1" w:sz="4" w:space="0"/>
+              <w:left w:val="single" w:color="000000" w:themeColor="text1" w:sz="4" w:space="0"/>
+              <w:bottom w:val="single" w:color="000000" w:themeColor="text1" w:sz="4" w:space="0"/>
+              <w:right w:val="single" w:color="000000" w:themeColor="text1" w:sz="4" w:space="0"/>
+            </w:tcBorders>
+            <w:tcMar/>
+            <w:vAlign w:val="center"/>
+          </w:tcPr>
+          <w:p>
+            <w:pPr>
+              <w:pStyle w:val="Normal7"/>
+              <w:pBdr>
+                <w:top w:val="nil"/>
+                <w:left w:val="nil"/>
+                <w:bottom w:val="nil"/>
+                <w:right w:val="nil"/>
+                <w:between w:val="nil"/>
+              </w:pBdr>
+              <w:rPr>
+                <w:rFonts w:ascii="Courier New" w:hAnsi="Courier New" w:eastAsia="Courier New" w:cs="Courier New"/>
+                <w:b/>
+                <w:bCs/>
+                <w:color w:val="000000"/>
+                <w:sz w:val="24"/>
+                <w:szCs w:val="24"/>
+              </w:rPr>
+            </w:pPr>
+            <w:r>
+              <w:rPr>
+                <w:rFonts w:ascii="Courier New" w:hAnsi="Courier New" w:eastAsia="Courier New" w:cs="Courier New"/>
+                <w:b/>
+                <w:bCs/>
+                <w:color w:val="000000" w:themeColor="text1"/>
+                <w:sz w:val="24"/>
+                <w:szCs w:val="24"/>
+              </w:rPr>
+              <w:t>Guionista:</w:t>
+            </w:r>
+          </w:p>
+        </w:tc>
+        <w:tc>
+          <w:tcPr>
+            <w:tcW w:w="6555" w:type="dxa"/>
+            <w:tcBorders>
+              <w:top w:val="single" w:color="000000" w:themeColor="text1" w:sz="4" w:space="0"/>
+              <w:left w:val="single" w:color="000000" w:themeColor="text1" w:sz="4" w:space="0"/>
+              <w:bottom w:val="single" w:color="000000" w:themeColor="text1" w:sz="4" w:space="0"/>
+              <w:right w:val="single" w:color="000000" w:themeColor="text1" w:sz="4" w:space="0"/>
+            </w:tcBorders>
+            <w:tcMar/>
+            <w:vAlign w:val="center"/>
+          </w:tcPr>
+          <w:p>
+            <w:pPr>
+              <w:pStyle w:val="Normal7"/>
+              <w:pBdr>
+                <w:top w:val="nil"/>
+                <w:left w:val="nil"/>
+                <w:bottom w:val="nil"/>
+                <w:right w:val="nil"/>
+                <w:between w:val="nil"/>
+              </w:pBdr>
+              <w:rPr>
+                <w:rFonts w:ascii="Courier New" w:hAnsi="Courier New" w:eastAsia="Courier New" w:cs="Courier New"/>
+                <w:color w:val="000000"/>
+                <w:sz w:val="24"/>
+                <w:szCs w:val="24"/>
+              </w:rPr>
+            </w:pPr>
+            <w:r>
+              <w:rPr>
+                <w:rFonts w:ascii="Courier New" w:hAnsi="Courier New" w:eastAsia="Courier New" w:cs="Courier New"/>
+                <w:color w:val="000000" w:themeColor="text1"/>
+                <w:sz w:val="24"/>
+                <w:szCs w:val="24"/>
+              </w:rPr>
+              <w:t>Zuleidy María Ruiz Torres</w:t>
+            </w:r>
+          </w:p>
+        </w:tc>
+      </w:tr>
+    </w:tbl>
     <w:p>
       <w:pPr>
-        <w:jc w:val="center"/>
+        <w:pStyle w:val="Normal7"/>
+        <w:pBdr>
+          <w:top w:val="nil"/>
+          <w:left w:val="nil"/>
+          <w:bottom w:val="nil"/>
+          <w:right w:val="nil"/>
+          <w:between w:val="nil"/>
+        </w:pBdr>
         <w:rPr>
-          <w:b/>
-          <w:bCs/>
-          <w:lang w:val="es-419"/>
+          <w:rFonts w:ascii="Courier New" w:hAnsi="Courier New" w:eastAsia="Courier New" w:cs="Courier New"/>
+          <w:color w:val="000000"/>
+          <w:sz w:val="24"/>
+          <w:szCs w:val="24"/>
         </w:rPr>
       </w:pPr>
-      <w:r>
+    </w:p>
+    <w:tbl>
+      <w:tblPr>
+        <w:tblStyle w:val="affff0"/>
+        <w:tblW w:w="7320" w:type="dxa"/>
+        <w:jc w:val="center"/>
+        <w:tblInd w:w="0" w:type="dxa"/>
+        <w:tblBorders>
+          <w:top w:val="nil"/>
+          <w:left w:val="nil"/>
+          <w:bottom w:val="nil"/>
+          <w:right w:val="nil"/>
+          <w:insideH w:val="nil"/>
+          <w:insideV w:val="nil"/>
+        </w:tblBorders>
+        <w:tblLayout w:type="fixed"/>
+        <w:tblLook w:val="0400" w:firstRow="0" w:lastRow="0" w:firstColumn="0" w:lastColumn="0" w:noHBand="0" w:noVBand="1"/>
+      </w:tblPr>
+      <w:tblGrid>
+        <w:gridCol w:w="7320"/>
+      </w:tblGrid>
+      <w:tr>
+        <w:trPr>
+          <w:trHeight w:val="454"/>
+          <w:jc w:val="center"/>
+        </w:trPr>
+        <w:tc>
+          <w:tcPr>
+            <w:tcW w:w="7320" w:type="dxa"/>
+            <w:tcBorders>
+              <w:top w:val="single" w:color="000000" w:themeColor="text1" w:sz="4" w:space="0"/>
+              <w:left w:val="single" w:color="000000" w:themeColor="text1" w:sz="4" w:space="0"/>
+              <w:bottom w:val="single" w:color="000000" w:themeColor="text1" w:sz="4" w:space="0"/>
+              <w:right w:val="single" w:color="000000" w:themeColor="text1" w:sz="4" w:space="0"/>
+            </w:tcBorders>
+            <w:tcMar/>
+          </w:tcPr>
+          <w:p>
+            <w:pPr>
+              <w:pStyle w:val="Normal7"/>
+              <w:pBdr>
+                <w:top w:val="nil" w:color="000000" w:sz="0" w:space="0"/>
+                <w:left w:val="nil" w:color="000000" w:sz="0" w:space="0"/>
+                <w:bottom w:val="nil" w:color="000000" w:sz="0" w:space="0"/>
+                <w:right w:val="nil" w:color="000000" w:sz="0" w:space="0"/>
+                <w:between w:val="nil" w:color="000000" w:sz="0" w:space="0"/>
+              </w:pBdr>
+              <w:rPr>
+                <w:rFonts w:ascii="Courier New" w:hAnsi="Courier New" w:eastAsia="Courier New" w:cs="Courier New"/>
+                <w:b w:val="1"/>
+                <w:bCs w:val="1"/>
+                <w:color w:val="000000"/>
+                <w:sz w:val="24"/>
+                <w:szCs w:val="24"/>
+              </w:rPr>
+            </w:pPr>
+            <w:r>
+              <w:rPr>
+                <w:rFonts w:ascii="Courier New" w:hAnsi="Courier New" w:eastAsia="Courier New" w:cs="Courier New"/>
+                <w:b w:val="1"/>
+                <w:bCs w:val="1"/>
+                <w:color w:val="000000" w:themeColor="text1" w:themeTint="FF" w:themeShade="FF"/>
+                <w:sz w:val="24"/>
+                <w:szCs w:val="24"/>
+              </w:rPr>
+              <w:t>FECHA DE ENTREGA: 19 de octubre de 2026</w:t>
+            </w:r>
+          </w:p>
+        </w:tc>
+      </w:tr>
+      <w:tr>
+        <w:trPr>
+          <w:trHeight w:val="454"/>
+          <w:jc w:val="center"/>
+        </w:trPr>
+        <w:tc>
+          <w:tcPr>
+            <w:tcW w:w="7320" w:type="dxa"/>
+            <w:tcBorders>
+              <w:top w:val="single" w:color="000000" w:themeColor="text1" w:sz="4" w:space="0"/>
+              <w:left w:val="single" w:color="000000" w:themeColor="text1" w:sz="4" w:space="0"/>
+              <w:bottom w:val="single" w:color="000000" w:themeColor="text1" w:sz="4" w:space="0"/>
+              <w:right w:val="single" w:color="000000" w:themeColor="text1" w:sz="4" w:space="0"/>
+            </w:tcBorders>
+            <w:tcMar/>
+          </w:tcPr>
+          <w:p>
+            <w:pPr>
+              <w:pStyle w:val="Normal7"/>
+              <w:pBdr>
+                <w:top w:val="nil"/>
+                <w:left w:val="nil"/>
+                <w:bottom w:val="nil"/>
+                <w:right w:val="nil"/>
+                <w:between w:val="nil"/>
+              </w:pBdr>
+              <w:rPr>
+                <w:rFonts w:ascii="Courier New" w:hAnsi="Courier New" w:eastAsia="Courier New" w:cs="Courier New"/>
+                <w:b/>
+                <w:bCs/>
+                <w:color w:val="000000"/>
+                <w:sz w:val="24"/>
+                <w:szCs w:val="24"/>
+              </w:rPr>
+            </w:pPr>
+            <w:r>
+              <w:rPr>
+                <w:rFonts w:ascii="Courier New" w:hAnsi="Courier New" w:eastAsia="Courier New" w:cs="Courier New"/>
+                <w:b/>
+                <w:bCs/>
+                <w:color w:val="000000" w:themeColor="text1"/>
+                <w:sz w:val="24"/>
+                <w:szCs w:val="24"/>
+              </w:rPr>
+              <w:t xml:space="preserve">PERSONAJES: </w:t>
+            </w:r>
+          </w:p>
+          <w:p>
+            <w:pPr>
+              <w:pStyle w:val="Normal7"/>
+              <w:pBdr>
+                <w:top w:val="nil" w:color="000000" w:sz="0" w:space="0"/>
+                <w:left w:val="nil" w:color="000000" w:sz="0" w:space="0"/>
+                <w:bottom w:val="nil" w:color="000000" w:sz="0" w:space="0"/>
+                <w:right w:val="nil" w:color="000000" w:sz="0" w:space="0"/>
+                <w:between w:val="nil" w:color="000000" w:sz="0" w:space="0"/>
+              </w:pBdr>
+              <w:rPr>
+                <w:rFonts w:ascii="Courier New" w:hAnsi="Courier New" w:eastAsia="Courier New" w:cs="Courier New"/>
+                <w:b w:val="1"/>
+                <w:bCs w:val="1"/>
+                <w:color w:val="000000"/>
+                <w:sz w:val="24"/>
+                <w:szCs w:val="24"/>
+              </w:rPr>
+            </w:pPr>
+            <w:r>
+              <w:rPr>
+                <w:rFonts w:ascii="Courier New" w:hAnsi="Courier New" w:eastAsia="Courier New" w:cs="Courier New"/>
+                <w:b w:val="1"/>
+                <w:bCs w:val="1"/>
+                <w:color w:val="000000" w:themeColor="text1" w:themeTint="FF" w:themeShade="FF"/>
+                <w:sz w:val="24"/>
+                <w:szCs w:val="24"/>
+              </w:rPr>
+              <w:t xml:space="preserve">DON CAMPOS, </w:t>
+            </w:r>
+            <w:r>
+              <w:rPr>
+                <w:rFonts w:ascii="Courier New" w:hAnsi="Courier New" w:eastAsia="Courier New" w:cs="Courier New"/>
+                <w:b w:val="1"/>
+                <w:bCs w:val="1"/>
+                <w:color w:val="000000" w:themeColor="text1" w:themeTint="FF" w:themeShade="FF"/>
+                <w:sz w:val="24"/>
+                <w:szCs w:val="24"/>
+              </w:rPr>
+              <w:t>ASUSENA</w:t>
+            </w:r>
+          </w:p>
+        </w:tc>
+      </w:tr>
+    </w:tbl>
+    <w:p>
+      <w:pPr>
+        <w:pStyle w:val="Normal7"/>
+        <w:pBdr>
+          <w:top w:val="nil"/>
+          <w:left w:val="nil"/>
+          <w:bottom w:val="nil"/>
+          <w:right w:val="nil"/>
+          <w:between w:val="nil"/>
+        </w:pBdr>
         <w:rPr>
-          <w:b/>
-          <w:bCs/>
-          <w:lang w:val="es-419"/>
+          <w:rFonts w:ascii="Courier New" w:hAnsi="Courier New" w:eastAsia="Courier New" w:cs="Courier New"/>
+          <w:color w:val="000000"/>
+          <w:sz w:val="24"/>
+          <w:szCs w:val="24"/>
         </w:rPr>
-        <w:t>D</w:t>
-      </w:r>
-      <w:r>
+      </w:pPr>
+    </w:p>
+    <w:tbl>
+      <w:tblPr>
+        <w:tblW w:w="12990" w:type="dxa"/>
+        <w:tblInd w:w="-450" w:type="dxa"/>
+        <w:tblBorders>
+          <w:top w:val="single" w:color="8ED873" w:sz="4" w:space="0"/>
+          <w:left w:val="single" w:color="8ED873" w:sz="4" w:space="0"/>
+          <w:bottom w:val="single" w:color="8ED873" w:sz="4" w:space="0"/>
+          <w:right w:val="single" w:color="8ED873" w:sz="4" w:space="0"/>
+          <w:insideH w:val="single" w:color="8ED873" w:sz="4" w:space="0"/>
+          <w:insideV w:val="single" w:color="8ED873" w:sz="4" w:space="0"/>
+        </w:tblBorders>
+        <w:tblLayout w:type="fixed"/>
+        <w:tblLook w:val="0400" w:firstRow="0" w:lastRow="0" w:firstColumn="0" w:lastColumn="0" w:noHBand="0" w:noVBand="1"/>
+      </w:tblPr>
+      <w:tblGrid>
+        <w:gridCol w:w="720"/>
+        <w:gridCol w:w="1890"/>
+        <w:gridCol w:w="10380"/>
+      </w:tblGrid>
+      <w:tr>
+        <w:trPr>
+          <w:trHeight w:val="300"/>
+        </w:trPr>
+        <w:tc>
+          <w:tcPr>
+            <w:tcW w:w="12990" w:type="dxa"/>
+            <w:gridSpan w:val="3"/>
+            <w:tcMar>
+              <w:left w:w="108" w:type="dxa"/>
+              <w:right w:w="108" w:type="dxa"/>
+            </w:tcMar>
+            <w:vAlign w:val="center"/>
+          </w:tcPr>
+          <w:p>
+            <w:pPr>
+              <w:pStyle w:val="Normal7"/>
+              <w:pBdr>
+                <w:top w:val="nil"/>
+                <w:left w:val="nil"/>
+                <w:bottom w:val="nil"/>
+                <w:right w:val="nil"/>
+                <w:between w:val="nil"/>
+              </w:pBdr>
+              <w:jc w:val="center"/>
+              <w:rPr>
+                <w:rFonts w:ascii="Courier New" w:hAnsi="Courier New" w:eastAsia="Courier New" w:cs="Courier New"/>
+                <w:b/>
+                <w:bCs/>
+                <w:color w:val="000000"/>
+                <w:sz w:val="24"/>
+                <w:szCs w:val="24"/>
+              </w:rPr>
+            </w:pPr>
+            <w:r>
+              <w:rPr>
+                <w:rFonts w:ascii="Courier New" w:hAnsi="Courier New" w:eastAsia="Courier New" w:cs="Courier New"/>
+                <w:b/>
+                <w:bCs/>
+                <w:color w:val="000000" w:themeColor="text1"/>
+                <w:sz w:val="24"/>
+                <w:szCs w:val="24"/>
+              </w:rPr>
+              <w:t>[Inicio del programa]</w:t>
+            </w:r>
+          </w:p>
+        </w:tc>
+      </w:tr>
+      <w:tr>
+        <w:trPr>
+          <w:trHeight w:val="300"/>
+        </w:trPr>
+        <w:tc>
+          <w:tcPr>
+            <w:tcW w:w="720" w:type="dxa"/>
+            <w:tcMar>
+              <w:left w:w="108" w:type="dxa"/>
+              <w:right w:w="108" w:type="dxa"/>
+            </w:tcMar>
+            <w:vAlign w:val="center"/>
+          </w:tcPr>
+          <w:p>
+            <w:pPr>
+              <w:pStyle w:val="Normal7"/>
+              <w:pBdr>
+                <w:top w:val="nil"/>
+                <w:left w:val="nil"/>
+                <w:bottom w:val="nil"/>
+                <w:right w:val="nil"/>
+                <w:between w:val="nil"/>
+              </w:pBdr>
+              <w:rPr>
+                <w:rFonts w:ascii="Courier New" w:hAnsi="Courier New" w:eastAsia="Courier New" w:cs="Courier New"/>
+                <w:b/>
+                <w:bCs/>
+                <w:color w:val="000000"/>
+                <w:sz w:val="24"/>
+                <w:szCs w:val="24"/>
+              </w:rPr>
+            </w:pPr>
+            <w:r>
+              <w:rPr>
+                <w:rFonts w:ascii="Courier New" w:hAnsi="Courier New" w:eastAsia="Courier New" w:cs="Courier New"/>
+                <w:color w:val="000000" w:themeColor="text1"/>
+                <w:sz w:val="24"/>
+                <w:szCs w:val="24"/>
+              </w:rPr>
+              <w:t>#</w:t>
+            </w:r>
+          </w:p>
+        </w:tc>
+        <w:tc>
+          <w:tcPr>
+            <w:tcW w:w="1890" w:type="dxa"/>
+            <w:tcMar>
+              <w:left w:w="108" w:type="dxa"/>
+              <w:right w:w="108" w:type="dxa"/>
+            </w:tcMar>
+            <w:vAlign w:val="center"/>
+          </w:tcPr>
+          <w:p>
+            <w:pPr>
+              <w:pStyle w:val="Normal7"/>
+              <w:pBdr>
+                <w:top w:val="nil"/>
+                <w:left w:val="nil"/>
+                <w:bottom w:val="nil"/>
+                <w:right w:val="nil"/>
+                <w:between w:val="nil"/>
+              </w:pBdr>
+              <w:jc w:val="center"/>
+              <w:rPr>
+                <w:rFonts w:ascii="Courier New" w:hAnsi="Courier New" w:eastAsia="Courier New" w:cs="Courier New"/>
+                <w:b/>
+                <w:bCs/>
+                <w:color w:val="000000"/>
+                <w:sz w:val="24"/>
+                <w:szCs w:val="24"/>
+              </w:rPr>
+            </w:pPr>
+            <w:r>
+              <w:rPr>
+                <w:rFonts w:ascii="Courier New" w:hAnsi="Courier New" w:eastAsia="Courier New" w:cs="Courier New"/>
+                <w:b/>
+                <w:bCs/>
+                <w:color w:val="000000" w:themeColor="text1"/>
+                <w:sz w:val="24"/>
+                <w:szCs w:val="24"/>
+              </w:rPr>
+              <w:t>LOCUTOR</w:t>
+            </w:r>
+          </w:p>
+        </w:tc>
+        <w:tc>
+          <w:tcPr>
+            <w:tcW w:w="10380" w:type="dxa"/>
+            <w:tcMar>
+              <w:left w:w="108" w:type="dxa"/>
+              <w:right w:w="108" w:type="dxa"/>
+            </w:tcMar>
+            <w:vAlign w:val="center"/>
+          </w:tcPr>
+          <w:p>
+            <w:pPr>
+              <w:pStyle w:val="Normal7"/>
+              <w:pBdr>
+                <w:top w:val="nil"/>
+                <w:left w:val="nil"/>
+                <w:bottom w:val="nil"/>
+                <w:right w:val="nil"/>
+                <w:between w:val="nil"/>
+              </w:pBdr>
+              <w:jc w:val="center"/>
+              <w:rPr>
+                <w:rFonts w:ascii="Courier New" w:hAnsi="Courier New" w:eastAsia="Courier New" w:cs="Courier New"/>
+                <w:b/>
+                <w:bCs/>
+                <w:color w:val="000000"/>
+                <w:sz w:val="24"/>
+                <w:szCs w:val="24"/>
+              </w:rPr>
+            </w:pPr>
+            <w:r>
+              <w:rPr>
+                <w:rFonts w:ascii="Courier New" w:hAnsi="Courier New" w:eastAsia="Courier New" w:cs="Courier New"/>
+                <w:b/>
+                <w:bCs/>
+                <w:color w:val="000000" w:themeColor="text1"/>
+                <w:sz w:val="24"/>
+                <w:szCs w:val="24"/>
+              </w:rPr>
+              <w:t>DESCRIPCIÓN</w:t>
+            </w:r>
+          </w:p>
+        </w:tc>
+      </w:tr>
+      <w:tr>
+        <w:trPr>
+          <w:trHeight w:val="300"/>
+        </w:trPr>
+        <w:tc>
+          <w:tcPr>
+            <w:tcW w:w="720" w:type="dxa"/>
+            <w:tcMar>
+              <w:left w:w="108" w:type="dxa"/>
+              <w:right w:w="108" w:type="dxa"/>
+            </w:tcMar>
+            <w:vAlign w:val="center"/>
+          </w:tcPr>
+          <w:p>
+            <w:pPr>
+              <w:pStyle w:val="Estilo1"/>
+              <w:rPr>
+                <w:color w:val="000000" w:themeColor="text1" w:themeTint="FF" w:themeShade="FF"/>
+              </w:rPr>
+            </w:pPr>
+          </w:p>
+        </w:tc>
+        <w:tc>
+          <w:tcPr>
+            <w:tcW w:w="1890" w:type="dxa"/>
+            <w:tcMar>
+              <w:left w:w="108" w:type="dxa"/>
+              <w:right w:w="108" w:type="dxa"/>
+            </w:tcMar>
+            <w:vAlign w:val="center"/>
+          </w:tcPr>
+          <w:p>
+            <w:pPr>
+              <w:pStyle w:val="Estilo1"/>
+            </w:pPr>
+            <w:r>
+              <w:rPr/>
+              <w:t>ASUSENA</w:t>
+            </w:r>
+          </w:p>
+        </w:tc>
+        <w:tc>
+          <w:tcPr>
+            <w:tcW w:w="10380" w:type="dxa"/>
+            <w:tcMar>
+              <w:left w:w="108" w:type="dxa"/>
+              <w:right w:w="108" w:type="dxa"/>
+            </w:tcMar>
+            <w:vAlign w:val="center"/>
+          </w:tcPr>
+          <w:p>
+            <w:pPr>
+              <w:pStyle w:val="Estilo1"/>
+              <w:spacing w:line="276" w:lineRule="auto"/>
+            </w:pPr>
+            <w:r>
+              <w:rPr>
+                <w:noProof w:val="0"/>
+                <w:lang w:val="es-CO"/>
+              </w:rPr>
+              <w:t>Cuando bajan los casos de un brote, dan ganas de cerrar la carpeta. Pero queda una pregunta pendiente: ¿qué aprendimos y qué podemos hacer mejor la próxima vez?</w:t>
+            </w:r>
+          </w:p>
+        </w:tc>
+      </w:tr>
+      <w:tr>
+        <w:trPr>
+          <w:trHeight w:val="300"/>
+        </w:trPr>
+        <w:tc>
+          <w:tcPr>
+            <w:tcW w:w="720" w:type="dxa"/>
+            <w:tcMar>
+              <w:left w:w="108" w:type="dxa"/>
+              <w:right w:w="108" w:type="dxa"/>
+            </w:tcMar>
+            <w:vAlign w:val="center"/>
+          </w:tcPr>
+          <w:p>
+            <w:pPr>
+              <w:pStyle w:val="Estilo1"/>
+              <w:rPr>
+                <w:color w:val="000000" w:themeColor="text1" w:themeTint="FF" w:themeShade="FF"/>
+              </w:rPr>
+            </w:pPr>
+          </w:p>
+        </w:tc>
+        <w:tc>
+          <w:tcPr>
+            <w:tcW w:w="1890" w:type="dxa"/>
+            <w:tcMar>
+              <w:left w:w="108" w:type="dxa"/>
+              <w:right w:w="108" w:type="dxa"/>
+            </w:tcMar>
+            <w:vAlign w:val="center"/>
+          </w:tcPr>
+          <w:p>
+            <w:pPr>
+              <w:pStyle w:val="Estilo1"/>
+            </w:pPr>
+            <w:r>
+              <w:rPr/>
+              <w:t>DON CAMPOS</w:t>
+            </w:r>
+          </w:p>
+        </w:tc>
+        <w:tc>
+          <w:tcPr>
+            <w:tcW w:w="10380" w:type="dxa"/>
+            <w:tcMar>
+              <w:left w:w="108" w:type="dxa"/>
+              <w:right w:w="108" w:type="dxa"/>
+            </w:tcMar>
+            <w:vAlign w:val="center"/>
+          </w:tcPr>
+          <w:p>
+            <w:pPr>
+              <w:pStyle w:val="Estilo1"/>
+              <w:spacing w:line="276" w:lineRule="auto"/>
+            </w:pPr>
+            <w:r>
+              <w:rPr>
+                <w:noProof w:val="0"/>
+                <w:lang w:val="es-CO"/>
+              </w:rPr>
+              <w:t>Esa pregunta vale oro, Asusena. Controlar un brote sin sacar lecciones es como pagar la matrícula y no ir a clase.</w:t>
+            </w:r>
+          </w:p>
+        </w:tc>
+      </w:tr>
+      <w:tr>
+        <w:trPr>
+          <w:trHeight w:val="300"/>
+        </w:trPr>
+        <w:tc>
+          <w:tcPr>
+            <w:tcW w:w="720" w:type="dxa"/>
+            <w:tcMar>
+              <w:left w:w="108" w:type="dxa"/>
+              <w:right w:w="108" w:type="dxa"/>
+            </w:tcMar>
+            <w:vAlign w:val="center"/>
+          </w:tcPr>
+          <w:p>
+            <w:pPr>
+              <w:pStyle w:val="Estilo1"/>
+              <w:rPr>
+                <w:color w:val="000000" w:themeColor="text1" w:themeTint="FF" w:themeShade="FF"/>
+              </w:rPr>
+            </w:pPr>
+          </w:p>
+        </w:tc>
+        <w:tc>
+          <w:tcPr>
+            <w:tcW w:w="1890" w:type="dxa"/>
+            <w:tcMar>
+              <w:left w:w="108" w:type="dxa"/>
+              <w:right w:w="108" w:type="dxa"/>
+            </w:tcMar>
+            <w:vAlign w:val="center"/>
+          </w:tcPr>
+          <w:p>
+            <w:pPr>
+              <w:pStyle w:val="Estilo1"/>
+            </w:pPr>
+            <w:r>
+              <w:rPr/>
+              <w:t>ASUSENA</w:t>
+            </w:r>
+          </w:p>
+        </w:tc>
+        <w:tc>
+          <w:tcPr>
+            <w:tcW w:w="10380" w:type="dxa"/>
+            <w:tcMar>
+              <w:left w:w="108" w:type="dxa"/>
+              <w:right w:w="108" w:type="dxa"/>
+            </w:tcMar>
+            <w:vAlign w:val="center"/>
+          </w:tcPr>
+          <w:p>
+            <w:pPr>
+              <w:pStyle w:val="Estilo1"/>
+              <w:spacing w:line="276" w:lineRule="auto"/>
+            </w:pPr>
+            <w:r>
+              <w:rPr>
+                <w:noProof w:val="0"/>
+                <w:lang w:val="es-CO"/>
+              </w:rPr>
+              <w:t>Hoy hablamos de cómo pasar del hallazgo a la mejora después de un brote epidemiológico. Bienvenidos.</w:t>
+            </w:r>
+          </w:p>
+        </w:tc>
+      </w:tr>
+      <w:tr>
+        <w:trPr>
+          <w:trHeight w:val="300"/>
+        </w:trPr>
+        <w:tc>
+          <w:tcPr>
+            <w:tcW w:w="720" w:type="dxa"/>
+            <w:tcMar>
+              <w:left w:w="108" w:type="dxa"/>
+              <w:right w:w="108" w:type="dxa"/>
+            </w:tcMar>
+            <w:vAlign w:val="center"/>
+          </w:tcPr>
+          <w:p>
+            <w:pPr>
+              <w:pStyle w:val="Estilo1"/>
+              <w:rPr>
+                <w:color w:val="000000" w:themeColor="text1" w:themeTint="FF" w:themeShade="FF"/>
+              </w:rPr>
+            </w:pPr>
+          </w:p>
+        </w:tc>
+        <w:tc>
+          <w:tcPr>
+            <w:tcW w:w="1890" w:type="dxa"/>
+            <w:tcMar>
+              <w:left w:w="108" w:type="dxa"/>
+              <w:right w:w="108" w:type="dxa"/>
+            </w:tcMar>
+            <w:vAlign w:val="center"/>
+          </w:tcPr>
+          <w:p>
+            <w:pPr>
+              <w:pStyle w:val="Estilo1"/>
+            </w:pPr>
+          </w:p>
+        </w:tc>
+        <w:tc>
+          <w:tcPr>
+            <w:tcW w:w="10380" w:type="dxa"/>
+            <w:tcMar>
+              <w:left w:w="108" w:type="dxa"/>
+              <w:right w:w="108" w:type="dxa"/>
+            </w:tcMar>
+            <w:vAlign w:val="center"/>
+          </w:tcPr>
+          <w:p>
+            <w:pPr>
+              <w:pStyle w:val="Estilo1"/>
+              <w:suppressLineNumbers w:val="0"/>
+              <w:bidi w:val="0"/>
+              <w:spacing w:before="0" w:beforeAutospacing="off" w:after="0" w:afterAutospacing="off" w:line="276" w:lineRule="auto"/>
+              <w:ind w:left="0" w:right="0"/>
+              <w:jc w:val="left"/>
+            </w:pPr>
+            <w:r>
+              <w:rPr>
+                <w:noProof w:val="0"/>
+                <w:lang w:val="es-CO"/>
+              </w:rPr>
+              <w:t>INICIA CORTINA MUSICAL</w:t>
+            </w:r>
+          </w:p>
+          <w:p>
+            <w:pPr>
+              <w:pStyle w:val="Estilo1"/>
+              <w:suppressLineNumbers w:val="0"/>
+              <w:bidi w:val="0"/>
+              <w:spacing w:before="0" w:beforeAutospacing="off" w:after="0" w:afterAutospacing="off" w:line="276" w:lineRule="auto"/>
+              <w:ind w:left="0" w:right="0"/>
+              <w:jc w:val="left"/>
+              <w:rPr>
+                <w:noProof w:val="0"/>
+                <w:lang w:val="es-CO"/>
+              </w:rPr>
+            </w:pPr>
+          </w:p>
+          <w:p>
+            <w:pPr>
+              <w:pStyle w:val="Estilo1"/>
+              <w:suppressLineNumbers w:val="0"/>
+              <w:bidi w:val="0"/>
+              <w:spacing w:before="0" w:beforeAutospacing="off" w:after="0" w:afterAutospacing="off" w:line="276" w:lineRule="auto"/>
+              <w:ind w:left="0" w:right="0"/>
+              <w:jc w:val="left"/>
+            </w:pPr>
+            <w:hyperlink r:id="rId15">
+              <w:r>
+                <w:rPr>
+                  <w:rStyle w:val="Hipervnculo"/>
+                  <w:noProof w:val="0"/>
+                  <w:lang w:val="es-CO"/>
+                </w:rPr>
+                <w:t>https://pixabay.com/es/music/grupo-ac%C3%BAstico-latin-positivity-265646/</w:t>
+              </w:r>
+            </w:hyperlink>
+          </w:p>
+        </w:tc>
+      </w:tr>
+      <w:tr>
+        <w:trPr>
+          <w:trHeight w:val="300"/>
+        </w:trPr>
+        <w:tc>
+          <w:tcPr>
+            <w:tcW w:w="720" w:type="dxa"/>
+            <w:tcMar>
+              <w:left w:w="108" w:type="dxa"/>
+              <w:right w:w="108" w:type="dxa"/>
+            </w:tcMar>
+            <w:vAlign w:val="center"/>
+          </w:tcPr>
+          <w:p>
+            <w:pPr>
+              <w:pStyle w:val="Estilo1"/>
+              <w:rPr>
+                <w:color w:val="000000" w:themeColor="text1" w:themeTint="FF" w:themeShade="FF"/>
+              </w:rPr>
+            </w:pPr>
+          </w:p>
+        </w:tc>
+        <w:tc>
+          <w:tcPr>
+            <w:tcW w:w="1890" w:type="dxa"/>
+            <w:tcMar>
+              <w:left w:w="108" w:type="dxa"/>
+              <w:right w:w="108" w:type="dxa"/>
+            </w:tcMar>
+            <w:vAlign w:val="center"/>
+          </w:tcPr>
+          <w:p>
+            <w:pPr>
+              <w:pStyle w:val="Estilo1"/>
+            </w:pPr>
+            <w:r>
+              <w:rPr/>
+              <w:t>DON CAMPOS</w:t>
+            </w:r>
+          </w:p>
+        </w:tc>
+        <w:tc>
+          <w:tcPr>
+            <w:tcW w:w="10380" w:type="dxa"/>
+            <w:tcMar>
+              <w:left w:w="108" w:type="dxa"/>
+              <w:right w:w="108" w:type="dxa"/>
+            </w:tcMar>
+            <w:vAlign w:val="center"/>
+          </w:tcPr>
+          <w:p>
+            <w:pPr>
+              <w:pStyle w:val="Estilo1"/>
+              <w:spacing w:line="276" w:lineRule="auto"/>
+            </w:pPr>
+            <w:r>
+              <w:rPr>
+                <w:noProof w:val="0"/>
+                <w:lang w:val="es-CO"/>
+              </w:rPr>
+              <w:t>Arranquemos por lo básico: evaluar la respuesta muestra qué funcionó, qué dificultades hubo y qué condiciones siguen siendo un riesgo.</w:t>
+            </w:r>
+          </w:p>
+        </w:tc>
+      </w:tr>
+      <w:tr>
+        <w:trPr>
+          <w:trHeight w:val="300"/>
+        </w:trPr>
+        <w:tc>
+          <w:tcPr>
+            <w:tcW w:w="720" w:type="dxa"/>
+            <w:tcMar>
+              <w:left w:w="108" w:type="dxa"/>
+              <w:right w:w="108" w:type="dxa"/>
+            </w:tcMar>
+            <w:vAlign w:val="center"/>
+          </w:tcPr>
+          <w:p>
+            <w:pPr>
+              <w:pStyle w:val="Estilo1"/>
+              <w:rPr>
+                <w:color w:val="000000" w:themeColor="text1" w:themeTint="FF" w:themeShade="FF"/>
+              </w:rPr>
+            </w:pPr>
+          </w:p>
+        </w:tc>
+        <w:tc>
+          <w:tcPr>
+            <w:tcW w:w="1890" w:type="dxa"/>
+            <w:tcMar>
+              <w:left w:w="108" w:type="dxa"/>
+              <w:right w:w="108" w:type="dxa"/>
+            </w:tcMar>
+            <w:vAlign w:val="center"/>
+          </w:tcPr>
+          <w:p>
+            <w:pPr>
+              <w:pStyle w:val="Estilo1"/>
+            </w:pPr>
+            <w:r>
+              <w:rPr/>
+              <w:t>ASUSENA</w:t>
+            </w:r>
+          </w:p>
+        </w:tc>
+        <w:tc>
+          <w:tcPr>
+            <w:tcW w:w="10380" w:type="dxa"/>
+            <w:tcMar>
+              <w:left w:w="108" w:type="dxa"/>
+              <w:right w:w="108" w:type="dxa"/>
+            </w:tcMar>
+            <w:vAlign w:val="center"/>
+          </w:tcPr>
+          <w:p>
+            <w:pPr>
+              <w:pStyle w:val="Estilo1"/>
+              <w:spacing w:line="276" w:lineRule="auto"/>
+            </w:pPr>
+            <w:r>
+              <w:rPr>
+                <w:noProof w:val="0"/>
+                <w:lang w:val="es-CO"/>
+              </w:rPr>
+              <w:t>En los Establecimientos de Reclusión del Orden Nacional, los ERON, eso pesa el doble. Con esos resultados se fortalece la capacidad institucional, se orientan las decisiones y el establecimiento queda mejor preparado.</w:t>
+            </w:r>
+          </w:p>
+        </w:tc>
+      </w:tr>
+      <w:tr>
+        <w:trPr>
+          <w:trHeight w:val="300"/>
+        </w:trPr>
+        <w:tc>
+          <w:tcPr>
+            <w:tcW w:w="720" w:type="dxa"/>
+            <w:tcMar>
+              <w:left w:w="108" w:type="dxa"/>
+              <w:right w:w="108" w:type="dxa"/>
+            </w:tcMar>
+            <w:vAlign w:val="center"/>
+          </w:tcPr>
+          <w:p>
+            <w:pPr>
+              <w:pStyle w:val="Estilo1"/>
+              <w:rPr>
+                <w:color w:val="000000" w:themeColor="text1" w:themeTint="FF" w:themeShade="FF"/>
+              </w:rPr>
+            </w:pPr>
+          </w:p>
+        </w:tc>
+        <w:tc>
+          <w:tcPr>
+            <w:tcW w:w="1890" w:type="dxa"/>
+            <w:tcMar>
+              <w:left w:w="108" w:type="dxa"/>
+              <w:right w:w="108" w:type="dxa"/>
+            </w:tcMar>
+            <w:vAlign w:val="center"/>
+          </w:tcPr>
+          <w:p>
+            <w:pPr>
+              <w:pStyle w:val="Estilo1"/>
+            </w:pPr>
+            <w:r>
+              <w:rPr/>
+              <w:t>DON CAMPOS</w:t>
+            </w:r>
+          </w:p>
+        </w:tc>
+        <w:tc>
+          <w:tcPr>
+            <w:tcW w:w="10380" w:type="dxa"/>
+            <w:tcMar>
+              <w:left w:w="108" w:type="dxa"/>
+              <w:right w:w="108" w:type="dxa"/>
+            </w:tcMar>
+            <w:vAlign w:val="center"/>
+          </w:tcPr>
+          <w:p>
+            <w:pPr>
+              <w:pStyle w:val="Estilo1"/>
+              <w:spacing w:line="276" w:lineRule="auto"/>
+            </w:pPr>
+            <w:r>
+              <w:rPr>
+                <w:noProof w:val="0"/>
+                <w:lang w:val="es-CO"/>
+              </w:rPr>
+              <w:t>El primer paso es revisar si lo hecho corresponde a las guías, lineamientos y protocolos.</w:t>
+            </w:r>
+          </w:p>
+        </w:tc>
+      </w:tr>
+      <w:tr>
+        <w:trPr>
+          <w:trHeight w:val="300"/>
+        </w:trPr>
+        <w:tc>
+          <w:tcPr>
+            <w:tcW w:w="720" w:type="dxa"/>
+            <w:tcMar>
+              <w:left w:w="108" w:type="dxa"/>
+              <w:right w:w="108" w:type="dxa"/>
+            </w:tcMar>
+            <w:vAlign w:val="center"/>
+          </w:tcPr>
+          <w:p>
+            <w:pPr>
+              <w:pStyle w:val="Estilo1"/>
+              <w:rPr>
+                <w:color w:val="000000" w:themeColor="text1" w:themeTint="FF" w:themeShade="FF"/>
+              </w:rPr>
+            </w:pPr>
+          </w:p>
+        </w:tc>
+        <w:tc>
+          <w:tcPr>
+            <w:tcW w:w="1890" w:type="dxa"/>
+            <w:tcMar>
+              <w:left w:w="108" w:type="dxa"/>
+              <w:right w:w="108" w:type="dxa"/>
+            </w:tcMar>
+            <w:vAlign w:val="center"/>
+          </w:tcPr>
+          <w:p>
+            <w:pPr>
+              <w:pStyle w:val="Estilo1"/>
+            </w:pPr>
+            <w:r>
+              <w:rPr/>
+              <w:t>ASUSENA</w:t>
+            </w:r>
+          </w:p>
+        </w:tc>
+        <w:tc>
+          <w:tcPr>
+            <w:tcW w:w="10380" w:type="dxa"/>
+            <w:tcMar>
+              <w:left w:w="108" w:type="dxa"/>
+              <w:right w:w="108" w:type="dxa"/>
+            </w:tcMar>
+            <w:vAlign w:val="center"/>
+          </w:tcPr>
+          <w:p>
+            <w:pPr>
+              <w:pStyle w:val="Estilo1"/>
+              <w:spacing w:line="276" w:lineRule="auto"/>
+            </w:pPr>
+            <w:r>
+              <w:rPr>
+                <w:noProof w:val="0"/>
+                <w:lang w:val="es-CO"/>
+              </w:rPr>
+              <w:t>Es decir, mirar la oportunidad de la notificación, la investigación del brote, el seguimiento a casos y contactos cuando corresponda, las medidas de prevención y control, y el análisis de los factores de riesgo.</w:t>
+            </w:r>
+          </w:p>
+        </w:tc>
+      </w:tr>
+      <w:tr>
+        <w:trPr>
+          <w:trHeight w:val="300"/>
+        </w:trPr>
+        <w:tc>
+          <w:tcPr>
+            <w:tcW w:w="720" w:type="dxa"/>
+            <w:tcMar>
+              <w:left w:w="108" w:type="dxa"/>
+              <w:right w:w="108" w:type="dxa"/>
+            </w:tcMar>
+            <w:vAlign w:val="center"/>
+          </w:tcPr>
+          <w:p>
+            <w:pPr>
+              <w:pStyle w:val="Estilo1"/>
+              <w:rPr>
+                <w:color w:val="000000" w:themeColor="text1" w:themeTint="FF" w:themeShade="FF"/>
+              </w:rPr>
+            </w:pPr>
+          </w:p>
+        </w:tc>
+        <w:tc>
+          <w:tcPr>
+            <w:tcW w:w="1890" w:type="dxa"/>
+            <w:tcMar>
+              <w:left w:w="108" w:type="dxa"/>
+              <w:right w:w="108" w:type="dxa"/>
+            </w:tcMar>
+            <w:vAlign w:val="center"/>
+          </w:tcPr>
+          <w:p>
+            <w:pPr>
+              <w:pStyle w:val="Estilo1"/>
+            </w:pPr>
+            <w:r>
+              <w:rPr/>
+              <w:t>DON CAMPOS</w:t>
+            </w:r>
+          </w:p>
+        </w:tc>
+        <w:tc>
+          <w:tcPr>
+            <w:tcW w:w="10380" w:type="dxa"/>
+            <w:tcMar>
+              <w:left w:w="108" w:type="dxa"/>
+              <w:right w:w="108" w:type="dxa"/>
+            </w:tcMar>
+            <w:vAlign w:val="center"/>
+          </w:tcPr>
+          <w:p>
+            <w:pPr>
+              <w:pStyle w:val="Estilo1"/>
+              <w:spacing w:line="276" w:lineRule="auto"/>
+            </w:pPr>
+            <w:r>
+              <w:rPr>
+                <w:noProof w:val="0"/>
+                <w:lang w:val="es-CO"/>
+              </w:rPr>
+              <w:t>Eso mismo. Aunque marcar cada casilla no basta: la pregunta de fondo es si lo que se hizo dio el resultado esperado.</w:t>
+            </w:r>
+          </w:p>
+        </w:tc>
+      </w:tr>
+      <w:tr>
+        <w:trPr>
+          <w:trHeight w:val="300"/>
+        </w:trPr>
+        <w:tc>
+          <w:tcPr>
+            <w:tcW w:w="720" w:type="dxa"/>
+            <w:tcMar>
+              <w:left w:w="108" w:type="dxa"/>
+              <w:right w:w="108" w:type="dxa"/>
+            </w:tcMar>
+            <w:vAlign w:val="center"/>
+          </w:tcPr>
+          <w:p>
+            <w:pPr>
+              <w:pStyle w:val="Estilo1"/>
+              <w:rPr>
+                <w:color w:val="000000" w:themeColor="text1" w:themeTint="FF" w:themeShade="FF"/>
+              </w:rPr>
+            </w:pPr>
+          </w:p>
+        </w:tc>
+        <w:tc>
+          <w:tcPr>
+            <w:tcW w:w="1890" w:type="dxa"/>
+            <w:tcMar>
+              <w:left w:w="108" w:type="dxa"/>
+              <w:right w:w="108" w:type="dxa"/>
+            </w:tcMar>
+            <w:vAlign w:val="center"/>
+          </w:tcPr>
+          <w:p>
+            <w:pPr>
+              <w:pStyle w:val="Estilo1"/>
+            </w:pPr>
+            <w:r>
+              <w:rPr/>
+              <w:t>ASUSENA</w:t>
+            </w:r>
+          </w:p>
+        </w:tc>
+        <w:tc>
+          <w:tcPr>
+            <w:tcW w:w="10380" w:type="dxa"/>
+            <w:tcMar>
+              <w:left w:w="108" w:type="dxa"/>
+              <w:right w:w="108" w:type="dxa"/>
+            </w:tcMar>
+            <w:vAlign w:val="center"/>
+          </w:tcPr>
+          <w:p>
+            <w:pPr>
+              <w:pStyle w:val="Estilo1"/>
+              <w:spacing w:line="276" w:lineRule="auto"/>
+            </w:pPr>
+            <w:r>
+              <w:rPr>
+                <w:noProof w:val="0"/>
+                <w:lang w:val="es-CO"/>
+              </w:rPr>
+              <w:t>Pienso en un establecimiento donde varias personas presentan una enfermedad transmitida por alimentos. Se identifica el evento, se atiende a quienes enfermaron, se limpia, se desinfecta…</w:t>
+            </w:r>
+          </w:p>
+        </w:tc>
+      </w:tr>
+      <w:tr>
+        <w:trPr>
+          <w:trHeight w:val="300"/>
+        </w:trPr>
+        <w:tc>
+          <w:tcPr>
+            <w:tcW w:w="720" w:type="dxa"/>
+            <w:tcMar>
+              <w:left w:w="108" w:type="dxa"/>
+              <w:right w:w="108" w:type="dxa"/>
+            </w:tcMar>
+            <w:vAlign w:val="center"/>
+          </w:tcPr>
+          <w:p>
+            <w:pPr>
+              <w:pStyle w:val="Estilo1"/>
+              <w:rPr>
+                <w:color w:val="000000" w:themeColor="text1" w:themeTint="FF" w:themeShade="FF"/>
+              </w:rPr>
+            </w:pPr>
+          </w:p>
+        </w:tc>
+        <w:tc>
+          <w:tcPr>
+            <w:tcW w:w="1890" w:type="dxa"/>
+            <w:tcMar>
+              <w:left w:w="108" w:type="dxa"/>
+              <w:right w:w="108" w:type="dxa"/>
+            </w:tcMar>
+            <w:vAlign w:val="center"/>
+          </w:tcPr>
+          <w:p>
+            <w:pPr>
+              <w:pStyle w:val="Estilo1"/>
+            </w:pPr>
+            <w:r>
+              <w:rPr/>
+              <w:t>DON CAMPOS</w:t>
+            </w:r>
+          </w:p>
+        </w:tc>
+        <w:tc>
+          <w:tcPr>
+            <w:tcW w:w="10380" w:type="dxa"/>
+            <w:tcMar>
+              <w:left w:w="108" w:type="dxa"/>
+              <w:right w:w="108" w:type="dxa"/>
+            </w:tcMar>
+            <w:vAlign w:val="center"/>
+          </w:tcPr>
+          <w:p>
+            <w:pPr>
+              <w:pStyle w:val="Estilo1"/>
+              <w:spacing w:line="276" w:lineRule="auto"/>
+            </w:pPr>
+            <w:r>
+              <w:rPr>
+                <w:noProof w:val="0"/>
+                <w:lang w:val="es-CO"/>
+              </w:rPr>
+              <w:t>Todo en orden, hasta que la evaluación encuentra fallas repetidas en la manipulación de los alimentos. Se cumplió, pero el riesgo sigue ahí, esperando turno.</w:t>
+            </w:r>
+          </w:p>
+        </w:tc>
+      </w:tr>
+      <w:tr>
+        <w:trPr>
+          <w:trHeight w:val="300"/>
+        </w:trPr>
+        <w:tc>
+          <w:tcPr>
+            <w:tcW w:w="720" w:type="dxa"/>
+            <w:tcMar>
+              <w:left w:w="108" w:type="dxa"/>
+              <w:right w:w="108" w:type="dxa"/>
+            </w:tcMar>
+            <w:vAlign w:val="center"/>
+          </w:tcPr>
+          <w:p>
+            <w:pPr>
+              <w:pStyle w:val="Estilo1"/>
+              <w:rPr>
+                <w:color w:val="000000" w:themeColor="text1" w:themeTint="FF" w:themeShade="FF"/>
+              </w:rPr>
+            </w:pPr>
+          </w:p>
+        </w:tc>
+        <w:tc>
+          <w:tcPr>
+            <w:tcW w:w="1890" w:type="dxa"/>
+            <w:tcMar>
+              <w:left w:w="108" w:type="dxa"/>
+              <w:right w:w="108" w:type="dxa"/>
+            </w:tcMar>
+            <w:vAlign w:val="center"/>
+          </w:tcPr>
+          <w:p>
+            <w:pPr>
+              <w:pStyle w:val="Estilo1"/>
+            </w:pPr>
+            <w:r>
+              <w:rPr/>
+              <w:t>ASUSENA</w:t>
+            </w:r>
+          </w:p>
+        </w:tc>
+        <w:tc>
+          <w:tcPr>
+            <w:tcW w:w="10380" w:type="dxa"/>
+            <w:tcMar>
+              <w:left w:w="108" w:type="dxa"/>
+              <w:right w:w="108" w:type="dxa"/>
+            </w:tcMar>
+            <w:vAlign w:val="center"/>
+          </w:tcPr>
+          <w:p>
+            <w:pPr>
+              <w:pStyle w:val="Estilo1"/>
+              <w:spacing w:line="276" w:lineRule="auto"/>
+            </w:pPr>
+            <w:r>
+              <w:rPr>
+                <w:noProof w:val="0"/>
+                <w:lang w:val="es-CO"/>
+              </w:rPr>
+              <w:t>No es un caso inventado. En la figura del componente sobre enfermedades transmitidas por alimentos, buena parte de los factores de riesgo tiene que ver con el manejo higiénico de los alimentos por parte del operador.</w:t>
+            </w:r>
+          </w:p>
+        </w:tc>
+      </w:tr>
+      <w:tr>
+        <w:trPr>
+          <w:trHeight w:val="300"/>
+        </w:trPr>
+        <w:tc>
+          <w:tcPr>
+            <w:tcW w:w="720" w:type="dxa"/>
+            <w:tcMar>
+              <w:left w:w="108" w:type="dxa"/>
+              <w:right w:w="108" w:type="dxa"/>
+            </w:tcMar>
+            <w:vAlign w:val="center"/>
+          </w:tcPr>
+          <w:p>
+            <w:pPr>
+              <w:pStyle w:val="Estilo1"/>
+              <w:rPr>
+                <w:color w:val="000000" w:themeColor="text1" w:themeTint="FF" w:themeShade="FF"/>
+              </w:rPr>
+            </w:pPr>
+          </w:p>
+        </w:tc>
+        <w:tc>
+          <w:tcPr>
+            <w:tcW w:w="1890" w:type="dxa"/>
+            <w:tcMar>
+              <w:left w:w="108" w:type="dxa"/>
+              <w:right w:w="108" w:type="dxa"/>
+            </w:tcMar>
+            <w:vAlign w:val="center"/>
+          </w:tcPr>
+          <w:p>
+            <w:pPr>
+              <w:pStyle w:val="Estilo1"/>
+            </w:pPr>
+            <w:r>
+              <w:rPr/>
+              <w:t>DON CAMPOS</w:t>
+            </w:r>
+          </w:p>
+        </w:tc>
+        <w:tc>
+          <w:tcPr>
+            <w:tcW w:w="10380" w:type="dxa"/>
+            <w:tcMar>
+              <w:left w:w="108" w:type="dxa"/>
+              <w:right w:w="108" w:type="dxa"/>
+            </w:tcMar>
+            <w:vAlign w:val="center"/>
+          </w:tcPr>
+          <w:p>
+            <w:pPr>
+              <w:pStyle w:val="Estilo1"/>
+              <w:spacing w:line="276" w:lineRule="auto"/>
+            </w:pPr>
+            <w:r>
+              <w:rPr>
+                <w:noProof w:val="0"/>
+                <w:lang w:val="es-CO"/>
+              </w:rPr>
+              <w:t>Por eso evaluar es ir más allá del cumplimiento y mirar qué origina o mantiene el riesgo. ¿Usted qué más pondría en la lista, Asusena?</w:t>
+            </w:r>
+          </w:p>
+        </w:tc>
+      </w:tr>
+      <w:tr>
+        <w:trPr>
+          <w:trHeight w:val="300"/>
+        </w:trPr>
+        <w:tc>
+          <w:tcPr>
+            <w:tcW w:w="720" w:type="dxa"/>
+            <w:tcMar>
+              <w:left w:w="108" w:type="dxa"/>
+              <w:right w:w="108" w:type="dxa"/>
+            </w:tcMar>
+            <w:vAlign w:val="center"/>
+          </w:tcPr>
+          <w:p>
+            <w:pPr>
+              <w:pStyle w:val="Estilo1"/>
+              <w:rPr>
+                <w:color w:val="000000" w:themeColor="text1" w:themeTint="FF" w:themeShade="FF"/>
+              </w:rPr>
+            </w:pPr>
+          </w:p>
+        </w:tc>
+        <w:tc>
+          <w:tcPr>
+            <w:tcW w:w="1890" w:type="dxa"/>
+            <w:tcMar>
+              <w:left w:w="108" w:type="dxa"/>
+              <w:right w:w="108" w:type="dxa"/>
+            </w:tcMar>
+            <w:vAlign w:val="center"/>
+          </w:tcPr>
+          <w:p>
+            <w:pPr>
+              <w:pStyle w:val="Estilo1"/>
+            </w:pPr>
+            <w:r>
+              <w:rPr/>
+              <w:t>ASUSENA</w:t>
+            </w:r>
+          </w:p>
+        </w:tc>
+        <w:tc>
+          <w:tcPr>
+            <w:tcW w:w="10380" w:type="dxa"/>
+            <w:tcMar>
+              <w:left w:w="108" w:type="dxa"/>
+              <w:right w:w="108" w:type="dxa"/>
+            </w:tcMar>
+            <w:vAlign w:val="center"/>
+          </w:tcPr>
+          <w:p>
+            <w:pPr>
+              <w:pStyle w:val="Estilo1"/>
+              <w:spacing w:line="276" w:lineRule="auto"/>
+            </w:pPr>
+            <w:r>
+              <w:rPr>
+                <w:noProof w:val="0"/>
+                <w:lang w:val="es-CO"/>
+              </w:rPr>
+              <w:t>Los espacios para aislamiento, la continuidad y calidad del agua, el mantenimiento de los tanques, el estado sanitario de la infraestructura y los procedimientos de limpieza y desinfección.</w:t>
+            </w:r>
+          </w:p>
+        </w:tc>
+      </w:tr>
+      <w:tr>
+        <w:trPr>
+          <w:trHeight w:val="300"/>
+        </w:trPr>
+        <w:tc>
+          <w:tcPr>
+            <w:tcW w:w="720" w:type="dxa"/>
+            <w:tcMar>
+              <w:left w:w="108" w:type="dxa"/>
+              <w:right w:w="108" w:type="dxa"/>
+            </w:tcMar>
+            <w:vAlign w:val="center"/>
+          </w:tcPr>
+          <w:p>
+            <w:pPr>
+              <w:pStyle w:val="Estilo1"/>
+              <w:rPr>
+                <w:color w:val="000000" w:themeColor="text1" w:themeTint="FF" w:themeShade="FF"/>
+              </w:rPr>
+            </w:pPr>
+          </w:p>
+        </w:tc>
+        <w:tc>
+          <w:tcPr>
+            <w:tcW w:w="1890" w:type="dxa"/>
+            <w:tcMar>
+              <w:left w:w="108" w:type="dxa"/>
+              <w:right w:w="108" w:type="dxa"/>
+            </w:tcMar>
+            <w:vAlign w:val="center"/>
+          </w:tcPr>
+          <w:p>
+            <w:pPr>
+              <w:pStyle w:val="Estilo1"/>
+            </w:pPr>
+            <w:r>
+              <w:rPr/>
+              <w:t>DON CAMPOS</w:t>
+            </w:r>
+          </w:p>
+        </w:tc>
+        <w:tc>
+          <w:tcPr>
+            <w:tcW w:w="10380" w:type="dxa"/>
+            <w:tcMar>
+              <w:left w:w="108" w:type="dxa"/>
+              <w:right w:w="108" w:type="dxa"/>
+            </w:tcMar>
+            <w:vAlign w:val="center"/>
+          </w:tcPr>
+          <w:p>
+            <w:pPr>
+              <w:pStyle w:val="Estilo1"/>
+              <w:spacing w:line="276" w:lineRule="auto"/>
+            </w:pPr>
+            <w:r>
+              <w:rPr>
+                <w:noProof w:val="0"/>
+                <w:lang w:val="es-CO"/>
+              </w:rPr>
+              <w:t>No se le escapó nada. Más aún en estos entornos: la Organización Panamericana de la Salud advierte que el hacinamiento, las condiciones sanitarias y las barreras de acceso a la salud aumentan los riesgos. Por eso plantea una respuesta intersectorial.</w:t>
+            </w:r>
+          </w:p>
+        </w:tc>
+      </w:tr>
+      <w:tr>
+        <w:trPr>
+          <w:trHeight w:val="300"/>
+        </w:trPr>
+        <w:tc>
+          <w:tcPr>
+            <w:tcW w:w="720" w:type="dxa"/>
+            <w:tcMar>
+              <w:left w:w="108" w:type="dxa"/>
+              <w:right w:w="108" w:type="dxa"/>
+            </w:tcMar>
+            <w:vAlign w:val="center"/>
+          </w:tcPr>
+          <w:p>
+            <w:pPr>
+              <w:pStyle w:val="Estilo1"/>
+              <w:rPr>
+                <w:color w:val="000000" w:themeColor="text1" w:themeTint="FF" w:themeShade="FF"/>
+              </w:rPr>
+            </w:pPr>
+          </w:p>
+        </w:tc>
+        <w:tc>
+          <w:tcPr>
+            <w:tcW w:w="1890" w:type="dxa"/>
+            <w:tcMar>
+              <w:left w:w="108" w:type="dxa"/>
+              <w:right w:w="108" w:type="dxa"/>
+            </w:tcMar>
+            <w:vAlign w:val="center"/>
+          </w:tcPr>
+          <w:p>
+            <w:pPr>
+              <w:pStyle w:val="Estilo1"/>
+            </w:pPr>
+          </w:p>
+        </w:tc>
+        <w:tc>
+          <w:tcPr>
+            <w:tcW w:w="10380" w:type="dxa"/>
+            <w:tcMar>
+              <w:left w:w="108" w:type="dxa"/>
+              <w:right w:w="108" w:type="dxa"/>
+            </w:tcMar>
+            <w:vAlign w:val="center"/>
+          </w:tcPr>
+          <w:p>
+            <w:pPr>
+              <w:pStyle w:val="Estilo1"/>
+              <w:suppressLineNumbers w:val="0"/>
+              <w:bidi w:val="0"/>
+              <w:spacing w:before="0" w:beforeAutospacing="off" w:after="0" w:afterAutospacing="off" w:line="276" w:lineRule="auto"/>
+              <w:ind w:left="0" w:right="0"/>
+              <w:jc w:val="left"/>
+            </w:pPr>
+            <w:r>
+              <w:rPr>
+                <w:noProof w:val="0"/>
+                <w:lang w:val="es-CO"/>
+              </w:rPr>
+              <w:t>INICIA CORTINA MUSICAL</w:t>
+            </w:r>
+          </w:p>
+          <w:p>
+            <w:pPr>
+              <w:pStyle w:val="Estilo1"/>
+              <w:suppressLineNumbers w:val="0"/>
+              <w:bidi w:val="0"/>
+              <w:spacing w:before="0" w:beforeAutospacing="off" w:after="0" w:afterAutospacing="off" w:line="276" w:lineRule="auto"/>
+              <w:ind w:left="0" w:right="0"/>
+              <w:jc w:val="left"/>
+              <w:rPr>
+                <w:noProof w:val="0"/>
+                <w:lang w:val="es-CO"/>
+              </w:rPr>
+            </w:pPr>
+          </w:p>
+          <w:p>
+            <w:pPr>
+              <w:pStyle w:val="Estilo1"/>
+              <w:suppressLineNumbers w:val="0"/>
+              <w:bidi w:val="0"/>
+              <w:spacing w:before="0" w:beforeAutospacing="off" w:after="0" w:afterAutospacing="off" w:line="276" w:lineRule="auto"/>
+              <w:ind w:left="0" w:right="0"/>
+              <w:jc w:val="left"/>
+            </w:pPr>
+            <w:hyperlink r:id="rId16">
+              <w:r>
+                <w:rPr>
+                  <w:rStyle w:val="Hipervnculo"/>
+                  <w:noProof w:val="0"/>
+                  <w:lang w:val="es-CO"/>
+                </w:rPr>
+                <w:t>https://pixabay.com/es/music/isla-cartagena-coastline-groove-339715/</w:t>
+              </w:r>
+            </w:hyperlink>
+          </w:p>
+        </w:tc>
+      </w:tr>
+      <w:tr>
+        <w:trPr>
+          <w:trHeight w:val="300"/>
+        </w:trPr>
+        <w:tc>
+          <w:tcPr>
+            <w:tcW w:w="720" w:type="dxa"/>
+            <w:tcMar>
+              <w:left w:w="108" w:type="dxa"/>
+              <w:right w:w="108" w:type="dxa"/>
+            </w:tcMar>
+            <w:vAlign w:val="center"/>
+          </w:tcPr>
+          <w:p>
+            <w:pPr>
+              <w:pStyle w:val="Estilo1"/>
+              <w:rPr>
+                <w:color w:val="000000" w:themeColor="text1" w:themeTint="FF" w:themeShade="FF"/>
+              </w:rPr>
+            </w:pPr>
+          </w:p>
+        </w:tc>
+        <w:tc>
+          <w:tcPr>
+            <w:tcW w:w="1890" w:type="dxa"/>
+            <w:tcMar>
+              <w:left w:w="108" w:type="dxa"/>
+              <w:right w:w="108" w:type="dxa"/>
+            </w:tcMar>
+            <w:vAlign w:val="center"/>
+          </w:tcPr>
+          <w:p>
+            <w:pPr>
+              <w:pStyle w:val="Estilo1"/>
+            </w:pPr>
+            <w:r>
+              <w:rPr/>
+              <w:t>ASUSENA</w:t>
+            </w:r>
+          </w:p>
+        </w:tc>
+        <w:tc>
+          <w:tcPr>
+            <w:tcW w:w="10380" w:type="dxa"/>
+            <w:tcMar>
+              <w:left w:w="108" w:type="dxa"/>
+              <w:right w:w="108" w:type="dxa"/>
+            </w:tcMar>
+            <w:vAlign w:val="center"/>
+          </w:tcPr>
+          <w:p>
+            <w:pPr>
+              <w:pStyle w:val="Estilo1"/>
+              <w:spacing w:line="276" w:lineRule="auto"/>
+            </w:pPr>
+            <w:r>
+              <w:rPr>
+                <w:noProof w:val="0"/>
+                <w:lang w:val="es-CO"/>
+              </w:rPr>
+              <w:t>Cuando lo que debería pasar no coincide con lo que de verdad pasa, aparece una brecha.</w:t>
+            </w:r>
+          </w:p>
+        </w:tc>
+      </w:tr>
+      <w:tr>
+        <w:trPr>
+          <w:trHeight w:val="300"/>
+        </w:trPr>
+        <w:tc>
+          <w:tcPr>
+            <w:tcW w:w="720" w:type="dxa"/>
+            <w:tcMar>
+              <w:left w:w="108" w:type="dxa"/>
+              <w:right w:w="108" w:type="dxa"/>
+            </w:tcMar>
+            <w:vAlign w:val="center"/>
+          </w:tcPr>
+          <w:p>
+            <w:pPr>
+              <w:pStyle w:val="Estilo1"/>
+              <w:rPr>
+                <w:color w:val="000000" w:themeColor="text1" w:themeTint="FF" w:themeShade="FF"/>
+              </w:rPr>
+            </w:pPr>
+          </w:p>
+        </w:tc>
+        <w:tc>
+          <w:tcPr>
+            <w:tcW w:w="1890" w:type="dxa"/>
+            <w:tcMar>
+              <w:left w:w="108" w:type="dxa"/>
+              <w:right w:w="108" w:type="dxa"/>
+            </w:tcMar>
+            <w:vAlign w:val="center"/>
+          </w:tcPr>
+          <w:p>
+            <w:pPr>
+              <w:pStyle w:val="Estilo1"/>
+            </w:pPr>
+            <w:r>
+              <w:rPr/>
+              <w:t>DON CAMPOS</w:t>
+            </w:r>
+          </w:p>
+        </w:tc>
+        <w:tc>
+          <w:tcPr>
+            <w:tcW w:w="10380" w:type="dxa"/>
+            <w:tcMar>
+              <w:left w:w="108" w:type="dxa"/>
+              <w:right w:w="108" w:type="dxa"/>
+            </w:tcMar>
+            <w:vAlign w:val="center"/>
+          </w:tcPr>
+          <w:p>
+            <w:pPr>
+              <w:pStyle w:val="Estilo1"/>
+              <w:spacing w:line="276" w:lineRule="auto"/>
+            </w:pPr>
+            <w:r>
+              <w:rPr>
+                <w:noProof w:val="0"/>
+                <w:lang w:val="es-CO"/>
+              </w:rPr>
+              <w:t>Como tener un protocolo de aislamiento, pero no los espacios adecuados.</w:t>
+            </w:r>
+          </w:p>
+        </w:tc>
+      </w:tr>
+      <w:tr>
+        <w:trPr>
+          <w:trHeight w:val="300"/>
+        </w:trPr>
+        <w:tc>
+          <w:tcPr>
+            <w:tcW w:w="720" w:type="dxa"/>
+            <w:tcMar>
+              <w:left w:w="108" w:type="dxa"/>
+              <w:right w:w="108" w:type="dxa"/>
+            </w:tcMar>
+            <w:vAlign w:val="center"/>
+          </w:tcPr>
+          <w:p>
+            <w:pPr>
+              <w:pStyle w:val="Estilo1"/>
+              <w:rPr>
+                <w:color w:val="000000" w:themeColor="text1" w:themeTint="FF" w:themeShade="FF"/>
+              </w:rPr>
+            </w:pPr>
+          </w:p>
+        </w:tc>
+        <w:tc>
+          <w:tcPr>
+            <w:tcW w:w="1890" w:type="dxa"/>
+            <w:tcMar>
+              <w:left w:w="108" w:type="dxa"/>
+              <w:right w:w="108" w:type="dxa"/>
+            </w:tcMar>
+            <w:vAlign w:val="center"/>
+          </w:tcPr>
+          <w:p>
+            <w:pPr>
+              <w:pStyle w:val="Estilo1"/>
+            </w:pPr>
+            <w:r>
+              <w:rPr/>
+              <w:t>ASUSENA</w:t>
+            </w:r>
+          </w:p>
+        </w:tc>
+        <w:tc>
+          <w:tcPr>
+            <w:tcW w:w="10380" w:type="dxa"/>
+            <w:tcMar>
+              <w:left w:w="108" w:type="dxa"/>
+              <w:right w:w="108" w:type="dxa"/>
+            </w:tcMar>
+            <w:vAlign w:val="center"/>
+          </w:tcPr>
+          <w:p>
+            <w:pPr>
+              <w:pStyle w:val="Estilo1"/>
+              <w:spacing w:line="276" w:lineRule="auto"/>
+            </w:pPr>
+            <w:r>
+              <w:rPr>
+                <w:noProof w:val="0"/>
+                <w:lang w:val="es-CO"/>
+              </w:rPr>
+              <w:t>O una limpieza programada que no se cumple con la frecuencia requerida.</w:t>
+            </w:r>
+          </w:p>
+        </w:tc>
+      </w:tr>
+      <w:tr>
+        <w:trPr>
+          <w:trHeight w:val="300"/>
+        </w:trPr>
+        <w:tc>
+          <w:tcPr>
+            <w:tcW w:w="720" w:type="dxa"/>
+            <w:tcMar>
+              <w:left w:w="108" w:type="dxa"/>
+              <w:right w:w="108" w:type="dxa"/>
+            </w:tcMar>
+            <w:vAlign w:val="center"/>
+          </w:tcPr>
+          <w:p>
+            <w:pPr>
+              <w:pStyle w:val="Estilo1"/>
+              <w:rPr>
+                <w:color w:val="000000" w:themeColor="text1" w:themeTint="FF" w:themeShade="FF"/>
+              </w:rPr>
+            </w:pPr>
+          </w:p>
+        </w:tc>
+        <w:tc>
+          <w:tcPr>
+            <w:tcW w:w="1890" w:type="dxa"/>
+            <w:tcMar>
+              <w:left w:w="108" w:type="dxa"/>
+              <w:right w:w="108" w:type="dxa"/>
+            </w:tcMar>
+            <w:vAlign w:val="center"/>
+          </w:tcPr>
+          <w:p>
+            <w:pPr>
+              <w:pStyle w:val="Estilo1"/>
+            </w:pPr>
+            <w:r>
+              <w:rPr/>
+              <w:t>DON CAMPOS</w:t>
+            </w:r>
+          </w:p>
+        </w:tc>
+        <w:tc>
+          <w:tcPr>
+            <w:tcW w:w="10380" w:type="dxa"/>
+            <w:tcMar>
+              <w:left w:w="108" w:type="dxa"/>
+              <w:right w:w="108" w:type="dxa"/>
+            </w:tcMar>
+            <w:vAlign w:val="center"/>
+          </w:tcPr>
+          <w:p>
+            <w:pPr>
+              <w:pStyle w:val="Estilo1"/>
+              <w:spacing w:line="276" w:lineRule="auto"/>
+            </w:pPr>
+            <w:r>
+              <w:rPr>
+                <w:noProof w:val="0"/>
+                <w:lang w:val="es-CO"/>
+              </w:rPr>
+              <w:t>También pasa con la información epidemiológica que se recoge, pero no se usa a tiempo para decidir.</w:t>
+            </w:r>
+          </w:p>
+        </w:tc>
+      </w:tr>
+      <w:tr>
+        <w:trPr>
+          <w:trHeight w:val="300"/>
+        </w:trPr>
+        <w:tc>
+          <w:tcPr>
+            <w:tcW w:w="720" w:type="dxa"/>
+            <w:tcMar>
+              <w:left w:w="108" w:type="dxa"/>
+              <w:right w:w="108" w:type="dxa"/>
+            </w:tcMar>
+            <w:vAlign w:val="center"/>
+          </w:tcPr>
+          <w:p>
+            <w:pPr>
+              <w:pStyle w:val="Estilo1"/>
+              <w:rPr>
+                <w:color w:val="000000" w:themeColor="text1" w:themeTint="FF" w:themeShade="FF"/>
+              </w:rPr>
+            </w:pPr>
+          </w:p>
+        </w:tc>
+        <w:tc>
+          <w:tcPr>
+            <w:tcW w:w="1890" w:type="dxa"/>
+            <w:tcMar>
+              <w:left w:w="108" w:type="dxa"/>
+              <w:right w:w="108" w:type="dxa"/>
+            </w:tcMar>
+            <w:vAlign w:val="center"/>
+          </w:tcPr>
+          <w:p>
+            <w:pPr>
+              <w:pStyle w:val="Estilo1"/>
+            </w:pPr>
+            <w:r>
+              <w:rPr/>
+              <w:t>ASUSENA</w:t>
+            </w:r>
+          </w:p>
+        </w:tc>
+        <w:tc>
+          <w:tcPr>
+            <w:tcW w:w="10380" w:type="dxa"/>
+            <w:tcMar>
+              <w:left w:w="108" w:type="dxa"/>
+              <w:right w:w="108" w:type="dxa"/>
+            </w:tcMar>
+            <w:vAlign w:val="center"/>
+          </w:tcPr>
+          <w:p>
+            <w:pPr>
+              <w:pStyle w:val="Estilo1"/>
+              <w:spacing w:line="276" w:lineRule="auto"/>
+            </w:pPr>
+            <w:r>
+              <w:rPr>
+                <w:noProof w:val="0"/>
+                <w:lang w:val="es-CO"/>
+              </w:rPr>
+              <w:t>Ojo, que una brecha no es solo un error: su valor está en convertirla en una oportunidad de mejora.</w:t>
+            </w:r>
+          </w:p>
+        </w:tc>
+      </w:tr>
+      <w:tr>
+        <w:trPr>
+          <w:trHeight w:val="300"/>
+        </w:trPr>
+        <w:tc>
+          <w:tcPr>
+            <w:tcW w:w="720" w:type="dxa"/>
+            <w:tcMar>
+              <w:left w:w="108" w:type="dxa"/>
+              <w:right w:w="108" w:type="dxa"/>
+            </w:tcMar>
+            <w:vAlign w:val="center"/>
+          </w:tcPr>
+          <w:p>
+            <w:pPr>
+              <w:pStyle w:val="Estilo1"/>
+              <w:rPr>
+                <w:color w:val="000000" w:themeColor="text1" w:themeTint="FF" w:themeShade="FF"/>
+              </w:rPr>
+            </w:pPr>
+          </w:p>
+        </w:tc>
+        <w:tc>
+          <w:tcPr>
+            <w:tcW w:w="1890" w:type="dxa"/>
+            <w:tcMar>
+              <w:left w:w="108" w:type="dxa"/>
+              <w:right w:w="108" w:type="dxa"/>
+            </w:tcMar>
+            <w:vAlign w:val="center"/>
+          </w:tcPr>
+          <w:p>
+            <w:pPr>
+              <w:pStyle w:val="Estilo1"/>
+            </w:pPr>
+            <w:r>
+              <w:rPr/>
+              <w:t>DON CAMPOS</w:t>
+            </w:r>
+          </w:p>
+        </w:tc>
+        <w:tc>
+          <w:tcPr>
+            <w:tcW w:w="10380" w:type="dxa"/>
+            <w:tcMar>
+              <w:left w:w="108" w:type="dxa"/>
+              <w:right w:w="108" w:type="dxa"/>
+            </w:tcMar>
+            <w:vAlign w:val="center"/>
+          </w:tcPr>
+          <w:p>
+            <w:pPr>
+              <w:pStyle w:val="Estilo1"/>
+              <w:spacing w:line="276" w:lineRule="auto"/>
+            </w:pPr>
+            <w:r>
+              <w:rPr>
+                <w:noProof w:val="0"/>
+                <w:lang w:val="es-CO"/>
+              </w:rPr>
+              <w:t>Muy cierto. Supongamos que, después de un brote, se descubre que el personal reconoce tarde ciertos signos y síntomas.</w:t>
+            </w:r>
+          </w:p>
+        </w:tc>
+      </w:tr>
+      <w:tr>
+        <w:trPr>
+          <w:trHeight w:val="300"/>
+        </w:trPr>
+        <w:tc>
+          <w:tcPr>
+            <w:tcW w:w="720" w:type="dxa"/>
+            <w:tcMar>
+              <w:left w:w="108" w:type="dxa"/>
+              <w:right w:w="108" w:type="dxa"/>
+            </w:tcMar>
+            <w:vAlign w:val="center"/>
+          </w:tcPr>
+          <w:p>
+            <w:pPr>
+              <w:pStyle w:val="Estilo1"/>
+              <w:rPr>
+                <w:color w:val="000000" w:themeColor="text1" w:themeTint="FF" w:themeShade="FF"/>
+              </w:rPr>
+            </w:pPr>
+          </w:p>
+        </w:tc>
+        <w:tc>
+          <w:tcPr>
+            <w:tcW w:w="1890" w:type="dxa"/>
+            <w:tcMar>
+              <w:left w:w="108" w:type="dxa"/>
+              <w:right w:w="108" w:type="dxa"/>
+            </w:tcMar>
+            <w:vAlign w:val="center"/>
+          </w:tcPr>
+          <w:p>
+            <w:pPr>
+              <w:pStyle w:val="Estilo1"/>
+            </w:pPr>
+            <w:r>
+              <w:rPr/>
+              <w:t>ASUSENA</w:t>
+            </w:r>
+          </w:p>
+        </w:tc>
+        <w:tc>
+          <w:tcPr>
+            <w:tcW w:w="10380" w:type="dxa"/>
+            <w:tcMar>
+              <w:left w:w="108" w:type="dxa"/>
+              <w:right w:w="108" w:type="dxa"/>
+            </w:tcMar>
+            <w:vAlign w:val="center"/>
+          </w:tcPr>
+          <w:p>
+            <w:pPr>
+              <w:pStyle w:val="Estilo1"/>
+              <w:spacing w:line="276" w:lineRule="auto"/>
+            </w:pPr>
+            <w:r>
+              <w:rPr>
+                <w:noProof w:val="0"/>
+                <w:lang w:val="es-CO"/>
+              </w:rPr>
+              <w:t>Ahí la salida es fortalecer su capacitación y facilitar la detección temprana.</w:t>
+            </w:r>
+          </w:p>
+        </w:tc>
+      </w:tr>
+      <w:tr>
+        <w:trPr>
+          <w:trHeight w:val="300"/>
+        </w:trPr>
+        <w:tc>
+          <w:tcPr>
+            <w:tcW w:w="720" w:type="dxa"/>
+            <w:tcMar>
+              <w:left w:w="108" w:type="dxa"/>
+              <w:right w:w="108" w:type="dxa"/>
+            </w:tcMar>
+            <w:vAlign w:val="center"/>
+          </w:tcPr>
+          <w:p>
+            <w:pPr>
+              <w:pStyle w:val="Estilo1"/>
+              <w:rPr>
+                <w:color w:val="000000" w:themeColor="text1" w:themeTint="FF" w:themeShade="FF"/>
+              </w:rPr>
+            </w:pPr>
+          </w:p>
+        </w:tc>
+        <w:tc>
+          <w:tcPr>
+            <w:tcW w:w="1890" w:type="dxa"/>
+            <w:tcMar>
+              <w:left w:w="108" w:type="dxa"/>
+              <w:right w:w="108" w:type="dxa"/>
+            </w:tcMar>
+            <w:vAlign w:val="center"/>
+          </w:tcPr>
+          <w:p>
+            <w:pPr>
+              <w:pStyle w:val="Estilo1"/>
+            </w:pPr>
+            <w:r>
+              <w:rPr/>
+              <w:t>DON CAMPOS</w:t>
+            </w:r>
+          </w:p>
+        </w:tc>
+        <w:tc>
+          <w:tcPr>
+            <w:tcW w:w="10380" w:type="dxa"/>
+            <w:tcMar>
+              <w:left w:w="108" w:type="dxa"/>
+              <w:right w:w="108" w:type="dxa"/>
+            </w:tcMar>
+            <w:vAlign w:val="center"/>
+          </w:tcPr>
+          <w:p>
+            <w:pPr>
+              <w:pStyle w:val="Estilo1"/>
+              <w:spacing w:line="276" w:lineRule="auto"/>
+            </w:pPr>
+            <w:r>
+              <w:rPr>
+                <w:noProof w:val="0"/>
+                <w:lang w:val="es-CO"/>
+              </w:rPr>
+              <w:t>Si el problema es el agua, las acciones van hacia infraestructura, mantenimiento y seguimiento sanitario.</w:t>
+            </w:r>
+          </w:p>
+        </w:tc>
+      </w:tr>
+      <w:tr>
+        <w:trPr>
+          <w:trHeight w:val="300"/>
+        </w:trPr>
+        <w:tc>
+          <w:tcPr>
+            <w:tcW w:w="720" w:type="dxa"/>
+            <w:tcMar>
+              <w:left w:w="108" w:type="dxa"/>
+              <w:right w:w="108" w:type="dxa"/>
+            </w:tcMar>
+            <w:vAlign w:val="center"/>
+          </w:tcPr>
+          <w:p>
+            <w:pPr>
+              <w:pStyle w:val="Estilo1"/>
+              <w:rPr>
+                <w:color w:val="000000" w:themeColor="text1" w:themeTint="FF" w:themeShade="FF"/>
+              </w:rPr>
+            </w:pPr>
+          </w:p>
+        </w:tc>
+        <w:tc>
+          <w:tcPr>
+            <w:tcW w:w="1890" w:type="dxa"/>
+            <w:tcMar>
+              <w:left w:w="108" w:type="dxa"/>
+              <w:right w:w="108" w:type="dxa"/>
+            </w:tcMar>
+            <w:vAlign w:val="center"/>
+          </w:tcPr>
+          <w:p>
+            <w:pPr>
+              <w:pStyle w:val="Estilo1"/>
+            </w:pPr>
+            <w:r>
+              <w:rPr/>
+              <w:t>ASUSENA</w:t>
+            </w:r>
+          </w:p>
+        </w:tc>
+        <w:tc>
+          <w:tcPr>
+            <w:tcW w:w="10380" w:type="dxa"/>
+            <w:tcMar>
+              <w:left w:w="108" w:type="dxa"/>
+              <w:right w:w="108" w:type="dxa"/>
+            </w:tcMar>
+            <w:vAlign w:val="center"/>
+          </w:tcPr>
+          <w:p>
+            <w:pPr>
+              <w:pStyle w:val="Estilo1"/>
+              <w:spacing w:line="276" w:lineRule="auto"/>
+            </w:pPr>
+            <w:r>
+              <w:rPr>
+                <w:noProof w:val="0"/>
+                <w:lang w:val="es-CO"/>
+              </w:rPr>
+              <w:t>Si lo que falla es la comunicación entre responsables, toca fortalecer la articulación institucional. Cada brecha pide su propia respuesta.</w:t>
+            </w:r>
+          </w:p>
+        </w:tc>
+      </w:tr>
+      <w:tr>
+        <w:trPr>
+          <w:trHeight w:val="300"/>
+        </w:trPr>
+        <w:tc>
+          <w:tcPr>
+            <w:tcW w:w="720" w:type="dxa"/>
+            <w:tcMar>
+              <w:left w:w="108" w:type="dxa"/>
+              <w:right w:w="108" w:type="dxa"/>
+            </w:tcMar>
+            <w:vAlign w:val="center"/>
+          </w:tcPr>
+          <w:p>
+            <w:pPr>
+              <w:pStyle w:val="Estilo1"/>
+              <w:rPr>
+                <w:color w:val="000000" w:themeColor="text1" w:themeTint="FF" w:themeShade="FF"/>
+              </w:rPr>
+            </w:pPr>
+          </w:p>
+        </w:tc>
+        <w:tc>
+          <w:tcPr>
+            <w:tcW w:w="1890" w:type="dxa"/>
+            <w:tcMar>
+              <w:left w:w="108" w:type="dxa"/>
+              <w:right w:w="108" w:type="dxa"/>
+            </w:tcMar>
+            <w:vAlign w:val="center"/>
+          </w:tcPr>
+          <w:p>
+            <w:pPr>
+              <w:pStyle w:val="Estilo1"/>
+            </w:pPr>
+            <w:r>
+              <w:rPr/>
+              <w:t>DON CAMPOS</w:t>
+            </w:r>
+          </w:p>
+        </w:tc>
+        <w:tc>
+          <w:tcPr>
+            <w:tcW w:w="10380" w:type="dxa"/>
+            <w:tcMar>
+              <w:left w:w="108" w:type="dxa"/>
+              <w:right w:w="108" w:type="dxa"/>
+            </w:tcMar>
+            <w:vAlign w:val="center"/>
+          </w:tcPr>
+          <w:p>
+            <w:pPr>
+              <w:pStyle w:val="Estilo1"/>
+              <w:spacing w:line="276" w:lineRule="auto"/>
+            </w:pPr>
+            <w:r>
+              <w:rPr>
+                <w:noProof w:val="0"/>
+                <w:lang w:val="es-CO"/>
+              </w:rPr>
+              <w:t>Por eso las acciones se priorizan según los riesgos identificados. El componente las organiza en tres grandes ámbitos: prevención y preparación; condiciones sanitarias y ambientales; y vigilancia, articulación y seguimiento.</w:t>
+            </w:r>
+          </w:p>
+        </w:tc>
+      </w:tr>
+      <w:tr>
+        <w:trPr>
+          <w:trHeight w:val="300"/>
+        </w:trPr>
+        <w:tc>
+          <w:tcPr>
+            <w:tcW w:w="720" w:type="dxa"/>
+            <w:tcMar>
+              <w:left w:w="108" w:type="dxa"/>
+              <w:right w:w="108" w:type="dxa"/>
+            </w:tcMar>
+            <w:vAlign w:val="center"/>
+          </w:tcPr>
+          <w:p>
+            <w:pPr>
+              <w:pStyle w:val="Estilo1"/>
+              <w:rPr>
+                <w:color w:val="000000" w:themeColor="text1" w:themeTint="FF" w:themeShade="FF"/>
+              </w:rPr>
+            </w:pPr>
+          </w:p>
+        </w:tc>
+        <w:tc>
+          <w:tcPr>
+            <w:tcW w:w="1890" w:type="dxa"/>
+            <w:tcMar>
+              <w:left w:w="108" w:type="dxa"/>
+              <w:right w:w="108" w:type="dxa"/>
+            </w:tcMar>
+            <w:vAlign w:val="center"/>
+          </w:tcPr>
+          <w:p>
+            <w:pPr>
+              <w:pStyle w:val="Estilo1"/>
+            </w:pPr>
+            <w:r>
+              <w:rPr/>
+              <w:t>ASUSENA</w:t>
+            </w:r>
+          </w:p>
+        </w:tc>
+        <w:tc>
+          <w:tcPr>
+            <w:tcW w:w="10380" w:type="dxa"/>
+            <w:tcMar>
+              <w:left w:w="108" w:type="dxa"/>
+              <w:right w:w="108" w:type="dxa"/>
+            </w:tcMar>
+            <w:vAlign w:val="center"/>
+          </w:tcPr>
+          <w:p>
+            <w:pPr>
+              <w:pStyle w:val="Estilo1"/>
+              <w:spacing w:line="276" w:lineRule="auto"/>
+            </w:pPr>
+            <w:r>
+              <w:rPr>
+                <w:noProof w:val="0"/>
+                <w:lang w:val="es-CO"/>
+              </w:rPr>
+              <w:t>Una lógica que coincide con el enfoque regional de la OPS: respuestas integradas e intersectoriales frente a las enfermedades transmisibles en contextos de privación de la libertad.</w:t>
+            </w:r>
+          </w:p>
+        </w:tc>
+      </w:tr>
+      <w:tr>
+        <w:trPr>
+          <w:trHeight w:val="300"/>
+        </w:trPr>
+        <w:tc>
+          <w:tcPr>
+            <w:tcW w:w="720" w:type="dxa"/>
+            <w:tcMar>
+              <w:left w:w="108" w:type="dxa"/>
+              <w:right w:w="108" w:type="dxa"/>
+            </w:tcMar>
+            <w:vAlign w:val="center"/>
+          </w:tcPr>
+          <w:p>
+            <w:pPr>
+              <w:pStyle w:val="Estilo1"/>
+              <w:rPr>
+                <w:color w:val="000000" w:themeColor="text1" w:themeTint="FF" w:themeShade="FF"/>
+              </w:rPr>
+            </w:pPr>
+          </w:p>
+        </w:tc>
+        <w:tc>
+          <w:tcPr>
+            <w:tcW w:w="1890" w:type="dxa"/>
+            <w:tcMar>
+              <w:left w:w="108" w:type="dxa"/>
+              <w:right w:w="108" w:type="dxa"/>
+            </w:tcMar>
+            <w:vAlign w:val="center"/>
+          </w:tcPr>
+          <w:p>
+            <w:pPr>
+              <w:pStyle w:val="Estilo1"/>
+            </w:pPr>
+            <w:r>
+              <w:rPr/>
+              <w:t>DON CAMPOS</w:t>
+            </w:r>
+          </w:p>
+        </w:tc>
+        <w:tc>
+          <w:tcPr>
+            <w:tcW w:w="10380" w:type="dxa"/>
+            <w:tcMar>
+              <w:left w:w="108" w:type="dxa"/>
+              <w:right w:w="108" w:type="dxa"/>
+            </w:tcMar>
+            <w:vAlign w:val="center"/>
+          </w:tcPr>
+          <w:p>
+            <w:pPr>
+              <w:pStyle w:val="Estilo1"/>
+              <w:spacing w:line="276" w:lineRule="auto"/>
+            </w:pPr>
+            <w:r>
+              <w:rPr>
+                <w:noProof w:val="0"/>
+                <w:lang w:val="es-CO"/>
+              </w:rPr>
+              <w:t>Si hay que resumirlo: evaluar un brote no es solo mirar hacia atrás, es usar lo ocurrido para prepararse mejor.</w:t>
+            </w:r>
+          </w:p>
+        </w:tc>
+      </w:tr>
+      <w:tr>
+        <w:trPr>
+          <w:trHeight w:val="300"/>
+        </w:trPr>
+        <w:tc>
+          <w:tcPr>
+            <w:tcW w:w="12990" w:type="dxa"/>
+            <w:gridSpan w:val="3"/>
+            <w:tcMar>
+              <w:left w:w="108" w:type="dxa"/>
+              <w:right w:w="108" w:type="dxa"/>
+            </w:tcMar>
+            <w:vAlign w:val="center"/>
+          </w:tcPr>
+          <w:p>
+            <w:pPr>
+              <w:pStyle w:val="Normal7"/>
+              <w:pBdr>
+                <w:top w:val="nil"/>
+                <w:left w:val="nil"/>
+                <w:bottom w:val="nil"/>
+                <w:right w:val="nil"/>
+                <w:between w:val="nil"/>
+              </w:pBdr>
+              <w:jc w:val="center"/>
+              <w:rPr>
+                <w:rFonts w:ascii="Courier New" w:hAnsi="Courier New" w:eastAsia="Courier New" w:cs="Courier New"/>
+                <w:b/>
+                <w:bCs/>
+                <w:color w:val="000000"/>
+                <w:sz w:val="24"/>
+                <w:szCs w:val="24"/>
+              </w:rPr>
+            </w:pPr>
+            <w:r>
+              <w:rPr>
+                <w:rFonts w:ascii="Courier New" w:hAnsi="Courier New" w:eastAsia="Courier New" w:cs="Courier New"/>
+                <w:b/>
+                <w:bCs/>
+                <w:color w:val="000000" w:themeColor="text1"/>
+                <w:sz w:val="24"/>
+                <w:szCs w:val="24"/>
+              </w:rPr>
+              <w:t>[Fin del programa]</w:t>
+            </w:r>
+          </w:p>
+        </w:tc>
+      </w:tr>
+    </w:tbl>
+    <w:p>
+      <w:pPr>
+        <w:pStyle w:val="Normal7"/>
+        <w:pBdr>
+          <w:top w:val="nil"/>
+          <w:left w:val="nil"/>
+          <w:bottom w:val="nil"/>
+          <w:right w:val="nil"/>
+          <w:between w:val="nil"/>
+        </w:pBdr>
         <w:rPr>
-          <w:b/>
-          <w:bCs/>
-          <w:lang w:val="es-419"/>
+          <w:rFonts w:ascii="Courier New" w:hAnsi="Courier New" w:eastAsia="Courier New" w:cs="Courier New"/>
+          <w:color w:val="000000"/>
+          <w:sz w:val="24"/>
+          <w:szCs w:val="24"/>
         </w:rPr>
-        <w:t>EL HALLAZGO A LA MEJORA: APRENDIENDO DE LOS BROTES EPIDEMIOLÓGICOS</w:t>
-      </w:r>
+      </w:pPr>
     </w:p>
     <w:p>
       <w:pPr>
-        <w:jc w:val="both"/>
+        <w:pStyle w:val="Normal7"/>
+        <w:pBdr>
+          <w:top w:val="nil"/>
+          <w:left w:val="nil"/>
+          <w:bottom w:val="nil"/>
+          <w:right w:val="nil"/>
+          <w:between w:val="nil"/>
+        </w:pBdr>
         <w:rPr>
-          <w:lang w:val="es-419"/>
+          <w:rFonts w:ascii="Roboto" w:hAnsi="Roboto" w:eastAsia="Roboto" w:cs="Roboto"/>
+          <w:b/>
+          <w:bCs/>
+          <w:color w:val="000000"/>
+          <w:u w:val="single"/>
         </w:rPr>
       </w:pPr>
-      <w:r>
-        <w:rPr>
-          <w:lang w:val="es-419"/>
-        </w:rPr>
-        <w:t>Cuando se implementan medidas para controlar un brote epidemiológico, podría parecer que el trabajo termina cuando disminuyen los casos. Sin embargo, existe una pregunta fundamental: ¿qué aprendimos de lo ocurrido y qué podemos hacer mejor ante un próximo evento?</w:t>
-      </w:r>
-    </w:p>
-    <w:p>
-      <w:pPr>
-        <w:jc w:val="both"/>
-        <w:rPr>
-          <w:lang w:val="es-419"/>
-        </w:rPr>
-      </w:pPr>
-      <w:r>
-        <w:rPr>
-          <w:lang w:val="es-419"/>
-        </w:rPr>
-        <w:t xml:space="preserve">Evaluar la respuesta permite reconocer qué funcionó, qué dificultades se presentaron y cuáles condiciones continúan representando un riesgo. En los Establecimientos de Reclusión del Orden Nacional, ERON, esta evaluación es especialmente importante porque sus resultados permiten fortalecer la capacidad institucional, orientar decisiones y mejorar la preparación frente a futuros eventos. </w:t>
-      </w:r>
-    </w:p>
-    <w:p>
-      <w:pPr>
-        <w:jc w:val="both"/>
-        <w:rPr>
-          <w:lang w:val="es-419"/>
-        </w:rPr>
-      </w:pPr>
-      <w:r>
-        <w:rPr>
-          <w:lang w:val="es-419"/>
-        </w:rPr>
-        <w:t xml:space="preserve">El primer paso consiste en valorar si las acciones realizadas correspondieron con las guías, lineamientos y protocolos establecidos. Esto implica revisar aspectos como la notificación oportuna de los eventos, la investigación del brote, el seguimiento de los casos y sus contactos cuando corresponda, la aplicación de medidas de prevención y control y el análisis de los factores de riesgo. </w:t>
-      </w:r>
-    </w:p>
-    <w:p>
-      <w:pPr>
-        <w:jc w:val="both"/>
-        <w:rPr>
-          <w:lang w:val="es-419"/>
-        </w:rPr>
-      </w:pPr>
-      <w:r>
-        <w:rPr>
-          <w:lang w:val="es-419"/>
-        </w:rPr>
-        <w:t>Pero evaluar no significa únicamente comprobar que una actividad fue realizada. También debemos preguntarnos: ¿produjo el resultado esperado?</w:t>
-      </w:r>
-    </w:p>
-    <w:p>
-      <w:pPr>
-        <w:jc w:val="both"/>
-        <w:rPr>
-          <w:lang w:val="es-419"/>
-        </w:rPr>
-      </w:pPr>
-      <w:r>
-        <w:rPr>
-          <w:lang w:val="es-419"/>
-        </w:rPr>
-        <w:t>Pensemos en un establecimiento penitenciario que presenta varios casos de una enfermedad transmitida por alimentos. Se identifica el evento, se atienden los casos y se realizan acciones de limpieza y desinfección. Posteriormente, la evaluación determina que existen deficiencias recurrentes en la manipulación de los alimentos. En este caso, haber cumplido con las actividades iniciales no significa necesariamente que el problema haya sido resuelto. El factor de riesgo continúa presente y puede favorecer la aparición de nuevos eventos.</w:t>
-      </w:r>
-    </w:p>
-    <w:p>
-      <w:pPr>
-        <w:jc w:val="both"/>
-        <w:rPr>
-          <w:lang w:val="es-419"/>
-        </w:rPr>
-      </w:pPr>
-      <w:r>
-        <w:rPr>
-          <w:lang w:val="es-419"/>
-        </w:rPr>
-        <w:t xml:space="preserve">El propio componente muestra la importancia de este análisis. En la figura sobre enfermedades transmitidas por alimentos se identifica que una proporción importante de los factores de riesgo analizados está relacionada con el manejo higiénico de los alimentos por parte del operador. Esto demuestra por qué la evaluación debe trascender el cumplimiento de actividades y analizar las condiciones que pueden estar originando o manteniendo el riesgo. </w:t>
-      </w:r>
-    </w:p>
-    <w:p>
-      <w:pPr>
-        <w:rPr>
-          <w:lang w:val="es-419"/>
-        </w:rPr>
-      </w:pPr>
-      <w:r>
-        <w:rPr>
-          <w:lang w:val="es-419"/>
-        </w:rPr>
-        <w:t xml:space="preserve">La evaluación debe considerar además condiciones como la disponibilidad de espacios adecuados para aislamiento, continuidad y calidad del agua, mantenimiento de tanques, condiciones sanitarias de la infraestructura y procedimientos de limpieza y desinfección. </w:t>
-      </w:r>
-    </w:p>
-    <w:p>
-      <w:pPr>
-        <w:jc w:val="both"/>
-        <w:rPr>
-          <w:lang w:val="es-419"/>
-        </w:rPr>
-      </w:pPr>
-      <w:r>
-        <w:rPr>
-          <w:lang w:val="es-419"/>
-        </w:rPr>
-        <w:t xml:space="preserve">Estas condiciones son relevantes porque los entornos de privación de libertad presentan desafíos particulares para prevenir enfermedades transmisibles. La OPS destaca que el hacinamiento, las condiciones sanitarias y las barreras de acceso a los servicios de salud pueden incrementar los riesgos, haciendo necesaria una respuesta intersectorial. </w:t>
-      </w:r>
-    </w:p>
-    <w:p>
-      <w:pPr>
-        <w:rPr>
-          <w:lang w:val="es-419"/>
-        </w:rPr>
-      </w:pPr>
-      <w:r>
-        <w:rPr>
-          <w:lang w:val="es-419"/>
-        </w:rPr>
-        <w:t>Ahora bien, cuando la evaluación muestra que existe una diferencia entre lo que debería ocurrir y lo que realmente está ocurriendo, podemos identificar una brecha.</w:t>
-      </w:r>
-    </w:p>
-    <w:p>
-      <w:pPr>
-        <w:jc w:val="both"/>
-        <w:rPr>
-          <w:lang w:val="es-419"/>
-        </w:rPr>
-      </w:pPr>
-      <w:r>
-        <w:rPr>
-          <w:lang w:val="es-419"/>
-        </w:rPr>
-        <w:t xml:space="preserve">Una brecha puede encontrarse, por ejemplo, cuando existe un protocolo de aislamiento, pero no se dispone de espacios adecuados; cuando están programadas actividades de limpieza y desinfección, </w:t>
-      </w:r>
-      <w:r>
-        <w:rPr>
-          <w:lang w:val="es-419"/>
-        </w:rPr>
-        <w:lastRenderedPageBreak/>
-        <w:t>pero no se ejecutan con la frecuencia requerida; o cuando se recopila información epidemiológica, pero esta no se utiliza oportunamente para tomar decisiones.</w:t>
-      </w:r>
-    </w:p>
-    <w:p>
-      <w:pPr>
-        <w:rPr>
-          <w:lang w:val="es-419"/>
-        </w:rPr>
-      </w:pPr>
-      <w:r>
-        <w:rPr>
-          <w:lang w:val="es-419"/>
-        </w:rPr>
-        <w:t>Por eso, identificar una brecha no debería entenderse solamente como encontrar un error. Su verdadero valor está en convertirla en una oportunidad de mejora.</w:t>
-      </w:r>
-    </w:p>
-    <w:p>
-      <w:pPr>
-        <w:jc w:val="both"/>
-        <w:rPr>
-          <w:lang w:val="es-419"/>
-        </w:rPr>
-      </w:pPr>
-      <w:r>
-        <w:rPr>
-          <w:lang w:val="es-419"/>
-        </w:rPr>
-        <w:t>Supongamos que después de un brote se identifica que el personal reconoce tardíamente determinados signos y síntomas. La oportunidad de mejora podría ser fortalecer su capacitación y establecer mecanismos que faciliten la detección temprana. Si la dificultad está relacionada con el abastecimiento de agua, las acciones deberán dirigirse hacia la infraestructura, mantenimiento y seguimiento sanitario. Si el problema corresponde a una comunicación insuficiente entre los responsables, será necesario fortalecer la articulación institucional.</w:t>
-      </w:r>
-    </w:p>
-    <w:p>
-      <w:pPr>
-        <w:jc w:val="both"/>
-        <w:rPr>
-          <w:lang w:val="es-419"/>
-        </w:rPr>
-      </w:pPr>
-      <w:r>
-        <w:rPr>
-          <w:lang w:val="es-419"/>
-        </w:rPr>
-        <w:t>Las acciones de mejoramiento deben priorizarse según los riesgos identificados. El componente las organiza alrededor de tres grandes ámbitos: prevención y preparación; condiciones sanitarias y ambientales; y vigilancia, articulación y seguimiento. Esta lógica coincide con el enfoque regional de la OPS, que promueve respuestas integradas e intersectoriales frente a las enfermedades transmisibles en los contextos de privación de libertad</w:t>
-      </w:r>
-      <w:r>
-        <w:rPr>
-          <w:lang w:val="es-419"/>
-        </w:rPr>
-        <w:t xml:space="preserve"> </w:t>
-      </w:r>
-    </w:p>
-    <w:p>
-      <w:pPr>
-        <w:jc w:val="both"/>
-        <w:rPr>
-          <w:lang w:val="es-419"/>
-        </w:rPr>
-      </w:pPr>
-      <w:r>
-        <w:rPr>
-          <w:lang w:val="es-419"/>
-        </w:rPr>
-        <w:t>En conclusión, evaluar un brote no consiste únicamente en mirar hacia atrás. Significa utilizar lo ocurrido para prepararnos mejor hacia adelante. Cada resultado, dificultad o brecha identificada puede convertirse en una oportunidad para fortalecer la prevención, mejorar las condiciones sanitarias y optimizar la respuesta institucional.</w:t>
-      </w:r>
-    </w:p>
-    <w:p>
-      <w:pPr>
-        <w:rPr>
-          <w:lang w:val="es-419"/>
-        </w:rPr>
-      </w:pPr>
-      <w:r>
-        <w:rPr>
-          <w:lang w:val="es-419"/>
-        </w:rPr>
-        <w:t>Porque una gestión efectiva no termina cuando el brote disminuye. Termina cuando lo aprendido se transforma en acciones que ayudan a evitar que el problema vuelva a repetirse.</w:t>
-      </w:r>
-    </w:p>
-    <w:p>
-      <w:pPr>
-        <w:rPr>
-          <w:b/>
-          <w:bCs/>
-        </w:rPr>
-      </w:pPr>
-      <w:r>
-        <w:rPr>
-          <w:b/>
-          <w:bCs/>
-        </w:rPr>
-        <w:t>Referencias bibliográficas</w:t>
-      </w:r>
-    </w:p>
-    <w:p>
-      <w:r>
-        <w:t xml:space="preserve">Ministerio de Salud y Protección Social. (s. f.). </w:t>
-      </w:r>
-      <w:r>
-        <w:rPr>
-          <w:i/>
-          <w:iCs/>
-        </w:rPr>
-        <w:t>Población privada de la libertad</w:t>
-      </w:r>
-      <w:r>
-        <w:t xml:space="preserve">. Ministerio de Salud y Protección Social. </w:t>
-      </w:r>
-    </w:p>
-    <w:p>
-      <w:hyperlink r:id="rId9" w:history="1">
-        <w:r>
-          <w:rPr>
-            <w:rStyle w:val="Hipervnculo"/>
-          </w:rPr>
-          <w:t>https://www.minsalud.gov.co/Proteccion-Social/Paginas/afiliacion-poblacion-privada-de-la-libertad.aspx</w:t>
-        </w:r>
-      </w:hyperlink>
-      <w:r>
-        <w:t xml:space="preserve"> </w:t>
-      </w:r>
-    </w:p>
-    <w:p>
-      <w:r>
-        <w:t xml:space="preserve">Ministerio de Salud y Protección Social. (s. f.). </w:t>
-      </w:r>
-      <w:r>
-        <w:rPr>
-          <w:i/>
-          <w:iCs/>
-        </w:rPr>
-        <w:t>Población privada de la libertad</w:t>
-      </w:r>
-      <w:r>
-        <w:t>. Ministerio de Salud y Protección Social.</w:t>
-      </w:r>
-    </w:p>
-    <w:p>
-      <w:hyperlink r:id="rId10" w:history="1">
-        <w:r>
-          <w:rPr>
-            <w:rStyle w:val="Hipervnculo"/>
-          </w:rPr>
-          <w:t>https://www.minsalud.gov.co/salud/Paginas/SIVIGILA.aspx</w:t>
-        </w:r>
-      </w:hyperlink>
-      <w:r>
-        <w:t xml:space="preserve"> </w:t>
-      </w:r>
-    </w:p>
-    <w:p>
-      <w:r>
-        <w:t xml:space="preserve">Organización Panamericana de la Salud. (2025). </w:t>
-      </w:r>
-      <w:r>
-        <w:rPr>
-          <w:i/>
-          <w:iCs/>
-        </w:rPr>
-        <w:t>Lineamientos para la respuesta a la tuberculosis, el VIH, las ITS y a las hepatitis virales en personas privadas de libertad en América Latina y el Caribe</w:t>
-      </w:r>
-      <w:r>
-        <w:t>. OPS.</w:t>
-      </w:r>
-    </w:p>
-    <w:p>
-      <w:hyperlink r:id="rId11" w:history="1">
-        <w:r>
-          <w:rPr>
-            <w:rStyle w:val="Hipervnculo"/>
-          </w:rPr>
-          <w:t>https://www.paho.org/es/documentos/lineamientos-para-respuesta-tuberculosis-vih-its-hepatitis-virales-personas-privadas</w:t>
-        </w:r>
-      </w:hyperlink>
-      <w:r>
-        <w:t xml:space="preserve"> </w:t>
-      </w:r>
     </w:p>
     <w:sectPr>
-      <w:headerReference w:type="default" r:id="rId12"/>
-      <w:pgSz w:w="12240" w:h="15840" w:code="1"/>
-      <w:pgMar w:top="1701" w:right="1701" w:bottom="1701" w:left="1701" w:header="709" w:footer="709" w:gutter="0"/>
-      <w:cols w:space="708"/>
-      <w:docGrid w:linePitch="360"/>
+      <w:headerReference w:type="default" r:id="rId11"/>
+      <w:footerReference w:type="default" r:id="rId12"/>
+      <w:pgSz w:w="15840" w:h="12240" w:orient="landscape"/>
+      <w:pgMar w:top="1417" w:right="1701" w:bottom="1417" w:left="1701" w:header="907" w:footer="708" w:gutter="0"/>
+      <w:pgNumType w:start="1"/>
+      <w:cols w:space="720"/>
     </w:sectPr>
   </w:body>
 </w:document>
@@ -362,7 +2758,7 @@
   <w:endnote w:type="separator" w:id="-1">
     <w:p>
       <w:pPr>
-        <w:spacing w:after="0" w:line="240" w:lineRule="auto"/>
+        <w:spacing w:line="240" w:lineRule="auto"/>
       </w:pPr>
       <w:r>
         <w:separator/>
@@ -372,7 +2768,7 @@
   <w:endnote w:type="continuationSeparator" w:id="0">
     <w:p>
       <w:pPr>
-        <w:spacing w:after="0" w:line="240" w:lineRule="auto"/>
+        <w:spacing w:line="240" w:lineRule="auto"/>
       </w:pPr>
       <w:r>
         <w:continuationSeparator/>
@@ -382,12 +2778,147 @@
 </w:endnotes>
 </file>
 
+<file path=word/footer1.xml><?xml version="1.0" encoding="utf-8"?>
+<w:ftr xmlns:wpc="http://schemas.microsoft.com/office/word/2010/wordprocessingCanvas" xmlns:cx="http://schemas.microsoft.com/office/drawing/2014/chartex" xmlns:cx1="http://schemas.microsoft.com/office/drawing/2015/9/8/chartex" xmlns:cx2="http://schemas.microsoft.com/office/drawing/2015/10/21/chartex" xmlns:cx3="http://schemas.microsoft.com/office/drawing/2016/5/9/chartex" xmlns:cx4="http://schemas.microsoft.com/office/drawing/2016/5/10/chartex" xmlns:cx5="http://schemas.microsoft.com/office/drawing/2016/5/11/chartex" xmlns:cx6="http://schemas.microsoft.com/office/drawing/2016/5/12/chartex" xmlns:cx7="http://schemas.microsoft.com/office/drawing/2016/5/13/chartex" xmlns:cx8="http://schemas.microsoft.com/office/drawing/2016/5/14/chartex" xmlns:mc="http://schemas.openxmlformats.org/markup-compatibility/2006" xmlns:aink="http://schemas.microsoft.com/office/drawing/2016/ink" xmlns:am3d="http://schemas.microsoft.com/office/drawing/2017/model3d" xmlns:o="urn:schemas-microsoft-com:office:office" xmlns:oel="http://schemas.microsoft.com/office/2019/extlst" xmlns:r="http://schemas.openxmlformats.org/officeDocument/2006/relationships" xmlns:m="http://schemas.openxmlformats.org/officeDocument/2006/math" xmlns:v="urn:schemas-microsoft-com:vml" xmlns:wp14="http://schemas.microsoft.com/office/word/2010/wordprocessingDrawing" xmlns:wp="http://schemas.openxmlformats.org/drawingml/2006/wordprocessingDrawing" xmlns:w10="urn:schemas-microsoft-com:office:word" xmlns:w="http://schemas.openxmlformats.org/wordprocessingml/2006/main" xmlns:w14="http://schemas.microsoft.com/office/word/2010/wordml" xmlns:w15="http://schemas.microsoft.com/office/word/2012/wordml" xmlns:w16cex="http://schemas.microsoft.com/office/word/2018/wordml/cex" xmlns:w16cid="http://schemas.microsoft.com/office/word/2016/wordml/cid" xmlns:w16="http://schemas.microsoft.com/office/word/2018/wordml" xmlns:w16du="http://schemas.microsoft.com/office/word/2023/wordml/word16du" xmlns:w16sdtdh="http://schemas.microsoft.com/office/word/2020/wordml/sdtdatahash" xmlns:w16sdtfl="http://schemas.microsoft.com/office/word/2024/wordml/sdtformatlock" xmlns:w16se="http://schemas.microsoft.com/office/word/2015/wordml/symex" xmlns:wpg="http://schemas.microsoft.com/office/word/2010/wordprocessingGroup" xmlns:wpi="http://schemas.microsoft.com/office/word/2010/wordprocessingInk" xmlns:wne="http://schemas.microsoft.com/office/word/2006/wordml" xmlns:wps="http://schemas.microsoft.com/office/word/2010/wordprocessingShape" mc:Ignorable="w14 w15 w16se w16cid w16 w16cex w16sdtdh w16sdtfl w16du wp14">
+  <w:p>
+    <w:pPr>
+      <w:pStyle w:val="Normal7"/>
+      <w:widowControl w:val="0"/>
+      <w:pBdr>
+        <w:top w:val="nil"/>
+        <w:left w:val="nil"/>
+        <w:bottom w:val="nil"/>
+        <w:right w:val="nil"/>
+        <w:between w:val="nil"/>
+      </w:pBdr>
+      <w:rPr>
+        <w:color w:val="000000"/>
+      </w:rPr>
+    </w:pPr>
+  </w:p>
+  <w:tbl>
+    <w:tblPr>
+      <w:tblStyle w:val="affff2"/>
+      <w:tblW w:w="12435" w:type="dxa"/>
+      <w:tblInd w:w="0" w:type="dxa"/>
+      <w:tblLayout w:type="fixed"/>
+      <w:tblLook w:val="0600" w:firstRow="0" w:lastRow="0" w:firstColumn="0" w:lastColumn="0" w:noHBand="1" w:noVBand="1"/>
+    </w:tblPr>
+    <w:tblGrid>
+      <w:gridCol w:w="4145"/>
+      <w:gridCol w:w="4145"/>
+      <w:gridCol w:w="4145"/>
+    </w:tblGrid>
+    <w:tr>
+      <w:trPr>
+        <w:trHeight w:val="300"/>
+      </w:trPr>
+      <w:tc>
+        <w:tcPr>
+          <w:tcW w:w="4145" w:type="dxa"/>
+        </w:tcPr>
+        <w:p>
+          <w:pPr>
+            <w:pStyle w:val="Normal7"/>
+            <w:pBdr>
+              <w:top w:val="nil"/>
+              <w:left w:val="nil"/>
+              <w:bottom w:val="nil"/>
+              <w:right w:val="nil"/>
+              <w:between w:val="nil"/>
+            </w:pBdr>
+            <w:tabs>
+              <w:tab w:val="center" w:pos="4419"/>
+              <w:tab w:val="right" w:pos="8838"/>
+            </w:tabs>
+            <w:ind w:left="-115"/>
+            <w:rPr>
+              <w:color w:val="000000"/>
+            </w:rPr>
+          </w:pPr>
+        </w:p>
+      </w:tc>
+      <w:tc>
+        <w:tcPr>
+          <w:tcW w:w="4145" w:type="dxa"/>
+        </w:tcPr>
+        <w:p>
+          <w:pPr>
+            <w:pStyle w:val="Normal7"/>
+            <w:pBdr>
+              <w:top w:val="nil"/>
+              <w:left w:val="nil"/>
+              <w:bottom w:val="nil"/>
+              <w:right w:val="nil"/>
+              <w:between w:val="nil"/>
+            </w:pBdr>
+            <w:tabs>
+              <w:tab w:val="center" w:pos="4419"/>
+              <w:tab w:val="right" w:pos="8838"/>
+            </w:tabs>
+            <w:jc w:val="center"/>
+            <w:rPr>
+              <w:color w:val="000000"/>
+            </w:rPr>
+          </w:pPr>
+        </w:p>
+      </w:tc>
+      <w:tc>
+        <w:tcPr>
+          <w:tcW w:w="4145" w:type="dxa"/>
+        </w:tcPr>
+        <w:p>
+          <w:pPr>
+            <w:pStyle w:val="Normal7"/>
+            <w:pBdr>
+              <w:top w:val="nil"/>
+              <w:left w:val="nil"/>
+              <w:bottom w:val="nil"/>
+              <w:right w:val="nil"/>
+              <w:between w:val="nil"/>
+            </w:pBdr>
+            <w:tabs>
+              <w:tab w:val="center" w:pos="4419"/>
+              <w:tab w:val="right" w:pos="8838"/>
+            </w:tabs>
+            <w:ind w:right="-115"/>
+            <w:jc w:val="right"/>
+            <w:rPr>
+              <w:color w:val="000000"/>
+            </w:rPr>
+          </w:pPr>
+        </w:p>
+      </w:tc>
+    </w:tr>
+  </w:tbl>
+  <w:p>
+    <w:pPr>
+      <w:pStyle w:val="Normal7"/>
+      <w:pBdr>
+        <w:top w:val="nil"/>
+        <w:left w:val="nil"/>
+        <w:bottom w:val="nil"/>
+        <w:right w:val="nil"/>
+        <w:between w:val="nil"/>
+      </w:pBdr>
+      <w:tabs>
+        <w:tab w:val="center" w:pos="4419"/>
+        <w:tab w:val="right" w:pos="8838"/>
+      </w:tabs>
+      <w:rPr>
+        <w:color w:val="000000"/>
+      </w:rPr>
+    </w:pPr>
+  </w:p>
+</w:ftr>
+</file>
+
 <file path=word/footnotes.xml><?xml version="1.0" encoding="utf-8"?>
 <w:footnotes xmlns:wpc="http://schemas.microsoft.com/office/word/2010/wordprocessingCanvas" xmlns:cx="http://schemas.microsoft.com/office/drawing/2014/chartex" xmlns:cx1="http://schemas.microsoft.com/office/drawing/2015/9/8/chartex" xmlns:cx2="http://schemas.microsoft.com/office/drawing/2015/10/21/chartex" xmlns:cx3="http://schemas.microsoft.com/office/drawing/2016/5/9/chartex" xmlns:cx4="http://schemas.microsoft.com/office/drawing/2016/5/10/chartex" xmlns:cx5="http://schemas.microsoft.com/office/drawing/2016/5/11/chartex" xmlns:cx6="http://schemas.microsoft.com/office/drawing/2016/5/12/chartex" xmlns:cx7="http://schemas.microsoft.com/office/drawing/2016/5/13/chartex" xmlns:cx8="http://schemas.microsoft.com/office/drawing/2016/5/14/chartex" xmlns:mc="http://schemas.openxmlformats.org/markup-compatibility/2006" xmlns:aink="http://schemas.microsoft.com/office/drawing/2016/ink" xmlns:am3d="http://schemas.microsoft.com/office/drawing/2017/model3d" xmlns:o="urn:schemas-microsoft-com:office:office" xmlns:oel="http://schemas.microsoft.com/office/2019/extlst" xmlns:r="http://schemas.openxmlformats.org/officeDocument/2006/relationships" xmlns:m="http://schemas.openxmlformats.org/officeDocument/2006/math" xmlns:v="urn:schemas-microsoft-com:vml" xmlns:wp14="http://schemas.microsoft.com/office/word/2010/wordprocessingDrawing" xmlns:wp="http://schemas.openxmlformats.org/drawingml/2006/wordprocessingDrawing" xmlns:w10="urn:schemas-microsoft-com:office:word" xmlns:w="http://schemas.openxmlformats.org/wordprocessingml/2006/main" xmlns:w14="http://schemas.microsoft.com/office/word/2010/wordml" xmlns:w15="http://schemas.microsoft.com/office/word/2012/wordml" xmlns:w16cex="http://schemas.microsoft.com/office/word/2018/wordml/cex" xmlns:w16cid="http://schemas.microsoft.com/office/word/2016/wordml/cid" xmlns:w16="http://schemas.microsoft.com/office/word/2018/wordml" xmlns:w16du="http://schemas.microsoft.com/office/word/2023/wordml/word16du" xmlns:w16sdtdh="http://schemas.microsoft.com/office/word/2020/wordml/sdtdatahash" xmlns:w16sdtfl="http://schemas.microsoft.com/office/word/2024/wordml/sdtformatlock" xmlns:w16se="http://schemas.microsoft.com/office/word/2015/wordml/symex" xmlns:wpg="http://schemas.microsoft.com/office/word/2010/wordprocessingGroup" xmlns:wpi="http://schemas.microsoft.com/office/word/2010/wordprocessingInk" xmlns:wne="http://schemas.microsoft.com/office/word/2006/wordml" xmlns:wps="http://schemas.microsoft.com/office/word/2010/wordprocessingShape" mc:Ignorable="w14 w15 w16se w16cid w16 w16cex w16sdtdh w16sdtfl w16du wp14">
   <w:footnote w:type="separator" w:id="-1">
     <w:p>
       <w:pPr>
-        <w:spacing w:after="0" w:line="240" w:lineRule="auto"/>
+        <w:spacing w:line="240" w:lineRule="auto"/>
       </w:pPr>
       <w:r>
         <w:separator/>
@@ -397,7 +2928,7 @@
   <w:footnote w:type="continuationSeparator" w:id="0">
     <w:p>
       <w:pPr>
-        <w:spacing w:after="0" w:line="240" w:lineRule="auto"/>
+        <w:spacing w:line="240" w:lineRule="auto"/>
       </w:pPr>
       <w:r>
         <w:continuationSeparator/>
@@ -408,61 +2939,46 @@
 </file>
 
 <file path=word/header1.xml><?xml version="1.0" encoding="utf-8"?>
-<w:hdr xmlns:wpc="http://schemas.microsoft.com/office/word/2010/wordprocessingCanvas" xmlns:cx="http://schemas.microsoft.com/office/drawing/2014/chartex" xmlns:cx1="http://schemas.microsoft.com/office/drawing/2015/9/8/chartex" xmlns:cx2="http://schemas.microsoft.com/office/drawing/2015/10/21/chartex" xmlns:cx3="http://schemas.microsoft.com/office/drawing/2016/5/9/chartex" xmlns:cx4="http://schemas.microsoft.com/office/drawing/2016/5/10/chartex" xmlns:cx5="http://schemas.microsoft.com/office/drawing/2016/5/11/chartex" xmlns:cx6="http://schemas.microsoft.com/office/drawing/2016/5/12/chartex" xmlns:cx7="http://schemas.microsoft.com/office/drawing/2016/5/13/chartex" xmlns:cx8="http://schemas.microsoft.com/office/drawing/2016/5/14/chartex" xmlns:mc="http://schemas.openxmlformats.org/markup-compatibility/2006" xmlns:aink="http://schemas.microsoft.com/office/drawing/2016/ink" xmlns:am3d="http://schemas.microsoft.com/office/drawing/2017/model3d" xmlns:o="urn:schemas-microsoft-com:office:office" xmlns:oel="http://schemas.microsoft.com/office/2019/extlst" xmlns:r="http://schemas.openxmlformats.org/officeDocument/2006/relationships" xmlns:m="http://schemas.openxmlformats.org/officeDocument/2006/math" xmlns:v="urn:schemas-microsoft-com:vml" xmlns:wp14="http://schemas.microsoft.com/office/word/2010/wordprocessingDrawing" xmlns:wp="http://schemas.openxmlformats.org/drawingml/2006/wordprocessingDrawing" xmlns:w10="urn:schemas-microsoft-com:office:word" xmlns:w="http://schemas.openxmlformats.org/wordprocessingml/2006/main" xmlns:w14="http://schemas.microsoft.com/office/word/2010/wordml" xmlns:w15="http://schemas.microsoft.com/office/word/2012/wordml" xmlns:w16cex="http://schemas.microsoft.com/office/word/2018/wordml/cex" xmlns:w16cid="http://schemas.microsoft.com/office/word/2016/wordml/cid" xmlns:w16="http://schemas.microsoft.com/office/word/2018/wordml" xmlns:w16du="http://schemas.microsoft.com/office/word/2023/wordml/word16du" xmlns:w16sdtdh="http://schemas.microsoft.com/office/word/2020/wordml/sdtdatahash" xmlns:w16sdtfl="http://schemas.microsoft.com/office/word/2024/wordml/sdtformatlock" xmlns:w16se="http://schemas.microsoft.com/office/word/2015/wordml/symex" xmlns:wpg="http://schemas.microsoft.com/office/word/2010/wordprocessingGroup" xmlns:wpi="http://schemas.microsoft.com/office/word/2010/wordprocessingInk" xmlns:wne="http://schemas.microsoft.com/office/word/2006/wordml" xmlns:wps="http://schemas.microsoft.com/office/word/2010/wordprocessingShape" mc:Ignorable="w14 w15 w16se w16cid w16 w16cex w16sdtdh w16sdtfl w16du wp14">
+<w:hdr xmlns:wpc="http://schemas.microsoft.com/office/word/2010/wordprocessingCanvas" xmlns:cx="http://schemas.microsoft.com/office/drawing/2014/chartex" xmlns:cx1="http://schemas.microsoft.com/office/drawing/2015/9/8/chartex" xmlns:cx2="http://schemas.microsoft.com/office/drawing/2015/10/21/chartex" xmlns:cx3="http://schemas.microsoft.com/office/drawing/2016/5/9/chartex" xmlns:cx4="http://schemas.microsoft.com/office/drawing/2016/5/10/chartex" xmlns:cx5="http://schemas.microsoft.com/office/drawing/2016/5/11/chartex" xmlns:cx6="http://schemas.microsoft.com/office/drawing/2016/5/12/chartex" xmlns:cx7="http://schemas.microsoft.com/office/drawing/2016/5/13/chartex" xmlns:cx8="http://schemas.microsoft.com/office/drawing/2016/5/14/chartex" xmlns:mc="http://schemas.openxmlformats.org/markup-compatibility/2006" xmlns:aink="http://schemas.microsoft.com/office/drawing/2016/ink" xmlns:am3d="http://schemas.microsoft.com/office/drawing/2017/model3d" xmlns:o="urn:schemas-microsoft-com:office:office" xmlns:oel="http://schemas.microsoft.com/office/2019/extlst" xmlns:r="http://schemas.openxmlformats.org/officeDocument/2006/relationships" xmlns:m="http://schemas.openxmlformats.org/officeDocument/2006/math" xmlns:v="urn:schemas-microsoft-com:vml" xmlns:wp14="http://schemas.microsoft.com/office/word/2010/wordprocessingDrawing" xmlns:wp="http://schemas.openxmlformats.org/drawingml/2006/wordprocessingDrawing" xmlns:w10="urn:schemas-microsoft-com:office:word" xmlns:w="http://schemas.openxmlformats.org/wordprocessingml/2006/main" xmlns:w14="http://schemas.microsoft.com/office/word/2010/wordml" xmlns:w15="http://schemas.microsoft.com/office/word/2012/wordml" xmlns:w16cex="http://schemas.microsoft.com/office/word/2018/wordml/cex" xmlns:w16cid="http://schemas.microsoft.com/office/word/2016/wordml/cid" xmlns:w16="http://schemas.microsoft.com/office/word/2018/wordml" xmlns:w16du="http://schemas.microsoft.com/office/word/2023/wordml/word16du" xmlns:w16sdtdh="http://schemas.microsoft.com/office/word/2020/wordml/sdtdatahash" xmlns:w16sdtfl="http://schemas.microsoft.com/office/word/2024/wordml/sdtformatlock" xmlns:w16se="http://schemas.microsoft.com/office/word/2015/wordml/symex" xmlns:wpg="http://schemas.microsoft.com/office/word/2010/wordprocessingGroup" xmlns:wpi="http://schemas.microsoft.com/office/word/2010/wordprocessingInk" xmlns:wne="http://schemas.microsoft.com/office/word/2006/wordml" xmlns:wps="http://schemas.microsoft.com/office/word/2010/wordprocessingShape" xmlns:a="http://schemas.openxmlformats.org/drawingml/2006/main" xmlns:pic="http://schemas.openxmlformats.org/drawingml/2006/picture" mc:Ignorable="w14 w15 w16se w16cid w16 w16cex w16sdtdh w16sdtfl w16du wp14">
   <w:p>
     <w:pPr>
-      <w:pStyle w:val="Encabezado"/>
+      <w:pStyle w:val="Normal7"/>
+      <w:pBdr>
+        <w:top w:val="nil"/>
+        <w:left w:val="nil"/>
+        <w:bottom w:val="nil"/>
+        <w:right w:val="nil"/>
+        <w:between w:val="nil"/>
+      </w:pBdr>
       <w:tabs>
-        <w:tab w:val="clear" w:pos="4419"/>
+        <w:tab w:val="center" w:pos="4419"/>
+        <w:tab w:val="right" w:pos="8838"/>
       </w:tabs>
+      <w:jc w:val="center"/>
+      <w:rPr>
+        <w:color w:val="000000"/>
+      </w:rPr>
     </w:pPr>
     <w:r>
       <w:rPr>
         <w:noProof/>
       </w:rPr>
       <w:drawing>
-        <wp:anchor distT="0" distB="0" distL="114300" distR="114300" simplePos="0" relativeHeight="251659264" behindDoc="0" locked="0" layoutInCell="1" allowOverlap="1" wp14:anchorId="582A2502" wp14:editId="43ACE061">
-          <wp:simplePos x="0" y="0"/>
-          <wp:positionH relativeFrom="column">
-            <wp:posOffset>2400300</wp:posOffset>
-          </wp:positionH>
-          <wp:positionV relativeFrom="paragraph">
-            <wp:posOffset>-95885</wp:posOffset>
-          </wp:positionV>
-          <wp:extent cx="592455" cy="561340"/>
-          <wp:effectExtent l="0" t="0" r="4445" b="0"/>
-          <wp:wrapSquare wrapText="bothSides"/>
-          <wp:docPr id="20" name="Imagen 20">
-            <a:extLst xmlns:a="http://schemas.openxmlformats.org/drawingml/2006/main">
-              <a:ext uri="{C183D7F6-B498-43B3-948B-1728B52AA6E4}">
-                <adec:decorative xmlns:adec="http://schemas.microsoft.com/office/drawing/2017/decorative" val="1"/>
-              </a:ext>
-            </a:extLst>
-          </wp:docPr>
-          <wp:cNvGraphicFramePr>
-            <a:graphicFrameLocks xmlns:a="http://schemas.openxmlformats.org/drawingml/2006/main" noChangeAspect="1"/>
-          </wp:cNvGraphicFramePr>
+        <wp:inline distT="0" distB="0" distL="0" distR="0" wp14:anchorId="7FE4C993" wp14:editId="6E79E82D">
+          <wp:extent cx="665322" cy="650498"/>
+          <wp:effectExtent l="0" t="0" r="0" b="0"/>
+          <wp:docPr id="61161382" name="image1.png" descr="Logotipo&#10;&#10;Descripción generada automáticamente con confianza baja"/>
+          <wp:cNvGraphicFramePr/>
           <a:graphic xmlns:a="http://schemas.openxmlformats.org/drawingml/2006/main">
             <a:graphicData uri="http://schemas.openxmlformats.org/drawingml/2006/picture">
               <pic:pic xmlns:pic="http://schemas.openxmlformats.org/drawingml/2006/picture">
                 <pic:nvPicPr>
-                  <pic:cNvPr id="7" name="Imagen 7">
-                    <a:extLst>
-                      <a:ext uri="{C183D7F6-B498-43B3-948B-1728B52AA6E4}">
-                        <adec:decorative xmlns:adec="http://schemas.microsoft.com/office/drawing/2017/decorative" val="1"/>
-                      </a:ext>
-                    </a:extLst>
-                  </pic:cNvPr>
-                  <pic:cNvPicPr/>
+                  <pic:cNvPr id="0" name="image1.png" descr="Logotipo&#10;&#10;Descripción generada automáticamente con confianza baja"/>
+                  <pic:cNvPicPr preferRelativeResize="0"/>
                 </pic:nvPicPr>
                 <pic:blipFill>
-                  <a:blip r:embed="rId1">
-                    <a:extLst>
-                      <a:ext uri="{28A0092B-C50C-407E-A947-70E740481C1C}">
-                        <a14:useLocalDpi xmlns:a14="http://schemas.microsoft.com/office/drawing/2010/main" val="0"/>
-                      </a:ext>
-                    </a:extLst>
-                  </a:blip>
+                  <a:blip r:embed="rId1"/>
+                  <a:srcRect/>
                   <a:stretch>
                     <a:fillRect/>
                   </a:stretch>
@@ -470,26 +2986,428 @@
                 <pic:spPr>
                   <a:xfrm>
                     <a:off x="0" y="0"/>
-                    <a:ext cx="592455" cy="561340"/>
+                    <a:ext cx="665322" cy="650498"/>
                   </a:xfrm>
                   <a:prstGeom prst="rect">
                     <a:avLst/>
                   </a:prstGeom>
+                  <a:ln/>
                 </pic:spPr>
               </pic:pic>
             </a:graphicData>
           </a:graphic>
-          <wp14:sizeRelH relativeFrom="page">
-            <wp14:pctWidth>0</wp14:pctWidth>
-          </wp14:sizeRelH>
-          <wp14:sizeRelV relativeFrom="page">
-            <wp14:pctHeight>0</wp14:pctHeight>
-          </wp14:sizeRelV>
-        </wp:anchor>
+        </wp:inline>
       </w:drawing>
     </w:r>
   </w:p>
+  <w:p>
+    <w:pPr>
+      <w:pStyle w:val="Normal7"/>
+      <w:pBdr>
+        <w:top w:val="nil"/>
+        <w:left w:val="nil"/>
+        <w:bottom w:val="nil"/>
+        <w:right w:val="nil"/>
+        <w:between w:val="nil"/>
+      </w:pBdr>
+      <w:tabs>
+        <w:tab w:val="center" w:pos="4419"/>
+        <w:tab w:val="right" w:pos="8838"/>
+      </w:tabs>
+      <w:jc w:val="center"/>
+      <w:rPr>
+        <w:color w:val="000000"/>
+      </w:rPr>
+    </w:pPr>
+  </w:p>
 </w:hdr>
+</file>
+
+<file path=word/numbering.xml><?xml version="1.0" encoding="utf-8"?>
+<w:numbering xmlns:wpc="http://schemas.microsoft.com/office/word/2010/wordprocessingCanvas" xmlns:cx="http://schemas.microsoft.com/office/drawing/2014/chartex" xmlns:cx1="http://schemas.microsoft.com/office/drawing/2015/9/8/chartex" xmlns:cx2="http://schemas.microsoft.com/office/drawing/2015/10/21/chartex" xmlns:cx3="http://schemas.microsoft.com/office/drawing/2016/5/9/chartex" xmlns:cx4="http://schemas.microsoft.com/office/drawing/2016/5/10/chartex" xmlns:cx5="http://schemas.microsoft.com/office/drawing/2016/5/11/chartex" xmlns:cx6="http://schemas.microsoft.com/office/drawing/2016/5/12/chartex" xmlns:cx7="http://schemas.microsoft.com/office/drawing/2016/5/13/chartex" xmlns:cx8="http://schemas.microsoft.com/office/drawing/2016/5/14/chartex" xmlns:mc="http://schemas.openxmlformats.org/markup-compatibility/2006" xmlns:aink="http://schemas.microsoft.com/office/drawing/2016/ink" xmlns:am3d="http://schemas.microsoft.com/office/drawing/2017/model3d" xmlns:o="urn:schemas-microsoft-com:office:office" xmlns:oel="http://schemas.microsoft.com/office/2019/extlst" xmlns:r="http://schemas.openxmlformats.org/officeDocument/2006/relationships" xmlns:m="http://schemas.openxmlformats.org/officeDocument/2006/math" xmlns:v="urn:schemas-microsoft-com:vml" xmlns:wp14="http://schemas.microsoft.com/office/word/2010/wordprocessingDrawing" xmlns:wp="http://schemas.openxmlformats.org/drawingml/2006/wordprocessingDrawing" xmlns:w10="urn:schemas-microsoft-com:office:word" xmlns:w="http://schemas.openxmlformats.org/wordprocessingml/2006/main" xmlns:w14="http://schemas.microsoft.com/office/word/2010/wordml" xmlns:w15="http://schemas.microsoft.com/office/word/2012/wordml" xmlns:w16cex="http://schemas.microsoft.com/office/word/2018/wordml/cex" xmlns:w16cid="http://schemas.microsoft.com/office/word/2016/wordml/cid" xmlns:w16="http://schemas.microsoft.com/office/word/2018/wordml" xmlns:w16du="http://schemas.microsoft.com/office/word/2023/wordml/word16du" xmlns:w16sdtdh="http://schemas.microsoft.com/office/word/2020/wordml/sdtdatahash" xmlns:w16sdtfl="http://schemas.microsoft.com/office/word/2024/wordml/sdtformatlock" xmlns:w16se="http://schemas.microsoft.com/office/word/2015/wordml/symex" xmlns:wpg="http://schemas.microsoft.com/office/word/2010/wordprocessingGroup" xmlns:wpi="http://schemas.microsoft.com/office/word/2010/wordprocessingInk" xmlns:wne="http://schemas.microsoft.com/office/word/2006/wordml" xmlns:wps="http://schemas.microsoft.com/office/word/2010/wordprocessingShape" mc:Ignorable="w14 w15 w16se w16cid w16 w16cex w16sdtdh w16sdtfl w16du wp14">
+  <w:abstractNum xmlns:w="http://schemas.openxmlformats.org/wordprocessingml/2006/main" w:abstractNumId="2">
+    <w:nsid w:val="7a77f96"/>
+    <w:multiLevelType xmlns:w="http://schemas.openxmlformats.org/wordprocessingml/2006/main" w:val="hybridMultilevel"/>
+    <w:lvl xmlns:w="http://schemas.openxmlformats.org/wordprocessingml/2006/main" w:ilvl="0">
+      <w:start w:val="1"/>
+      <w:numFmt w:val="bullet"/>
+      <w:lvlText w:val=""/>
+      <w:lvlJc w:val="left"/>
+      <w:pPr>
+        <w:ind w:left="720" w:hanging="360"/>
+      </w:pPr>
+      <w:rPr>
+        <w:rFonts w:hint="default" w:ascii="Symbol" w:hAnsi="Symbol"/>
+      </w:rPr>
+    </w:lvl>
+    <w:lvl xmlns:w="http://schemas.openxmlformats.org/wordprocessingml/2006/main" w:ilvl="1">
+      <w:start w:val="1"/>
+      <w:numFmt w:val="bullet"/>
+      <w:lvlText w:val="o"/>
+      <w:lvlJc w:val="left"/>
+      <w:pPr>
+        <w:ind w:left="1440" w:hanging="360"/>
+      </w:pPr>
+      <w:rPr>
+        <w:rFonts w:hint="default" w:ascii="Courier New" w:hAnsi="Courier New"/>
+      </w:rPr>
+    </w:lvl>
+    <w:lvl xmlns:w="http://schemas.openxmlformats.org/wordprocessingml/2006/main" w:ilvl="2">
+      <w:start w:val="1"/>
+      <w:numFmt w:val="bullet"/>
+      <w:lvlText w:val=""/>
+      <w:lvlJc w:val="left"/>
+      <w:pPr>
+        <w:ind w:left="2160" w:hanging="360"/>
+      </w:pPr>
+      <w:rPr>
+        <w:rFonts w:hint="default" w:ascii="Wingdings" w:hAnsi="Wingdings"/>
+      </w:rPr>
+    </w:lvl>
+    <w:lvl xmlns:w="http://schemas.openxmlformats.org/wordprocessingml/2006/main" w:ilvl="3">
+      <w:start w:val="1"/>
+      <w:numFmt w:val="bullet"/>
+      <w:lvlText w:val=""/>
+      <w:lvlJc w:val="left"/>
+      <w:pPr>
+        <w:ind w:left="2880" w:hanging="360"/>
+      </w:pPr>
+      <w:rPr>
+        <w:rFonts w:hint="default" w:ascii="Symbol" w:hAnsi="Symbol"/>
+      </w:rPr>
+    </w:lvl>
+    <w:lvl xmlns:w="http://schemas.openxmlformats.org/wordprocessingml/2006/main" w:ilvl="4">
+      <w:start w:val="1"/>
+      <w:numFmt w:val="bullet"/>
+      <w:lvlText w:val="o"/>
+      <w:lvlJc w:val="left"/>
+      <w:pPr>
+        <w:ind w:left="3600" w:hanging="360"/>
+      </w:pPr>
+      <w:rPr>
+        <w:rFonts w:hint="default" w:ascii="Courier New" w:hAnsi="Courier New"/>
+      </w:rPr>
+    </w:lvl>
+    <w:lvl xmlns:w="http://schemas.openxmlformats.org/wordprocessingml/2006/main" w:ilvl="5">
+      <w:start w:val="1"/>
+      <w:numFmt w:val="bullet"/>
+      <w:lvlText w:val=""/>
+      <w:lvlJc w:val="left"/>
+      <w:pPr>
+        <w:ind w:left="4320" w:hanging="360"/>
+      </w:pPr>
+      <w:rPr>
+        <w:rFonts w:hint="default" w:ascii="Wingdings" w:hAnsi="Wingdings"/>
+      </w:rPr>
+    </w:lvl>
+    <w:lvl xmlns:w="http://schemas.openxmlformats.org/wordprocessingml/2006/main" w:ilvl="6">
+      <w:start w:val="1"/>
+      <w:numFmt w:val="bullet"/>
+      <w:lvlText w:val=""/>
+      <w:lvlJc w:val="left"/>
+      <w:pPr>
+        <w:ind w:left="5040" w:hanging="360"/>
+      </w:pPr>
+      <w:rPr>
+        <w:rFonts w:hint="default" w:ascii="Symbol" w:hAnsi="Symbol"/>
+      </w:rPr>
+    </w:lvl>
+    <w:lvl xmlns:w="http://schemas.openxmlformats.org/wordprocessingml/2006/main" w:ilvl="7">
+      <w:start w:val="1"/>
+      <w:numFmt w:val="bullet"/>
+      <w:lvlText w:val="o"/>
+      <w:lvlJc w:val="left"/>
+      <w:pPr>
+        <w:ind w:left="5760" w:hanging="360"/>
+      </w:pPr>
+      <w:rPr>
+        <w:rFonts w:hint="default" w:ascii="Courier New" w:hAnsi="Courier New"/>
+      </w:rPr>
+    </w:lvl>
+    <w:lvl xmlns:w="http://schemas.openxmlformats.org/wordprocessingml/2006/main" w:ilvl="8">
+      <w:start w:val="1"/>
+      <w:numFmt w:val="bullet"/>
+      <w:lvlText w:val=""/>
+      <w:lvlJc w:val="left"/>
+      <w:pPr>
+        <w:ind w:left="6480" w:hanging="360"/>
+      </w:pPr>
+      <w:rPr>
+        <w:rFonts w:hint="default" w:ascii="Wingdings" w:hAnsi="Wingdings"/>
+      </w:rPr>
+    </w:lvl>
+  </w:abstractNum>
+  <w:abstractNum xmlns:w="http://schemas.openxmlformats.org/wordprocessingml/2006/main" w:abstractNumId="1">
+    <w:nsid w:val="680d54ce"/>
+    <w:multiLevelType xmlns:w="http://schemas.openxmlformats.org/wordprocessingml/2006/main" w:val="hybridMultilevel"/>
+    <w:lvl xmlns:w="http://schemas.openxmlformats.org/wordprocessingml/2006/main" w:ilvl="0">
+      <w:start w:val="1"/>
+      <w:numFmt w:val="bullet"/>
+      <w:lvlText w:val=""/>
+      <w:lvlJc w:val="left"/>
+      <w:pPr>
+        <w:ind w:left="720" w:hanging="360"/>
+      </w:pPr>
+      <w:rPr>
+        <w:rFonts w:hint="default" w:ascii="Symbol" w:hAnsi="Symbol"/>
+      </w:rPr>
+    </w:lvl>
+    <w:lvl xmlns:w="http://schemas.openxmlformats.org/wordprocessingml/2006/main" w:ilvl="1">
+      <w:start w:val="1"/>
+      <w:numFmt w:val="bullet"/>
+      <w:lvlText w:val="o"/>
+      <w:lvlJc w:val="left"/>
+      <w:pPr>
+        <w:ind w:left="1440" w:hanging="360"/>
+      </w:pPr>
+      <w:rPr>
+        <w:rFonts w:hint="default" w:ascii="Courier New" w:hAnsi="Courier New"/>
+      </w:rPr>
+    </w:lvl>
+    <w:lvl xmlns:w="http://schemas.openxmlformats.org/wordprocessingml/2006/main" w:ilvl="2">
+      <w:start w:val="1"/>
+      <w:numFmt w:val="bullet"/>
+      <w:lvlText w:val=""/>
+      <w:lvlJc w:val="left"/>
+      <w:pPr>
+        <w:ind w:left="2160" w:hanging="360"/>
+      </w:pPr>
+      <w:rPr>
+        <w:rFonts w:hint="default" w:ascii="Wingdings" w:hAnsi="Wingdings"/>
+      </w:rPr>
+    </w:lvl>
+    <w:lvl xmlns:w="http://schemas.openxmlformats.org/wordprocessingml/2006/main" w:ilvl="3">
+      <w:start w:val="1"/>
+      <w:numFmt w:val="bullet"/>
+      <w:lvlText w:val=""/>
+      <w:lvlJc w:val="left"/>
+      <w:pPr>
+        <w:ind w:left="2880" w:hanging="360"/>
+      </w:pPr>
+      <w:rPr>
+        <w:rFonts w:hint="default" w:ascii="Symbol" w:hAnsi="Symbol"/>
+      </w:rPr>
+    </w:lvl>
+    <w:lvl xmlns:w="http://schemas.openxmlformats.org/wordprocessingml/2006/main" w:ilvl="4">
+      <w:start w:val="1"/>
+      <w:numFmt w:val="bullet"/>
+      <w:lvlText w:val="o"/>
+      <w:lvlJc w:val="left"/>
+      <w:pPr>
+        <w:ind w:left="3600" w:hanging="360"/>
+      </w:pPr>
+      <w:rPr>
+        <w:rFonts w:hint="default" w:ascii="Courier New" w:hAnsi="Courier New"/>
+      </w:rPr>
+    </w:lvl>
+    <w:lvl xmlns:w="http://schemas.openxmlformats.org/wordprocessingml/2006/main" w:ilvl="5">
+      <w:start w:val="1"/>
+      <w:numFmt w:val="bullet"/>
+      <w:lvlText w:val=""/>
+      <w:lvlJc w:val="left"/>
+      <w:pPr>
+        <w:ind w:left="4320" w:hanging="360"/>
+      </w:pPr>
+      <w:rPr>
+        <w:rFonts w:hint="default" w:ascii="Wingdings" w:hAnsi="Wingdings"/>
+      </w:rPr>
+    </w:lvl>
+    <w:lvl xmlns:w="http://schemas.openxmlformats.org/wordprocessingml/2006/main" w:ilvl="6">
+      <w:start w:val="1"/>
+      <w:numFmt w:val="bullet"/>
+      <w:lvlText w:val=""/>
+      <w:lvlJc w:val="left"/>
+      <w:pPr>
+        <w:ind w:left="5040" w:hanging="360"/>
+      </w:pPr>
+      <w:rPr>
+        <w:rFonts w:hint="default" w:ascii="Symbol" w:hAnsi="Symbol"/>
+      </w:rPr>
+    </w:lvl>
+    <w:lvl xmlns:w="http://schemas.openxmlformats.org/wordprocessingml/2006/main" w:ilvl="7">
+      <w:start w:val="1"/>
+      <w:numFmt w:val="bullet"/>
+      <w:lvlText w:val="o"/>
+      <w:lvlJc w:val="left"/>
+      <w:pPr>
+        <w:ind w:left="5760" w:hanging="360"/>
+      </w:pPr>
+      <w:rPr>
+        <w:rFonts w:hint="default" w:ascii="Courier New" w:hAnsi="Courier New"/>
+      </w:rPr>
+    </w:lvl>
+    <w:lvl xmlns:w="http://schemas.openxmlformats.org/wordprocessingml/2006/main" w:ilvl="8">
+      <w:start w:val="1"/>
+      <w:numFmt w:val="bullet"/>
+      <w:lvlText w:val=""/>
+      <w:lvlJc w:val="left"/>
+      <w:pPr>
+        <w:ind w:left="6480" w:hanging="360"/>
+      </w:pPr>
+      <w:rPr>
+        <w:rFonts w:hint="default" w:ascii="Wingdings" w:hAnsi="Wingdings"/>
+      </w:rPr>
+    </w:lvl>
+  </w:abstractNum>
+  <w:abstractNum w:abstractNumId="0" w15:restartNumberingAfterBreak="0">
+    <w:nsid w:val="0A5A50F1"/>
+    <w:multiLevelType w:val="multilevel"/>
+    <w:tmpl w:val="03CADB5A"/>
+    <w:lvl w:ilvl="0">
+      <w:start w:val="1"/>
+      <w:numFmt w:val="bullet"/>
+      <w:lvlText w:val=""/>
+      <w:lvlJc w:val="left"/>
+      <w:pPr>
+        <w:tabs>
+          <w:tab w:val="num" w:pos="720"/>
+        </w:tabs>
+        <w:ind w:left="720" w:hanging="360"/>
+      </w:pPr>
+      <w:rPr>
+        <w:rFonts w:hint="default" w:ascii="Symbol" w:hAnsi="Symbol"/>
+        <w:sz w:val="20"/>
+      </w:rPr>
+    </w:lvl>
+    <w:lvl w:ilvl="1" w:tentative="1">
+      <w:start w:val="1"/>
+      <w:numFmt w:val="bullet"/>
+      <w:lvlText w:val="o"/>
+      <w:lvlJc w:val="left"/>
+      <w:pPr>
+        <w:tabs>
+          <w:tab w:val="num" w:pos="1440"/>
+        </w:tabs>
+        <w:ind w:left="1440" w:hanging="360"/>
+      </w:pPr>
+      <w:rPr>
+        <w:rFonts w:hint="default" w:ascii="Courier New" w:hAnsi="Courier New"/>
+        <w:sz w:val="20"/>
+      </w:rPr>
+    </w:lvl>
+    <w:lvl w:ilvl="2" w:tentative="1">
+      <w:start w:val="1"/>
+      <w:numFmt w:val="bullet"/>
+      <w:lvlText w:val=""/>
+      <w:lvlJc w:val="left"/>
+      <w:pPr>
+        <w:tabs>
+          <w:tab w:val="num" w:pos="2160"/>
+        </w:tabs>
+        <w:ind w:left="2160" w:hanging="360"/>
+      </w:pPr>
+      <w:rPr>
+        <w:rFonts w:hint="default" w:ascii="Wingdings" w:hAnsi="Wingdings"/>
+        <w:sz w:val="20"/>
+      </w:rPr>
+    </w:lvl>
+    <w:lvl w:ilvl="3" w:tentative="1">
+      <w:start w:val="1"/>
+      <w:numFmt w:val="bullet"/>
+      <w:lvlText w:val=""/>
+      <w:lvlJc w:val="left"/>
+      <w:pPr>
+        <w:tabs>
+          <w:tab w:val="num" w:pos="2880"/>
+        </w:tabs>
+        <w:ind w:left="2880" w:hanging="360"/>
+      </w:pPr>
+      <w:rPr>
+        <w:rFonts w:hint="default" w:ascii="Wingdings" w:hAnsi="Wingdings"/>
+        <w:sz w:val="20"/>
+      </w:rPr>
+    </w:lvl>
+    <w:lvl w:ilvl="4" w:tentative="1">
+      <w:start w:val="1"/>
+      <w:numFmt w:val="bullet"/>
+      <w:lvlText w:val=""/>
+      <w:lvlJc w:val="left"/>
+      <w:pPr>
+        <w:tabs>
+          <w:tab w:val="num" w:pos="3600"/>
+        </w:tabs>
+        <w:ind w:left="3600" w:hanging="360"/>
+      </w:pPr>
+      <w:rPr>
+        <w:rFonts w:hint="default" w:ascii="Wingdings" w:hAnsi="Wingdings"/>
+        <w:sz w:val="20"/>
+      </w:rPr>
+    </w:lvl>
+    <w:lvl w:ilvl="5" w:tentative="1">
+      <w:start w:val="1"/>
+      <w:numFmt w:val="bullet"/>
+      <w:lvlText w:val=""/>
+      <w:lvlJc w:val="left"/>
+      <w:pPr>
+        <w:tabs>
+          <w:tab w:val="num" w:pos="4320"/>
+        </w:tabs>
+        <w:ind w:left="4320" w:hanging="360"/>
+      </w:pPr>
+      <w:rPr>
+        <w:rFonts w:hint="default" w:ascii="Wingdings" w:hAnsi="Wingdings"/>
+        <w:sz w:val="20"/>
+      </w:rPr>
+    </w:lvl>
+    <w:lvl w:ilvl="6" w:tentative="1">
+      <w:start w:val="1"/>
+      <w:numFmt w:val="bullet"/>
+      <w:lvlText w:val=""/>
+      <w:lvlJc w:val="left"/>
+      <w:pPr>
+        <w:tabs>
+          <w:tab w:val="num" w:pos="5040"/>
+        </w:tabs>
+        <w:ind w:left="5040" w:hanging="360"/>
+      </w:pPr>
+      <w:rPr>
+        <w:rFonts w:hint="default" w:ascii="Wingdings" w:hAnsi="Wingdings"/>
+        <w:sz w:val="20"/>
+      </w:rPr>
+    </w:lvl>
+    <w:lvl w:ilvl="7" w:tentative="1">
+      <w:start w:val="1"/>
+      <w:numFmt w:val="bullet"/>
+      <w:lvlText w:val=""/>
+      <w:lvlJc w:val="left"/>
+      <w:pPr>
+        <w:tabs>
+          <w:tab w:val="num" w:pos="5760"/>
+        </w:tabs>
+        <w:ind w:left="5760" w:hanging="360"/>
+      </w:pPr>
+      <w:rPr>
+        <w:rFonts w:hint="default" w:ascii="Wingdings" w:hAnsi="Wingdings"/>
+        <w:sz w:val="20"/>
+      </w:rPr>
+    </w:lvl>
+    <w:lvl w:ilvl="8" w:tentative="1">
+      <w:start w:val="1"/>
+      <w:numFmt w:val="bullet"/>
+      <w:lvlText w:val=""/>
+      <w:lvlJc w:val="left"/>
+      <w:pPr>
+        <w:tabs>
+          <w:tab w:val="num" w:pos="6480"/>
+        </w:tabs>
+        <w:ind w:left="6480" w:hanging="360"/>
+      </w:pPr>
+      <w:rPr>
+        <w:rFonts w:hint="default" w:ascii="Wingdings" w:hAnsi="Wingdings"/>
+        <w:sz w:val="20"/>
+      </w:rPr>
+    </w:lvl>
+  </w:abstractNum>
+  <w:num w:numId="3">
+    <w:abstractNumId w:val="2"/>
+  </w:num>
+  <w:num w:numId="2">
+    <w:abstractNumId w:val="1"/>
+  </w:num>
+  <w:num w:numId="1" w16cid:durableId="1710455380">
+    <w:abstractNumId w:val="0"/>
+  </w:num>
+</w:numbering>
 </file>
 
 <file path=word/styles.xml><?xml version="1.0" encoding="utf-8"?>
@@ -497,31 +3415,29 @@
   <w:docDefaults>
     <w:rPrDefault>
       <w:rPr>
-        <w:rFonts w:asciiTheme="minorHAnsi" w:eastAsiaTheme="minorHAnsi" w:hAnsiTheme="minorHAnsi" w:cstheme="minorBidi"/>
-        <w:kern w:val="2"/>
+        <w:rFonts w:ascii="Arial" w:hAnsi="Arial" w:eastAsia="Arial" w:cs="Arial"/>
         <w:sz w:val="22"/>
         <w:szCs w:val="22"/>
-        <w:lang w:val="es-CO" w:eastAsia="en-US" w:bidi="ar-SA"/>
-        <w14:ligatures w14:val="standardContextual"/>
+        <w:lang w:val="es-CO" w:eastAsia="ja-JP" w:bidi="ar-SA"/>
       </w:rPr>
     </w:rPrDefault>
     <w:pPrDefault>
       <w:pPr>
-        <w:spacing w:after="160" w:line="259" w:lineRule="auto"/>
+        <w:spacing w:line="276" w:lineRule="auto"/>
       </w:pPr>
     </w:pPrDefault>
   </w:docDefaults>
   <w:latentStyles w:defLockedState="0" w:defUIPriority="99" w:defSemiHidden="0" w:defUnhideWhenUsed="0" w:defQFormat="0" w:count="376">
     <w:lsdException w:name="Normal" w:uiPriority="0" w:qFormat="1"/>
     <w:lsdException w:name="heading 1" w:uiPriority="9" w:qFormat="1"/>
-    <w:lsdException w:name="heading 2" w:semiHidden="1" w:uiPriority="9" w:unhideWhenUsed="1" w:qFormat="1"/>
-    <w:lsdException w:name="heading 3" w:semiHidden="1" w:uiPriority="9" w:unhideWhenUsed="1" w:qFormat="1"/>
-    <w:lsdException w:name="heading 4" w:semiHidden="1" w:uiPriority="9" w:unhideWhenUsed="1" w:qFormat="1"/>
-    <w:lsdException w:name="heading 5" w:semiHidden="1" w:uiPriority="9" w:unhideWhenUsed="1" w:qFormat="1"/>
-    <w:lsdException w:name="heading 6" w:semiHidden="1" w:uiPriority="9" w:unhideWhenUsed="1" w:qFormat="1"/>
-    <w:lsdException w:name="heading 7" w:semiHidden="1" w:uiPriority="9" w:unhideWhenUsed="1" w:qFormat="1"/>
-    <w:lsdException w:name="heading 8" w:semiHidden="1" w:uiPriority="9" w:unhideWhenUsed="1" w:qFormat="1"/>
-    <w:lsdException w:name="heading 9" w:semiHidden="1" w:uiPriority="9" w:unhideWhenUsed="1" w:qFormat="1"/>
+    <w:lsdException w:name="heading 2" w:uiPriority="9" w:semiHidden="1" w:unhideWhenUsed="1" w:qFormat="1"/>
+    <w:lsdException w:name="heading 3" w:uiPriority="9" w:semiHidden="1" w:unhideWhenUsed="1" w:qFormat="1"/>
+    <w:lsdException w:name="heading 4" w:uiPriority="9" w:semiHidden="1" w:unhideWhenUsed="1" w:qFormat="1"/>
+    <w:lsdException w:name="heading 5" w:uiPriority="9" w:semiHidden="1" w:unhideWhenUsed="1" w:qFormat="1"/>
+    <w:lsdException w:name="heading 6" w:uiPriority="9" w:semiHidden="1" w:unhideWhenUsed="1" w:qFormat="1"/>
+    <w:lsdException w:name="heading 7" w:uiPriority="9" w:semiHidden="1" w:unhideWhenUsed="1" w:qFormat="1"/>
+    <w:lsdException w:name="heading 8" w:uiPriority="9" w:semiHidden="1" w:unhideWhenUsed="1" w:qFormat="1"/>
+    <w:lsdException w:name="heading 9" w:uiPriority="9" w:semiHidden="1" w:unhideWhenUsed="1" w:qFormat="1"/>
     <w:lsdException w:name="index 1" w:semiHidden="1" w:unhideWhenUsed="1"/>
     <w:lsdException w:name="index 2" w:semiHidden="1" w:unhideWhenUsed="1"/>
     <w:lsdException w:name="index 3" w:semiHidden="1" w:unhideWhenUsed="1"/>
@@ -531,22 +3447,22 @@
     <w:lsdException w:name="index 7" w:semiHidden="1" w:unhideWhenUsed="1"/>
     <w:lsdException w:name="index 8" w:semiHidden="1" w:unhideWhenUsed="1"/>
     <w:lsdException w:name="index 9" w:semiHidden="1" w:unhideWhenUsed="1"/>
-    <w:lsdException w:name="toc 1" w:semiHidden="1" w:uiPriority="39" w:unhideWhenUsed="1"/>
-    <w:lsdException w:name="toc 2" w:semiHidden="1" w:uiPriority="39" w:unhideWhenUsed="1"/>
-    <w:lsdException w:name="toc 3" w:semiHidden="1" w:uiPriority="39" w:unhideWhenUsed="1"/>
-    <w:lsdException w:name="toc 4" w:semiHidden="1" w:uiPriority="39" w:unhideWhenUsed="1"/>
-    <w:lsdException w:name="toc 5" w:semiHidden="1" w:uiPriority="39" w:unhideWhenUsed="1"/>
-    <w:lsdException w:name="toc 6" w:semiHidden="1" w:uiPriority="39" w:unhideWhenUsed="1"/>
-    <w:lsdException w:name="toc 7" w:semiHidden="1" w:uiPriority="39" w:unhideWhenUsed="1"/>
-    <w:lsdException w:name="toc 8" w:semiHidden="1" w:uiPriority="39" w:unhideWhenUsed="1"/>
-    <w:lsdException w:name="toc 9" w:semiHidden="1" w:uiPriority="39" w:unhideWhenUsed="1"/>
+    <w:lsdException w:name="toc 1" w:uiPriority="39" w:semiHidden="1" w:unhideWhenUsed="1"/>
+    <w:lsdException w:name="toc 2" w:uiPriority="39" w:semiHidden="1" w:unhideWhenUsed="1"/>
+    <w:lsdException w:name="toc 3" w:uiPriority="39" w:semiHidden="1" w:unhideWhenUsed="1"/>
+    <w:lsdException w:name="toc 4" w:uiPriority="39" w:semiHidden="1" w:unhideWhenUsed="1"/>
+    <w:lsdException w:name="toc 5" w:uiPriority="39" w:semiHidden="1" w:unhideWhenUsed="1"/>
+    <w:lsdException w:name="toc 6" w:uiPriority="39" w:semiHidden="1" w:unhideWhenUsed="1"/>
+    <w:lsdException w:name="toc 7" w:uiPriority="39" w:semiHidden="1" w:unhideWhenUsed="1"/>
+    <w:lsdException w:name="toc 8" w:uiPriority="39" w:semiHidden="1" w:unhideWhenUsed="1"/>
+    <w:lsdException w:name="toc 9" w:uiPriority="39" w:semiHidden="1" w:unhideWhenUsed="1"/>
     <w:lsdException w:name="Normal Indent" w:semiHidden="1" w:unhideWhenUsed="1"/>
     <w:lsdException w:name="footnote text" w:semiHidden="1" w:unhideWhenUsed="1"/>
     <w:lsdException w:name="annotation text" w:semiHidden="1" w:unhideWhenUsed="1"/>
     <w:lsdException w:name="header" w:semiHidden="1" w:unhideWhenUsed="1"/>
     <w:lsdException w:name="footer" w:semiHidden="1" w:unhideWhenUsed="1"/>
     <w:lsdException w:name="index heading" w:semiHidden="1" w:unhideWhenUsed="1"/>
-    <w:lsdException w:name="caption" w:semiHidden="1" w:uiPriority="35" w:unhideWhenUsed="1" w:qFormat="1"/>
+    <w:lsdException w:name="caption" w:uiPriority="35" w:semiHidden="1" w:unhideWhenUsed="1" w:qFormat="1"/>
     <w:lsdException w:name="table of figures" w:semiHidden="1" w:unhideWhenUsed="1"/>
     <w:lsdException w:name="envelope address" w:semiHidden="1" w:unhideWhenUsed="1"/>
     <w:lsdException w:name="envelope return" w:semiHidden="1" w:unhideWhenUsed="1"/>
@@ -577,7 +3493,7 @@
     <w:lsdException w:name="Title" w:uiPriority="10" w:qFormat="1"/>
     <w:lsdException w:name="Closing" w:semiHidden="1" w:unhideWhenUsed="1"/>
     <w:lsdException w:name="Signature" w:semiHidden="1" w:unhideWhenUsed="1"/>
-    <w:lsdException w:name="Default Paragraph Font" w:semiHidden="1" w:uiPriority="1" w:unhideWhenUsed="1"/>
+    <w:lsdException w:name="Default Paragraph Font" w:uiPriority="1" w:semiHidden="1" w:unhideWhenUsed="1"/>
     <w:lsdException w:name="Body Text" w:semiHidden="1" w:unhideWhenUsed="1"/>
     <w:lsdException w:name="Body Text Indent" w:semiHidden="1" w:unhideWhenUsed="1"/>
     <w:lsdException w:name="List Continue" w:semiHidden="1" w:unhideWhenUsed="1"/>
@@ -777,8 +3693,8 @@
     <w:lsdException w:name="Subtle Reference" w:uiPriority="31" w:qFormat="1"/>
     <w:lsdException w:name="Intense Reference" w:uiPriority="32" w:qFormat="1"/>
     <w:lsdException w:name="Book Title" w:uiPriority="33" w:qFormat="1"/>
-    <w:lsdException w:name="Bibliography" w:semiHidden="1" w:uiPriority="37" w:unhideWhenUsed="1"/>
-    <w:lsdException w:name="TOC Heading" w:semiHidden="1" w:uiPriority="39" w:unhideWhenUsed="1" w:qFormat="1"/>
+    <w:lsdException w:name="Bibliography" w:uiPriority="37" w:semiHidden="1" w:unhideWhenUsed="1"/>
+    <w:lsdException w:name="TOC Heading" w:uiPriority="39" w:semiHidden="1" w:unhideWhenUsed="1" w:qFormat="1"/>
     <w:lsdException w:name="Plain Table 1" w:uiPriority="41"/>
     <w:lsdException w:name="Plain Table 2" w:uiPriority="42"/>
     <w:lsdException w:name="Plain Table 3" w:uiPriority="43"/>
@@ -889,16 +3805,208 @@
     <w:lsdException w:name="Unresolved Mention" w:semiHidden="1" w:unhideWhenUsed="1"/>
     <w:lsdException w:name="Smart Link" w:semiHidden="1" w:unhideWhenUsed="1"/>
   </w:latentStyles>
-  <w:style w:type="paragraph" w:default="1" w:styleId="Normal">
+  <w:style w:type="paragraph" w:styleId="Normal" w:default="1">
     <w:name w:val="Normal"/>
     <w:qFormat/>
-  </w:style>
-  <w:style w:type="character" w:default="1" w:styleId="Fuentedeprrafopredeter">
+    <w:rsid w:val="51A632DC"/>
+  </w:style>
+  <w:style w:type="paragraph" w:styleId="Ttulo1">
+    <w:name w:val="heading 1"/>
+    <w:basedOn w:val="Normal"/>
+    <w:next w:val="Normal"/>
+    <w:uiPriority w:val="9"/>
+    <w:qFormat/>
+    <w:rsid w:val="51A632DC"/>
+    <w:pPr>
+      <w:keepNext/>
+      <w:keepLines/>
+      <w:spacing w:before="360" w:after="80"/>
+      <w:outlineLvl w:val="0"/>
+    </w:pPr>
+    <w:rPr>
+      <w:rFonts w:ascii="Play" w:hAnsi="Play" w:eastAsia="Play" w:cs="Play"/>
+      <w:color w:val="0F4761" w:themeColor="accent1" w:themeShade="BF"/>
+      <w:sz w:val="40"/>
+      <w:szCs w:val="40"/>
+    </w:rPr>
+  </w:style>
+  <w:style w:type="paragraph" w:styleId="Ttulo2">
+    <w:name w:val="heading 2"/>
+    <w:basedOn w:val="Normal"/>
+    <w:next w:val="Normal"/>
+    <w:uiPriority w:val="9"/>
+    <w:semiHidden/>
+    <w:unhideWhenUsed/>
+    <w:qFormat/>
+    <w:rsid w:val="51A632DC"/>
+    <w:pPr>
+      <w:keepNext/>
+      <w:keepLines/>
+      <w:spacing w:before="160" w:after="80"/>
+      <w:outlineLvl w:val="1"/>
+    </w:pPr>
+    <w:rPr>
+      <w:rFonts w:ascii="Play" w:hAnsi="Play" w:eastAsia="Play" w:cs="Play"/>
+      <w:color w:val="0F4761" w:themeColor="accent1" w:themeShade="BF"/>
+      <w:sz w:val="32"/>
+      <w:szCs w:val="32"/>
+    </w:rPr>
+  </w:style>
+  <w:style w:type="paragraph" w:styleId="Ttulo3">
+    <w:name w:val="heading 3"/>
+    <w:basedOn w:val="Normal"/>
+    <w:next w:val="Normal"/>
+    <w:uiPriority w:val="9"/>
+    <w:semiHidden/>
+    <w:unhideWhenUsed/>
+    <w:qFormat/>
+    <w:rsid w:val="51A632DC"/>
+    <w:pPr>
+      <w:keepNext/>
+      <w:keepLines/>
+      <w:spacing w:before="160" w:after="80"/>
+      <w:outlineLvl w:val="2"/>
+    </w:pPr>
+    <w:rPr>
+      <w:rFonts w:ascii="Aptos" w:hAnsi="Aptos" w:eastAsia="Aptos" w:cs="Aptos"/>
+      <w:color w:val="0F4761" w:themeColor="accent1" w:themeShade="BF"/>
+      <w:sz w:val="28"/>
+      <w:szCs w:val="28"/>
+    </w:rPr>
+  </w:style>
+  <w:style w:type="paragraph" w:styleId="Ttulo4">
+    <w:name w:val="heading 4"/>
+    <w:basedOn w:val="Normal"/>
+    <w:next w:val="Normal"/>
+    <w:uiPriority w:val="9"/>
+    <w:semiHidden/>
+    <w:unhideWhenUsed/>
+    <w:qFormat/>
+    <w:rsid w:val="51A632DC"/>
+    <w:pPr>
+      <w:keepNext/>
+      <w:keepLines/>
+      <w:spacing w:before="80" w:after="40"/>
+      <w:outlineLvl w:val="3"/>
+    </w:pPr>
+    <w:rPr>
+      <w:rFonts w:ascii="Aptos" w:hAnsi="Aptos" w:eastAsia="Aptos" w:cs="Aptos"/>
+      <w:i/>
+      <w:iCs/>
+      <w:color w:val="0F4761" w:themeColor="accent1" w:themeShade="BF"/>
+    </w:rPr>
+  </w:style>
+  <w:style w:type="paragraph" w:styleId="Ttulo5">
+    <w:name w:val="heading 5"/>
+    <w:basedOn w:val="Normal"/>
+    <w:next w:val="Normal"/>
+    <w:uiPriority w:val="9"/>
+    <w:semiHidden/>
+    <w:unhideWhenUsed/>
+    <w:qFormat/>
+    <w:rsid w:val="51A632DC"/>
+    <w:pPr>
+      <w:keepNext/>
+      <w:keepLines/>
+      <w:spacing w:before="80" w:after="40"/>
+      <w:outlineLvl w:val="4"/>
+    </w:pPr>
+    <w:rPr>
+      <w:rFonts w:ascii="Aptos" w:hAnsi="Aptos" w:eastAsia="Aptos" w:cs="Aptos"/>
+      <w:color w:val="0F4761" w:themeColor="accent1" w:themeShade="BF"/>
+    </w:rPr>
+  </w:style>
+  <w:style w:type="paragraph" w:styleId="Ttulo6">
+    <w:name w:val="heading 6"/>
+    <w:basedOn w:val="Normal"/>
+    <w:next w:val="Normal"/>
+    <w:uiPriority w:val="9"/>
+    <w:semiHidden/>
+    <w:unhideWhenUsed/>
+    <w:qFormat/>
+    <w:rsid w:val="51A632DC"/>
+    <w:pPr>
+      <w:keepNext/>
+      <w:keepLines/>
+      <w:spacing w:before="40"/>
+      <w:outlineLvl w:val="5"/>
+    </w:pPr>
+    <w:rPr>
+      <w:rFonts w:ascii="Aptos" w:hAnsi="Aptos" w:eastAsia="Aptos" w:cs="Aptos"/>
+      <w:i/>
+      <w:iCs/>
+      <w:color w:val="595959" w:themeColor="text1" w:themeTint="A6"/>
+    </w:rPr>
+  </w:style>
+  <w:style w:type="paragraph" w:styleId="Ttulo7">
+    <w:name w:val="heading 7"/>
+    <w:basedOn w:val="Normal100"/>
+    <w:next w:val="Normal100"/>
+    <w:link w:val="Ttulo7Car"/>
+    <w:uiPriority w:val="9"/>
+    <w:semiHidden/>
+    <w:unhideWhenUsed/>
+    <w:qFormat/>
+    <w:rsid w:val="00FE0A27"/>
+    <w:pPr>
+      <w:keepNext/>
+      <w:keepLines/>
+      <w:spacing w:before="40"/>
+      <w:outlineLvl w:val="6"/>
+    </w:pPr>
+    <w:rPr>
+      <w:rFonts w:asciiTheme="minorHAnsi" w:hAnsiTheme="minorHAnsi" w:eastAsiaTheme="majorEastAsia" w:cstheme="majorBidi"/>
+      <w:color w:val="595959" w:themeColor="text1" w:themeTint="A6"/>
+    </w:rPr>
+  </w:style>
+  <w:style w:type="paragraph" w:styleId="Ttulo8">
+    <w:name w:val="heading 8"/>
+    <w:basedOn w:val="Normal100"/>
+    <w:next w:val="Normal100"/>
+    <w:link w:val="Ttulo8Car"/>
+    <w:uiPriority w:val="9"/>
+    <w:semiHidden/>
+    <w:unhideWhenUsed/>
+    <w:qFormat/>
+    <w:rsid w:val="00FE0A27"/>
+    <w:pPr>
+      <w:keepNext/>
+      <w:keepLines/>
+      <w:outlineLvl w:val="7"/>
+    </w:pPr>
+    <w:rPr>
+      <w:rFonts w:asciiTheme="minorHAnsi" w:hAnsiTheme="minorHAnsi" w:eastAsiaTheme="majorEastAsia" w:cstheme="majorBidi"/>
+      <w:i/>
+      <w:iCs/>
+      <w:color w:val="272727" w:themeColor="text1" w:themeTint="D8"/>
+    </w:rPr>
+  </w:style>
+  <w:style w:type="paragraph" w:styleId="Ttulo9">
+    <w:name w:val="heading 9"/>
+    <w:basedOn w:val="Normal100"/>
+    <w:next w:val="Normal100"/>
+    <w:link w:val="Ttulo9Car"/>
+    <w:uiPriority w:val="9"/>
+    <w:semiHidden/>
+    <w:unhideWhenUsed/>
+    <w:qFormat/>
+    <w:rsid w:val="00FE0A27"/>
+    <w:pPr>
+      <w:keepNext/>
+      <w:keepLines/>
+      <w:outlineLvl w:val="8"/>
+    </w:pPr>
+    <w:rPr>
+      <w:rFonts w:asciiTheme="minorHAnsi" w:hAnsiTheme="minorHAnsi" w:eastAsiaTheme="majorEastAsia" w:cstheme="majorBidi"/>
+      <w:color w:val="272727" w:themeColor="text1" w:themeTint="D8"/>
+    </w:rPr>
+  </w:style>
+  <w:style w:type="character" w:styleId="Fuentedeprrafopredeter" w:default="1">
     <w:name w:val="Default Paragraph Font"/>
     <w:uiPriority w:val="1"/>
     <w:unhideWhenUsed/>
   </w:style>
-  <w:style w:type="table" w:default="1" w:styleId="Tablanormal">
+  <w:style w:type="table" w:styleId="Tablanormal" w:default="1">
     <w:name w:val="Normal Table"/>
     <w:uiPriority w:val="99"/>
     <w:semiHidden/>
@@ -913,22 +4021,4590 @@
       </w:tblCellMar>
     </w:tblPr>
   </w:style>
-  <w:style w:type="numbering" w:default="1" w:styleId="Sinlista">
+  <w:style w:type="numbering" w:styleId="Sinlista" w:default="1">
     <w:name w:val="No List"/>
     <w:uiPriority w:val="99"/>
     <w:semiHidden/>
     <w:unhideWhenUsed/>
+  </w:style>
+  <w:style w:type="paragraph" w:styleId="Ttulo">
+    <w:name w:val="Title"/>
+    <w:basedOn w:val="Normal"/>
+    <w:next w:val="Normal"/>
+    <w:uiPriority w:val="10"/>
+    <w:qFormat/>
+    <w:rsid w:val="51A632DC"/>
+    <w:pPr>
+      <w:spacing w:after="80"/>
+    </w:pPr>
+    <w:rPr>
+      <w:rFonts w:ascii="Play" w:hAnsi="Play" w:eastAsia="Play" w:cs="Play"/>
+      <w:sz w:val="56"/>
+      <w:szCs w:val="56"/>
+    </w:rPr>
+  </w:style>
+  <w:style w:type="paragraph" w:styleId="Normal0" w:customStyle="1">
+    <w:name w:val="Normal0"/>
+  </w:style>
+  <w:style w:type="table" w:styleId="NormalTable0" w:customStyle="1">
+    <w:name w:val="Normal Table0"/>
+    <w:tblPr>
+      <w:tblCellMar>
+        <w:top w:w="0" w:type="dxa"/>
+        <w:left w:w="0" w:type="dxa"/>
+        <w:bottom w:w="0" w:type="dxa"/>
+        <w:right w:w="0" w:type="dxa"/>
+      </w:tblCellMar>
+    </w:tblPr>
+  </w:style>
+  <w:style w:type="paragraph" w:styleId="heading10" w:customStyle="1">
+    <w:name w:val="heading 10"/>
+    <w:basedOn w:val="Normal0"/>
+    <w:next w:val="Normal0"/>
+    <w:pPr>
+      <w:keepNext/>
+      <w:keepLines/>
+      <w:spacing w:before="360" w:after="80"/>
+    </w:pPr>
+    <w:rPr>
+      <w:rFonts w:ascii="Play" w:hAnsi="Play" w:eastAsia="Play" w:cs="Play"/>
+      <w:color w:val="0F4761"/>
+      <w:sz w:val="40"/>
+      <w:szCs w:val="40"/>
+    </w:rPr>
+  </w:style>
+  <w:style w:type="paragraph" w:styleId="heading20" w:customStyle="1">
+    <w:name w:val="heading 20"/>
+    <w:basedOn w:val="Normal0"/>
+    <w:next w:val="Normal0"/>
+    <w:pPr>
+      <w:keepNext/>
+      <w:keepLines/>
+      <w:spacing w:before="160" w:after="80"/>
+    </w:pPr>
+    <w:rPr>
+      <w:rFonts w:ascii="Play" w:hAnsi="Play" w:eastAsia="Play" w:cs="Play"/>
+      <w:color w:val="0F4761"/>
+      <w:sz w:val="32"/>
+      <w:szCs w:val="32"/>
+    </w:rPr>
+  </w:style>
+  <w:style w:type="paragraph" w:styleId="heading30" w:customStyle="1">
+    <w:name w:val="heading 30"/>
+    <w:basedOn w:val="Normal0"/>
+    <w:next w:val="Normal0"/>
+    <w:pPr>
+      <w:keepNext/>
+      <w:keepLines/>
+      <w:spacing w:before="160" w:after="80"/>
+    </w:pPr>
+    <w:rPr>
+      <w:rFonts w:ascii="Aptos" w:hAnsi="Aptos" w:eastAsia="Aptos" w:cs="Aptos"/>
+      <w:color w:val="0F4761"/>
+      <w:sz w:val="28"/>
+      <w:szCs w:val="28"/>
+    </w:rPr>
+  </w:style>
+  <w:style w:type="paragraph" w:styleId="heading40" w:customStyle="1">
+    <w:name w:val="heading 40"/>
+    <w:basedOn w:val="Normal0"/>
+    <w:next w:val="Normal0"/>
+    <w:pPr>
+      <w:keepNext/>
+      <w:keepLines/>
+      <w:spacing w:before="80" w:after="40"/>
+    </w:pPr>
+    <w:rPr>
+      <w:rFonts w:ascii="Aptos" w:hAnsi="Aptos" w:eastAsia="Aptos" w:cs="Aptos"/>
+      <w:i/>
+      <w:color w:val="0F4761"/>
+    </w:rPr>
+  </w:style>
+  <w:style w:type="paragraph" w:styleId="heading50" w:customStyle="1">
+    <w:name w:val="heading 50"/>
+    <w:basedOn w:val="Normal0"/>
+    <w:next w:val="Normal0"/>
+    <w:pPr>
+      <w:keepNext/>
+      <w:keepLines/>
+      <w:spacing w:before="80" w:after="40"/>
+    </w:pPr>
+    <w:rPr>
+      <w:rFonts w:ascii="Aptos" w:hAnsi="Aptos" w:eastAsia="Aptos" w:cs="Aptos"/>
+      <w:color w:val="0F4761"/>
+    </w:rPr>
+  </w:style>
+  <w:style w:type="paragraph" w:styleId="heading60" w:customStyle="1">
+    <w:name w:val="heading 60"/>
+    <w:basedOn w:val="Normal0"/>
+    <w:next w:val="Normal0"/>
+    <w:pPr>
+      <w:keepNext/>
+      <w:keepLines/>
+      <w:spacing w:before="40"/>
+    </w:pPr>
+    <w:rPr>
+      <w:rFonts w:ascii="Aptos" w:hAnsi="Aptos" w:eastAsia="Aptos" w:cs="Aptos"/>
+      <w:i/>
+      <w:color w:val="595959"/>
+    </w:rPr>
+  </w:style>
+  <w:style w:type="paragraph" w:styleId="Title0" w:customStyle="1">
+    <w:name w:val="Title0"/>
+    <w:basedOn w:val="Normal0"/>
+    <w:next w:val="Normal0"/>
+    <w:pPr>
+      <w:spacing w:after="80"/>
+    </w:pPr>
+    <w:rPr>
+      <w:rFonts w:ascii="Play" w:hAnsi="Play" w:eastAsia="Play" w:cs="Play"/>
+      <w:sz w:val="56"/>
+      <w:szCs w:val="56"/>
+    </w:rPr>
+  </w:style>
+  <w:style w:type="paragraph" w:styleId="Normal1" w:customStyle="1">
+    <w:name w:val="Normal1"/>
+  </w:style>
+  <w:style w:type="table" w:styleId="NormalTable1" w:customStyle="1">
+    <w:name w:val="Normal Table1"/>
+    <w:tblPr>
+      <w:tblCellMar>
+        <w:top w:w="0" w:type="dxa"/>
+        <w:left w:w="0" w:type="dxa"/>
+        <w:bottom w:w="0" w:type="dxa"/>
+        <w:right w:w="0" w:type="dxa"/>
+      </w:tblCellMar>
+    </w:tblPr>
+  </w:style>
+  <w:style w:type="paragraph" w:styleId="heading11" w:customStyle="1">
+    <w:name w:val="heading 11"/>
+    <w:basedOn w:val="Normal1"/>
+    <w:next w:val="Normal1"/>
+    <w:pPr>
+      <w:keepNext/>
+      <w:keepLines/>
+      <w:spacing w:before="360" w:after="80"/>
+    </w:pPr>
+    <w:rPr>
+      <w:rFonts w:ascii="Play" w:hAnsi="Play" w:eastAsia="Play" w:cs="Play"/>
+      <w:color w:val="0F4761"/>
+      <w:sz w:val="40"/>
+      <w:szCs w:val="40"/>
+    </w:rPr>
+  </w:style>
+  <w:style w:type="paragraph" w:styleId="heading21" w:customStyle="1">
+    <w:name w:val="heading 21"/>
+    <w:basedOn w:val="Normal1"/>
+    <w:next w:val="Normal1"/>
+    <w:pPr>
+      <w:keepNext/>
+      <w:keepLines/>
+      <w:spacing w:before="160" w:after="80"/>
+    </w:pPr>
+    <w:rPr>
+      <w:rFonts w:ascii="Play" w:hAnsi="Play" w:eastAsia="Play" w:cs="Play"/>
+      <w:color w:val="0F4761"/>
+      <w:sz w:val="32"/>
+      <w:szCs w:val="32"/>
+    </w:rPr>
+  </w:style>
+  <w:style w:type="paragraph" w:styleId="heading31" w:customStyle="1">
+    <w:name w:val="heading 31"/>
+    <w:basedOn w:val="Normal1"/>
+    <w:next w:val="Normal1"/>
+    <w:pPr>
+      <w:keepNext/>
+      <w:keepLines/>
+      <w:spacing w:before="160" w:after="80"/>
+    </w:pPr>
+    <w:rPr>
+      <w:rFonts w:ascii="Aptos" w:hAnsi="Aptos" w:eastAsia="Aptos" w:cs="Aptos"/>
+      <w:color w:val="0F4761"/>
+      <w:sz w:val="28"/>
+      <w:szCs w:val="28"/>
+    </w:rPr>
+  </w:style>
+  <w:style w:type="paragraph" w:styleId="heading41" w:customStyle="1">
+    <w:name w:val="heading 41"/>
+    <w:basedOn w:val="Normal1"/>
+    <w:next w:val="Normal1"/>
+    <w:pPr>
+      <w:keepNext/>
+      <w:keepLines/>
+      <w:spacing w:before="80" w:after="40"/>
+    </w:pPr>
+    <w:rPr>
+      <w:rFonts w:ascii="Aptos" w:hAnsi="Aptos" w:eastAsia="Aptos" w:cs="Aptos"/>
+      <w:i/>
+      <w:color w:val="0F4761"/>
+    </w:rPr>
+  </w:style>
+  <w:style w:type="paragraph" w:styleId="heading51" w:customStyle="1">
+    <w:name w:val="heading 51"/>
+    <w:basedOn w:val="Normal1"/>
+    <w:next w:val="Normal1"/>
+    <w:pPr>
+      <w:keepNext/>
+      <w:keepLines/>
+      <w:spacing w:before="80" w:after="40"/>
+    </w:pPr>
+    <w:rPr>
+      <w:rFonts w:ascii="Aptos" w:hAnsi="Aptos" w:eastAsia="Aptos" w:cs="Aptos"/>
+      <w:color w:val="0F4761"/>
+    </w:rPr>
+  </w:style>
+  <w:style w:type="paragraph" w:styleId="heading61" w:customStyle="1">
+    <w:name w:val="heading 61"/>
+    <w:basedOn w:val="Normal1"/>
+    <w:next w:val="Normal1"/>
+    <w:pPr>
+      <w:keepNext/>
+      <w:keepLines/>
+      <w:spacing w:before="40"/>
+    </w:pPr>
+    <w:rPr>
+      <w:rFonts w:ascii="Aptos" w:hAnsi="Aptos" w:eastAsia="Aptos" w:cs="Aptos"/>
+      <w:i/>
+      <w:color w:val="595959"/>
+    </w:rPr>
+  </w:style>
+  <w:style w:type="paragraph" w:styleId="Title1" w:customStyle="1">
+    <w:name w:val="Title1"/>
+    <w:basedOn w:val="Normal1"/>
+    <w:next w:val="Normal1"/>
+    <w:pPr>
+      <w:spacing w:after="80"/>
+    </w:pPr>
+    <w:rPr>
+      <w:rFonts w:ascii="Play" w:hAnsi="Play" w:eastAsia="Play" w:cs="Play"/>
+      <w:sz w:val="56"/>
+      <w:szCs w:val="56"/>
+    </w:rPr>
+  </w:style>
+  <w:style w:type="paragraph" w:styleId="Normal2" w:customStyle="1">
+    <w:name w:val="Normal2"/>
+  </w:style>
+  <w:style w:type="table" w:styleId="NormalTable2" w:customStyle="1">
+    <w:name w:val="Normal Table2"/>
+    <w:tblPr>
+      <w:tblCellMar>
+        <w:top w:w="0" w:type="dxa"/>
+        <w:left w:w="0" w:type="dxa"/>
+        <w:bottom w:w="0" w:type="dxa"/>
+        <w:right w:w="0" w:type="dxa"/>
+      </w:tblCellMar>
+    </w:tblPr>
+  </w:style>
+  <w:style w:type="paragraph" w:styleId="heading12" w:customStyle="1">
+    <w:name w:val="heading 12"/>
+    <w:basedOn w:val="Normal2"/>
+    <w:next w:val="Normal2"/>
+    <w:pPr>
+      <w:keepNext/>
+      <w:keepLines/>
+      <w:spacing w:before="360" w:after="80"/>
+    </w:pPr>
+    <w:rPr>
+      <w:rFonts w:ascii="Play" w:hAnsi="Play" w:eastAsia="Play" w:cs="Play"/>
+      <w:color w:val="0F4761"/>
+      <w:sz w:val="40"/>
+      <w:szCs w:val="40"/>
+    </w:rPr>
+  </w:style>
+  <w:style w:type="paragraph" w:styleId="heading22" w:customStyle="1">
+    <w:name w:val="heading 22"/>
+    <w:basedOn w:val="Normal2"/>
+    <w:next w:val="Normal2"/>
+    <w:pPr>
+      <w:keepNext/>
+      <w:keepLines/>
+      <w:spacing w:before="160" w:after="80"/>
+    </w:pPr>
+    <w:rPr>
+      <w:rFonts w:ascii="Play" w:hAnsi="Play" w:eastAsia="Play" w:cs="Play"/>
+      <w:color w:val="0F4761"/>
+      <w:sz w:val="32"/>
+      <w:szCs w:val="32"/>
+    </w:rPr>
+  </w:style>
+  <w:style w:type="paragraph" w:styleId="heading32" w:customStyle="1">
+    <w:name w:val="heading 32"/>
+    <w:basedOn w:val="Normal2"/>
+    <w:next w:val="Normal2"/>
+    <w:pPr>
+      <w:keepNext/>
+      <w:keepLines/>
+      <w:spacing w:before="160" w:after="80"/>
+    </w:pPr>
+    <w:rPr>
+      <w:rFonts w:ascii="Aptos" w:hAnsi="Aptos" w:eastAsia="Aptos" w:cs="Aptos"/>
+      <w:color w:val="0F4761"/>
+      <w:sz w:val="28"/>
+      <w:szCs w:val="28"/>
+    </w:rPr>
+  </w:style>
+  <w:style w:type="paragraph" w:styleId="heading42" w:customStyle="1">
+    <w:name w:val="heading 42"/>
+    <w:basedOn w:val="Normal2"/>
+    <w:next w:val="Normal2"/>
+    <w:pPr>
+      <w:keepNext/>
+      <w:keepLines/>
+      <w:spacing w:before="80" w:after="40"/>
+    </w:pPr>
+    <w:rPr>
+      <w:rFonts w:ascii="Aptos" w:hAnsi="Aptos" w:eastAsia="Aptos" w:cs="Aptos"/>
+      <w:i/>
+      <w:color w:val="0F4761"/>
+    </w:rPr>
+  </w:style>
+  <w:style w:type="paragraph" w:styleId="heading52" w:customStyle="1">
+    <w:name w:val="heading 52"/>
+    <w:basedOn w:val="Normal2"/>
+    <w:next w:val="Normal2"/>
+    <w:pPr>
+      <w:keepNext/>
+      <w:keepLines/>
+      <w:spacing w:before="80" w:after="40"/>
+    </w:pPr>
+    <w:rPr>
+      <w:rFonts w:ascii="Aptos" w:hAnsi="Aptos" w:eastAsia="Aptos" w:cs="Aptos"/>
+      <w:color w:val="0F4761"/>
+    </w:rPr>
+  </w:style>
+  <w:style w:type="paragraph" w:styleId="heading62" w:customStyle="1">
+    <w:name w:val="heading 62"/>
+    <w:basedOn w:val="Normal2"/>
+    <w:next w:val="Normal2"/>
+    <w:pPr>
+      <w:keepNext/>
+      <w:keepLines/>
+      <w:spacing w:before="40"/>
+    </w:pPr>
+    <w:rPr>
+      <w:rFonts w:ascii="Aptos" w:hAnsi="Aptos" w:eastAsia="Aptos" w:cs="Aptos"/>
+      <w:i/>
+      <w:color w:val="595959"/>
+    </w:rPr>
+  </w:style>
+  <w:style w:type="paragraph" w:styleId="Title2" w:customStyle="1">
+    <w:name w:val="Title2"/>
+    <w:basedOn w:val="Normal2"/>
+    <w:next w:val="Normal2"/>
+    <w:pPr>
+      <w:spacing w:after="80"/>
+    </w:pPr>
+    <w:rPr>
+      <w:rFonts w:ascii="Play" w:hAnsi="Play" w:eastAsia="Play" w:cs="Play"/>
+      <w:sz w:val="56"/>
+      <w:szCs w:val="56"/>
+    </w:rPr>
+  </w:style>
+  <w:style w:type="paragraph" w:styleId="Normal3" w:customStyle="1">
+    <w:name w:val="Normal3"/>
+  </w:style>
+  <w:style w:type="table" w:styleId="NormalTable3" w:customStyle="1">
+    <w:name w:val="Normal Table3"/>
+    <w:tblPr>
+      <w:tblCellMar>
+        <w:top w:w="0" w:type="dxa"/>
+        <w:left w:w="0" w:type="dxa"/>
+        <w:bottom w:w="0" w:type="dxa"/>
+        <w:right w:w="0" w:type="dxa"/>
+      </w:tblCellMar>
+    </w:tblPr>
+  </w:style>
+  <w:style w:type="paragraph" w:styleId="heading13" w:customStyle="1">
+    <w:name w:val="heading 13"/>
+    <w:basedOn w:val="Normal3"/>
+    <w:next w:val="Normal3"/>
+    <w:pPr>
+      <w:keepNext/>
+      <w:keepLines/>
+      <w:spacing w:before="360" w:after="80"/>
+    </w:pPr>
+    <w:rPr>
+      <w:rFonts w:ascii="Play" w:hAnsi="Play" w:eastAsia="Play" w:cs="Play"/>
+      <w:color w:val="0F4761"/>
+      <w:sz w:val="40"/>
+      <w:szCs w:val="40"/>
+    </w:rPr>
+  </w:style>
+  <w:style w:type="paragraph" w:styleId="heading23" w:customStyle="1">
+    <w:name w:val="heading 23"/>
+    <w:basedOn w:val="Normal3"/>
+    <w:next w:val="Normal3"/>
+    <w:pPr>
+      <w:keepNext/>
+      <w:keepLines/>
+      <w:spacing w:before="160" w:after="80"/>
+    </w:pPr>
+    <w:rPr>
+      <w:rFonts w:ascii="Play" w:hAnsi="Play" w:eastAsia="Play" w:cs="Play"/>
+      <w:color w:val="0F4761"/>
+      <w:sz w:val="32"/>
+      <w:szCs w:val="32"/>
+    </w:rPr>
+  </w:style>
+  <w:style w:type="paragraph" w:styleId="heading33" w:customStyle="1">
+    <w:name w:val="heading 33"/>
+    <w:basedOn w:val="Normal3"/>
+    <w:next w:val="Normal3"/>
+    <w:pPr>
+      <w:keepNext/>
+      <w:keepLines/>
+      <w:spacing w:before="160" w:after="80"/>
+    </w:pPr>
+    <w:rPr>
+      <w:rFonts w:ascii="Aptos" w:hAnsi="Aptos" w:eastAsia="Aptos" w:cs="Aptos"/>
+      <w:color w:val="0F4761"/>
+      <w:sz w:val="28"/>
+      <w:szCs w:val="28"/>
+    </w:rPr>
+  </w:style>
+  <w:style w:type="paragraph" w:styleId="heading43" w:customStyle="1">
+    <w:name w:val="heading 43"/>
+    <w:basedOn w:val="Normal3"/>
+    <w:next w:val="Normal3"/>
+    <w:pPr>
+      <w:keepNext/>
+      <w:keepLines/>
+      <w:spacing w:before="80" w:after="40"/>
+    </w:pPr>
+    <w:rPr>
+      <w:rFonts w:ascii="Aptos" w:hAnsi="Aptos" w:eastAsia="Aptos" w:cs="Aptos"/>
+      <w:i/>
+      <w:color w:val="0F4761"/>
+    </w:rPr>
+  </w:style>
+  <w:style w:type="paragraph" w:styleId="heading53" w:customStyle="1">
+    <w:name w:val="heading 53"/>
+    <w:basedOn w:val="Normal3"/>
+    <w:next w:val="Normal3"/>
+    <w:pPr>
+      <w:keepNext/>
+      <w:keepLines/>
+      <w:spacing w:before="80" w:after="40"/>
+    </w:pPr>
+    <w:rPr>
+      <w:rFonts w:ascii="Aptos" w:hAnsi="Aptos" w:eastAsia="Aptos" w:cs="Aptos"/>
+      <w:color w:val="0F4761"/>
+    </w:rPr>
+  </w:style>
+  <w:style w:type="paragraph" w:styleId="heading63" w:customStyle="1">
+    <w:name w:val="heading 63"/>
+    <w:basedOn w:val="Normal3"/>
+    <w:next w:val="Normal3"/>
+    <w:pPr>
+      <w:keepNext/>
+      <w:keepLines/>
+      <w:spacing w:before="40"/>
+    </w:pPr>
+    <w:rPr>
+      <w:rFonts w:ascii="Aptos" w:hAnsi="Aptos" w:eastAsia="Aptos" w:cs="Aptos"/>
+      <w:i/>
+      <w:color w:val="595959"/>
+    </w:rPr>
+  </w:style>
+  <w:style w:type="paragraph" w:styleId="Title3" w:customStyle="1">
+    <w:name w:val="Title3"/>
+    <w:basedOn w:val="Normal3"/>
+    <w:next w:val="Normal3"/>
+    <w:pPr>
+      <w:spacing w:after="80"/>
+    </w:pPr>
+    <w:rPr>
+      <w:rFonts w:ascii="Play" w:hAnsi="Play" w:eastAsia="Play" w:cs="Play"/>
+      <w:sz w:val="56"/>
+      <w:szCs w:val="56"/>
+    </w:rPr>
+  </w:style>
+  <w:style w:type="paragraph" w:styleId="Normal4" w:customStyle="1">
+    <w:name w:val="Normal4"/>
+  </w:style>
+  <w:style w:type="table" w:styleId="NormalTable4" w:customStyle="1">
+    <w:name w:val="Normal Table4"/>
+    <w:tblPr>
+      <w:tblCellMar>
+        <w:top w:w="0" w:type="dxa"/>
+        <w:left w:w="0" w:type="dxa"/>
+        <w:bottom w:w="0" w:type="dxa"/>
+        <w:right w:w="0" w:type="dxa"/>
+      </w:tblCellMar>
+    </w:tblPr>
+  </w:style>
+  <w:style w:type="paragraph" w:styleId="heading14" w:customStyle="1">
+    <w:name w:val="heading 14"/>
+    <w:basedOn w:val="Normal4"/>
+    <w:next w:val="Normal4"/>
+    <w:pPr>
+      <w:keepNext/>
+      <w:keepLines/>
+      <w:spacing w:before="360" w:after="80"/>
+    </w:pPr>
+    <w:rPr>
+      <w:rFonts w:ascii="Play" w:hAnsi="Play" w:eastAsia="Play" w:cs="Play"/>
+      <w:color w:val="0F4761"/>
+      <w:sz w:val="40"/>
+      <w:szCs w:val="40"/>
+    </w:rPr>
+  </w:style>
+  <w:style w:type="paragraph" w:styleId="heading24" w:customStyle="1">
+    <w:name w:val="heading 24"/>
+    <w:basedOn w:val="Normal4"/>
+    <w:next w:val="Normal4"/>
+    <w:pPr>
+      <w:keepNext/>
+      <w:keepLines/>
+      <w:spacing w:before="160" w:after="80"/>
+    </w:pPr>
+    <w:rPr>
+      <w:rFonts w:ascii="Play" w:hAnsi="Play" w:eastAsia="Play" w:cs="Play"/>
+      <w:color w:val="0F4761"/>
+      <w:sz w:val="32"/>
+      <w:szCs w:val="32"/>
+    </w:rPr>
+  </w:style>
+  <w:style w:type="paragraph" w:styleId="heading34" w:customStyle="1">
+    <w:name w:val="heading 34"/>
+    <w:basedOn w:val="Normal4"/>
+    <w:next w:val="Normal4"/>
+    <w:pPr>
+      <w:keepNext/>
+      <w:keepLines/>
+      <w:spacing w:before="160" w:after="80"/>
+    </w:pPr>
+    <w:rPr>
+      <w:rFonts w:ascii="Aptos" w:hAnsi="Aptos" w:eastAsia="Aptos" w:cs="Aptos"/>
+      <w:color w:val="0F4761"/>
+      <w:sz w:val="28"/>
+      <w:szCs w:val="28"/>
+    </w:rPr>
+  </w:style>
+  <w:style w:type="paragraph" w:styleId="heading44" w:customStyle="1">
+    <w:name w:val="heading 44"/>
+    <w:basedOn w:val="Normal4"/>
+    <w:next w:val="Normal4"/>
+    <w:pPr>
+      <w:keepNext/>
+      <w:keepLines/>
+      <w:spacing w:before="80" w:after="40"/>
+    </w:pPr>
+    <w:rPr>
+      <w:rFonts w:ascii="Aptos" w:hAnsi="Aptos" w:eastAsia="Aptos" w:cs="Aptos"/>
+      <w:i/>
+      <w:color w:val="0F4761"/>
+    </w:rPr>
+  </w:style>
+  <w:style w:type="paragraph" w:styleId="heading54" w:customStyle="1">
+    <w:name w:val="heading 54"/>
+    <w:basedOn w:val="Normal4"/>
+    <w:next w:val="Normal4"/>
+    <w:pPr>
+      <w:keepNext/>
+      <w:keepLines/>
+      <w:spacing w:before="80" w:after="40"/>
+    </w:pPr>
+    <w:rPr>
+      <w:rFonts w:ascii="Aptos" w:hAnsi="Aptos" w:eastAsia="Aptos" w:cs="Aptos"/>
+      <w:color w:val="0F4761"/>
+    </w:rPr>
+  </w:style>
+  <w:style w:type="paragraph" w:styleId="heading64" w:customStyle="1">
+    <w:name w:val="heading 64"/>
+    <w:basedOn w:val="Normal4"/>
+    <w:next w:val="Normal4"/>
+    <w:pPr>
+      <w:keepNext/>
+      <w:keepLines/>
+      <w:spacing w:before="40"/>
+    </w:pPr>
+    <w:rPr>
+      <w:rFonts w:ascii="Aptos" w:hAnsi="Aptos" w:eastAsia="Aptos" w:cs="Aptos"/>
+      <w:i/>
+      <w:color w:val="595959"/>
+    </w:rPr>
+  </w:style>
+  <w:style w:type="paragraph" w:styleId="Title4" w:customStyle="1">
+    <w:name w:val="Title4"/>
+    <w:basedOn w:val="Normal4"/>
+    <w:next w:val="Normal4"/>
+    <w:pPr>
+      <w:spacing w:after="80"/>
+    </w:pPr>
+    <w:rPr>
+      <w:rFonts w:ascii="Play" w:hAnsi="Play" w:eastAsia="Play" w:cs="Play"/>
+      <w:sz w:val="56"/>
+      <w:szCs w:val="56"/>
+    </w:rPr>
+  </w:style>
+  <w:style w:type="paragraph" w:styleId="Normal5" w:customStyle="1">
+    <w:name w:val="Normal5"/>
+  </w:style>
+  <w:style w:type="table" w:styleId="NormalTable5" w:customStyle="1">
+    <w:name w:val="Normal Table5"/>
+    <w:tblPr>
+      <w:tblCellMar>
+        <w:top w:w="0" w:type="dxa"/>
+        <w:left w:w="0" w:type="dxa"/>
+        <w:bottom w:w="0" w:type="dxa"/>
+        <w:right w:w="0" w:type="dxa"/>
+      </w:tblCellMar>
+    </w:tblPr>
+  </w:style>
+  <w:style w:type="paragraph" w:styleId="heading15" w:customStyle="1">
+    <w:name w:val="heading 15"/>
+    <w:basedOn w:val="Normal5"/>
+    <w:next w:val="Normal5"/>
+    <w:pPr>
+      <w:keepNext/>
+      <w:keepLines/>
+      <w:spacing w:before="360" w:after="80"/>
+    </w:pPr>
+    <w:rPr>
+      <w:rFonts w:ascii="Play" w:hAnsi="Play" w:eastAsia="Play" w:cs="Play"/>
+      <w:color w:val="0F4761"/>
+      <w:sz w:val="40"/>
+      <w:szCs w:val="40"/>
+    </w:rPr>
+  </w:style>
+  <w:style w:type="paragraph" w:styleId="heading25" w:customStyle="1">
+    <w:name w:val="heading 25"/>
+    <w:basedOn w:val="Normal5"/>
+    <w:next w:val="Normal5"/>
+    <w:pPr>
+      <w:keepNext/>
+      <w:keepLines/>
+      <w:spacing w:before="160" w:after="80"/>
+    </w:pPr>
+    <w:rPr>
+      <w:rFonts w:ascii="Play" w:hAnsi="Play" w:eastAsia="Play" w:cs="Play"/>
+      <w:color w:val="0F4761"/>
+      <w:sz w:val="32"/>
+      <w:szCs w:val="32"/>
+    </w:rPr>
+  </w:style>
+  <w:style w:type="paragraph" w:styleId="heading35" w:customStyle="1">
+    <w:name w:val="heading 35"/>
+    <w:basedOn w:val="Normal5"/>
+    <w:next w:val="Normal5"/>
+    <w:pPr>
+      <w:keepNext/>
+      <w:keepLines/>
+      <w:spacing w:before="160" w:after="80"/>
+    </w:pPr>
+    <w:rPr>
+      <w:rFonts w:ascii="Aptos" w:hAnsi="Aptos" w:eastAsia="Aptos" w:cs="Aptos"/>
+      <w:color w:val="0F4761"/>
+      <w:sz w:val="28"/>
+      <w:szCs w:val="28"/>
+    </w:rPr>
+  </w:style>
+  <w:style w:type="paragraph" w:styleId="heading45" w:customStyle="1">
+    <w:name w:val="heading 45"/>
+    <w:basedOn w:val="Normal5"/>
+    <w:next w:val="Normal5"/>
+    <w:pPr>
+      <w:keepNext/>
+      <w:keepLines/>
+      <w:spacing w:before="80" w:after="40"/>
+    </w:pPr>
+    <w:rPr>
+      <w:rFonts w:ascii="Aptos" w:hAnsi="Aptos" w:eastAsia="Aptos" w:cs="Aptos"/>
+      <w:i/>
+      <w:color w:val="0F4761"/>
+    </w:rPr>
+  </w:style>
+  <w:style w:type="paragraph" w:styleId="heading55" w:customStyle="1">
+    <w:name w:val="heading 55"/>
+    <w:basedOn w:val="Normal5"/>
+    <w:next w:val="Normal5"/>
+    <w:pPr>
+      <w:keepNext/>
+      <w:keepLines/>
+      <w:spacing w:before="80" w:after="40"/>
+    </w:pPr>
+    <w:rPr>
+      <w:rFonts w:ascii="Aptos" w:hAnsi="Aptos" w:eastAsia="Aptos" w:cs="Aptos"/>
+      <w:color w:val="0F4761"/>
+    </w:rPr>
+  </w:style>
+  <w:style w:type="paragraph" w:styleId="heading65" w:customStyle="1">
+    <w:name w:val="heading 65"/>
+    <w:basedOn w:val="Normal5"/>
+    <w:next w:val="Normal5"/>
+    <w:pPr>
+      <w:keepNext/>
+      <w:keepLines/>
+      <w:spacing w:before="40"/>
+    </w:pPr>
+    <w:rPr>
+      <w:rFonts w:ascii="Aptos" w:hAnsi="Aptos" w:eastAsia="Aptos" w:cs="Aptos"/>
+      <w:i/>
+      <w:color w:val="595959"/>
+    </w:rPr>
+  </w:style>
+  <w:style w:type="paragraph" w:styleId="Title5" w:customStyle="1">
+    <w:name w:val="Title5"/>
+    <w:basedOn w:val="Normal5"/>
+    <w:next w:val="Normal5"/>
+    <w:pPr>
+      <w:spacing w:after="80"/>
+    </w:pPr>
+    <w:rPr>
+      <w:rFonts w:ascii="Play" w:hAnsi="Play" w:eastAsia="Play" w:cs="Play"/>
+      <w:sz w:val="56"/>
+      <w:szCs w:val="56"/>
+    </w:rPr>
+  </w:style>
+  <w:style w:type="paragraph" w:styleId="Normal6" w:customStyle="1">
+    <w:name w:val="Normal6"/>
+  </w:style>
+  <w:style w:type="table" w:styleId="NormalTable6" w:customStyle="1">
+    <w:name w:val="Normal Table6"/>
+    <w:tblPr>
+      <w:tblCellMar>
+        <w:top w:w="0" w:type="dxa"/>
+        <w:left w:w="0" w:type="dxa"/>
+        <w:bottom w:w="0" w:type="dxa"/>
+        <w:right w:w="0" w:type="dxa"/>
+      </w:tblCellMar>
+    </w:tblPr>
+  </w:style>
+  <w:style w:type="paragraph" w:styleId="heading16" w:customStyle="1">
+    <w:name w:val="heading 16"/>
+    <w:basedOn w:val="Normal6"/>
+    <w:next w:val="Normal6"/>
+    <w:pPr>
+      <w:keepNext/>
+      <w:keepLines/>
+      <w:spacing w:before="360" w:after="80"/>
+    </w:pPr>
+    <w:rPr>
+      <w:rFonts w:ascii="Play" w:hAnsi="Play" w:eastAsia="Play" w:cs="Play"/>
+      <w:color w:val="0F4761"/>
+      <w:sz w:val="40"/>
+      <w:szCs w:val="40"/>
+    </w:rPr>
+  </w:style>
+  <w:style w:type="paragraph" w:styleId="heading26" w:customStyle="1">
+    <w:name w:val="heading 26"/>
+    <w:basedOn w:val="Normal6"/>
+    <w:next w:val="Normal6"/>
+    <w:pPr>
+      <w:keepNext/>
+      <w:keepLines/>
+      <w:spacing w:before="160" w:after="80"/>
+    </w:pPr>
+    <w:rPr>
+      <w:rFonts w:ascii="Play" w:hAnsi="Play" w:eastAsia="Play" w:cs="Play"/>
+      <w:color w:val="0F4761"/>
+      <w:sz w:val="32"/>
+      <w:szCs w:val="32"/>
+    </w:rPr>
+  </w:style>
+  <w:style w:type="paragraph" w:styleId="heading36" w:customStyle="1">
+    <w:name w:val="heading 36"/>
+    <w:basedOn w:val="Normal6"/>
+    <w:next w:val="Normal6"/>
+    <w:pPr>
+      <w:keepNext/>
+      <w:keepLines/>
+      <w:spacing w:before="160" w:after="80"/>
+    </w:pPr>
+    <w:rPr>
+      <w:rFonts w:ascii="Aptos" w:hAnsi="Aptos" w:eastAsia="Aptos" w:cs="Aptos"/>
+      <w:color w:val="0F4761"/>
+      <w:sz w:val="28"/>
+      <w:szCs w:val="28"/>
+    </w:rPr>
+  </w:style>
+  <w:style w:type="paragraph" w:styleId="heading46" w:customStyle="1">
+    <w:name w:val="heading 46"/>
+    <w:basedOn w:val="Normal6"/>
+    <w:next w:val="Normal6"/>
+    <w:pPr>
+      <w:keepNext/>
+      <w:keepLines/>
+      <w:spacing w:before="80" w:after="40"/>
+    </w:pPr>
+    <w:rPr>
+      <w:rFonts w:ascii="Aptos" w:hAnsi="Aptos" w:eastAsia="Aptos" w:cs="Aptos"/>
+      <w:i/>
+      <w:color w:val="0F4761"/>
+    </w:rPr>
+  </w:style>
+  <w:style w:type="paragraph" w:styleId="heading56" w:customStyle="1">
+    <w:name w:val="heading 56"/>
+    <w:basedOn w:val="Normal6"/>
+    <w:next w:val="Normal6"/>
+    <w:pPr>
+      <w:keepNext/>
+      <w:keepLines/>
+      <w:spacing w:before="80" w:after="40"/>
+    </w:pPr>
+    <w:rPr>
+      <w:rFonts w:ascii="Aptos" w:hAnsi="Aptos" w:eastAsia="Aptos" w:cs="Aptos"/>
+      <w:color w:val="0F4761"/>
+    </w:rPr>
+  </w:style>
+  <w:style w:type="paragraph" w:styleId="heading66" w:customStyle="1">
+    <w:name w:val="heading 66"/>
+    <w:basedOn w:val="Normal6"/>
+    <w:next w:val="Normal6"/>
+    <w:pPr>
+      <w:keepNext/>
+      <w:keepLines/>
+      <w:spacing w:before="40"/>
+    </w:pPr>
+    <w:rPr>
+      <w:rFonts w:ascii="Aptos" w:hAnsi="Aptos" w:eastAsia="Aptos" w:cs="Aptos"/>
+      <w:i/>
+      <w:color w:val="595959"/>
+    </w:rPr>
+  </w:style>
+  <w:style w:type="paragraph" w:styleId="Title6" w:customStyle="1">
+    <w:name w:val="Title6"/>
+    <w:basedOn w:val="Normal6"/>
+    <w:next w:val="Normal6"/>
+    <w:pPr>
+      <w:spacing w:after="80"/>
+    </w:pPr>
+    <w:rPr>
+      <w:rFonts w:ascii="Play" w:hAnsi="Play" w:eastAsia="Play" w:cs="Play"/>
+      <w:sz w:val="56"/>
+      <w:szCs w:val="56"/>
+    </w:rPr>
+  </w:style>
+  <w:style w:type="paragraph" w:styleId="Normal7" w:customStyle="1">
+    <w:name w:val="Normal7"/>
+    <w:qFormat/>
+    <w:rsid w:val="04B624AE"/>
+  </w:style>
+  <w:style w:type="paragraph" w:styleId="heading17" w:customStyle="1">
+    <w:name w:val="heading 17"/>
+    <w:basedOn w:val="Normal7"/>
+    <w:next w:val="Normal7"/>
+    <w:uiPriority w:val="9"/>
+    <w:qFormat/>
+    <w:rsid w:val="04B624AE"/>
+    <w:pPr>
+      <w:keepNext/>
+      <w:keepLines/>
+      <w:spacing w:before="360" w:after="80"/>
+      <w:outlineLvl w:val="0"/>
+    </w:pPr>
+    <w:rPr>
+      <w:rFonts w:ascii="Play" w:hAnsi="Play" w:eastAsia="Play" w:cs="Play"/>
+      <w:color w:val="0F4761" w:themeColor="accent1" w:themeShade="BF"/>
+      <w:sz w:val="40"/>
+      <w:szCs w:val="40"/>
+    </w:rPr>
+  </w:style>
+  <w:style w:type="paragraph" w:styleId="heading27" w:customStyle="1">
+    <w:name w:val="heading 27"/>
+    <w:basedOn w:val="Normal7"/>
+    <w:next w:val="Normal7"/>
+    <w:uiPriority w:val="9"/>
+    <w:semiHidden/>
+    <w:unhideWhenUsed/>
+    <w:qFormat/>
+    <w:rsid w:val="04B624AE"/>
+    <w:pPr>
+      <w:keepNext/>
+      <w:keepLines/>
+      <w:spacing w:before="160" w:after="80"/>
+      <w:outlineLvl w:val="1"/>
+    </w:pPr>
+    <w:rPr>
+      <w:rFonts w:ascii="Play" w:hAnsi="Play" w:eastAsia="Play" w:cs="Play"/>
+      <w:color w:val="0F4761" w:themeColor="accent1" w:themeShade="BF"/>
+      <w:sz w:val="32"/>
+      <w:szCs w:val="32"/>
+    </w:rPr>
+  </w:style>
+  <w:style w:type="paragraph" w:styleId="heading37" w:customStyle="1">
+    <w:name w:val="heading 37"/>
+    <w:basedOn w:val="Normal7"/>
+    <w:next w:val="Normal7"/>
+    <w:uiPriority w:val="9"/>
+    <w:semiHidden/>
+    <w:unhideWhenUsed/>
+    <w:qFormat/>
+    <w:rsid w:val="04B624AE"/>
+    <w:pPr>
+      <w:keepNext/>
+      <w:keepLines/>
+      <w:spacing w:before="160" w:after="80"/>
+      <w:outlineLvl w:val="2"/>
+    </w:pPr>
+    <w:rPr>
+      <w:rFonts w:ascii="Aptos" w:hAnsi="Aptos" w:eastAsia="Aptos" w:cs="Aptos"/>
+      <w:color w:val="0F4761" w:themeColor="accent1" w:themeShade="BF"/>
+      <w:sz w:val="28"/>
+      <w:szCs w:val="28"/>
+    </w:rPr>
+  </w:style>
+  <w:style w:type="paragraph" w:styleId="heading47" w:customStyle="1">
+    <w:name w:val="heading 47"/>
+    <w:basedOn w:val="Normal7"/>
+    <w:next w:val="Normal7"/>
+    <w:uiPriority w:val="9"/>
+    <w:semiHidden/>
+    <w:unhideWhenUsed/>
+    <w:qFormat/>
+    <w:rsid w:val="04B624AE"/>
+    <w:pPr>
+      <w:keepNext/>
+      <w:keepLines/>
+      <w:spacing w:before="80" w:after="40"/>
+      <w:outlineLvl w:val="3"/>
+    </w:pPr>
+    <w:rPr>
+      <w:rFonts w:ascii="Aptos" w:hAnsi="Aptos" w:eastAsia="Aptos" w:cs="Aptos"/>
+      <w:i/>
+      <w:iCs/>
+      <w:color w:val="0F4761" w:themeColor="accent1" w:themeShade="BF"/>
+    </w:rPr>
+  </w:style>
+  <w:style w:type="paragraph" w:styleId="heading57" w:customStyle="1">
+    <w:name w:val="heading 57"/>
+    <w:basedOn w:val="Normal7"/>
+    <w:next w:val="Normal7"/>
+    <w:uiPriority w:val="9"/>
+    <w:semiHidden/>
+    <w:unhideWhenUsed/>
+    <w:qFormat/>
+    <w:rsid w:val="04B624AE"/>
+    <w:pPr>
+      <w:keepNext/>
+      <w:keepLines/>
+      <w:spacing w:before="80" w:after="40"/>
+      <w:outlineLvl w:val="4"/>
+    </w:pPr>
+    <w:rPr>
+      <w:rFonts w:ascii="Aptos" w:hAnsi="Aptos" w:eastAsia="Aptos" w:cs="Aptos"/>
+      <w:color w:val="0F4761" w:themeColor="accent1" w:themeShade="BF"/>
+    </w:rPr>
+  </w:style>
+  <w:style w:type="paragraph" w:styleId="heading67" w:customStyle="1">
+    <w:name w:val="heading 67"/>
+    <w:basedOn w:val="Normal7"/>
+    <w:next w:val="Normal7"/>
+    <w:uiPriority w:val="9"/>
+    <w:semiHidden/>
+    <w:unhideWhenUsed/>
+    <w:qFormat/>
+    <w:rsid w:val="04B624AE"/>
+    <w:pPr>
+      <w:keepNext/>
+      <w:keepLines/>
+      <w:spacing w:before="40"/>
+      <w:outlineLvl w:val="5"/>
+    </w:pPr>
+    <w:rPr>
+      <w:rFonts w:ascii="Aptos" w:hAnsi="Aptos" w:eastAsia="Aptos" w:cs="Aptos"/>
+      <w:i/>
+      <w:iCs/>
+      <w:color w:val="595959" w:themeColor="text1" w:themeTint="A6"/>
+    </w:rPr>
+  </w:style>
+  <w:style w:type="table" w:styleId="NormalTable7" w:customStyle="1">
+    <w:name w:val="Normal Table7"/>
+    <w:uiPriority w:val="99"/>
+    <w:semiHidden/>
+    <w:unhideWhenUsed/>
+    <w:tblPr>
+      <w:tblInd w:w="0" w:type="dxa"/>
+      <w:tblCellMar>
+        <w:top w:w="0" w:type="dxa"/>
+        <w:left w:w="108" w:type="dxa"/>
+        <w:bottom w:w="0" w:type="dxa"/>
+        <w:right w:w="108" w:type="dxa"/>
+      </w:tblCellMar>
+    </w:tblPr>
+  </w:style>
+  <w:style w:type="paragraph" w:styleId="Title7" w:customStyle="1">
+    <w:name w:val="Title7"/>
+    <w:basedOn w:val="Normal7"/>
+    <w:next w:val="Normal7"/>
+    <w:uiPriority w:val="10"/>
+    <w:qFormat/>
+    <w:rsid w:val="04B624AE"/>
+    <w:pPr>
+      <w:spacing w:after="80"/>
+    </w:pPr>
+    <w:rPr>
+      <w:rFonts w:ascii="Play" w:hAnsi="Play" w:eastAsia="Play" w:cs="Play"/>
+      <w:sz w:val="56"/>
+      <w:szCs w:val="56"/>
+    </w:rPr>
+  </w:style>
+  <w:style w:type="paragraph" w:styleId="Normal00" w:customStyle="1">
+    <w:name w:val="Normal00"/>
+  </w:style>
+  <w:style w:type="table" w:styleId="NormalTable00" w:customStyle="1">
+    <w:name w:val="Normal Table00"/>
+    <w:tblPr>
+      <w:tblCellMar>
+        <w:top w:w="0" w:type="dxa"/>
+        <w:left w:w="0" w:type="dxa"/>
+        <w:bottom w:w="0" w:type="dxa"/>
+        <w:right w:w="0" w:type="dxa"/>
+      </w:tblCellMar>
+    </w:tblPr>
+  </w:style>
+  <w:style w:type="paragraph" w:styleId="heading100" w:customStyle="1">
+    <w:name w:val="heading 100"/>
+    <w:basedOn w:val="Normal00"/>
+    <w:next w:val="Normal00"/>
+    <w:pPr>
+      <w:keepNext/>
+      <w:keepLines/>
+      <w:spacing w:before="360" w:after="80"/>
+    </w:pPr>
+    <w:rPr>
+      <w:rFonts w:ascii="Play" w:hAnsi="Play" w:eastAsia="Play" w:cs="Play"/>
+      <w:color w:val="0F4761"/>
+      <w:sz w:val="40"/>
+      <w:szCs w:val="40"/>
+    </w:rPr>
+  </w:style>
+  <w:style w:type="paragraph" w:styleId="heading200" w:customStyle="1">
+    <w:name w:val="heading 200"/>
+    <w:basedOn w:val="Normal00"/>
+    <w:next w:val="Normal00"/>
+    <w:pPr>
+      <w:keepNext/>
+      <w:keepLines/>
+      <w:spacing w:before="160" w:after="80"/>
+    </w:pPr>
+    <w:rPr>
+      <w:rFonts w:ascii="Play" w:hAnsi="Play" w:eastAsia="Play" w:cs="Play"/>
+      <w:color w:val="0F4761"/>
+      <w:sz w:val="32"/>
+      <w:szCs w:val="32"/>
+    </w:rPr>
+  </w:style>
+  <w:style w:type="paragraph" w:styleId="heading300" w:customStyle="1">
+    <w:name w:val="heading 300"/>
+    <w:basedOn w:val="Normal00"/>
+    <w:next w:val="Normal00"/>
+    <w:pPr>
+      <w:keepNext/>
+      <w:keepLines/>
+      <w:spacing w:before="160" w:after="80"/>
+    </w:pPr>
+    <w:rPr>
+      <w:rFonts w:ascii="Aptos" w:hAnsi="Aptos" w:eastAsia="Aptos" w:cs="Aptos"/>
+      <w:color w:val="0F4761"/>
+      <w:sz w:val="28"/>
+      <w:szCs w:val="28"/>
+    </w:rPr>
+  </w:style>
+  <w:style w:type="paragraph" w:styleId="heading400" w:customStyle="1">
+    <w:name w:val="heading 400"/>
+    <w:basedOn w:val="Normal00"/>
+    <w:next w:val="Normal00"/>
+    <w:pPr>
+      <w:keepNext/>
+      <w:keepLines/>
+      <w:spacing w:before="80" w:after="40"/>
+    </w:pPr>
+    <w:rPr>
+      <w:rFonts w:ascii="Aptos" w:hAnsi="Aptos" w:eastAsia="Aptos" w:cs="Aptos"/>
+      <w:i/>
+      <w:color w:val="0F4761"/>
+    </w:rPr>
+  </w:style>
+  <w:style w:type="paragraph" w:styleId="heading500" w:customStyle="1">
+    <w:name w:val="heading 500"/>
+    <w:basedOn w:val="Normal00"/>
+    <w:next w:val="Normal00"/>
+    <w:pPr>
+      <w:keepNext/>
+      <w:keepLines/>
+      <w:spacing w:before="80" w:after="40"/>
+    </w:pPr>
+    <w:rPr>
+      <w:rFonts w:ascii="Aptos" w:hAnsi="Aptos" w:eastAsia="Aptos" w:cs="Aptos"/>
+      <w:color w:val="0F4761"/>
+    </w:rPr>
+  </w:style>
+  <w:style w:type="paragraph" w:styleId="heading600" w:customStyle="1">
+    <w:name w:val="heading 600"/>
+    <w:basedOn w:val="Normal00"/>
+    <w:next w:val="Normal00"/>
+    <w:pPr>
+      <w:keepNext/>
+      <w:keepLines/>
+      <w:spacing w:before="40"/>
+    </w:pPr>
+    <w:rPr>
+      <w:rFonts w:ascii="Aptos" w:hAnsi="Aptos" w:eastAsia="Aptos" w:cs="Aptos"/>
+      <w:i/>
+      <w:color w:val="595959"/>
+    </w:rPr>
+  </w:style>
+  <w:style w:type="paragraph" w:styleId="Title00" w:customStyle="1">
+    <w:name w:val="Title00"/>
+    <w:basedOn w:val="Normal00"/>
+    <w:next w:val="Normal00"/>
+    <w:pPr>
+      <w:spacing w:after="80"/>
+    </w:pPr>
+    <w:rPr>
+      <w:rFonts w:ascii="Play" w:hAnsi="Play" w:eastAsia="Play" w:cs="Play"/>
+      <w:sz w:val="56"/>
+      <w:szCs w:val="56"/>
+    </w:rPr>
+  </w:style>
+  <w:style w:type="paragraph" w:styleId="Normal10" w:customStyle="1">
+    <w:name w:val="Normal10"/>
+  </w:style>
+  <w:style w:type="table" w:styleId="NormalTable10" w:customStyle="1">
+    <w:name w:val="Normal Table10"/>
+    <w:tblPr>
+      <w:tblCellMar>
+        <w:top w:w="0" w:type="dxa"/>
+        <w:left w:w="0" w:type="dxa"/>
+        <w:bottom w:w="0" w:type="dxa"/>
+        <w:right w:w="0" w:type="dxa"/>
+      </w:tblCellMar>
+    </w:tblPr>
+  </w:style>
+  <w:style w:type="paragraph" w:styleId="heading110" w:customStyle="1">
+    <w:name w:val="heading 110"/>
+    <w:basedOn w:val="Normal10"/>
+    <w:next w:val="Normal10"/>
+    <w:pPr>
+      <w:keepNext/>
+      <w:keepLines/>
+      <w:spacing w:before="360" w:after="80"/>
+    </w:pPr>
+    <w:rPr>
+      <w:rFonts w:ascii="Play" w:hAnsi="Play" w:eastAsia="Play" w:cs="Play"/>
+      <w:color w:val="0F4761"/>
+      <w:sz w:val="40"/>
+      <w:szCs w:val="40"/>
+    </w:rPr>
+  </w:style>
+  <w:style w:type="paragraph" w:styleId="heading210" w:customStyle="1">
+    <w:name w:val="heading 210"/>
+    <w:basedOn w:val="Normal10"/>
+    <w:next w:val="Normal10"/>
+    <w:pPr>
+      <w:keepNext/>
+      <w:keepLines/>
+      <w:spacing w:before="160" w:after="80"/>
+    </w:pPr>
+    <w:rPr>
+      <w:rFonts w:ascii="Play" w:hAnsi="Play" w:eastAsia="Play" w:cs="Play"/>
+      <w:color w:val="0F4761"/>
+      <w:sz w:val="32"/>
+      <w:szCs w:val="32"/>
+    </w:rPr>
+  </w:style>
+  <w:style w:type="paragraph" w:styleId="heading310" w:customStyle="1">
+    <w:name w:val="heading 310"/>
+    <w:basedOn w:val="Normal10"/>
+    <w:next w:val="Normal10"/>
+    <w:pPr>
+      <w:keepNext/>
+      <w:keepLines/>
+      <w:spacing w:before="160" w:after="80"/>
+    </w:pPr>
+    <w:rPr>
+      <w:rFonts w:ascii="Aptos" w:hAnsi="Aptos" w:eastAsia="Aptos" w:cs="Aptos"/>
+      <w:color w:val="0F4761"/>
+      <w:sz w:val="28"/>
+      <w:szCs w:val="28"/>
+    </w:rPr>
+  </w:style>
+  <w:style w:type="paragraph" w:styleId="heading410" w:customStyle="1">
+    <w:name w:val="heading 410"/>
+    <w:basedOn w:val="Normal10"/>
+    <w:next w:val="Normal10"/>
+    <w:pPr>
+      <w:keepNext/>
+      <w:keepLines/>
+      <w:spacing w:before="80" w:after="40"/>
+    </w:pPr>
+    <w:rPr>
+      <w:rFonts w:ascii="Aptos" w:hAnsi="Aptos" w:eastAsia="Aptos" w:cs="Aptos"/>
+      <w:i/>
+      <w:color w:val="0F4761"/>
+    </w:rPr>
+  </w:style>
+  <w:style w:type="paragraph" w:styleId="heading510" w:customStyle="1">
+    <w:name w:val="heading 510"/>
+    <w:basedOn w:val="Normal10"/>
+    <w:next w:val="Normal10"/>
+    <w:pPr>
+      <w:keepNext/>
+      <w:keepLines/>
+      <w:spacing w:before="80" w:after="40"/>
+    </w:pPr>
+    <w:rPr>
+      <w:rFonts w:ascii="Aptos" w:hAnsi="Aptos" w:eastAsia="Aptos" w:cs="Aptos"/>
+      <w:color w:val="0F4761"/>
+    </w:rPr>
+  </w:style>
+  <w:style w:type="paragraph" w:styleId="heading610" w:customStyle="1">
+    <w:name w:val="heading 610"/>
+    <w:basedOn w:val="Normal10"/>
+    <w:next w:val="Normal10"/>
+    <w:pPr>
+      <w:keepNext/>
+      <w:keepLines/>
+      <w:spacing w:before="40"/>
+    </w:pPr>
+    <w:rPr>
+      <w:rFonts w:ascii="Aptos" w:hAnsi="Aptos" w:eastAsia="Aptos" w:cs="Aptos"/>
+      <w:i/>
+      <w:color w:val="595959"/>
+    </w:rPr>
+  </w:style>
+  <w:style w:type="paragraph" w:styleId="Title10" w:customStyle="1">
+    <w:name w:val="Title10"/>
+    <w:basedOn w:val="Normal10"/>
+    <w:next w:val="Normal10"/>
+    <w:pPr>
+      <w:spacing w:after="80"/>
+    </w:pPr>
+    <w:rPr>
+      <w:rFonts w:ascii="Play" w:hAnsi="Play" w:eastAsia="Play" w:cs="Play"/>
+      <w:sz w:val="56"/>
+      <w:szCs w:val="56"/>
+    </w:rPr>
+  </w:style>
+  <w:style w:type="paragraph" w:styleId="Normal20" w:customStyle="1">
+    <w:name w:val="Normal20"/>
+  </w:style>
+  <w:style w:type="table" w:styleId="NormalTable20" w:customStyle="1">
+    <w:name w:val="Normal Table20"/>
+    <w:tblPr>
+      <w:tblCellMar>
+        <w:top w:w="0" w:type="dxa"/>
+        <w:left w:w="0" w:type="dxa"/>
+        <w:bottom w:w="0" w:type="dxa"/>
+        <w:right w:w="0" w:type="dxa"/>
+      </w:tblCellMar>
+    </w:tblPr>
+  </w:style>
+  <w:style w:type="paragraph" w:styleId="heading120" w:customStyle="1">
+    <w:name w:val="heading 120"/>
+    <w:basedOn w:val="Normal20"/>
+    <w:next w:val="Normal20"/>
+    <w:pPr>
+      <w:keepNext/>
+      <w:keepLines/>
+      <w:spacing w:before="360" w:after="80"/>
+    </w:pPr>
+    <w:rPr>
+      <w:rFonts w:ascii="Play" w:hAnsi="Play" w:eastAsia="Play" w:cs="Play"/>
+      <w:color w:val="0F4761"/>
+      <w:sz w:val="40"/>
+      <w:szCs w:val="40"/>
+    </w:rPr>
+  </w:style>
+  <w:style w:type="paragraph" w:styleId="heading220" w:customStyle="1">
+    <w:name w:val="heading 220"/>
+    <w:basedOn w:val="Normal20"/>
+    <w:next w:val="Normal20"/>
+    <w:pPr>
+      <w:keepNext/>
+      <w:keepLines/>
+      <w:spacing w:before="160" w:after="80"/>
+    </w:pPr>
+    <w:rPr>
+      <w:rFonts w:ascii="Play" w:hAnsi="Play" w:eastAsia="Play" w:cs="Play"/>
+      <w:color w:val="0F4761"/>
+      <w:sz w:val="32"/>
+      <w:szCs w:val="32"/>
+    </w:rPr>
+  </w:style>
+  <w:style w:type="paragraph" w:styleId="heading320" w:customStyle="1">
+    <w:name w:val="heading 320"/>
+    <w:basedOn w:val="Normal20"/>
+    <w:next w:val="Normal20"/>
+    <w:pPr>
+      <w:keepNext/>
+      <w:keepLines/>
+      <w:spacing w:before="160" w:after="80"/>
+    </w:pPr>
+    <w:rPr>
+      <w:rFonts w:ascii="Aptos" w:hAnsi="Aptos" w:eastAsia="Aptos" w:cs="Aptos"/>
+      <w:color w:val="0F4761"/>
+      <w:sz w:val="28"/>
+      <w:szCs w:val="28"/>
+    </w:rPr>
+  </w:style>
+  <w:style w:type="paragraph" w:styleId="heading420" w:customStyle="1">
+    <w:name w:val="heading 420"/>
+    <w:basedOn w:val="Normal20"/>
+    <w:next w:val="Normal20"/>
+    <w:pPr>
+      <w:keepNext/>
+      <w:keepLines/>
+      <w:spacing w:before="80" w:after="40"/>
+    </w:pPr>
+    <w:rPr>
+      <w:rFonts w:ascii="Aptos" w:hAnsi="Aptos" w:eastAsia="Aptos" w:cs="Aptos"/>
+      <w:i/>
+      <w:color w:val="0F4761"/>
+    </w:rPr>
+  </w:style>
+  <w:style w:type="paragraph" w:styleId="heading520" w:customStyle="1">
+    <w:name w:val="heading 520"/>
+    <w:basedOn w:val="Normal20"/>
+    <w:next w:val="Normal20"/>
+    <w:pPr>
+      <w:keepNext/>
+      <w:keepLines/>
+      <w:spacing w:before="80" w:after="40"/>
+    </w:pPr>
+    <w:rPr>
+      <w:rFonts w:ascii="Aptos" w:hAnsi="Aptos" w:eastAsia="Aptos" w:cs="Aptos"/>
+      <w:color w:val="0F4761"/>
+    </w:rPr>
+  </w:style>
+  <w:style w:type="paragraph" w:styleId="heading620" w:customStyle="1">
+    <w:name w:val="heading 620"/>
+    <w:basedOn w:val="Normal20"/>
+    <w:next w:val="Normal20"/>
+    <w:pPr>
+      <w:keepNext/>
+      <w:keepLines/>
+      <w:spacing w:before="40"/>
+    </w:pPr>
+    <w:rPr>
+      <w:rFonts w:ascii="Aptos" w:hAnsi="Aptos" w:eastAsia="Aptos" w:cs="Aptos"/>
+      <w:i/>
+      <w:color w:val="595959"/>
+    </w:rPr>
+  </w:style>
+  <w:style w:type="paragraph" w:styleId="Title20" w:customStyle="1">
+    <w:name w:val="Title20"/>
+    <w:basedOn w:val="Normal20"/>
+    <w:next w:val="Normal20"/>
+    <w:pPr>
+      <w:spacing w:after="80"/>
+    </w:pPr>
+    <w:rPr>
+      <w:rFonts w:ascii="Play" w:hAnsi="Play" w:eastAsia="Play" w:cs="Play"/>
+      <w:sz w:val="56"/>
+      <w:szCs w:val="56"/>
+    </w:rPr>
+  </w:style>
+  <w:style w:type="paragraph" w:styleId="Normal30" w:customStyle="1">
+    <w:name w:val="Normal30"/>
+  </w:style>
+  <w:style w:type="table" w:styleId="NormalTable30" w:customStyle="1">
+    <w:name w:val="Normal Table30"/>
+    <w:tblPr>
+      <w:tblCellMar>
+        <w:top w:w="0" w:type="dxa"/>
+        <w:left w:w="0" w:type="dxa"/>
+        <w:bottom w:w="0" w:type="dxa"/>
+        <w:right w:w="0" w:type="dxa"/>
+      </w:tblCellMar>
+    </w:tblPr>
+  </w:style>
+  <w:style w:type="paragraph" w:styleId="heading130" w:customStyle="1">
+    <w:name w:val="heading 130"/>
+    <w:basedOn w:val="Normal30"/>
+    <w:next w:val="Normal30"/>
+    <w:pPr>
+      <w:keepNext/>
+      <w:keepLines/>
+      <w:spacing w:before="360" w:after="80"/>
+    </w:pPr>
+    <w:rPr>
+      <w:rFonts w:ascii="Play" w:hAnsi="Play" w:eastAsia="Play" w:cs="Play"/>
+      <w:color w:val="0F4761"/>
+      <w:sz w:val="40"/>
+      <w:szCs w:val="40"/>
+    </w:rPr>
+  </w:style>
+  <w:style w:type="paragraph" w:styleId="heading230" w:customStyle="1">
+    <w:name w:val="heading 230"/>
+    <w:basedOn w:val="Normal30"/>
+    <w:next w:val="Normal30"/>
+    <w:pPr>
+      <w:keepNext/>
+      <w:keepLines/>
+      <w:spacing w:before="160" w:after="80"/>
+    </w:pPr>
+    <w:rPr>
+      <w:rFonts w:ascii="Play" w:hAnsi="Play" w:eastAsia="Play" w:cs="Play"/>
+      <w:color w:val="0F4761"/>
+      <w:sz w:val="32"/>
+      <w:szCs w:val="32"/>
+    </w:rPr>
+  </w:style>
+  <w:style w:type="paragraph" w:styleId="heading330" w:customStyle="1">
+    <w:name w:val="heading 330"/>
+    <w:basedOn w:val="Normal30"/>
+    <w:next w:val="Normal30"/>
+    <w:pPr>
+      <w:keepNext/>
+      <w:keepLines/>
+      <w:spacing w:before="160" w:after="80"/>
+    </w:pPr>
+    <w:rPr>
+      <w:rFonts w:ascii="Aptos" w:hAnsi="Aptos" w:eastAsia="Aptos" w:cs="Aptos"/>
+      <w:color w:val="0F4761"/>
+      <w:sz w:val="28"/>
+      <w:szCs w:val="28"/>
+    </w:rPr>
+  </w:style>
+  <w:style w:type="paragraph" w:styleId="heading430" w:customStyle="1">
+    <w:name w:val="heading 430"/>
+    <w:basedOn w:val="Normal30"/>
+    <w:next w:val="Normal30"/>
+    <w:pPr>
+      <w:keepNext/>
+      <w:keepLines/>
+      <w:spacing w:before="80" w:after="40"/>
+    </w:pPr>
+    <w:rPr>
+      <w:rFonts w:ascii="Aptos" w:hAnsi="Aptos" w:eastAsia="Aptos" w:cs="Aptos"/>
+      <w:i/>
+      <w:color w:val="0F4761"/>
+    </w:rPr>
+  </w:style>
+  <w:style w:type="paragraph" w:styleId="heading530" w:customStyle="1">
+    <w:name w:val="heading 530"/>
+    <w:basedOn w:val="Normal30"/>
+    <w:next w:val="Normal30"/>
+    <w:pPr>
+      <w:keepNext/>
+      <w:keepLines/>
+      <w:spacing w:before="80" w:after="40"/>
+    </w:pPr>
+    <w:rPr>
+      <w:rFonts w:ascii="Aptos" w:hAnsi="Aptos" w:eastAsia="Aptos" w:cs="Aptos"/>
+      <w:color w:val="0F4761"/>
+    </w:rPr>
+  </w:style>
+  <w:style w:type="paragraph" w:styleId="heading630" w:customStyle="1">
+    <w:name w:val="heading 630"/>
+    <w:basedOn w:val="Normal30"/>
+    <w:next w:val="Normal30"/>
+    <w:pPr>
+      <w:keepNext/>
+      <w:keepLines/>
+      <w:spacing w:before="40"/>
+    </w:pPr>
+    <w:rPr>
+      <w:rFonts w:ascii="Aptos" w:hAnsi="Aptos" w:eastAsia="Aptos" w:cs="Aptos"/>
+      <w:i/>
+      <w:color w:val="595959"/>
+    </w:rPr>
+  </w:style>
+  <w:style w:type="paragraph" w:styleId="Title30" w:customStyle="1">
+    <w:name w:val="Title30"/>
+    <w:basedOn w:val="Normal30"/>
+    <w:next w:val="Normal30"/>
+    <w:pPr>
+      <w:spacing w:after="80"/>
+    </w:pPr>
+    <w:rPr>
+      <w:rFonts w:ascii="Play" w:hAnsi="Play" w:eastAsia="Play" w:cs="Play"/>
+      <w:sz w:val="56"/>
+      <w:szCs w:val="56"/>
+    </w:rPr>
+  </w:style>
+  <w:style w:type="paragraph" w:styleId="Normal40" w:customStyle="1">
+    <w:name w:val="Normal40"/>
+  </w:style>
+  <w:style w:type="table" w:styleId="NormalTable40" w:customStyle="1">
+    <w:name w:val="Normal Table40"/>
+    <w:tblPr>
+      <w:tblCellMar>
+        <w:top w:w="0" w:type="dxa"/>
+        <w:left w:w="0" w:type="dxa"/>
+        <w:bottom w:w="0" w:type="dxa"/>
+        <w:right w:w="0" w:type="dxa"/>
+      </w:tblCellMar>
+    </w:tblPr>
+  </w:style>
+  <w:style w:type="paragraph" w:styleId="heading140" w:customStyle="1">
+    <w:name w:val="heading 140"/>
+    <w:basedOn w:val="Normal40"/>
+    <w:next w:val="Normal40"/>
+    <w:pPr>
+      <w:keepNext/>
+      <w:keepLines/>
+      <w:spacing w:before="360" w:after="80"/>
+    </w:pPr>
+    <w:rPr>
+      <w:rFonts w:ascii="Play" w:hAnsi="Play" w:eastAsia="Play" w:cs="Play"/>
+      <w:color w:val="0F4761"/>
+      <w:sz w:val="40"/>
+      <w:szCs w:val="40"/>
+    </w:rPr>
+  </w:style>
+  <w:style w:type="paragraph" w:styleId="heading240" w:customStyle="1">
+    <w:name w:val="heading 240"/>
+    <w:basedOn w:val="Normal40"/>
+    <w:next w:val="Normal40"/>
+    <w:pPr>
+      <w:keepNext/>
+      <w:keepLines/>
+      <w:spacing w:before="160" w:after="80"/>
+    </w:pPr>
+    <w:rPr>
+      <w:rFonts w:ascii="Play" w:hAnsi="Play" w:eastAsia="Play" w:cs="Play"/>
+      <w:color w:val="0F4761"/>
+      <w:sz w:val="32"/>
+      <w:szCs w:val="32"/>
+    </w:rPr>
+  </w:style>
+  <w:style w:type="paragraph" w:styleId="heading340" w:customStyle="1">
+    <w:name w:val="heading 340"/>
+    <w:basedOn w:val="Normal40"/>
+    <w:next w:val="Normal40"/>
+    <w:pPr>
+      <w:keepNext/>
+      <w:keepLines/>
+      <w:spacing w:before="160" w:after="80"/>
+    </w:pPr>
+    <w:rPr>
+      <w:rFonts w:ascii="Aptos" w:hAnsi="Aptos" w:eastAsia="Aptos" w:cs="Aptos"/>
+      <w:color w:val="0F4761"/>
+      <w:sz w:val="28"/>
+      <w:szCs w:val="28"/>
+    </w:rPr>
+  </w:style>
+  <w:style w:type="paragraph" w:styleId="heading440" w:customStyle="1">
+    <w:name w:val="heading 440"/>
+    <w:basedOn w:val="Normal40"/>
+    <w:next w:val="Normal40"/>
+    <w:pPr>
+      <w:keepNext/>
+      <w:keepLines/>
+      <w:spacing w:before="80" w:after="40"/>
+    </w:pPr>
+    <w:rPr>
+      <w:rFonts w:ascii="Aptos" w:hAnsi="Aptos" w:eastAsia="Aptos" w:cs="Aptos"/>
+      <w:i/>
+      <w:color w:val="0F4761"/>
+    </w:rPr>
+  </w:style>
+  <w:style w:type="paragraph" w:styleId="heading540" w:customStyle="1">
+    <w:name w:val="heading 540"/>
+    <w:basedOn w:val="Normal40"/>
+    <w:next w:val="Normal40"/>
+    <w:pPr>
+      <w:keepNext/>
+      <w:keepLines/>
+      <w:spacing w:before="80" w:after="40"/>
+    </w:pPr>
+    <w:rPr>
+      <w:rFonts w:ascii="Aptos" w:hAnsi="Aptos" w:eastAsia="Aptos" w:cs="Aptos"/>
+      <w:color w:val="0F4761"/>
+    </w:rPr>
+  </w:style>
+  <w:style w:type="paragraph" w:styleId="heading640" w:customStyle="1">
+    <w:name w:val="heading 640"/>
+    <w:basedOn w:val="Normal40"/>
+    <w:next w:val="Normal40"/>
+    <w:pPr>
+      <w:keepNext/>
+      <w:keepLines/>
+      <w:spacing w:before="40"/>
+    </w:pPr>
+    <w:rPr>
+      <w:rFonts w:ascii="Aptos" w:hAnsi="Aptos" w:eastAsia="Aptos" w:cs="Aptos"/>
+      <w:i/>
+      <w:color w:val="595959"/>
+    </w:rPr>
+  </w:style>
+  <w:style w:type="paragraph" w:styleId="Title40" w:customStyle="1">
+    <w:name w:val="Title40"/>
+    <w:basedOn w:val="Normal40"/>
+    <w:next w:val="Normal40"/>
+    <w:pPr>
+      <w:spacing w:after="80"/>
+    </w:pPr>
+    <w:rPr>
+      <w:rFonts w:ascii="Play" w:hAnsi="Play" w:eastAsia="Play" w:cs="Play"/>
+      <w:sz w:val="56"/>
+      <w:szCs w:val="56"/>
+    </w:rPr>
+  </w:style>
+  <w:style w:type="paragraph" w:styleId="Normal50" w:customStyle="1">
+    <w:name w:val="Normal50"/>
+  </w:style>
+  <w:style w:type="table" w:styleId="NormalTable50" w:customStyle="1">
+    <w:name w:val="Normal Table50"/>
+    <w:tblPr>
+      <w:tblCellMar>
+        <w:top w:w="0" w:type="dxa"/>
+        <w:left w:w="0" w:type="dxa"/>
+        <w:bottom w:w="0" w:type="dxa"/>
+        <w:right w:w="0" w:type="dxa"/>
+      </w:tblCellMar>
+    </w:tblPr>
+  </w:style>
+  <w:style w:type="paragraph" w:styleId="heading150" w:customStyle="1">
+    <w:name w:val="heading 150"/>
+    <w:basedOn w:val="Normal50"/>
+    <w:next w:val="Normal50"/>
+    <w:pPr>
+      <w:keepNext/>
+      <w:keepLines/>
+      <w:spacing w:before="360" w:after="80"/>
+    </w:pPr>
+    <w:rPr>
+      <w:rFonts w:ascii="Play" w:hAnsi="Play" w:eastAsia="Play" w:cs="Play"/>
+      <w:color w:val="0F4761"/>
+      <w:sz w:val="40"/>
+      <w:szCs w:val="40"/>
+    </w:rPr>
+  </w:style>
+  <w:style w:type="paragraph" w:styleId="heading250" w:customStyle="1">
+    <w:name w:val="heading 250"/>
+    <w:basedOn w:val="Normal50"/>
+    <w:next w:val="Normal50"/>
+    <w:pPr>
+      <w:keepNext/>
+      <w:keepLines/>
+      <w:spacing w:before="160" w:after="80"/>
+    </w:pPr>
+    <w:rPr>
+      <w:rFonts w:ascii="Play" w:hAnsi="Play" w:eastAsia="Play" w:cs="Play"/>
+      <w:color w:val="0F4761"/>
+      <w:sz w:val="32"/>
+      <w:szCs w:val="32"/>
+    </w:rPr>
+  </w:style>
+  <w:style w:type="paragraph" w:styleId="heading350" w:customStyle="1">
+    <w:name w:val="heading 350"/>
+    <w:basedOn w:val="Normal50"/>
+    <w:next w:val="Normal50"/>
+    <w:pPr>
+      <w:keepNext/>
+      <w:keepLines/>
+      <w:spacing w:before="160" w:after="80"/>
+    </w:pPr>
+    <w:rPr>
+      <w:rFonts w:ascii="Aptos" w:hAnsi="Aptos" w:eastAsia="Aptos" w:cs="Aptos"/>
+      <w:color w:val="0F4761"/>
+      <w:sz w:val="28"/>
+      <w:szCs w:val="28"/>
+    </w:rPr>
+  </w:style>
+  <w:style w:type="paragraph" w:styleId="heading450" w:customStyle="1">
+    <w:name w:val="heading 450"/>
+    <w:basedOn w:val="Normal50"/>
+    <w:next w:val="Normal50"/>
+    <w:pPr>
+      <w:keepNext/>
+      <w:keepLines/>
+      <w:spacing w:before="80" w:after="40"/>
+    </w:pPr>
+    <w:rPr>
+      <w:rFonts w:ascii="Aptos" w:hAnsi="Aptos" w:eastAsia="Aptos" w:cs="Aptos"/>
+      <w:i/>
+      <w:color w:val="0F4761"/>
+    </w:rPr>
+  </w:style>
+  <w:style w:type="paragraph" w:styleId="heading550" w:customStyle="1">
+    <w:name w:val="heading 550"/>
+    <w:basedOn w:val="Normal50"/>
+    <w:next w:val="Normal50"/>
+    <w:pPr>
+      <w:keepNext/>
+      <w:keepLines/>
+      <w:spacing w:before="80" w:after="40"/>
+    </w:pPr>
+    <w:rPr>
+      <w:rFonts w:ascii="Aptos" w:hAnsi="Aptos" w:eastAsia="Aptos" w:cs="Aptos"/>
+      <w:color w:val="0F4761"/>
+    </w:rPr>
+  </w:style>
+  <w:style w:type="paragraph" w:styleId="heading650" w:customStyle="1">
+    <w:name w:val="heading 650"/>
+    <w:basedOn w:val="Normal50"/>
+    <w:next w:val="Normal50"/>
+    <w:pPr>
+      <w:keepNext/>
+      <w:keepLines/>
+      <w:spacing w:before="40"/>
+    </w:pPr>
+    <w:rPr>
+      <w:rFonts w:ascii="Aptos" w:hAnsi="Aptos" w:eastAsia="Aptos" w:cs="Aptos"/>
+      <w:i/>
+      <w:color w:val="595959"/>
+    </w:rPr>
+  </w:style>
+  <w:style w:type="paragraph" w:styleId="Title50" w:customStyle="1">
+    <w:name w:val="Title50"/>
+    <w:basedOn w:val="Normal50"/>
+    <w:next w:val="Normal50"/>
+    <w:pPr>
+      <w:spacing w:after="80"/>
+    </w:pPr>
+    <w:rPr>
+      <w:rFonts w:ascii="Play" w:hAnsi="Play" w:eastAsia="Play" w:cs="Play"/>
+      <w:sz w:val="56"/>
+      <w:szCs w:val="56"/>
+    </w:rPr>
+  </w:style>
+  <w:style w:type="paragraph" w:styleId="Normal60" w:customStyle="1">
+    <w:name w:val="Normal60"/>
+  </w:style>
+  <w:style w:type="table" w:styleId="NormalTable60" w:customStyle="1">
+    <w:name w:val="Normal Table60"/>
+    <w:tblPr>
+      <w:tblCellMar>
+        <w:top w:w="0" w:type="dxa"/>
+        <w:left w:w="0" w:type="dxa"/>
+        <w:bottom w:w="0" w:type="dxa"/>
+        <w:right w:w="0" w:type="dxa"/>
+      </w:tblCellMar>
+    </w:tblPr>
+  </w:style>
+  <w:style w:type="paragraph" w:styleId="heading160" w:customStyle="1">
+    <w:name w:val="heading 160"/>
+    <w:basedOn w:val="Normal60"/>
+    <w:next w:val="Normal60"/>
+    <w:pPr>
+      <w:keepNext/>
+      <w:keepLines/>
+      <w:spacing w:before="360" w:after="80"/>
+    </w:pPr>
+    <w:rPr>
+      <w:rFonts w:ascii="Play" w:hAnsi="Play" w:eastAsia="Play" w:cs="Play"/>
+      <w:color w:val="0F4761"/>
+      <w:sz w:val="40"/>
+      <w:szCs w:val="40"/>
+    </w:rPr>
+  </w:style>
+  <w:style w:type="paragraph" w:styleId="heading260" w:customStyle="1">
+    <w:name w:val="heading 260"/>
+    <w:basedOn w:val="Normal60"/>
+    <w:next w:val="Normal60"/>
+    <w:pPr>
+      <w:keepNext/>
+      <w:keepLines/>
+      <w:spacing w:before="160" w:after="80"/>
+    </w:pPr>
+    <w:rPr>
+      <w:rFonts w:ascii="Play" w:hAnsi="Play" w:eastAsia="Play" w:cs="Play"/>
+      <w:color w:val="0F4761"/>
+      <w:sz w:val="32"/>
+      <w:szCs w:val="32"/>
+    </w:rPr>
+  </w:style>
+  <w:style w:type="paragraph" w:styleId="heading360" w:customStyle="1">
+    <w:name w:val="heading 360"/>
+    <w:basedOn w:val="Normal60"/>
+    <w:next w:val="Normal60"/>
+    <w:pPr>
+      <w:keepNext/>
+      <w:keepLines/>
+      <w:spacing w:before="160" w:after="80"/>
+    </w:pPr>
+    <w:rPr>
+      <w:rFonts w:ascii="Aptos" w:hAnsi="Aptos" w:eastAsia="Aptos" w:cs="Aptos"/>
+      <w:color w:val="0F4761"/>
+      <w:sz w:val="28"/>
+      <w:szCs w:val="28"/>
+    </w:rPr>
+  </w:style>
+  <w:style w:type="paragraph" w:styleId="heading460" w:customStyle="1">
+    <w:name w:val="heading 460"/>
+    <w:basedOn w:val="Normal60"/>
+    <w:next w:val="Normal60"/>
+    <w:pPr>
+      <w:keepNext/>
+      <w:keepLines/>
+      <w:spacing w:before="80" w:after="40"/>
+    </w:pPr>
+    <w:rPr>
+      <w:rFonts w:ascii="Aptos" w:hAnsi="Aptos" w:eastAsia="Aptos" w:cs="Aptos"/>
+      <w:i/>
+      <w:color w:val="0F4761"/>
+    </w:rPr>
+  </w:style>
+  <w:style w:type="paragraph" w:styleId="heading560" w:customStyle="1">
+    <w:name w:val="heading 560"/>
+    <w:basedOn w:val="Normal60"/>
+    <w:next w:val="Normal60"/>
+    <w:pPr>
+      <w:keepNext/>
+      <w:keepLines/>
+      <w:spacing w:before="80" w:after="40"/>
+    </w:pPr>
+    <w:rPr>
+      <w:rFonts w:ascii="Aptos" w:hAnsi="Aptos" w:eastAsia="Aptos" w:cs="Aptos"/>
+      <w:color w:val="0F4761"/>
+    </w:rPr>
+  </w:style>
+  <w:style w:type="paragraph" w:styleId="heading660" w:customStyle="1">
+    <w:name w:val="heading 660"/>
+    <w:basedOn w:val="Normal60"/>
+    <w:next w:val="Normal60"/>
+    <w:pPr>
+      <w:keepNext/>
+      <w:keepLines/>
+      <w:spacing w:before="40"/>
+    </w:pPr>
+    <w:rPr>
+      <w:rFonts w:ascii="Aptos" w:hAnsi="Aptos" w:eastAsia="Aptos" w:cs="Aptos"/>
+      <w:i/>
+      <w:color w:val="595959"/>
+    </w:rPr>
+  </w:style>
+  <w:style w:type="paragraph" w:styleId="Title60" w:customStyle="1">
+    <w:name w:val="Title60"/>
+    <w:basedOn w:val="Normal60"/>
+    <w:next w:val="Normal60"/>
+    <w:pPr>
+      <w:spacing w:after="80"/>
+    </w:pPr>
+    <w:rPr>
+      <w:rFonts w:ascii="Play" w:hAnsi="Play" w:eastAsia="Play" w:cs="Play"/>
+      <w:sz w:val="56"/>
+      <w:szCs w:val="56"/>
+    </w:rPr>
+  </w:style>
+  <w:style w:type="paragraph" w:styleId="Normal70" w:customStyle="1">
+    <w:name w:val="Normal70"/>
+  </w:style>
+  <w:style w:type="table" w:styleId="NormalTable70" w:customStyle="1">
+    <w:name w:val="Normal Table70"/>
+    <w:tblPr>
+      <w:tblCellMar>
+        <w:top w:w="0" w:type="dxa"/>
+        <w:left w:w="0" w:type="dxa"/>
+        <w:bottom w:w="0" w:type="dxa"/>
+        <w:right w:w="0" w:type="dxa"/>
+      </w:tblCellMar>
+    </w:tblPr>
+  </w:style>
+  <w:style w:type="paragraph" w:styleId="heading170" w:customStyle="1">
+    <w:name w:val="heading 170"/>
+    <w:basedOn w:val="Normal70"/>
+    <w:next w:val="Normal70"/>
+    <w:pPr>
+      <w:keepNext/>
+      <w:keepLines/>
+      <w:spacing w:before="360" w:after="80"/>
+    </w:pPr>
+    <w:rPr>
+      <w:rFonts w:ascii="Play" w:hAnsi="Play" w:eastAsia="Play" w:cs="Play"/>
+      <w:color w:val="0F4761"/>
+      <w:sz w:val="40"/>
+      <w:szCs w:val="40"/>
+    </w:rPr>
+  </w:style>
+  <w:style w:type="paragraph" w:styleId="heading270" w:customStyle="1">
+    <w:name w:val="heading 270"/>
+    <w:basedOn w:val="Normal70"/>
+    <w:next w:val="Normal70"/>
+    <w:pPr>
+      <w:keepNext/>
+      <w:keepLines/>
+      <w:spacing w:before="160" w:after="80"/>
+    </w:pPr>
+    <w:rPr>
+      <w:rFonts w:ascii="Play" w:hAnsi="Play" w:eastAsia="Play" w:cs="Play"/>
+      <w:color w:val="0F4761"/>
+      <w:sz w:val="32"/>
+      <w:szCs w:val="32"/>
+    </w:rPr>
+  </w:style>
+  <w:style w:type="paragraph" w:styleId="heading370" w:customStyle="1">
+    <w:name w:val="heading 370"/>
+    <w:basedOn w:val="Normal70"/>
+    <w:next w:val="Normal70"/>
+    <w:pPr>
+      <w:keepNext/>
+      <w:keepLines/>
+      <w:spacing w:before="160" w:after="80"/>
+    </w:pPr>
+    <w:rPr>
+      <w:rFonts w:ascii="Aptos" w:hAnsi="Aptos" w:eastAsia="Aptos" w:cs="Aptos"/>
+      <w:color w:val="0F4761"/>
+      <w:sz w:val="28"/>
+      <w:szCs w:val="28"/>
+    </w:rPr>
+  </w:style>
+  <w:style w:type="paragraph" w:styleId="heading470" w:customStyle="1">
+    <w:name w:val="heading 470"/>
+    <w:basedOn w:val="Normal70"/>
+    <w:next w:val="Normal70"/>
+    <w:pPr>
+      <w:keepNext/>
+      <w:keepLines/>
+      <w:spacing w:before="80" w:after="40"/>
+    </w:pPr>
+    <w:rPr>
+      <w:rFonts w:ascii="Aptos" w:hAnsi="Aptos" w:eastAsia="Aptos" w:cs="Aptos"/>
+      <w:i/>
+      <w:color w:val="0F4761"/>
+    </w:rPr>
+  </w:style>
+  <w:style w:type="paragraph" w:styleId="heading570" w:customStyle="1">
+    <w:name w:val="heading 570"/>
+    <w:basedOn w:val="Normal70"/>
+    <w:next w:val="Normal70"/>
+    <w:pPr>
+      <w:keepNext/>
+      <w:keepLines/>
+      <w:spacing w:before="80" w:after="40"/>
+    </w:pPr>
+    <w:rPr>
+      <w:rFonts w:ascii="Aptos" w:hAnsi="Aptos" w:eastAsia="Aptos" w:cs="Aptos"/>
+      <w:color w:val="0F4761"/>
+    </w:rPr>
+  </w:style>
+  <w:style w:type="paragraph" w:styleId="heading670" w:customStyle="1">
+    <w:name w:val="heading 670"/>
+    <w:basedOn w:val="Normal70"/>
+    <w:next w:val="Normal70"/>
+    <w:pPr>
+      <w:keepNext/>
+      <w:keepLines/>
+      <w:spacing w:before="40"/>
+    </w:pPr>
+    <w:rPr>
+      <w:rFonts w:ascii="Aptos" w:hAnsi="Aptos" w:eastAsia="Aptos" w:cs="Aptos"/>
+      <w:i/>
+      <w:color w:val="595959"/>
+    </w:rPr>
+  </w:style>
+  <w:style w:type="paragraph" w:styleId="Title70" w:customStyle="1">
+    <w:name w:val="Title70"/>
+    <w:basedOn w:val="Normal70"/>
+    <w:next w:val="Normal70"/>
+    <w:pPr>
+      <w:spacing w:after="80"/>
+    </w:pPr>
+    <w:rPr>
+      <w:rFonts w:ascii="Play" w:hAnsi="Play" w:eastAsia="Play" w:cs="Play"/>
+      <w:sz w:val="56"/>
+      <w:szCs w:val="56"/>
+    </w:rPr>
+  </w:style>
+  <w:style w:type="paragraph" w:styleId="Normal8" w:customStyle="1">
+    <w:name w:val="Normal8"/>
+  </w:style>
+  <w:style w:type="table" w:styleId="NormalTable8" w:customStyle="1">
+    <w:name w:val="Normal Table8"/>
+    <w:tblPr>
+      <w:tblCellMar>
+        <w:top w:w="0" w:type="dxa"/>
+        <w:left w:w="0" w:type="dxa"/>
+        <w:bottom w:w="0" w:type="dxa"/>
+        <w:right w:w="0" w:type="dxa"/>
+      </w:tblCellMar>
+    </w:tblPr>
+  </w:style>
+  <w:style w:type="paragraph" w:styleId="heading18" w:customStyle="1">
+    <w:name w:val="heading 18"/>
+    <w:basedOn w:val="Normal8"/>
+    <w:next w:val="Normal8"/>
+    <w:pPr>
+      <w:keepNext/>
+      <w:keepLines/>
+      <w:spacing w:before="400" w:after="120"/>
+    </w:pPr>
+    <w:rPr>
+      <w:sz w:val="40"/>
+      <w:szCs w:val="40"/>
+    </w:rPr>
+  </w:style>
+  <w:style w:type="paragraph" w:styleId="heading28" w:customStyle="1">
+    <w:name w:val="heading 28"/>
+    <w:basedOn w:val="Normal8"/>
+    <w:next w:val="Normal8"/>
+    <w:pPr>
+      <w:keepNext/>
+      <w:keepLines/>
+      <w:spacing w:before="360" w:after="120"/>
+    </w:pPr>
+    <w:rPr>
+      <w:sz w:val="32"/>
+      <w:szCs w:val="32"/>
+    </w:rPr>
+  </w:style>
+  <w:style w:type="paragraph" w:styleId="heading38" w:customStyle="1">
+    <w:name w:val="heading 38"/>
+    <w:basedOn w:val="Normal8"/>
+    <w:next w:val="Normal8"/>
+    <w:pPr>
+      <w:keepNext/>
+      <w:keepLines/>
+      <w:spacing w:before="320" w:after="80"/>
+    </w:pPr>
+    <w:rPr>
+      <w:color w:val="434343"/>
+      <w:sz w:val="28"/>
+      <w:szCs w:val="28"/>
+    </w:rPr>
+  </w:style>
+  <w:style w:type="paragraph" w:styleId="heading48" w:customStyle="1">
+    <w:name w:val="heading 48"/>
+    <w:basedOn w:val="Normal8"/>
+    <w:next w:val="Normal8"/>
+    <w:pPr>
+      <w:keepNext/>
+      <w:keepLines/>
+      <w:spacing w:before="280" w:after="80"/>
+    </w:pPr>
+    <w:rPr>
+      <w:color w:val="666666"/>
+      <w:sz w:val="24"/>
+      <w:szCs w:val="24"/>
+    </w:rPr>
+  </w:style>
+  <w:style w:type="paragraph" w:styleId="heading58" w:customStyle="1">
+    <w:name w:val="heading 58"/>
+    <w:basedOn w:val="Normal8"/>
+    <w:next w:val="Normal8"/>
+    <w:pPr>
+      <w:keepNext/>
+      <w:keepLines/>
+      <w:spacing w:before="240" w:after="80"/>
+    </w:pPr>
+    <w:rPr>
+      <w:color w:val="666666"/>
+    </w:rPr>
+  </w:style>
+  <w:style w:type="paragraph" w:styleId="heading68" w:customStyle="1">
+    <w:name w:val="heading 68"/>
+    <w:basedOn w:val="Normal8"/>
+    <w:next w:val="Normal8"/>
+    <w:pPr>
+      <w:keepNext/>
+      <w:keepLines/>
+      <w:spacing w:before="240" w:after="80"/>
+    </w:pPr>
+    <w:rPr>
+      <w:i/>
+      <w:color w:val="666666"/>
+    </w:rPr>
+  </w:style>
+  <w:style w:type="paragraph" w:styleId="Title8" w:customStyle="1">
+    <w:name w:val="Title8"/>
+    <w:basedOn w:val="Normal8"/>
+    <w:next w:val="Normal8"/>
+    <w:pPr>
+      <w:keepNext/>
+      <w:keepLines/>
+      <w:spacing w:after="60"/>
+    </w:pPr>
+    <w:rPr>
+      <w:sz w:val="52"/>
+      <w:szCs w:val="52"/>
+    </w:rPr>
+  </w:style>
+  <w:style w:type="paragraph" w:styleId="Normal9" w:customStyle="1">
+    <w:name w:val="Normal9"/>
+  </w:style>
+  <w:style w:type="table" w:styleId="NormalTable9" w:customStyle="1">
+    <w:name w:val="Normal Table9"/>
+    <w:tblPr>
+      <w:tblCellMar>
+        <w:top w:w="0" w:type="dxa"/>
+        <w:left w:w="0" w:type="dxa"/>
+        <w:bottom w:w="0" w:type="dxa"/>
+        <w:right w:w="0" w:type="dxa"/>
+      </w:tblCellMar>
+    </w:tblPr>
+  </w:style>
+  <w:style w:type="paragraph" w:styleId="heading19" w:customStyle="1">
+    <w:name w:val="heading 19"/>
+    <w:basedOn w:val="Normal9"/>
+    <w:next w:val="Normal9"/>
+    <w:pPr>
+      <w:keepNext/>
+      <w:keepLines/>
+      <w:spacing w:before="360" w:after="80"/>
+    </w:pPr>
+    <w:rPr>
+      <w:rFonts w:ascii="Play" w:hAnsi="Play" w:eastAsia="Play" w:cs="Play"/>
+      <w:color w:val="0F4761"/>
+      <w:sz w:val="40"/>
+      <w:szCs w:val="40"/>
+    </w:rPr>
+  </w:style>
+  <w:style w:type="paragraph" w:styleId="heading29" w:customStyle="1">
+    <w:name w:val="heading 29"/>
+    <w:basedOn w:val="Normal9"/>
+    <w:next w:val="Normal9"/>
+    <w:pPr>
+      <w:keepNext/>
+      <w:keepLines/>
+      <w:spacing w:before="160" w:after="80"/>
+    </w:pPr>
+    <w:rPr>
+      <w:rFonts w:ascii="Play" w:hAnsi="Play" w:eastAsia="Play" w:cs="Play"/>
+      <w:color w:val="0F4761"/>
+      <w:sz w:val="32"/>
+      <w:szCs w:val="32"/>
+    </w:rPr>
+  </w:style>
+  <w:style w:type="paragraph" w:styleId="heading39" w:customStyle="1">
+    <w:name w:val="heading 39"/>
+    <w:basedOn w:val="Normal9"/>
+    <w:next w:val="Normal9"/>
+    <w:pPr>
+      <w:keepNext/>
+      <w:keepLines/>
+      <w:spacing w:before="160" w:after="80"/>
+    </w:pPr>
+    <w:rPr>
+      <w:rFonts w:ascii="Aptos" w:hAnsi="Aptos" w:eastAsia="Aptos" w:cs="Aptos"/>
+      <w:color w:val="0F4761"/>
+      <w:sz w:val="28"/>
+      <w:szCs w:val="28"/>
+    </w:rPr>
+  </w:style>
+  <w:style w:type="paragraph" w:styleId="heading49" w:customStyle="1">
+    <w:name w:val="heading 49"/>
+    <w:basedOn w:val="Normal9"/>
+    <w:next w:val="Normal9"/>
+    <w:pPr>
+      <w:keepNext/>
+      <w:keepLines/>
+      <w:spacing w:before="80" w:after="40"/>
+    </w:pPr>
+    <w:rPr>
+      <w:rFonts w:ascii="Aptos" w:hAnsi="Aptos" w:eastAsia="Aptos" w:cs="Aptos"/>
+      <w:i/>
+      <w:color w:val="0F4761"/>
+    </w:rPr>
+  </w:style>
+  <w:style w:type="paragraph" w:styleId="heading59" w:customStyle="1">
+    <w:name w:val="heading 59"/>
+    <w:basedOn w:val="Normal9"/>
+    <w:next w:val="Normal9"/>
+    <w:pPr>
+      <w:keepNext/>
+      <w:keepLines/>
+      <w:spacing w:before="80" w:after="40"/>
+    </w:pPr>
+    <w:rPr>
+      <w:rFonts w:ascii="Aptos" w:hAnsi="Aptos" w:eastAsia="Aptos" w:cs="Aptos"/>
+      <w:color w:val="0F4761"/>
+    </w:rPr>
+  </w:style>
+  <w:style w:type="paragraph" w:styleId="heading69" w:customStyle="1">
+    <w:name w:val="heading 69"/>
+    <w:basedOn w:val="Normal9"/>
+    <w:next w:val="Normal9"/>
+    <w:pPr>
+      <w:keepNext/>
+      <w:keepLines/>
+      <w:spacing w:before="40"/>
+    </w:pPr>
+    <w:rPr>
+      <w:rFonts w:ascii="Aptos" w:hAnsi="Aptos" w:eastAsia="Aptos" w:cs="Aptos"/>
+      <w:i/>
+      <w:color w:val="595959"/>
+    </w:rPr>
+  </w:style>
+  <w:style w:type="paragraph" w:styleId="Title9" w:customStyle="1">
+    <w:name w:val="Title9"/>
+    <w:basedOn w:val="Normal9"/>
+    <w:next w:val="Normal9"/>
+    <w:pPr>
+      <w:spacing w:after="80"/>
+    </w:pPr>
+    <w:rPr>
+      <w:rFonts w:ascii="Play" w:hAnsi="Play" w:eastAsia="Play" w:cs="Play"/>
+      <w:sz w:val="56"/>
+      <w:szCs w:val="56"/>
+    </w:rPr>
+  </w:style>
+  <w:style w:type="paragraph" w:styleId="Normal100" w:customStyle="1">
+    <w:name w:val="Normal100"/>
+    <w:qFormat/>
+    <w:rsid w:val="000C2CDD"/>
+  </w:style>
+  <w:style w:type="paragraph" w:styleId="heading1100" w:customStyle="1">
+    <w:name w:val="heading 1100"/>
+    <w:basedOn w:val="Normal100"/>
+    <w:next w:val="Normal100"/>
+    <w:link w:val="Ttulo1Car"/>
+    <w:uiPriority w:val="9"/>
+    <w:qFormat/>
+    <w:rsid w:val="00FE0A27"/>
+    <w:pPr>
+      <w:keepNext/>
+      <w:keepLines/>
+      <w:spacing w:before="360" w:after="80"/>
+      <w:outlineLvl w:val="0"/>
+    </w:pPr>
+    <w:rPr>
+      <w:rFonts w:asciiTheme="majorHAnsi" w:hAnsiTheme="majorHAnsi" w:eastAsiaTheme="majorEastAsia" w:cstheme="majorBidi"/>
+      <w:color w:val="0F4761" w:themeColor="accent1" w:themeShade="BF"/>
+      <w:sz w:val="40"/>
+      <w:szCs w:val="40"/>
+    </w:rPr>
+  </w:style>
+  <w:style w:type="paragraph" w:styleId="heading2100" w:customStyle="1">
+    <w:name w:val="heading 2100"/>
+    <w:basedOn w:val="Normal100"/>
+    <w:next w:val="Normal100"/>
+    <w:link w:val="Ttulo2Car"/>
+    <w:uiPriority w:val="9"/>
+    <w:semiHidden/>
+    <w:unhideWhenUsed/>
+    <w:qFormat/>
+    <w:rsid w:val="00FE0A27"/>
+    <w:pPr>
+      <w:keepNext/>
+      <w:keepLines/>
+      <w:spacing w:before="160" w:after="80"/>
+      <w:outlineLvl w:val="1"/>
+    </w:pPr>
+    <w:rPr>
+      <w:rFonts w:asciiTheme="majorHAnsi" w:hAnsiTheme="majorHAnsi" w:eastAsiaTheme="majorEastAsia" w:cstheme="majorBidi"/>
+      <w:color w:val="0F4761" w:themeColor="accent1" w:themeShade="BF"/>
+      <w:sz w:val="32"/>
+      <w:szCs w:val="32"/>
+    </w:rPr>
+  </w:style>
+  <w:style w:type="paragraph" w:styleId="heading3100" w:customStyle="1">
+    <w:name w:val="heading 3100"/>
+    <w:basedOn w:val="Normal100"/>
+    <w:next w:val="Normal100"/>
+    <w:link w:val="Ttulo3Car"/>
+    <w:uiPriority w:val="9"/>
+    <w:semiHidden/>
+    <w:unhideWhenUsed/>
+    <w:qFormat/>
+    <w:rsid w:val="00FE0A27"/>
+    <w:pPr>
+      <w:keepNext/>
+      <w:keepLines/>
+      <w:spacing w:before="160" w:after="80"/>
+      <w:outlineLvl w:val="2"/>
+    </w:pPr>
+    <w:rPr>
+      <w:rFonts w:asciiTheme="minorHAnsi" w:hAnsiTheme="minorHAnsi" w:eastAsiaTheme="majorEastAsia" w:cstheme="majorBidi"/>
+      <w:color w:val="0F4761" w:themeColor="accent1" w:themeShade="BF"/>
+      <w:sz w:val="28"/>
+      <w:szCs w:val="28"/>
+    </w:rPr>
+  </w:style>
+  <w:style w:type="paragraph" w:styleId="heading4100" w:customStyle="1">
+    <w:name w:val="heading 4100"/>
+    <w:basedOn w:val="Normal100"/>
+    <w:next w:val="Normal100"/>
+    <w:link w:val="Ttulo4Car"/>
+    <w:uiPriority w:val="9"/>
+    <w:semiHidden/>
+    <w:unhideWhenUsed/>
+    <w:qFormat/>
+    <w:rsid w:val="00FE0A27"/>
+    <w:pPr>
+      <w:keepNext/>
+      <w:keepLines/>
+      <w:spacing w:before="80" w:after="40"/>
+      <w:outlineLvl w:val="3"/>
+    </w:pPr>
+    <w:rPr>
+      <w:rFonts w:asciiTheme="minorHAnsi" w:hAnsiTheme="minorHAnsi" w:eastAsiaTheme="majorEastAsia" w:cstheme="majorBidi"/>
+      <w:i/>
+      <w:iCs/>
+      <w:color w:val="0F4761" w:themeColor="accent1" w:themeShade="BF"/>
+    </w:rPr>
+  </w:style>
+  <w:style w:type="paragraph" w:styleId="heading5100" w:customStyle="1">
+    <w:name w:val="heading 5100"/>
+    <w:basedOn w:val="Normal100"/>
+    <w:next w:val="Normal100"/>
+    <w:link w:val="Ttulo5Car"/>
+    <w:uiPriority w:val="9"/>
+    <w:semiHidden/>
+    <w:unhideWhenUsed/>
+    <w:qFormat/>
+    <w:rsid w:val="00FE0A27"/>
+    <w:pPr>
+      <w:keepNext/>
+      <w:keepLines/>
+      <w:spacing w:before="80" w:after="40"/>
+      <w:outlineLvl w:val="4"/>
+    </w:pPr>
+    <w:rPr>
+      <w:rFonts w:asciiTheme="minorHAnsi" w:hAnsiTheme="minorHAnsi" w:eastAsiaTheme="majorEastAsia" w:cstheme="majorBidi"/>
+      <w:color w:val="0F4761" w:themeColor="accent1" w:themeShade="BF"/>
+    </w:rPr>
+  </w:style>
+  <w:style w:type="paragraph" w:styleId="heading6100" w:customStyle="1">
+    <w:name w:val="heading 6100"/>
+    <w:basedOn w:val="Normal100"/>
+    <w:next w:val="Normal100"/>
+    <w:link w:val="Ttulo6Car"/>
+    <w:uiPriority w:val="9"/>
+    <w:semiHidden/>
+    <w:unhideWhenUsed/>
+    <w:qFormat/>
+    <w:rsid w:val="00FE0A27"/>
+    <w:pPr>
+      <w:keepNext/>
+      <w:keepLines/>
+      <w:spacing w:before="40"/>
+      <w:outlineLvl w:val="5"/>
+    </w:pPr>
+    <w:rPr>
+      <w:rFonts w:asciiTheme="minorHAnsi" w:hAnsiTheme="minorHAnsi" w:eastAsiaTheme="majorEastAsia" w:cstheme="majorBidi"/>
+      <w:i/>
+      <w:iCs/>
+      <w:color w:val="595959" w:themeColor="text1" w:themeTint="A6"/>
+    </w:rPr>
+  </w:style>
+  <w:style w:type="table" w:styleId="NormalTable100" w:customStyle="1">
+    <w:name w:val="Normal Table100"/>
+    <w:uiPriority w:val="99"/>
+    <w:semiHidden/>
+    <w:unhideWhenUsed/>
+    <w:tblPr>
+      <w:tblInd w:w="0" w:type="dxa"/>
+      <w:tblCellMar>
+        <w:top w:w="0" w:type="dxa"/>
+        <w:left w:w="108" w:type="dxa"/>
+        <w:bottom w:w="0" w:type="dxa"/>
+        <w:right w:w="108" w:type="dxa"/>
+      </w:tblCellMar>
+    </w:tblPr>
+  </w:style>
+  <w:style w:type="table" w:styleId="NormalTable11" w:customStyle="1">
+    <w:name w:val="Normal Table11"/>
+    <w:tblPr>
+      <w:tblCellMar>
+        <w:top w:w="0" w:type="dxa"/>
+        <w:left w:w="0" w:type="dxa"/>
+        <w:bottom w:w="0" w:type="dxa"/>
+        <w:right w:w="0" w:type="dxa"/>
+      </w:tblCellMar>
+    </w:tblPr>
+  </w:style>
+  <w:style w:type="paragraph" w:styleId="Title100" w:customStyle="1">
+    <w:name w:val="Title100"/>
+    <w:basedOn w:val="Normal100"/>
+    <w:next w:val="Normal100"/>
+    <w:link w:val="TtuloCar"/>
+    <w:uiPriority w:val="10"/>
+    <w:qFormat/>
+    <w:rsid w:val="00FE0A27"/>
+    <w:pPr>
+      <w:spacing w:after="80"/>
+      <w:contextualSpacing/>
+    </w:pPr>
+    <w:rPr>
+      <w:rFonts w:asciiTheme="majorHAnsi" w:hAnsiTheme="majorHAnsi" w:eastAsiaTheme="majorEastAsia" w:cstheme="majorBidi"/>
+      <w:spacing w:val="-10"/>
+      <w:kern w:val="28"/>
+      <w:sz w:val="56"/>
+      <w:szCs w:val="56"/>
+    </w:rPr>
+  </w:style>
+  <w:style w:type="character" w:styleId="Ttulo1Car" w:customStyle="1">
+    <w:name w:val="Título 1 Car"/>
+    <w:basedOn w:val="Fuentedeprrafopredeter"/>
+    <w:link w:val="heading1100"/>
+    <w:uiPriority w:val="9"/>
+    <w:rsid w:val="00FE0A27"/>
+    <w:rPr>
+      <w:rFonts w:asciiTheme="majorHAnsi" w:hAnsiTheme="majorHAnsi" w:eastAsiaTheme="majorEastAsia" w:cstheme="majorBidi"/>
+      <w:color w:val="0F4761" w:themeColor="accent1" w:themeShade="BF"/>
+      <w:sz w:val="40"/>
+      <w:szCs w:val="40"/>
+    </w:rPr>
+  </w:style>
+  <w:style w:type="character" w:styleId="Ttulo2Car" w:customStyle="1">
+    <w:name w:val="Título 2 Car"/>
+    <w:basedOn w:val="Fuentedeprrafopredeter"/>
+    <w:link w:val="heading2100"/>
+    <w:uiPriority w:val="9"/>
+    <w:semiHidden/>
+    <w:rsid w:val="00FE0A27"/>
+    <w:rPr>
+      <w:rFonts w:asciiTheme="majorHAnsi" w:hAnsiTheme="majorHAnsi" w:eastAsiaTheme="majorEastAsia" w:cstheme="majorBidi"/>
+      <w:color w:val="0F4761" w:themeColor="accent1" w:themeShade="BF"/>
+      <w:sz w:val="32"/>
+      <w:szCs w:val="32"/>
+    </w:rPr>
+  </w:style>
+  <w:style w:type="character" w:styleId="Ttulo3Car" w:customStyle="1">
+    <w:name w:val="Título 3 Car"/>
+    <w:basedOn w:val="Fuentedeprrafopredeter"/>
+    <w:link w:val="heading3100"/>
+    <w:uiPriority w:val="9"/>
+    <w:semiHidden/>
+    <w:rsid w:val="00FE0A27"/>
+    <w:rPr>
+      <w:rFonts w:asciiTheme="minorHAnsi" w:hAnsiTheme="minorHAnsi" w:eastAsiaTheme="majorEastAsia" w:cstheme="majorBidi"/>
+      <w:color w:val="0F4761" w:themeColor="accent1" w:themeShade="BF"/>
+      <w:sz w:val="28"/>
+      <w:szCs w:val="28"/>
+    </w:rPr>
+  </w:style>
+  <w:style w:type="character" w:styleId="Ttulo4Car" w:customStyle="1">
+    <w:name w:val="Título 4 Car"/>
+    <w:basedOn w:val="Fuentedeprrafopredeter"/>
+    <w:link w:val="heading4100"/>
+    <w:uiPriority w:val="9"/>
+    <w:semiHidden/>
+    <w:rsid w:val="00FE0A27"/>
+    <w:rPr>
+      <w:rFonts w:asciiTheme="minorHAnsi" w:hAnsiTheme="minorHAnsi" w:eastAsiaTheme="majorEastAsia" w:cstheme="majorBidi"/>
+      <w:i/>
+      <w:iCs/>
+      <w:color w:val="0F4761" w:themeColor="accent1" w:themeShade="BF"/>
+    </w:rPr>
+  </w:style>
+  <w:style w:type="character" w:styleId="Ttulo5Car" w:customStyle="1">
+    <w:name w:val="Título 5 Car"/>
+    <w:basedOn w:val="Fuentedeprrafopredeter"/>
+    <w:link w:val="heading5100"/>
+    <w:uiPriority w:val="9"/>
+    <w:semiHidden/>
+    <w:rsid w:val="00FE0A27"/>
+    <w:rPr>
+      <w:rFonts w:asciiTheme="minorHAnsi" w:hAnsiTheme="minorHAnsi" w:eastAsiaTheme="majorEastAsia" w:cstheme="majorBidi"/>
+      <w:color w:val="0F4761" w:themeColor="accent1" w:themeShade="BF"/>
+    </w:rPr>
+  </w:style>
+  <w:style w:type="character" w:styleId="Ttulo6Car" w:customStyle="1">
+    <w:name w:val="Título 6 Car"/>
+    <w:basedOn w:val="Fuentedeprrafopredeter"/>
+    <w:link w:val="heading6100"/>
+    <w:uiPriority w:val="9"/>
+    <w:semiHidden/>
+    <w:rsid w:val="00FE0A27"/>
+    <w:rPr>
+      <w:rFonts w:asciiTheme="minorHAnsi" w:hAnsiTheme="minorHAnsi" w:eastAsiaTheme="majorEastAsia" w:cstheme="majorBidi"/>
+      <w:i/>
+      <w:iCs/>
+      <w:color w:val="595959" w:themeColor="text1" w:themeTint="A6"/>
+    </w:rPr>
+  </w:style>
+  <w:style w:type="character" w:styleId="Ttulo7Car" w:customStyle="1">
+    <w:name w:val="Título 7 Car"/>
+    <w:basedOn w:val="Fuentedeprrafopredeter"/>
+    <w:link w:val="Ttulo7"/>
+    <w:uiPriority w:val="9"/>
+    <w:semiHidden/>
+    <w:rsid w:val="00FE0A27"/>
+    <w:rPr>
+      <w:rFonts w:asciiTheme="minorHAnsi" w:hAnsiTheme="minorHAnsi" w:eastAsiaTheme="majorEastAsia" w:cstheme="majorBidi"/>
+      <w:color w:val="595959" w:themeColor="text1" w:themeTint="A6"/>
+    </w:rPr>
+  </w:style>
+  <w:style w:type="character" w:styleId="Ttulo8Car" w:customStyle="1">
+    <w:name w:val="Título 8 Car"/>
+    <w:basedOn w:val="Fuentedeprrafopredeter"/>
+    <w:link w:val="Ttulo8"/>
+    <w:uiPriority w:val="9"/>
+    <w:semiHidden/>
+    <w:rsid w:val="00FE0A27"/>
+    <w:rPr>
+      <w:rFonts w:asciiTheme="minorHAnsi" w:hAnsiTheme="minorHAnsi" w:eastAsiaTheme="majorEastAsia" w:cstheme="majorBidi"/>
+      <w:i/>
+      <w:iCs/>
+      <w:color w:val="272727" w:themeColor="text1" w:themeTint="D8"/>
+    </w:rPr>
+  </w:style>
+  <w:style w:type="character" w:styleId="Ttulo9Car" w:customStyle="1">
+    <w:name w:val="Título 9 Car"/>
+    <w:basedOn w:val="Fuentedeprrafopredeter"/>
+    <w:link w:val="Ttulo9"/>
+    <w:uiPriority w:val="9"/>
+    <w:semiHidden/>
+    <w:rsid w:val="00FE0A27"/>
+    <w:rPr>
+      <w:rFonts w:asciiTheme="minorHAnsi" w:hAnsiTheme="minorHAnsi" w:eastAsiaTheme="majorEastAsia" w:cstheme="majorBidi"/>
+      <w:color w:val="272727" w:themeColor="text1" w:themeTint="D8"/>
+    </w:rPr>
+  </w:style>
+  <w:style w:type="character" w:styleId="TtuloCar" w:customStyle="1">
+    <w:name w:val="Título Car"/>
+    <w:basedOn w:val="Fuentedeprrafopredeter"/>
+    <w:link w:val="Title100"/>
+    <w:uiPriority w:val="10"/>
+    <w:rsid w:val="00FE0A27"/>
+    <w:rPr>
+      <w:rFonts w:asciiTheme="majorHAnsi" w:hAnsiTheme="majorHAnsi" w:eastAsiaTheme="majorEastAsia" w:cstheme="majorBidi"/>
+      <w:spacing w:val="-10"/>
+      <w:kern w:val="28"/>
+      <w:sz w:val="56"/>
+      <w:szCs w:val="56"/>
+    </w:rPr>
+  </w:style>
+  <w:style w:type="paragraph" w:styleId="Subttulo">
+    <w:name w:val="Subtitle"/>
+    <w:basedOn w:val="Normal100"/>
+    <w:next w:val="Normal100"/>
+    <w:link w:val="SubttuloCar"/>
+    <w:uiPriority w:val="11"/>
+    <w:qFormat/>
+    <w:pPr>
+      <w:spacing w:after="160"/>
+    </w:pPr>
+    <w:rPr>
+      <w:rFonts w:ascii="Aptos" w:hAnsi="Aptos" w:eastAsia="Aptos" w:cs="Aptos"/>
+      <w:color w:val="595959"/>
+      <w:sz w:val="28"/>
+      <w:szCs w:val="28"/>
+    </w:rPr>
+  </w:style>
+  <w:style w:type="character" w:styleId="SubttuloCar" w:customStyle="1">
+    <w:name w:val="Subtítulo Car"/>
+    <w:basedOn w:val="Fuentedeprrafopredeter"/>
+    <w:link w:val="Subttulo"/>
+    <w:uiPriority w:val="11"/>
+    <w:rsid w:val="00FE0A27"/>
+    <w:rPr>
+      <w:rFonts w:asciiTheme="minorHAnsi" w:hAnsiTheme="minorHAnsi" w:eastAsiaTheme="majorEastAsia" w:cstheme="majorBidi"/>
+      <w:color w:val="595959" w:themeColor="text1" w:themeTint="A6"/>
+      <w:spacing w:val="15"/>
+      <w:sz w:val="28"/>
+      <w:szCs w:val="28"/>
+    </w:rPr>
+  </w:style>
+  <w:style w:type="paragraph" w:styleId="Cita">
+    <w:name w:val="Quote"/>
+    <w:basedOn w:val="Normal100"/>
+    <w:next w:val="Normal100"/>
+    <w:link w:val="CitaCar"/>
+    <w:uiPriority w:val="29"/>
+    <w:qFormat/>
+    <w:rsid w:val="00FE0A27"/>
+    <w:pPr>
+      <w:spacing w:before="160" w:after="160"/>
+      <w:jc w:val="center"/>
+    </w:pPr>
+    <w:rPr>
+      <w:i/>
+      <w:iCs/>
+      <w:color w:val="404040" w:themeColor="text1" w:themeTint="BF"/>
+    </w:rPr>
+  </w:style>
+  <w:style w:type="character" w:styleId="CitaCar" w:customStyle="1">
+    <w:name w:val="Cita Car"/>
+    <w:basedOn w:val="Fuentedeprrafopredeter"/>
+    <w:link w:val="Cita"/>
+    <w:uiPriority w:val="29"/>
+    <w:rsid w:val="00FE0A27"/>
+    <w:rPr>
+      <w:i/>
+      <w:iCs/>
+      <w:color w:val="404040" w:themeColor="text1" w:themeTint="BF"/>
+    </w:rPr>
+  </w:style>
+  <w:style w:type="paragraph" w:styleId="Prrafodelista">
+    <w:name w:val="List Paragraph"/>
+    <w:basedOn w:val="Normal100"/>
+    <w:uiPriority w:val="34"/>
+    <w:qFormat/>
+    <w:rsid w:val="00FE0A27"/>
+    <w:pPr>
+      <w:ind w:left="720"/>
+      <w:contextualSpacing/>
+    </w:pPr>
+  </w:style>
+  <w:style w:type="character" w:styleId="nfasisintenso">
+    <w:name w:val="Intense Emphasis"/>
+    <w:basedOn w:val="Fuentedeprrafopredeter"/>
+    <w:uiPriority w:val="21"/>
+    <w:qFormat/>
+    <w:rsid w:val="00FE0A27"/>
+    <w:rPr>
+      <w:i/>
+      <w:iCs/>
+      <w:color w:val="0F4761" w:themeColor="accent1" w:themeShade="BF"/>
+    </w:rPr>
+  </w:style>
+  <w:style w:type="paragraph" w:styleId="Citadestacada">
+    <w:name w:val="Intense Quote"/>
+    <w:basedOn w:val="Normal100"/>
+    <w:next w:val="Normal100"/>
+    <w:link w:val="CitadestacadaCar"/>
+    <w:uiPriority w:val="30"/>
+    <w:qFormat/>
+    <w:rsid w:val="00FE0A27"/>
+    <w:pPr>
+      <w:pBdr>
+        <w:top w:val="single" w:color="0F4761" w:themeColor="accent1" w:themeShade="BF" w:sz="4" w:space="10"/>
+        <w:bottom w:val="single" w:color="0F4761" w:themeColor="accent1" w:themeShade="BF" w:sz="4" w:space="10"/>
+      </w:pBdr>
+      <w:spacing w:before="360" w:after="360"/>
+      <w:ind w:left="864" w:right="864"/>
+      <w:jc w:val="center"/>
+    </w:pPr>
+    <w:rPr>
+      <w:i/>
+      <w:iCs/>
+      <w:color w:val="0F4761" w:themeColor="accent1" w:themeShade="BF"/>
+    </w:rPr>
+  </w:style>
+  <w:style w:type="character" w:styleId="CitadestacadaCar" w:customStyle="1">
+    <w:name w:val="Cita destacada Car"/>
+    <w:basedOn w:val="Fuentedeprrafopredeter"/>
+    <w:link w:val="Citadestacada"/>
+    <w:uiPriority w:val="30"/>
+    <w:rsid w:val="00FE0A27"/>
+    <w:rPr>
+      <w:i/>
+      <w:iCs/>
+      <w:color w:val="0F4761" w:themeColor="accent1" w:themeShade="BF"/>
+    </w:rPr>
+  </w:style>
+  <w:style w:type="character" w:styleId="Referenciaintensa">
+    <w:name w:val="Intense Reference"/>
+    <w:basedOn w:val="Fuentedeprrafopredeter"/>
+    <w:uiPriority w:val="32"/>
+    <w:qFormat/>
+    <w:rsid w:val="00FE0A27"/>
+    <w:rPr>
+      <w:b/>
+      <w:bCs/>
+      <w:smallCaps/>
+      <w:color w:val="0F4761" w:themeColor="accent1" w:themeShade="BF"/>
+      <w:spacing w:val="5"/>
+    </w:rPr>
+  </w:style>
+  <w:style w:type="paragraph" w:styleId="NormalWeb">
+    <w:name w:val="Normal (Web)"/>
+    <w:basedOn w:val="Normal100"/>
+    <w:uiPriority w:val="99"/>
+    <w:semiHidden/>
+    <w:unhideWhenUsed/>
+    <w:rsid w:val="00FE0A27"/>
+    <w:pPr>
+      <w:spacing w:before="100" w:beforeAutospacing="1" w:after="100" w:afterAutospacing="1"/>
+    </w:pPr>
+    <w:rPr>
+      <w:rFonts w:ascii="Times New Roman" w:hAnsi="Times New Roman" w:eastAsia="Times New Roman"/>
+      <w:sz w:val="24"/>
+      <w:szCs w:val="24"/>
+    </w:rPr>
+  </w:style>
+  <w:style w:type="character" w:styleId="apple-tab-span" w:customStyle="1">
+    <w:name w:val="apple-tab-span"/>
+    <w:basedOn w:val="Fuentedeprrafopredeter"/>
+    <w:rsid w:val="00FE0A27"/>
+  </w:style>
+  <w:style w:type="table" w:styleId="Tablaconcuadrcula">
+    <w:name w:val="Table Grid"/>
+    <w:basedOn w:val="NormalTable100"/>
+    <w:uiPriority w:val="39"/>
+    <w:rsid w:val="00FE0A27"/>
+    <w:tblPr>
+      <w:tblBorders>
+        <w:top w:val="single" w:color="auto" w:sz="4" w:space="0"/>
+        <w:left w:val="single" w:color="auto" w:sz="4" w:space="0"/>
+        <w:bottom w:val="single" w:color="auto" w:sz="4" w:space="0"/>
+        <w:right w:val="single" w:color="auto" w:sz="4" w:space="0"/>
+        <w:insideH w:val="single" w:color="auto" w:sz="4" w:space="0"/>
+        <w:insideV w:val="single" w:color="auto" w:sz="4" w:space="0"/>
+      </w:tblBorders>
+    </w:tblPr>
+  </w:style>
+  <w:style w:type="paragraph" w:styleId="Encabezado">
+    <w:name w:val="header"/>
+    <w:basedOn w:val="Normal100"/>
+    <w:link w:val="EncabezadoCar"/>
+    <w:uiPriority w:val="99"/>
+    <w:unhideWhenUsed/>
+    <w:rsid w:val="00FE0A27"/>
+    <w:pPr>
+      <w:tabs>
+        <w:tab w:val="center" w:pos="4419"/>
+        <w:tab w:val="right" w:pos="8838"/>
+      </w:tabs>
+    </w:pPr>
+  </w:style>
+  <w:style w:type="character" w:styleId="EncabezadoCar" w:customStyle="1">
+    <w:name w:val="Encabezado Car"/>
+    <w:basedOn w:val="Fuentedeprrafopredeter"/>
+    <w:link w:val="Encabezado"/>
+    <w:uiPriority w:val="99"/>
+    <w:rsid w:val="00FE0A27"/>
+  </w:style>
+  <w:style w:type="paragraph" w:styleId="Piedepgina">
+    <w:name w:val="footer"/>
+    <w:basedOn w:val="Normal100"/>
+    <w:link w:val="PiedepginaCar"/>
+    <w:uiPriority w:val="99"/>
+    <w:unhideWhenUsed/>
+    <w:rsid w:val="00FE0A27"/>
+    <w:pPr>
+      <w:tabs>
+        <w:tab w:val="center" w:pos="4419"/>
+        <w:tab w:val="right" w:pos="8838"/>
+      </w:tabs>
+    </w:pPr>
+  </w:style>
+  <w:style w:type="character" w:styleId="PiedepginaCar" w:customStyle="1">
+    <w:name w:val="Pie de página Car"/>
+    <w:basedOn w:val="Fuentedeprrafopredeter"/>
+    <w:link w:val="Piedepgina"/>
+    <w:uiPriority w:val="99"/>
+    <w:rsid w:val="00FE0A27"/>
+  </w:style>
+  <w:style w:type="table" w:styleId="a" w:customStyle="1">
+    <w:basedOn w:val="NormalTable11"/>
+    <w:tblPr>
+      <w:tblStyleRowBandSize w:val="1"/>
+      <w:tblStyleColBandSize w:val="1"/>
+      <w:tblCellMar>
+        <w:left w:w="108" w:type="dxa"/>
+        <w:right w:w="108" w:type="dxa"/>
+      </w:tblCellMar>
+    </w:tblPr>
+  </w:style>
+  <w:style w:type="table" w:styleId="a0" w:customStyle="1">
+    <w:basedOn w:val="NormalTable11"/>
+    <w:tblPr>
+      <w:tblStyleRowBandSize w:val="1"/>
+      <w:tblStyleColBandSize w:val="1"/>
+      <w:tblCellMar>
+        <w:left w:w="108" w:type="dxa"/>
+        <w:right w:w="108" w:type="dxa"/>
+      </w:tblCellMar>
+    </w:tblPr>
+  </w:style>
+  <w:style w:type="table" w:styleId="a1" w:customStyle="1">
+    <w:basedOn w:val="NormalTable11"/>
+    <w:tblPr>
+      <w:tblStyleRowBandSize w:val="1"/>
+      <w:tblStyleColBandSize w:val="1"/>
+      <w:tblCellMar>
+        <w:left w:w="108" w:type="dxa"/>
+        <w:right w:w="108" w:type="dxa"/>
+      </w:tblCellMar>
+    </w:tblPr>
+  </w:style>
+  <w:style w:type="character" w:styleId="Refdecomentario">
+    <w:name w:val="annotation reference"/>
+    <w:basedOn w:val="Fuentedeprrafopredeter"/>
+    <w:uiPriority w:val="99"/>
+    <w:semiHidden/>
+    <w:unhideWhenUsed/>
+    <w:rsid w:val="008A1569"/>
+    <w:rPr>
+      <w:sz w:val="16"/>
+      <w:szCs w:val="16"/>
+    </w:rPr>
+  </w:style>
+  <w:style w:type="paragraph" w:styleId="Textocomentario">
+    <w:name w:val="annotation text"/>
+    <w:basedOn w:val="Normal100"/>
+    <w:link w:val="TextocomentarioCar"/>
+    <w:uiPriority w:val="99"/>
+    <w:unhideWhenUsed/>
+    <w:rsid w:val="008A1569"/>
+  </w:style>
+  <w:style w:type="character" w:styleId="TextocomentarioCar" w:customStyle="1">
+    <w:name w:val="Texto comentario Car"/>
+    <w:basedOn w:val="Fuentedeprrafopredeter"/>
+    <w:link w:val="Textocomentario"/>
+    <w:uiPriority w:val="99"/>
+    <w:rsid w:val="008A1569"/>
+  </w:style>
+  <w:style w:type="paragraph" w:styleId="Asuntodelcomentario">
+    <w:name w:val="annotation subject"/>
+    <w:basedOn w:val="Textocomentario"/>
+    <w:next w:val="Textocomentario"/>
+    <w:link w:val="AsuntodelcomentarioCar"/>
+    <w:uiPriority w:val="99"/>
+    <w:semiHidden/>
+    <w:unhideWhenUsed/>
+    <w:rsid w:val="008A1569"/>
+    <w:rPr>
+      <w:b/>
+      <w:bCs/>
+    </w:rPr>
+  </w:style>
+  <w:style w:type="character" w:styleId="AsuntodelcomentarioCar" w:customStyle="1">
+    <w:name w:val="Asunto del comentario Car"/>
+    <w:basedOn w:val="TextocomentarioCar"/>
+    <w:link w:val="Asuntodelcomentario"/>
+    <w:uiPriority w:val="99"/>
+    <w:semiHidden/>
+    <w:rsid w:val="008A1569"/>
+    <w:rPr>
+      <w:b/>
+      <w:bCs/>
+    </w:rPr>
   </w:style>
   <w:style w:type="character" w:styleId="Hipervnculo">
     <w:name w:val="Hyperlink"/>
     <w:basedOn w:val="Fuentedeprrafopredeter"/>
     <w:uiPriority w:val="99"/>
     <w:unhideWhenUsed/>
-    <w:rsid w:val="004903EB"/>
-    <w:rPr>
-      <w:color w:val="0563C1" w:themeColor="hyperlink"/>
+    <w:rPr>
+      <w:color w:val="467886" w:themeColor="hyperlink"/>
       <w:u w:val="single"/>
     </w:rPr>
+  </w:style>
+  <w:style w:type="paragraph" w:styleId="Subtitle0" w:customStyle="1">
+    <w:name w:val="Subtitle0"/>
+    <w:basedOn w:val="Normal100"/>
+    <w:next w:val="Normal100"/>
+    <w:pPr>
+      <w:spacing w:after="160"/>
+    </w:pPr>
+    <w:rPr>
+      <w:rFonts w:ascii="Aptos" w:hAnsi="Aptos" w:eastAsia="Aptos" w:cs="Aptos"/>
+      <w:color w:val="595959"/>
+      <w:sz w:val="28"/>
+      <w:szCs w:val="28"/>
+    </w:rPr>
+  </w:style>
+  <w:style w:type="table" w:styleId="a2" w:customStyle="1">
+    <w:basedOn w:val="NormalTable11"/>
+    <w:tblPr>
+      <w:tblStyleRowBandSize w:val="1"/>
+      <w:tblStyleColBandSize w:val="1"/>
+      <w:tblCellMar>
+        <w:left w:w="108" w:type="dxa"/>
+        <w:right w:w="108" w:type="dxa"/>
+      </w:tblCellMar>
+    </w:tblPr>
+  </w:style>
+  <w:style w:type="table" w:styleId="a3" w:customStyle="1">
+    <w:basedOn w:val="NormalTable11"/>
+    <w:tblPr>
+      <w:tblStyleRowBandSize w:val="1"/>
+      <w:tblStyleColBandSize w:val="1"/>
+      <w:tblCellMar>
+        <w:left w:w="115" w:type="dxa"/>
+        <w:right w:w="115" w:type="dxa"/>
+      </w:tblCellMar>
+    </w:tblPr>
+  </w:style>
+  <w:style w:type="table" w:styleId="a4" w:customStyle="1">
+    <w:basedOn w:val="NormalTable11"/>
+    <w:tblPr>
+      <w:tblStyleRowBandSize w:val="1"/>
+      <w:tblStyleColBandSize w:val="1"/>
+      <w:tblCellMar>
+        <w:left w:w="108" w:type="dxa"/>
+        <w:right w:w="108" w:type="dxa"/>
+      </w:tblCellMar>
+    </w:tblPr>
+  </w:style>
+  <w:style w:type="paragraph" w:styleId="Subtitle1" w:customStyle="1">
+    <w:name w:val="Subtitle1"/>
+    <w:basedOn w:val="Normal100"/>
+    <w:next w:val="Normal100"/>
+    <w:pPr>
+      <w:keepNext/>
+      <w:keepLines/>
+      <w:spacing w:after="320"/>
+    </w:pPr>
+    <w:rPr>
+      <w:color w:val="666666"/>
+      <w:sz w:val="30"/>
+      <w:szCs w:val="30"/>
+    </w:rPr>
+  </w:style>
+  <w:style w:type="table" w:styleId="a5" w:customStyle="1">
+    <w:basedOn w:val="NormalTable11"/>
+    <w:tblPr>
+      <w:tblStyleRowBandSize w:val="1"/>
+      <w:tblStyleColBandSize w:val="1"/>
+      <w:tblCellMar>
+        <w:left w:w="108" w:type="dxa"/>
+        <w:right w:w="108" w:type="dxa"/>
+      </w:tblCellMar>
+    </w:tblPr>
+  </w:style>
+  <w:style w:type="table" w:styleId="a6" w:customStyle="1">
+    <w:basedOn w:val="NormalTable11"/>
+    <w:tblPr>
+      <w:tblStyleRowBandSize w:val="1"/>
+      <w:tblStyleColBandSize w:val="1"/>
+      <w:tblCellMar>
+        <w:left w:w="108" w:type="dxa"/>
+        <w:right w:w="108" w:type="dxa"/>
+      </w:tblCellMar>
+    </w:tblPr>
+  </w:style>
+  <w:style w:type="table" w:styleId="a7" w:customStyle="1">
+    <w:basedOn w:val="NormalTable11"/>
+    <w:tblPr>
+      <w:tblStyleRowBandSize w:val="1"/>
+      <w:tblStyleColBandSize w:val="1"/>
+      <w:tblCellMar>
+        <w:left w:w="108" w:type="dxa"/>
+        <w:right w:w="108" w:type="dxa"/>
+      </w:tblCellMar>
+    </w:tblPr>
+  </w:style>
+  <w:style w:type="paragraph" w:styleId="Subtitle2" w:customStyle="1">
+    <w:name w:val="Subtitle2"/>
+    <w:basedOn w:val="Normal100"/>
+    <w:next w:val="Normal100"/>
+    <w:pPr>
+      <w:keepNext/>
+      <w:keepLines/>
+      <w:spacing w:after="320"/>
+    </w:pPr>
+    <w:rPr>
+      <w:color w:val="666666"/>
+      <w:sz w:val="30"/>
+      <w:szCs w:val="30"/>
+    </w:rPr>
+  </w:style>
+  <w:style w:type="table" w:styleId="a8" w:customStyle="1">
+    <w:basedOn w:val="NormalTable11"/>
+    <w:tblPr>
+      <w:tblStyleRowBandSize w:val="1"/>
+      <w:tblStyleColBandSize w:val="1"/>
+      <w:tblCellMar>
+        <w:left w:w="108" w:type="dxa"/>
+        <w:right w:w="108" w:type="dxa"/>
+      </w:tblCellMar>
+    </w:tblPr>
+  </w:style>
+  <w:style w:type="table" w:styleId="a9" w:customStyle="1">
+    <w:basedOn w:val="NormalTable11"/>
+    <w:tblPr>
+      <w:tblStyleRowBandSize w:val="1"/>
+      <w:tblStyleColBandSize w:val="1"/>
+      <w:tblCellMar>
+        <w:left w:w="108" w:type="dxa"/>
+        <w:right w:w="108" w:type="dxa"/>
+      </w:tblCellMar>
+    </w:tblPr>
+  </w:style>
+  <w:style w:type="table" w:styleId="aa" w:customStyle="1">
+    <w:basedOn w:val="NormalTable11"/>
+    <w:tblPr>
+      <w:tblStyleRowBandSize w:val="1"/>
+      <w:tblStyleColBandSize w:val="1"/>
+      <w:tblCellMar>
+        <w:left w:w="108" w:type="dxa"/>
+        <w:right w:w="108" w:type="dxa"/>
+      </w:tblCellMar>
+    </w:tblPr>
+  </w:style>
+  <w:style w:type="paragraph" w:styleId="Subtitle3" w:customStyle="1">
+    <w:name w:val="Subtitle3"/>
+    <w:basedOn w:val="Normal100"/>
+    <w:next w:val="Normal100"/>
+    <w:pPr>
+      <w:keepNext/>
+      <w:keepLines/>
+      <w:spacing w:after="320"/>
+    </w:pPr>
+    <w:rPr>
+      <w:color w:val="666666"/>
+      <w:sz w:val="30"/>
+      <w:szCs w:val="30"/>
+    </w:rPr>
+  </w:style>
+  <w:style w:type="table" w:styleId="ab" w:customStyle="1">
+    <w:basedOn w:val="NormalTable11"/>
+    <w:tblPr>
+      <w:tblStyleRowBandSize w:val="1"/>
+      <w:tblStyleColBandSize w:val="1"/>
+      <w:tblCellMar>
+        <w:left w:w="108" w:type="dxa"/>
+        <w:right w:w="108" w:type="dxa"/>
+      </w:tblCellMar>
+    </w:tblPr>
+  </w:style>
+  <w:style w:type="table" w:styleId="ac" w:customStyle="1">
+    <w:basedOn w:val="NormalTable11"/>
+    <w:tblPr>
+      <w:tblStyleRowBandSize w:val="1"/>
+      <w:tblStyleColBandSize w:val="1"/>
+      <w:tblCellMar>
+        <w:left w:w="108" w:type="dxa"/>
+        <w:right w:w="108" w:type="dxa"/>
+      </w:tblCellMar>
+    </w:tblPr>
+  </w:style>
+  <w:style w:type="table" w:styleId="ad" w:customStyle="1">
+    <w:basedOn w:val="NormalTable11"/>
+    <w:tblPr>
+      <w:tblStyleRowBandSize w:val="1"/>
+      <w:tblStyleColBandSize w:val="1"/>
+      <w:tblCellMar>
+        <w:left w:w="108" w:type="dxa"/>
+        <w:right w:w="108" w:type="dxa"/>
+      </w:tblCellMar>
+    </w:tblPr>
+  </w:style>
+  <w:style w:type="paragraph" w:styleId="Subtitle4" w:customStyle="1">
+    <w:name w:val="Subtitle4"/>
+    <w:basedOn w:val="Normal100"/>
+    <w:next w:val="Normal100"/>
+    <w:pPr>
+      <w:keepNext/>
+      <w:keepLines/>
+      <w:spacing w:after="320"/>
+    </w:pPr>
+    <w:rPr>
+      <w:color w:val="666666"/>
+      <w:sz w:val="30"/>
+      <w:szCs w:val="30"/>
+    </w:rPr>
+  </w:style>
+  <w:style w:type="table" w:styleId="ae" w:customStyle="1">
+    <w:basedOn w:val="NormalTable11"/>
+    <w:tblPr>
+      <w:tblStyleRowBandSize w:val="1"/>
+      <w:tblStyleColBandSize w:val="1"/>
+      <w:tblCellMar>
+        <w:left w:w="108" w:type="dxa"/>
+        <w:right w:w="108" w:type="dxa"/>
+      </w:tblCellMar>
+    </w:tblPr>
+  </w:style>
+  <w:style w:type="table" w:styleId="af" w:customStyle="1">
+    <w:basedOn w:val="NormalTable11"/>
+    <w:tblPr>
+      <w:tblStyleRowBandSize w:val="1"/>
+      <w:tblStyleColBandSize w:val="1"/>
+      <w:tblCellMar>
+        <w:left w:w="108" w:type="dxa"/>
+        <w:right w:w="108" w:type="dxa"/>
+      </w:tblCellMar>
+    </w:tblPr>
+  </w:style>
+  <w:style w:type="table" w:styleId="af0" w:customStyle="1">
+    <w:basedOn w:val="NormalTable11"/>
+    <w:tblPr>
+      <w:tblStyleRowBandSize w:val="1"/>
+      <w:tblStyleColBandSize w:val="1"/>
+      <w:tblCellMar>
+        <w:left w:w="108" w:type="dxa"/>
+        <w:right w:w="108" w:type="dxa"/>
+      </w:tblCellMar>
+    </w:tblPr>
+  </w:style>
+  <w:style w:type="paragraph" w:styleId="Subtitle5" w:customStyle="1">
+    <w:name w:val="Subtitle5"/>
+    <w:basedOn w:val="Normal100"/>
+    <w:next w:val="Normal100"/>
+    <w:pPr>
+      <w:keepNext/>
+      <w:keepLines/>
+      <w:spacing w:after="320"/>
+    </w:pPr>
+    <w:rPr>
+      <w:color w:val="666666"/>
+      <w:sz w:val="30"/>
+      <w:szCs w:val="30"/>
+    </w:rPr>
+  </w:style>
+  <w:style w:type="table" w:styleId="af1" w:customStyle="1">
+    <w:basedOn w:val="NormalTable11"/>
+    <w:tblPr>
+      <w:tblStyleRowBandSize w:val="1"/>
+      <w:tblStyleColBandSize w:val="1"/>
+      <w:tblCellMar>
+        <w:left w:w="108" w:type="dxa"/>
+        <w:right w:w="108" w:type="dxa"/>
+      </w:tblCellMar>
+    </w:tblPr>
+  </w:style>
+  <w:style w:type="table" w:styleId="af2" w:customStyle="1">
+    <w:basedOn w:val="NormalTable11"/>
+    <w:tblPr>
+      <w:tblStyleRowBandSize w:val="1"/>
+      <w:tblStyleColBandSize w:val="1"/>
+      <w:tblCellMar>
+        <w:left w:w="108" w:type="dxa"/>
+        <w:right w:w="108" w:type="dxa"/>
+      </w:tblCellMar>
+    </w:tblPr>
+  </w:style>
+  <w:style w:type="table" w:styleId="af3" w:customStyle="1">
+    <w:basedOn w:val="NormalTable11"/>
+    <w:tblPr>
+      <w:tblStyleRowBandSize w:val="1"/>
+      <w:tblStyleColBandSize w:val="1"/>
+      <w:tblCellMar>
+        <w:left w:w="108" w:type="dxa"/>
+        <w:right w:w="108" w:type="dxa"/>
+      </w:tblCellMar>
+    </w:tblPr>
+  </w:style>
+  <w:style w:type="paragraph" w:styleId="Subtitle6" w:customStyle="1">
+    <w:name w:val="Subtitle6"/>
+    <w:basedOn w:val="Normal100"/>
+    <w:next w:val="Normal100"/>
+    <w:pPr>
+      <w:keepNext/>
+      <w:keepLines/>
+      <w:spacing w:after="320"/>
+    </w:pPr>
+    <w:rPr>
+      <w:color w:val="666666"/>
+      <w:sz w:val="30"/>
+      <w:szCs w:val="30"/>
+    </w:rPr>
+  </w:style>
+  <w:style w:type="table" w:styleId="af4" w:customStyle="1">
+    <w:basedOn w:val="NormalTable11"/>
+    <w:tblPr>
+      <w:tblStyleRowBandSize w:val="1"/>
+      <w:tblStyleColBandSize w:val="1"/>
+      <w:tblCellMar>
+        <w:left w:w="108" w:type="dxa"/>
+        <w:right w:w="108" w:type="dxa"/>
+      </w:tblCellMar>
+    </w:tblPr>
+  </w:style>
+  <w:style w:type="table" w:styleId="af5" w:customStyle="1">
+    <w:basedOn w:val="NormalTable11"/>
+    <w:tblPr>
+      <w:tblStyleRowBandSize w:val="1"/>
+      <w:tblStyleColBandSize w:val="1"/>
+      <w:tblCellMar>
+        <w:left w:w="108" w:type="dxa"/>
+        <w:right w:w="108" w:type="dxa"/>
+      </w:tblCellMar>
+    </w:tblPr>
+  </w:style>
+  <w:style w:type="table" w:styleId="af6" w:customStyle="1">
+    <w:basedOn w:val="NormalTable11"/>
+    <w:tblPr>
+      <w:tblStyleRowBandSize w:val="1"/>
+      <w:tblStyleColBandSize w:val="1"/>
+      <w:tblCellMar>
+        <w:left w:w="108" w:type="dxa"/>
+        <w:right w:w="108" w:type="dxa"/>
+      </w:tblCellMar>
+    </w:tblPr>
+  </w:style>
+  <w:style w:type="paragraph" w:styleId="Subtitle7" w:customStyle="1">
+    <w:name w:val="Subtitle7"/>
+    <w:basedOn w:val="Normal100"/>
+    <w:next w:val="Normal100"/>
+    <w:pPr>
+      <w:keepNext/>
+      <w:keepLines/>
+      <w:spacing w:after="320"/>
+    </w:pPr>
+    <w:rPr>
+      <w:color w:val="666666"/>
+      <w:sz w:val="30"/>
+      <w:szCs w:val="30"/>
+    </w:rPr>
+  </w:style>
+  <w:style w:type="table" w:styleId="af7" w:customStyle="1">
+    <w:basedOn w:val="NormalTable11"/>
+    <w:tblPr>
+      <w:tblStyleRowBandSize w:val="1"/>
+      <w:tblStyleColBandSize w:val="1"/>
+      <w:tblCellMar>
+        <w:left w:w="108" w:type="dxa"/>
+        <w:right w:w="108" w:type="dxa"/>
+      </w:tblCellMar>
+    </w:tblPr>
+  </w:style>
+  <w:style w:type="table" w:styleId="af8" w:customStyle="1">
+    <w:basedOn w:val="NormalTable11"/>
+    <w:tblPr>
+      <w:tblStyleRowBandSize w:val="1"/>
+      <w:tblStyleColBandSize w:val="1"/>
+      <w:tblCellMar>
+        <w:left w:w="108" w:type="dxa"/>
+        <w:right w:w="108" w:type="dxa"/>
+      </w:tblCellMar>
+    </w:tblPr>
+  </w:style>
+  <w:style w:type="table" w:styleId="af9" w:customStyle="1">
+    <w:basedOn w:val="NormalTable11"/>
+    <w:tblPr>
+      <w:tblStyleRowBandSize w:val="1"/>
+      <w:tblStyleColBandSize w:val="1"/>
+      <w:tblCellMar>
+        <w:left w:w="108" w:type="dxa"/>
+        <w:right w:w="108" w:type="dxa"/>
+      </w:tblCellMar>
+    </w:tblPr>
+  </w:style>
+  <w:style w:type="paragraph" w:styleId="Subtitle8" w:customStyle="1">
+    <w:name w:val="Subtitle8"/>
+    <w:basedOn w:val="Normal100"/>
+    <w:next w:val="Normal100"/>
+    <w:pPr>
+      <w:keepNext/>
+      <w:keepLines/>
+      <w:spacing w:after="320"/>
+    </w:pPr>
+    <w:rPr>
+      <w:color w:val="666666"/>
+      <w:sz w:val="30"/>
+      <w:szCs w:val="30"/>
+    </w:rPr>
+  </w:style>
+  <w:style w:type="table" w:styleId="afa" w:customStyle="1">
+    <w:basedOn w:val="NormalTable11"/>
+    <w:tblPr>
+      <w:tblStyleRowBandSize w:val="1"/>
+      <w:tblStyleColBandSize w:val="1"/>
+      <w:tblCellMar>
+        <w:left w:w="108" w:type="dxa"/>
+        <w:right w:w="108" w:type="dxa"/>
+      </w:tblCellMar>
+    </w:tblPr>
+  </w:style>
+  <w:style w:type="table" w:styleId="afb" w:customStyle="1">
+    <w:basedOn w:val="NormalTable11"/>
+    <w:tblPr>
+      <w:tblStyleRowBandSize w:val="1"/>
+      <w:tblStyleColBandSize w:val="1"/>
+      <w:tblCellMar>
+        <w:left w:w="108" w:type="dxa"/>
+        <w:right w:w="108" w:type="dxa"/>
+      </w:tblCellMar>
+    </w:tblPr>
+  </w:style>
+  <w:style w:type="table" w:styleId="afc" w:customStyle="1">
+    <w:basedOn w:val="NormalTable11"/>
+    <w:tblPr>
+      <w:tblStyleRowBandSize w:val="1"/>
+      <w:tblStyleColBandSize w:val="1"/>
+      <w:tblCellMar>
+        <w:left w:w="108" w:type="dxa"/>
+        <w:right w:w="108" w:type="dxa"/>
+      </w:tblCellMar>
+    </w:tblPr>
+  </w:style>
+  <w:style w:type="paragraph" w:styleId="Subtitle9" w:customStyle="1">
+    <w:name w:val="Subtitle9"/>
+    <w:basedOn w:val="Normal100"/>
+    <w:next w:val="Normal100"/>
+    <w:pPr>
+      <w:keepNext/>
+      <w:keepLines/>
+      <w:spacing w:after="320"/>
+    </w:pPr>
+    <w:rPr>
+      <w:color w:val="666666"/>
+      <w:sz w:val="30"/>
+      <w:szCs w:val="30"/>
+    </w:rPr>
+  </w:style>
+  <w:style w:type="table" w:styleId="afd" w:customStyle="1">
+    <w:basedOn w:val="NormalTable11"/>
+    <w:tblPr>
+      <w:tblStyleRowBandSize w:val="1"/>
+      <w:tblStyleColBandSize w:val="1"/>
+      <w:tblCellMar>
+        <w:left w:w="108" w:type="dxa"/>
+        <w:right w:w="108" w:type="dxa"/>
+      </w:tblCellMar>
+    </w:tblPr>
+  </w:style>
+  <w:style w:type="table" w:styleId="afe" w:customStyle="1">
+    <w:basedOn w:val="NormalTable11"/>
+    <w:tblPr>
+      <w:tblStyleRowBandSize w:val="1"/>
+      <w:tblStyleColBandSize w:val="1"/>
+      <w:tblCellMar>
+        <w:left w:w="108" w:type="dxa"/>
+        <w:right w:w="108" w:type="dxa"/>
+      </w:tblCellMar>
+    </w:tblPr>
+  </w:style>
+  <w:style w:type="table" w:styleId="aff" w:customStyle="1">
+    <w:basedOn w:val="NormalTable11"/>
+    <w:tblPr>
+      <w:tblStyleRowBandSize w:val="1"/>
+      <w:tblStyleColBandSize w:val="1"/>
+      <w:tblCellMar>
+        <w:left w:w="108" w:type="dxa"/>
+        <w:right w:w="108" w:type="dxa"/>
+      </w:tblCellMar>
+    </w:tblPr>
+  </w:style>
+  <w:style w:type="paragraph" w:styleId="Subtitle10" w:customStyle="1">
+    <w:name w:val="Subtitle10"/>
+    <w:basedOn w:val="Normal100"/>
+    <w:next w:val="Normal100"/>
+    <w:pPr>
+      <w:keepNext/>
+      <w:keepLines/>
+      <w:spacing w:after="320"/>
+    </w:pPr>
+    <w:rPr>
+      <w:color w:val="666666"/>
+      <w:sz w:val="30"/>
+      <w:szCs w:val="30"/>
+    </w:rPr>
+  </w:style>
+  <w:style w:type="table" w:styleId="aff0" w:customStyle="1">
+    <w:basedOn w:val="NormalTable11"/>
+    <w:tblPr>
+      <w:tblStyleRowBandSize w:val="1"/>
+      <w:tblStyleColBandSize w:val="1"/>
+      <w:tblCellMar>
+        <w:left w:w="108" w:type="dxa"/>
+        <w:right w:w="108" w:type="dxa"/>
+      </w:tblCellMar>
+    </w:tblPr>
+  </w:style>
+  <w:style w:type="table" w:styleId="aff1" w:customStyle="1">
+    <w:basedOn w:val="NormalTable11"/>
+    <w:tblPr>
+      <w:tblStyleRowBandSize w:val="1"/>
+      <w:tblStyleColBandSize w:val="1"/>
+      <w:tblCellMar>
+        <w:left w:w="108" w:type="dxa"/>
+        <w:right w:w="108" w:type="dxa"/>
+      </w:tblCellMar>
+    </w:tblPr>
+  </w:style>
+  <w:style w:type="table" w:styleId="aff2" w:customStyle="1">
+    <w:basedOn w:val="NormalTable11"/>
+    <w:tblPr>
+      <w:tblStyleRowBandSize w:val="1"/>
+      <w:tblStyleColBandSize w:val="1"/>
+      <w:tblCellMar>
+        <w:left w:w="108" w:type="dxa"/>
+        <w:right w:w="108" w:type="dxa"/>
+      </w:tblCellMar>
+    </w:tblPr>
+  </w:style>
+  <w:style w:type="paragraph" w:styleId="TDC1">
+    <w:name w:val="toc 1"/>
+    <w:basedOn w:val="Normal7"/>
+    <w:next w:val="Normal7"/>
+    <w:uiPriority w:val="39"/>
+    <w:unhideWhenUsed/>
+    <w:rsid w:val="04B624AE"/>
+    <w:pPr>
+      <w:spacing w:after="100"/>
+    </w:pPr>
+  </w:style>
+  <w:style w:type="paragraph" w:styleId="TDC2">
+    <w:name w:val="toc 2"/>
+    <w:basedOn w:val="Normal7"/>
+    <w:next w:val="Normal7"/>
+    <w:uiPriority w:val="39"/>
+    <w:unhideWhenUsed/>
+    <w:rsid w:val="04B624AE"/>
+    <w:pPr>
+      <w:spacing w:after="100"/>
+      <w:ind w:left="220"/>
+    </w:pPr>
+  </w:style>
+  <w:style w:type="paragraph" w:styleId="TDC3">
+    <w:name w:val="toc 3"/>
+    <w:basedOn w:val="Normal7"/>
+    <w:next w:val="Normal7"/>
+    <w:uiPriority w:val="39"/>
+    <w:unhideWhenUsed/>
+    <w:rsid w:val="04B624AE"/>
+    <w:pPr>
+      <w:spacing w:after="100"/>
+      <w:ind w:left="440"/>
+    </w:pPr>
+  </w:style>
+  <w:style w:type="paragraph" w:styleId="TDC4">
+    <w:name w:val="toc 4"/>
+    <w:basedOn w:val="Normal7"/>
+    <w:next w:val="Normal7"/>
+    <w:uiPriority w:val="39"/>
+    <w:unhideWhenUsed/>
+    <w:rsid w:val="04B624AE"/>
+    <w:pPr>
+      <w:spacing w:after="100"/>
+      <w:ind w:left="660"/>
+    </w:pPr>
+  </w:style>
+  <w:style w:type="paragraph" w:styleId="TDC5">
+    <w:name w:val="toc 5"/>
+    <w:basedOn w:val="Normal7"/>
+    <w:next w:val="Normal7"/>
+    <w:uiPriority w:val="39"/>
+    <w:unhideWhenUsed/>
+    <w:rsid w:val="04B624AE"/>
+    <w:pPr>
+      <w:spacing w:after="100"/>
+      <w:ind w:left="880"/>
+    </w:pPr>
+  </w:style>
+  <w:style w:type="paragraph" w:styleId="TDC6">
+    <w:name w:val="toc 6"/>
+    <w:basedOn w:val="Normal7"/>
+    <w:next w:val="Normal7"/>
+    <w:uiPriority w:val="39"/>
+    <w:unhideWhenUsed/>
+    <w:rsid w:val="04B624AE"/>
+    <w:pPr>
+      <w:spacing w:after="100"/>
+      <w:ind w:left="1100"/>
+    </w:pPr>
+  </w:style>
+  <w:style w:type="paragraph" w:styleId="TDC7">
+    <w:name w:val="toc 7"/>
+    <w:basedOn w:val="Normal7"/>
+    <w:next w:val="Normal7"/>
+    <w:uiPriority w:val="39"/>
+    <w:unhideWhenUsed/>
+    <w:rsid w:val="04B624AE"/>
+    <w:pPr>
+      <w:spacing w:after="100"/>
+      <w:ind w:left="1320"/>
+    </w:pPr>
+  </w:style>
+  <w:style w:type="paragraph" w:styleId="TDC8">
+    <w:name w:val="toc 8"/>
+    <w:basedOn w:val="Normal7"/>
+    <w:next w:val="Normal7"/>
+    <w:uiPriority w:val="39"/>
+    <w:unhideWhenUsed/>
+    <w:rsid w:val="04B624AE"/>
+    <w:pPr>
+      <w:spacing w:after="100"/>
+      <w:ind w:left="1540"/>
+    </w:pPr>
+  </w:style>
+  <w:style w:type="paragraph" w:styleId="TDC9">
+    <w:name w:val="toc 9"/>
+    <w:basedOn w:val="Normal7"/>
+    <w:next w:val="Normal7"/>
+    <w:uiPriority w:val="39"/>
+    <w:unhideWhenUsed/>
+    <w:rsid w:val="04B624AE"/>
+    <w:pPr>
+      <w:spacing w:after="100"/>
+      <w:ind w:left="1760"/>
+    </w:pPr>
+  </w:style>
+  <w:style w:type="paragraph" w:styleId="Textonotaalfinal">
+    <w:name w:val="endnote text"/>
+    <w:basedOn w:val="Normal7"/>
+    <w:link w:val="TextonotaalfinalCar"/>
+    <w:uiPriority w:val="99"/>
+    <w:semiHidden/>
+    <w:unhideWhenUsed/>
+    <w:rsid w:val="04B624AE"/>
+    <w:rPr>
+      <w:sz w:val="20"/>
+      <w:szCs w:val="20"/>
+    </w:rPr>
+  </w:style>
+  <w:style w:type="character" w:styleId="TextonotaalfinalCar" w:customStyle="1">
+    <w:name w:val="Texto nota al final Car"/>
+    <w:basedOn w:val="Fuentedeprrafopredeter"/>
+    <w:link w:val="Textonotaalfinal"/>
+    <w:uiPriority w:val="99"/>
+    <w:semiHidden/>
+    <w:rsid w:val="04B624AE"/>
+    <w:rPr>
+      <w:noProof w:val="0"/>
+      <w:sz w:val="20"/>
+      <w:szCs w:val="20"/>
+      <w:lang w:val="es-CO"/>
+    </w:rPr>
+  </w:style>
+  <w:style w:type="paragraph" w:styleId="Textonotapie">
+    <w:name w:val="footnote text"/>
+    <w:basedOn w:val="Normal7"/>
+    <w:link w:val="TextonotapieCar"/>
+    <w:uiPriority w:val="99"/>
+    <w:semiHidden/>
+    <w:unhideWhenUsed/>
+    <w:rsid w:val="04B624AE"/>
+    <w:rPr>
+      <w:sz w:val="20"/>
+      <w:szCs w:val="20"/>
+    </w:rPr>
+  </w:style>
+  <w:style w:type="character" w:styleId="TextonotapieCar" w:customStyle="1">
+    <w:name w:val="Texto nota pie Car"/>
+    <w:basedOn w:val="Fuentedeprrafopredeter"/>
+    <w:link w:val="Textonotapie"/>
+    <w:uiPriority w:val="99"/>
+    <w:semiHidden/>
+    <w:rsid w:val="04B624AE"/>
+    <w:rPr>
+      <w:noProof w:val="0"/>
+      <w:sz w:val="20"/>
+      <w:szCs w:val="20"/>
+      <w:lang w:val="es-CO"/>
+    </w:rPr>
+  </w:style>
+  <w:style w:type="table" w:styleId="Tablaconcuadrcula4-nfasis6">
+    <w:name w:val="Grid Table 4 Accent 6"/>
+    <w:basedOn w:val="NormalTable7"/>
+    <w:uiPriority w:val="49"/>
+    <w:pPr>
+      <w:spacing w:line="240" w:lineRule="auto"/>
+    </w:pPr>
+    <w:tblPr>
+      <w:tblStyleRowBandSize w:val="1"/>
+      <w:tblStyleColBandSize w:val="1"/>
+      <w:tblBorders>
+        <w:top w:val="single" w:color="8DD873" w:themeColor="accent6" w:themeTint="99" w:sz="4" w:space="0"/>
+        <w:left w:val="single" w:color="8DD873" w:themeColor="accent6" w:themeTint="99" w:sz="4" w:space="0"/>
+        <w:bottom w:val="single" w:color="8DD873" w:themeColor="accent6" w:themeTint="99" w:sz="4" w:space="0"/>
+        <w:right w:val="single" w:color="8DD873" w:themeColor="accent6" w:themeTint="99" w:sz="4" w:space="0"/>
+        <w:insideH w:val="single" w:color="8DD873" w:themeColor="accent6" w:themeTint="99" w:sz="4" w:space="0"/>
+        <w:insideV w:val="single" w:color="8DD873" w:themeColor="accent6" w:themeTint="99" w:sz="4" w:space="0"/>
+      </w:tblBorders>
+    </w:tblPr>
+    <w:tblStylePr w:type="firstRow">
+      <w:rPr>
+        <w:b/>
+        <w:bCs/>
+        <w:color w:val="FFFFFF" w:themeColor="background1"/>
+      </w:rPr>
+      <w:tblPr/>
+      <w:tcPr>
+        <w:tcBorders>
+          <w:top w:val="single" w:color="4EA72E" w:themeColor="accent6" w:sz="4" w:space="0"/>
+          <w:left w:val="single" w:color="4EA72E" w:themeColor="accent6" w:sz="4" w:space="0"/>
+          <w:bottom w:val="single" w:color="4EA72E" w:themeColor="accent6" w:sz="4" w:space="0"/>
+          <w:right w:val="single" w:color="4EA72E" w:themeColor="accent6" w:sz="4" w:space="0"/>
+          <w:insideH w:val="nil"/>
+          <w:insideV w:val="nil"/>
+        </w:tcBorders>
+        <w:shd w:val="clear" w:color="auto" w:fill="4EA72E" w:themeFill="accent6"/>
+      </w:tcPr>
+    </w:tblStylePr>
+    <w:tblStylePr w:type="lastRow">
+      <w:rPr>
+        <w:b/>
+        <w:bCs/>
+      </w:rPr>
+      <w:tblPr/>
+      <w:tcPr>
+        <w:tcBorders>
+          <w:top w:val="double" w:color="4EA72E" w:themeColor="accent6" w:sz="4" w:space="0"/>
+        </w:tcBorders>
+      </w:tcPr>
+    </w:tblStylePr>
+    <w:tblStylePr w:type="firstCol">
+      <w:rPr>
+        <w:b/>
+        <w:bCs/>
+      </w:rPr>
+    </w:tblStylePr>
+    <w:tblStylePr w:type="lastCol">
+      <w:rPr>
+        <w:b/>
+        <w:bCs/>
+      </w:rPr>
+    </w:tblStylePr>
+    <w:tblStylePr w:type="band1Vert">
+      <w:tblPr/>
+      <w:tcPr>
+        <w:shd w:val="clear" w:color="auto" w:fill="D9F2D0" w:themeFill="accent6" w:themeFillTint="33"/>
+      </w:tcPr>
+    </w:tblStylePr>
+    <w:tblStylePr w:type="band1Horz">
+      <w:tblPr/>
+      <w:tcPr>
+        <w:shd w:val="clear" w:color="auto" w:fill="D9F2D0" w:themeFill="accent6" w:themeFillTint="33"/>
+      </w:tcPr>
+    </w:tblStylePr>
+  </w:style>
+  <w:style w:type="paragraph" w:styleId="Default" w:customStyle="1">
+    <w:name w:val="Default"/>
+    <w:basedOn w:val="Normal7"/>
+    <w:uiPriority w:val="1"/>
+    <w:rsid w:val="706A3081"/>
+    <w:pPr>
+      <w:spacing w:line="240" w:lineRule="auto"/>
+    </w:pPr>
+    <w:rPr>
+      <w:color w:val="000000" w:themeColor="text1"/>
+      <w:sz w:val="24"/>
+      <w:szCs w:val="24"/>
+    </w:rPr>
+  </w:style>
+  <w:style w:type="paragraph" w:styleId="Estilo1" w:customStyle="1">
+    <w:name w:val="Estilo1"/>
+    <w:basedOn w:val="Normal7"/>
+    <w:link w:val="Estilo1Char"/>
+    <w:uiPriority w:val="1"/>
+    <w:qFormat/>
+    <w:rsid w:val="3E084F5B"/>
+    <w:rPr>
+      <w:rFonts w:ascii="Courier New" w:hAnsi="Courier New" w:eastAsia="Courier New" w:cs="Courier New"/>
+      <w:sz w:val="24"/>
+      <w:szCs w:val="24"/>
+      <w:lang w:val="es-MX"/>
+    </w:rPr>
+  </w:style>
+  <w:style w:type="character" w:styleId="Estilo1Char" w:customStyle="1">
+    <w:name w:val="Estilo1 Char"/>
+    <w:basedOn w:val="Fuentedeprrafopredeter"/>
+    <w:link w:val="Estilo1"/>
+    <w:rsid w:val="3E084F5B"/>
+    <w:rPr>
+      <w:rFonts w:ascii="Courier New" w:hAnsi="Courier New" w:eastAsia="Courier New" w:cs="Courier New"/>
+      <w:noProof w:val="0"/>
+      <w:sz w:val="24"/>
+      <w:szCs w:val="24"/>
+      <w:lang w:val="es-MX"/>
+    </w:rPr>
+  </w:style>
+  <w:style w:type="paragraph" w:styleId="Subtitle11" w:customStyle="1">
+    <w:name w:val="Subtitle11"/>
+    <w:basedOn w:val="Normal7"/>
+    <w:next w:val="Normal7"/>
+    <w:pPr>
+      <w:pBdr>
+        <w:top w:val="nil"/>
+        <w:left w:val="nil"/>
+        <w:bottom w:val="nil"/>
+        <w:right w:val="nil"/>
+        <w:between w:val="nil"/>
+      </w:pBdr>
+      <w:spacing w:after="160"/>
+    </w:pPr>
+    <w:rPr>
+      <w:rFonts w:ascii="Aptos" w:hAnsi="Aptos" w:eastAsia="Aptos" w:cs="Aptos"/>
+      <w:color w:val="595959"/>
+      <w:sz w:val="28"/>
+      <w:szCs w:val="28"/>
+    </w:rPr>
+  </w:style>
+  <w:style w:type="table" w:styleId="aff3" w:customStyle="1">
+    <w:basedOn w:val="NormalTable6"/>
+    <w:tblPr>
+      <w:tblStyleRowBandSize w:val="1"/>
+      <w:tblStyleColBandSize w:val="1"/>
+      <w:tblCellMar>
+        <w:left w:w="115" w:type="dxa"/>
+        <w:right w:w="115" w:type="dxa"/>
+      </w:tblCellMar>
+    </w:tblPr>
+  </w:style>
+  <w:style w:type="table" w:styleId="aff4" w:customStyle="1">
+    <w:basedOn w:val="NormalTable6"/>
+    <w:tblPr>
+      <w:tblStyleRowBandSize w:val="1"/>
+      <w:tblStyleColBandSize w:val="1"/>
+      <w:tblCellMar>
+        <w:left w:w="115" w:type="dxa"/>
+        <w:right w:w="115" w:type="dxa"/>
+      </w:tblCellMar>
+    </w:tblPr>
+  </w:style>
+  <w:style w:type="table" w:styleId="aff5" w:customStyle="1">
+    <w:basedOn w:val="NormalTable6"/>
+    <w:pPr>
+      <w:spacing w:line="240" w:lineRule="auto"/>
+    </w:pPr>
+    <w:tblPr>
+      <w:tblStyleRowBandSize w:val="1"/>
+      <w:tblStyleColBandSize w:val="1"/>
+      <w:tblCellMar>
+        <w:left w:w="108" w:type="dxa"/>
+        <w:right w:w="108" w:type="dxa"/>
+      </w:tblCellMar>
+    </w:tblPr>
+    <w:tblStylePr w:type="firstRow">
+      <w:rPr>
+        <w:b/>
+        <w:color w:val="FFFFFF"/>
+      </w:rPr>
+      <w:tblPr/>
+      <w:tcPr>
+        <w:tcBorders>
+          <w:top w:val="single" w:color="4EA72E" w:sz="4" w:space="0"/>
+          <w:left w:val="single" w:color="4EA72E" w:sz="4" w:space="0"/>
+          <w:bottom w:val="single" w:color="4EA72E" w:sz="4" w:space="0"/>
+          <w:right w:val="single" w:color="4EA72E" w:sz="4" w:space="0"/>
+          <w:insideH w:val="nil"/>
+          <w:insideV w:val="nil"/>
+        </w:tcBorders>
+        <w:shd w:val="clear" w:color="auto" w:fill="4EA72E"/>
+      </w:tcPr>
+    </w:tblStylePr>
+    <w:tblStylePr w:type="lastRow">
+      <w:rPr>
+        <w:b/>
+      </w:rPr>
+      <w:tblPr/>
+      <w:tcPr>
+        <w:tcBorders>
+          <w:top w:val="single" w:color="4EA72E" w:sz="4" w:space="0"/>
+        </w:tcBorders>
+      </w:tcPr>
+    </w:tblStylePr>
+    <w:tblStylePr w:type="firstCol">
+      <w:rPr>
+        <w:b/>
+      </w:rPr>
+    </w:tblStylePr>
+    <w:tblStylePr w:type="lastCol">
+      <w:rPr>
+        <w:b/>
+      </w:rPr>
+    </w:tblStylePr>
+    <w:tblStylePr w:type="band1Vert">
+      <w:tblPr/>
+      <w:tcPr>
+        <w:shd w:val="clear" w:color="auto" w:fill="D9F2D0"/>
+      </w:tcPr>
+    </w:tblStylePr>
+    <w:tblStylePr w:type="band1Horz">
+      <w:tblPr/>
+      <w:tcPr>
+        <w:shd w:val="clear" w:color="auto" w:fill="D9F2D0"/>
+      </w:tcPr>
+    </w:tblStylePr>
+  </w:style>
+  <w:style w:type="table" w:styleId="aff6" w:customStyle="1">
+    <w:basedOn w:val="NormalTable6"/>
+    <w:tblPr>
+      <w:tblStyleRowBandSize w:val="1"/>
+      <w:tblStyleColBandSize w:val="1"/>
+      <w:tblCellMar>
+        <w:left w:w="115" w:type="dxa"/>
+        <w:right w:w="115" w:type="dxa"/>
+      </w:tblCellMar>
+    </w:tblPr>
+  </w:style>
+  <w:style w:type="paragraph" w:styleId="Subtitle12" w:customStyle="1">
+    <w:name w:val="Subtitle12"/>
+    <w:basedOn w:val="Normal7"/>
+    <w:next w:val="Normal7"/>
+    <w:pPr>
+      <w:pBdr>
+        <w:top w:val="nil"/>
+        <w:left w:val="nil"/>
+        <w:bottom w:val="nil"/>
+        <w:right w:val="nil"/>
+        <w:between w:val="nil"/>
+      </w:pBdr>
+      <w:spacing w:after="160"/>
+    </w:pPr>
+    <w:rPr>
+      <w:rFonts w:ascii="Aptos" w:hAnsi="Aptos" w:eastAsia="Aptos" w:cs="Aptos"/>
+      <w:color w:val="595959"/>
+      <w:sz w:val="28"/>
+      <w:szCs w:val="28"/>
+    </w:rPr>
+  </w:style>
+  <w:style w:type="table" w:styleId="aff7" w:customStyle="1">
+    <w:basedOn w:val="NormalTable6"/>
+    <w:tblPr>
+      <w:tblStyleRowBandSize w:val="1"/>
+      <w:tblStyleColBandSize w:val="1"/>
+      <w:tblCellMar>
+        <w:left w:w="115" w:type="dxa"/>
+        <w:right w:w="115" w:type="dxa"/>
+      </w:tblCellMar>
+    </w:tblPr>
+  </w:style>
+  <w:style w:type="table" w:styleId="aff8" w:customStyle="1">
+    <w:basedOn w:val="NormalTable6"/>
+    <w:tblPr>
+      <w:tblStyleRowBandSize w:val="1"/>
+      <w:tblStyleColBandSize w:val="1"/>
+      <w:tblCellMar>
+        <w:left w:w="115" w:type="dxa"/>
+        <w:right w:w="115" w:type="dxa"/>
+      </w:tblCellMar>
+    </w:tblPr>
+  </w:style>
+  <w:style w:type="table" w:styleId="aff9" w:customStyle="1">
+    <w:basedOn w:val="NormalTable6"/>
+    <w:pPr>
+      <w:spacing w:line="240" w:lineRule="auto"/>
+    </w:pPr>
+    <w:tblPr>
+      <w:tblStyleRowBandSize w:val="1"/>
+      <w:tblStyleColBandSize w:val="1"/>
+      <w:tblCellMar>
+        <w:left w:w="108" w:type="dxa"/>
+        <w:right w:w="108" w:type="dxa"/>
+      </w:tblCellMar>
+    </w:tblPr>
+    <w:tblStylePr w:type="firstRow">
+      <w:rPr>
+        <w:b/>
+        <w:color w:val="FFFFFF"/>
+      </w:rPr>
+      <w:tblPr/>
+      <w:tcPr>
+        <w:tcBorders>
+          <w:top w:val="single" w:color="4EA72E" w:sz="4" w:space="0"/>
+          <w:left w:val="single" w:color="4EA72E" w:sz="4" w:space="0"/>
+          <w:bottom w:val="single" w:color="4EA72E" w:sz="4" w:space="0"/>
+          <w:right w:val="single" w:color="4EA72E" w:sz="4" w:space="0"/>
+          <w:insideH w:val="nil"/>
+          <w:insideV w:val="nil"/>
+        </w:tcBorders>
+        <w:shd w:val="clear" w:color="auto" w:fill="4EA72E"/>
+      </w:tcPr>
+    </w:tblStylePr>
+    <w:tblStylePr w:type="lastRow">
+      <w:rPr>
+        <w:b/>
+      </w:rPr>
+      <w:tblPr/>
+      <w:tcPr>
+        <w:tcBorders>
+          <w:top w:val="single" w:color="4EA72E" w:sz="4" w:space="0"/>
+        </w:tcBorders>
+      </w:tcPr>
+    </w:tblStylePr>
+    <w:tblStylePr w:type="firstCol">
+      <w:rPr>
+        <w:b/>
+      </w:rPr>
+    </w:tblStylePr>
+    <w:tblStylePr w:type="lastCol">
+      <w:rPr>
+        <w:b/>
+      </w:rPr>
+    </w:tblStylePr>
+    <w:tblStylePr w:type="band1Vert">
+      <w:tblPr/>
+      <w:tcPr>
+        <w:shd w:val="clear" w:color="auto" w:fill="D9F2D0"/>
+      </w:tcPr>
+    </w:tblStylePr>
+    <w:tblStylePr w:type="band1Horz">
+      <w:tblPr/>
+      <w:tcPr>
+        <w:shd w:val="clear" w:color="auto" w:fill="D9F2D0"/>
+      </w:tcPr>
+    </w:tblStylePr>
+  </w:style>
+  <w:style w:type="table" w:styleId="affa" w:customStyle="1">
+    <w:basedOn w:val="NormalTable6"/>
+    <w:tblPr>
+      <w:tblStyleRowBandSize w:val="1"/>
+      <w:tblStyleColBandSize w:val="1"/>
+      <w:tblCellMar>
+        <w:left w:w="115" w:type="dxa"/>
+        <w:right w:w="115" w:type="dxa"/>
+      </w:tblCellMar>
+    </w:tblPr>
+  </w:style>
+  <w:style w:type="paragraph" w:styleId="Subtitle13" w:customStyle="1">
+    <w:name w:val="Subtitle13"/>
+    <w:basedOn w:val="Normal7"/>
+    <w:next w:val="Normal7"/>
+    <w:pPr>
+      <w:pBdr>
+        <w:top w:val="nil"/>
+        <w:left w:val="nil"/>
+        <w:bottom w:val="nil"/>
+        <w:right w:val="nil"/>
+        <w:between w:val="nil"/>
+      </w:pBdr>
+      <w:spacing w:after="160"/>
+    </w:pPr>
+    <w:rPr>
+      <w:rFonts w:ascii="Aptos" w:hAnsi="Aptos" w:eastAsia="Aptos" w:cs="Aptos"/>
+      <w:color w:val="595959"/>
+      <w:sz w:val="28"/>
+      <w:szCs w:val="28"/>
+    </w:rPr>
+  </w:style>
+  <w:style w:type="table" w:styleId="affb" w:customStyle="1">
+    <w:basedOn w:val="NormalTable6"/>
+    <w:tblPr>
+      <w:tblStyleRowBandSize w:val="1"/>
+      <w:tblStyleColBandSize w:val="1"/>
+      <w:tblCellMar>
+        <w:left w:w="115" w:type="dxa"/>
+        <w:right w:w="115" w:type="dxa"/>
+      </w:tblCellMar>
+    </w:tblPr>
+  </w:style>
+  <w:style w:type="table" w:styleId="affc" w:customStyle="1">
+    <w:basedOn w:val="NormalTable6"/>
+    <w:tblPr>
+      <w:tblStyleRowBandSize w:val="1"/>
+      <w:tblStyleColBandSize w:val="1"/>
+      <w:tblCellMar>
+        <w:left w:w="115" w:type="dxa"/>
+        <w:right w:w="115" w:type="dxa"/>
+      </w:tblCellMar>
+    </w:tblPr>
+  </w:style>
+  <w:style w:type="table" w:styleId="affd" w:customStyle="1">
+    <w:basedOn w:val="NormalTable6"/>
+    <w:pPr>
+      <w:spacing w:line="240" w:lineRule="auto"/>
+    </w:pPr>
+    <w:tblPr>
+      <w:tblStyleRowBandSize w:val="1"/>
+      <w:tblStyleColBandSize w:val="1"/>
+      <w:tblCellMar>
+        <w:left w:w="108" w:type="dxa"/>
+        <w:right w:w="108" w:type="dxa"/>
+      </w:tblCellMar>
+    </w:tblPr>
+    <w:tblStylePr w:type="firstRow">
+      <w:rPr>
+        <w:b/>
+        <w:color w:val="FFFFFF"/>
+      </w:rPr>
+      <w:tblPr/>
+      <w:tcPr>
+        <w:tcBorders>
+          <w:top w:val="single" w:color="4EA72E" w:sz="4" w:space="0"/>
+          <w:left w:val="single" w:color="4EA72E" w:sz="4" w:space="0"/>
+          <w:bottom w:val="single" w:color="4EA72E" w:sz="4" w:space="0"/>
+          <w:right w:val="single" w:color="4EA72E" w:sz="4" w:space="0"/>
+          <w:insideH w:val="nil"/>
+          <w:insideV w:val="nil"/>
+        </w:tcBorders>
+        <w:shd w:val="clear" w:color="auto" w:fill="4EA72E"/>
+      </w:tcPr>
+    </w:tblStylePr>
+    <w:tblStylePr w:type="lastRow">
+      <w:rPr>
+        <w:b/>
+      </w:rPr>
+      <w:tblPr/>
+      <w:tcPr>
+        <w:tcBorders>
+          <w:top w:val="single" w:color="4EA72E" w:sz="4" w:space="0"/>
+        </w:tcBorders>
+      </w:tcPr>
+    </w:tblStylePr>
+    <w:tblStylePr w:type="firstCol">
+      <w:rPr>
+        <w:b/>
+      </w:rPr>
+    </w:tblStylePr>
+    <w:tblStylePr w:type="lastCol">
+      <w:rPr>
+        <w:b/>
+      </w:rPr>
+    </w:tblStylePr>
+    <w:tblStylePr w:type="band1Vert">
+      <w:tblPr/>
+      <w:tcPr>
+        <w:shd w:val="clear" w:color="auto" w:fill="D9F2D0"/>
+      </w:tcPr>
+    </w:tblStylePr>
+    <w:tblStylePr w:type="band1Horz">
+      <w:tblPr/>
+      <w:tcPr>
+        <w:shd w:val="clear" w:color="auto" w:fill="D9F2D0"/>
+      </w:tcPr>
+    </w:tblStylePr>
+  </w:style>
+  <w:style w:type="table" w:styleId="affe" w:customStyle="1">
+    <w:basedOn w:val="NormalTable6"/>
+    <w:tblPr>
+      <w:tblStyleRowBandSize w:val="1"/>
+      <w:tblStyleColBandSize w:val="1"/>
+      <w:tblCellMar>
+        <w:left w:w="115" w:type="dxa"/>
+        <w:right w:w="115" w:type="dxa"/>
+      </w:tblCellMar>
+    </w:tblPr>
+  </w:style>
+  <w:style w:type="paragraph" w:styleId="Subtitle14" w:customStyle="1">
+    <w:name w:val="Subtitle14"/>
+    <w:basedOn w:val="Normal7"/>
+    <w:next w:val="Normal7"/>
+    <w:pPr>
+      <w:pBdr>
+        <w:top w:val="nil"/>
+        <w:left w:val="nil"/>
+        <w:bottom w:val="nil"/>
+        <w:right w:val="nil"/>
+        <w:between w:val="nil"/>
+      </w:pBdr>
+      <w:spacing w:after="160"/>
+    </w:pPr>
+    <w:rPr>
+      <w:rFonts w:ascii="Aptos" w:hAnsi="Aptos" w:eastAsia="Aptos" w:cs="Aptos"/>
+      <w:color w:val="595959"/>
+      <w:sz w:val="28"/>
+      <w:szCs w:val="28"/>
+    </w:rPr>
+  </w:style>
+  <w:style w:type="table" w:styleId="afff" w:customStyle="1">
+    <w:basedOn w:val="NormalTable6"/>
+    <w:tblPr>
+      <w:tblStyleRowBandSize w:val="1"/>
+      <w:tblStyleColBandSize w:val="1"/>
+      <w:tblCellMar>
+        <w:left w:w="115" w:type="dxa"/>
+        <w:right w:w="115" w:type="dxa"/>
+      </w:tblCellMar>
+    </w:tblPr>
+  </w:style>
+  <w:style w:type="table" w:styleId="afff0" w:customStyle="1">
+    <w:basedOn w:val="NormalTable6"/>
+    <w:tblPr>
+      <w:tblStyleRowBandSize w:val="1"/>
+      <w:tblStyleColBandSize w:val="1"/>
+      <w:tblCellMar>
+        <w:left w:w="115" w:type="dxa"/>
+        <w:right w:w="115" w:type="dxa"/>
+      </w:tblCellMar>
+    </w:tblPr>
+  </w:style>
+  <w:style w:type="table" w:styleId="afff1" w:customStyle="1">
+    <w:basedOn w:val="NormalTable6"/>
+    <w:pPr>
+      <w:spacing w:line="240" w:lineRule="auto"/>
+    </w:pPr>
+    <w:tblPr>
+      <w:tblStyleRowBandSize w:val="1"/>
+      <w:tblStyleColBandSize w:val="1"/>
+      <w:tblCellMar>
+        <w:left w:w="108" w:type="dxa"/>
+        <w:right w:w="108" w:type="dxa"/>
+      </w:tblCellMar>
+    </w:tblPr>
+    <w:tblStylePr w:type="firstRow">
+      <w:rPr>
+        <w:b/>
+        <w:color w:val="FFFFFF"/>
+      </w:rPr>
+      <w:tblPr/>
+      <w:tcPr>
+        <w:tcBorders>
+          <w:top w:val="single" w:color="4EA72E" w:sz="4" w:space="0"/>
+          <w:left w:val="single" w:color="4EA72E" w:sz="4" w:space="0"/>
+          <w:bottom w:val="single" w:color="4EA72E" w:sz="4" w:space="0"/>
+          <w:right w:val="single" w:color="4EA72E" w:sz="4" w:space="0"/>
+          <w:insideH w:val="nil"/>
+          <w:insideV w:val="nil"/>
+        </w:tcBorders>
+        <w:shd w:val="clear" w:color="auto" w:fill="4EA72E"/>
+      </w:tcPr>
+    </w:tblStylePr>
+    <w:tblStylePr w:type="lastRow">
+      <w:rPr>
+        <w:b/>
+      </w:rPr>
+      <w:tblPr/>
+      <w:tcPr>
+        <w:tcBorders>
+          <w:top w:val="single" w:color="4EA72E" w:sz="4" w:space="0"/>
+        </w:tcBorders>
+      </w:tcPr>
+    </w:tblStylePr>
+    <w:tblStylePr w:type="firstCol">
+      <w:rPr>
+        <w:b/>
+      </w:rPr>
+    </w:tblStylePr>
+    <w:tblStylePr w:type="lastCol">
+      <w:rPr>
+        <w:b/>
+      </w:rPr>
+    </w:tblStylePr>
+    <w:tblStylePr w:type="band1Vert">
+      <w:tblPr/>
+      <w:tcPr>
+        <w:shd w:val="clear" w:color="auto" w:fill="D9F2D0"/>
+      </w:tcPr>
+    </w:tblStylePr>
+    <w:tblStylePr w:type="band1Horz">
+      <w:tblPr/>
+      <w:tcPr>
+        <w:shd w:val="clear" w:color="auto" w:fill="D9F2D0"/>
+      </w:tcPr>
+    </w:tblStylePr>
+  </w:style>
+  <w:style w:type="table" w:styleId="afff2" w:customStyle="1">
+    <w:basedOn w:val="NormalTable6"/>
+    <w:tblPr>
+      <w:tblStyleRowBandSize w:val="1"/>
+      <w:tblStyleColBandSize w:val="1"/>
+      <w:tblCellMar>
+        <w:left w:w="115" w:type="dxa"/>
+        <w:right w:w="115" w:type="dxa"/>
+      </w:tblCellMar>
+    </w:tblPr>
+  </w:style>
+  <w:style w:type="paragraph" w:styleId="Subtitle15" w:customStyle="1">
+    <w:name w:val="Subtitle15"/>
+    <w:basedOn w:val="Normal7"/>
+    <w:next w:val="Normal7"/>
+    <w:pPr>
+      <w:pBdr>
+        <w:top w:val="nil"/>
+        <w:left w:val="nil"/>
+        <w:bottom w:val="nil"/>
+        <w:right w:val="nil"/>
+        <w:between w:val="nil"/>
+      </w:pBdr>
+      <w:spacing w:after="160"/>
+    </w:pPr>
+    <w:rPr>
+      <w:rFonts w:ascii="Aptos" w:hAnsi="Aptos" w:eastAsia="Aptos" w:cs="Aptos"/>
+      <w:color w:val="595959"/>
+      <w:sz w:val="28"/>
+      <w:szCs w:val="28"/>
+    </w:rPr>
+  </w:style>
+  <w:style w:type="table" w:styleId="afff3" w:customStyle="1">
+    <w:basedOn w:val="NormalTable6"/>
+    <w:tblPr>
+      <w:tblStyleRowBandSize w:val="1"/>
+      <w:tblStyleColBandSize w:val="1"/>
+      <w:tblCellMar>
+        <w:left w:w="115" w:type="dxa"/>
+        <w:right w:w="115" w:type="dxa"/>
+      </w:tblCellMar>
+    </w:tblPr>
+  </w:style>
+  <w:style w:type="table" w:styleId="afff4" w:customStyle="1">
+    <w:basedOn w:val="NormalTable6"/>
+    <w:tblPr>
+      <w:tblStyleRowBandSize w:val="1"/>
+      <w:tblStyleColBandSize w:val="1"/>
+      <w:tblCellMar>
+        <w:left w:w="115" w:type="dxa"/>
+        <w:right w:w="115" w:type="dxa"/>
+      </w:tblCellMar>
+    </w:tblPr>
+  </w:style>
+  <w:style w:type="table" w:styleId="afff5" w:customStyle="1">
+    <w:basedOn w:val="NormalTable6"/>
+    <w:pPr>
+      <w:spacing w:line="240" w:lineRule="auto"/>
+    </w:pPr>
+    <w:tblPr>
+      <w:tblStyleRowBandSize w:val="1"/>
+      <w:tblStyleColBandSize w:val="1"/>
+      <w:tblCellMar>
+        <w:left w:w="108" w:type="dxa"/>
+        <w:right w:w="108" w:type="dxa"/>
+      </w:tblCellMar>
+    </w:tblPr>
+    <w:tblStylePr w:type="firstRow">
+      <w:rPr>
+        <w:b/>
+        <w:color w:val="FFFFFF"/>
+      </w:rPr>
+      <w:tblPr/>
+      <w:tcPr>
+        <w:tcBorders>
+          <w:top w:val="single" w:color="4EA72E" w:sz="4" w:space="0"/>
+          <w:left w:val="single" w:color="4EA72E" w:sz="4" w:space="0"/>
+          <w:bottom w:val="single" w:color="4EA72E" w:sz="4" w:space="0"/>
+          <w:right w:val="single" w:color="4EA72E" w:sz="4" w:space="0"/>
+          <w:insideH w:val="nil"/>
+          <w:insideV w:val="nil"/>
+        </w:tcBorders>
+        <w:shd w:val="clear" w:color="auto" w:fill="4EA72E"/>
+      </w:tcPr>
+    </w:tblStylePr>
+    <w:tblStylePr w:type="lastRow">
+      <w:rPr>
+        <w:b/>
+      </w:rPr>
+      <w:tblPr/>
+      <w:tcPr>
+        <w:tcBorders>
+          <w:top w:val="single" w:color="4EA72E" w:sz="4" w:space="0"/>
+        </w:tcBorders>
+      </w:tcPr>
+    </w:tblStylePr>
+    <w:tblStylePr w:type="firstCol">
+      <w:rPr>
+        <w:b/>
+      </w:rPr>
+    </w:tblStylePr>
+    <w:tblStylePr w:type="lastCol">
+      <w:rPr>
+        <w:b/>
+      </w:rPr>
+    </w:tblStylePr>
+    <w:tblStylePr w:type="band1Vert">
+      <w:tblPr/>
+      <w:tcPr>
+        <w:shd w:val="clear" w:color="auto" w:fill="D9F2D0"/>
+      </w:tcPr>
+    </w:tblStylePr>
+    <w:tblStylePr w:type="band1Horz">
+      <w:tblPr/>
+      <w:tcPr>
+        <w:shd w:val="clear" w:color="auto" w:fill="D9F2D0"/>
+      </w:tcPr>
+    </w:tblStylePr>
+  </w:style>
+  <w:style w:type="table" w:styleId="afff6" w:customStyle="1">
+    <w:basedOn w:val="NormalTable6"/>
+    <w:tblPr>
+      <w:tblStyleRowBandSize w:val="1"/>
+      <w:tblStyleColBandSize w:val="1"/>
+      <w:tblCellMar>
+        <w:left w:w="115" w:type="dxa"/>
+        <w:right w:w="115" w:type="dxa"/>
+      </w:tblCellMar>
+    </w:tblPr>
+  </w:style>
+  <w:style w:type="paragraph" w:styleId="Subtitle16" w:customStyle="1">
+    <w:name w:val="Subtitle16"/>
+    <w:basedOn w:val="Normal7"/>
+    <w:next w:val="Normal7"/>
+    <w:pPr>
+      <w:pBdr>
+        <w:top w:val="nil"/>
+        <w:left w:val="nil"/>
+        <w:bottom w:val="nil"/>
+        <w:right w:val="nil"/>
+        <w:between w:val="nil"/>
+      </w:pBdr>
+      <w:spacing w:after="160"/>
+    </w:pPr>
+    <w:rPr>
+      <w:rFonts w:ascii="Aptos" w:hAnsi="Aptos" w:eastAsia="Aptos" w:cs="Aptos"/>
+      <w:color w:val="595959"/>
+      <w:sz w:val="28"/>
+      <w:szCs w:val="28"/>
+    </w:rPr>
+  </w:style>
+  <w:style w:type="table" w:styleId="afff7" w:customStyle="1">
+    <w:basedOn w:val="NormalTable6"/>
+    <w:tblPr>
+      <w:tblStyleRowBandSize w:val="1"/>
+      <w:tblStyleColBandSize w:val="1"/>
+      <w:tblCellMar>
+        <w:left w:w="115" w:type="dxa"/>
+        <w:right w:w="115" w:type="dxa"/>
+      </w:tblCellMar>
+    </w:tblPr>
+  </w:style>
+  <w:style w:type="table" w:styleId="afff8" w:customStyle="1">
+    <w:basedOn w:val="NormalTable6"/>
+    <w:tblPr>
+      <w:tblStyleRowBandSize w:val="1"/>
+      <w:tblStyleColBandSize w:val="1"/>
+      <w:tblCellMar>
+        <w:left w:w="115" w:type="dxa"/>
+        <w:right w:w="115" w:type="dxa"/>
+      </w:tblCellMar>
+    </w:tblPr>
+  </w:style>
+  <w:style w:type="table" w:styleId="afff9" w:customStyle="1">
+    <w:basedOn w:val="NormalTable6"/>
+    <w:pPr>
+      <w:spacing w:line="240" w:lineRule="auto"/>
+    </w:pPr>
+    <w:tblPr>
+      <w:tblStyleRowBandSize w:val="1"/>
+      <w:tblStyleColBandSize w:val="1"/>
+      <w:tblCellMar>
+        <w:left w:w="108" w:type="dxa"/>
+        <w:right w:w="108" w:type="dxa"/>
+      </w:tblCellMar>
+    </w:tblPr>
+    <w:tblStylePr w:type="firstRow">
+      <w:rPr>
+        <w:b/>
+        <w:color w:val="FFFFFF"/>
+      </w:rPr>
+      <w:tblPr/>
+      <w:tcPr>
+        <w:tcBorders>
+          <w:top w:val="single" w:color="4EA72E" w:sz="4" w:space="0"/>
+          <w:left w:val="single" w:color="4EA72E" w:sz="4" w:space="0"/>
+          <w:bottom w:val="single" w:color="4EA72E" w:sz="4" w:space="0"/>
+          <w:right w:val="single" w:color="4EA72E" w:sz="4" w:space="0"/>
+          <w:insideH w:val="nil"/>
+          <w:insideV w:val="nil"/>
+        </w:tcBorders>
+        <w:shd w:val="clear" w:color="auto" w:fill="4EA72E"/>
+      </w:tcPr>
+    </w:tblStylePr>
+    <w:tblStylePr w:type="lastRow">
+      <w:rPr>
+        <w:b/>
+      </w:rPr>
+      <w:tblPr/>
+      <w:tcPr>
+        <w:tcBorders>
+          <w:top w:val="single" w:color="4EA72E" w:sz="4" w:space="0"/>
+        </w:tcBorders>
+      </w:tcPr>
+    </w:tblStylePr>
+    <w:tblStylePr w:type="firstCol">
+      <w:rPr>
+        <w:b/>
+      </w:rPr>
+    </w:tblStylePr>
+    <w:tblStylePr w:type="lastCol">
+      <w:rPr>
+        <w:b/>
+      </w:rPr>
+    </w:tblStylePr>
+    <w:tblStylePr w:type="band1Vert">
+      <w:tblPr/>
+      <w:tcPr>
+        <w:shd w:val="clear" w:color="auto" w:fill="D9F2D0"/>
+      </w:tcPr>
+    </w:tblStylePr>
+    <w:tblStylePr w:type="band1Horz">
+      <w:tblPr/>
+      <w:tcPr>
+        <w:shd w:val="clear" w:color="auto" w:fill="D9F2D0"/>
+      </w:tcPr>
+    </w:tblStylePr>
+  </w:style>
+  <w:style w:type="table" w:styleId="afffa" w:customStyle="1">
+    <w:basedOn w:val="NormalTable6"/>
+    <w:tblPr>
+      <w:tblStyleRowBandSize w:val="1"/>
+      <w:tblStyleColBandSize w:val="1"/>
+      <w:tblCellMar>
+        <w:left w:w="115" w:type="dxa"/>
+        <w:right w:w="115" w:type="dxa"/>
+      </w:tblCellMar>
+    </w:tblPr>
+  </w:style>
+  <w:style w:type="paragraph" w:styleId="Subtitle17" w:customStyle="1">
+    <w:name w:val="Subtitle17"/>
+    <w:basedOn w:val="Normal7"/>
+    <w:next w:val="Normal7"/>
+    <w:pPr>
+      <w:pBdr>
+        <w:top w:val="nil"/>
+        <w:left w:val="nil"/>
+        <w:bottom w:val="nil"/>
+        <w:right w:val="nil"/>
+        <w:between w:val="nil"/>
+      </w:pBdr>
+      <w:spacing w:after="160"/>
+    </w:pPr>
+    <w:rPr>
+      <w:rFonts w:ascii="Aptos" w:hAnsi="Aptos" w:eastAsia="Aptos" w:cs="Aptos"/>
+      <w:color w:val="595959"/>
+      <w:sz w:val="28"/>
+      <w:szCs w:val="28"/>
+    </w:rPr>
+  </w:style>
+  <w:style w:type="table" w:styleId="afffb" w:customStyle="1">
+    <w:basedOn w:val="NormalTable6"/>
+    <w:tblPr>
+      <w:tblStyleRowBandSize w:val="1"/>
+      <w:tblStyleColBandSize w:val="1"/>
+      <w:tblCellMar>
+        <w:left w:w="115" w:type="dxa"/>
+        <w:right w:w="115" w:type="dxa"/>
+      </w:tblCellMar>
+    </w:tblPr>
+  </w:style>
+  <w:style w:type="table" w:styleId="afffc" w:customStyle="1">
+    <w:basedOn w:val="NormalTable6"/>
+    <w:tblPr>
+      <w:tblStyleRowBandSize w:val="1"/>
+      <w:tblStyleColBandSize w:val="1"/>
+      <w:tblCellMar>
+        <w:left w:w="115" w:type="dxa"/>
+        <w:right w:w="115" w:type="dxa"/>
+      </w:tblCellMar>
+    </w:tblPr>
+  </w:style>
+  <w:style w:type="table" w:styleId="afffd" w:customStyle="1">
+    <w:basedOn w:val="NormalTable6"/>
+    <w:pPr>
+      <w:spacing w:line="240" w:lineRule="auto"/>
+    </w:pPr>
+    <w:tblPr>
+      <w:tblStyleRowBandSize w:val="1"/>
+      <w:tblStyleColBandSize w:val="1"/>
+      <w:tblCellMar>
+        <w:left w:w="108" w:type="dxa"/>
+        <w:right w:w="108" w:type="dxa"/>
+      </w:tblCellMar>
+    </w:tblPr>
+    <w:tblStylePr w:type="firstRow">
+      <w:rPr>
+        <w:b/>
+        <w:color w:val="FFFFFF"/>
+      </w:rPr>
+      <w:tblPr/>
+      <w:tcPr>
+        <w:tcBorders>
+          <w:top w:val="single" w:color="4EA72E" w:sz="4" w:space="0"/>
+          <w:left w:val="single" w:color="4EA72E" w:sz="4" w:space="0"/>
+          <w:bottom w:val="single" w:color="4EA72E" w:sz="4" w:space="0"/>
+          <w:right w:val="single" w:color="4EA72E" w:sz="4" w:space="0"/>
+          <w:insideH w:val="nil"/>
+          <w:insideV w:val="nil"/>
+        </w:tcBorders>
+        <w:shd w:val="clear" w:color="auto" w:fill="4EA72E"/>
+      </w:tcPr>
+    </w:tblStylePr>
+    <w:tblStylePr w:type="lastRow">
+      <w:rPr>
+        <w:b/>
+      </w:rPr>
+      <w:tblPr/>
+      <w:tcPr>
+        <w:tcBorders>
+          <w:top w:val="single" w:color="4EA72E" w:sz="4" w:space="0"/>
+        </w:tcBorders>
+      </w:tcPr>
+    </w:tblStylePr>
+    <w:tblStylePr w:type="firstCol">
+      <w:rPr>
+        <w:b/>
+      </w:rPr>
+    </w:tblStylePr>
+    <w:tblStylePr w:type="lastCol">
+      <w:rPr>
+        <w:b/>
+      </w:rPr>
+    </w:tblStylePr>
+    <w:tblStylePr w:type="band1Vert">
+      <w:tblPr/>
+      <w:tcPr>
+        <w:shd w:val="clear" w:color="auto" w:fill="D9F2D0"/>
+      </w:tcPr>
+    </w:tblStylePr>
+    <w:tblStylePr w:type="band1Horz">
+      <w:tblPr/>
+      <w:tcPr>
+        <w:shd w:val="clear" w:color="auto" w:fill="D9F2D0"/>
+      </w:tcPr>
+    </w:tblStylePr>
+  </w:style>
+  <w:style w:type="table" w:styleId="afffe" w:customStyle="1">
+    <w:basedOn w:val="NormalTable6"/>
+    <w:tblPr>
+      <w:tblStyleRowBandSize w:val="1"/>
+      <w:tblStyleColBandSize w:val="1"/>
+      <w:tblCellMar>
+        <w:left w:w="115" w:type="dxa"/>
+        <w:right w:w="115" w:type="dxa"/>
+      </w:tblCellMar>
+    </w:tblPr>
+  </w:style>
+  <w:style w:type="paragraph" w:styleId="Subtitle18" w:customStyle="1">
+    <w:name w:val="Subtitle18"/>
+    <w:basedOn w:val="Normal7"/>
+    <w:next w:val="Normal7"/>
+    <w:pPr>
+      <w:pBdr>
+        <w:top w:val="nil"/>
+        <w:left w:val="nil"/>
+        <w:bottom w:val="nil"/>
+        <w:right w:val="nil"/>
+        <w:between w:val="nil"/>
+      </w:pBdr>
+      <w:spacing w:after="160"/>
+    </w:pPr>
+    <w:rPr>
+      <w:rFonts w:ascii="Aptos" w:hAnsi="Aptos" w:eastAsia="Aptos" w:cs="Aptos"/>
+      <w:color w:val="595959"/>
+      <w:sz w:val="28"/>
+      <w:szCs w:val="28"/>
+    </w:rPr>
+  </w:style>
+  <w:style w:type="table" w:styleId="affff" w:customStyle="1">
+    <w:basedOn w:val="NormalTable6"/>
+    <w:tblPr>
+      <w:tblStyleRowBandSize w:val="1"/>
+      <w:tblStyleColBandSize w:val="1"/>
+      <w:tblCellMar>
+        <w:left w:w="115" w:type="dxa"/>
+        <w:right w:w="115" w:type="dxa"/>
+      </w:tblCellMar>
+    </w:tblPr>
+  </w:style>
+  <w:style w:type="table" w:styleId="affff0" w:customStyle="1">
+    <w:basedOn w:val="NormalTable6"/>
+    <w:tblPr>
+      <w:tblStyleRowBandSize w:val="1"/>
+      <w:tblStyleColBandSize w:val="1"/>
+      <w:tblCellMar>
+        <w:left w:w="115" w:type="dxa"/>
+        <w:right w:w="115" w:type="dxa"/>
+      </w:tblCellMar>
+    </w:tblPr>
+  </w:style>
+  <w:style w:type="table" w:styleId="affff1" w:customStyle="1">
+    <w:basedOn w:val="NormalTable6"/>
+    <w:pPr>
+      <w:spacing w:line="240" w:lineRule="auto"/>
+    </w:pPr>
+    <w:tblPr>
+      <w:tblStyleRowBandSize w:val="1"/>
+      <w:tblStyleColBandSize w:val="1"/>
+      <w:tblCellMar>
+        <w:left w:w="108" w:type="dxa"/>
+        <w:right w:w="108" w:type="dxa"/>
+      </w:tblCellMar>
+    </w:tblPr>
+    <w:tblStylePr w:type="firstRow">
+      <w:rPr>
+        <w:b/>
+        <w:color w:val="FFFFFF"/>
+      </w:rPr>
+      <w:tblPr/>
+      <w:tcPr>
+        <w:tcBorders>
+          <w:top w:val="single" w:color="4EA72E" w:sz="4" w:space="0"/>
+          <w:left w:val="single" w:color="4EA72E" w:sz="4" w:space="0"/>
+          <w:bottom w:val="single" w:color="4EA72E" w:sz="4" w:space="0"/>
+          <w:right w:val="single" w:color="4EA72E" w:sz="4" w:space="0"/>
+          <w:insideH w:val="nil"/>
+          <w:insideV w:val="nil"/>
+        </w:tcBorders>
+        <w:shd w:val="clear" w:color="auto" w:fill="4EA72E"/>
+      </w:tcPr>
+    </w:tblStylePr>
+    <w:tblStylePr w:type="lastRow">
+      <w:rPr>
+        <w:b/>
+      </w:rPr>
+      <w:tblPr/>
+      <w:tcPr>
+        <w:tcBorders>
+          <w:top w:val="single" w:color="4EA72E" w:sz="4" w:space="0"/>
+        </w:tcBorders>
+      </w:tcPr>
+    </w:tblStylePr>
+    <w:tblStylePr w:type="firstCol">
+      <w:rPr>
+        <w:b/>
+      </w:rPr>
+    </w:tblStylePr>
+    <w:tblStylePr w:type="lastCol">
+      <w:rPr>
+        <w:b/>
+      </w:rPr>
+    </w:tblStylePr>
+    <w:tblStylePr w:type="band1Vert">
+      <w:tblPr/>
+      <w:tcPr>
+        <w:shd w:val="clear" w:color="auto" w:fill="D9F2D0"/>
+      </w:tcPr>
+    </w:tblStylePr>
+    <w:tblStylePr w:type="band1Horz">
+      <w:tblPr/>
+      <w:tcPr>
+        <w:shd w:val="clear" w:color="auto" w:fill="D9F2D0"/>
+      </w:tcPr>
+    </w:tblStylePr>
+  </w:style>
+  <w:style w:type="table" w:styleId="affff2" w:customStyle="1">
+    <w:basedOn w:val="NormalTable6"/>
+    <w:tblPr>
+      <w:tblStyleRowBandSize w:val="1"/>
+      <w:tblStyleColBandSize w:val="1"/>
+      <w:tblCellMar>
+        <w:left w:w="115" w:type="dxa"/>
+        <w:right w:w="115" w:type="dxa"/>
+      </w:tblCellMar>
+    </w:tblPr>
   </w:style>
   <w:style w:type="character" w:styleId="Mencinsinresolver">
     <w:name w:val="Unresolved Mention"/>
@@ -936,73 +8612,17 @@
     <w:uiPriority w:val="99"/>
     <w:semiHidden/>
     <w:unhideWhenUsed/>
-    <w:rsid w:val="004903EB"/>
+    <w:rsid w:val="008B5755"/>
     <w:rPr>
       <w:color w:val="605E5C"/>
       <w:shd w:val="clear" w:color="auto" w:fill="E1DFDD"/>
-    </w:rPr>
-  </w:style>
-  <w:style w:type="paragraph" w:styleId="Encabezado">
-    <w:name w:val="header"/>
-    <w:basedOn w:val="Normal"/>
-    <w:link w:val="EncabezadoCar"/>
-    <w:uiPriority w:val="99"/>
-    <w:unhideWhenUsed/>
-    <w:rsid w:val="004903EB"/>
-    <w:pPr>
-      <w:tabs>
-        <w:tab w:val="center" w:pos="4419"/>
-        <w:tab w:val="right" w:pos="8838"/>
-      </w:tabs>
-      <w:spacing w:after="0" w:line="240" w:lineRule="auto"/>
-    </w:pPr>
-  </w:style>
-  <w:style w:type="character" w:customStyle="1" w:styleId="EncabezadoCar">
-    <w:name w:val="Encabezado Car"/>
-    <w:basedOn w:val="Fuentedeprrafopredeter"/>
-    <w:link w:val="Encabezado"/>
-    <w:uiPriority w:val="99"/>
-    <w:rsid w:val="004903EB"/>
-  </w:style>
-  <w:style w:type="paragraph" w:styleId="Piedepgina">
-    <w:name w:val="footer"/>
-    <w:basedOn w:val="Normal"/>
-    <w:link w:val="PiedepginaCar"/>
-    <w:uiPriority w:val="99"/>
-    <w:unhideWhenUsed/>
-    <w:rsid w:val="004903EB"/>
-    <w:pPr>
-      <w:tabs>
-        <w:tab w:val="center" w:pos="4419"/>
-        <w:tab w:val="right" w:pos="8838"/>
-      </w:tabs>
-      <w:spacing w:after="0" w:line="240" w:lineRule="auto"/>
-    </w:pPr>
-  </w:style>
-  <w:style w:type="character" w:customStyle="1" w:styleId="PiedepginaCar">
-    <w:name w:val="Pie de página Car"/>
-    <w:basedOn w:val="Fuentedeprrafopredeter"/>
-    <w:link w:val="Piedepgina"/>
-    <w:uiPriority w:val="99"/>
-    <w:rsid w:val="004903EB"/>
-  </w:style>
-  <w:style w:type="character" w:styleId="Hipervnculovisitado">
-    <w:name w:val="FollowedHyperlink"/>
-    <w:basedOn w:val="Fuentedeprrafopredeter"/>
-    <w:uiPriority w:val="99"/>
-    <w:semiHidden/>
-    <w:unhideWhenUsed/>
-    <w:rsid w:val="0093382F"/>
-    <w:rPr>
-      <w:color w:val="954F72" w:themeColor="followedHyperlink"/>
-      <w:u w:val="single"/>
     </w:rPr>
   </w:style>
 </w:styles>
 </file>
 
 <file path=word/theme/theme1.xml><?xml version="1.0" encoding="utf-8"?>
-<a:theme xmlns:a="http://schemas.openxmlformats.org/drawingml/2006/main" name="Tema de Office">
+<a:theme xmlns:a="http://schemas.openxmlformats.org/drawingml/2006/main" xmlns:thm15="http://schemas.microsoft.com/office/thememl/2012/main" name="Tema de Office">
   <a:themeElements>
     <a:clrScheme name="Office">
       <a:dk1>
@@ -1012,39 +8632,39 @@
         <a:sysClr val="window" lastClr="FFFFFF"/>
       </a:lt1>
       <a:dk2>
-        <a:srgbClr val="44546A"/>
+        <a:srgbClr val="0E2841"/>
       </a:dk2>
       <a:lt2>
-        <a:srgbClr val="E7E6E6"/>
+        <a:srgbClr val="E8E8E8"/>
       </a:lt2>
       <a:accent1>
-        <a:srgbClr val="4472C4"/>
+        <a:srgbClr val="156082"/>
       </a:accent1>
       <a:accent2>
-        <a:srgbClr val="ED7D31"/>
+        <a:srgbClr val="E97132"/>
       </a:accent2>
       <a:accent3>
-        <a:srgbClr val="A5A5A5"/>
+        <a:srgbClr val="196B24"/>
       </a:accent3>
       <a:accent4>
-        <a:srgbClr val="FFC000"/>
+        <a:srgbClr val="0F9ED5"/>
       </a:accent4>
       <a:accent5>
-        <a:srgbClr val="5B9BD5"/>
+        <a:srgbClr val="A02B93"/>
       </a:accent5>
       <a:accent6>
-        <a:srgbClr val="70AD47"/>
+        <a:srgbClr val="4EA72E"/>
       </a:accent6>
       <a:hlink>
-        <a:srgbClr val="0563C1"/>
+        <a:srgbClr val="467886"/>
       </a:hlink>
       <a:folHlink>
-        <a:srgbClr val="954F72"/>
+        <a:srgbClr val="96607D"/>
       </a:folHlink>
     </a:clrScheme>
     <a:fontScheme name="Office">
       <a:majorFont>
-        <a:latin typeface="Calibri Light" panose="020F0302020204030204"/>
+        <a:latin typeface="Aptos Display" panose="02110004020202020204"/>
         <a:ea typeface=""/>
         <a:cs typeface=""/>
         <a:font script="Jpan" typeface="游ゴシック Light"/>
@@ -1096,10 +8716,10 @@
         <a:font script="Tfng" typeface="Ebrima"/>
       </a:majorFont>
       <a:minorFont>
-        <a:latin typeface="Calibri" panose="020F0502020204030204"/>
+        <a:latin typeface="Aptos" panose="02110004020202020204"/>
         <a:ea typeface=""/>
         <a:cs typeface=""/>
-        <a:font script="Jpan" typeface="游明朝"/>
+        <a:font script="Jpan" typeface="游ゴシック"/>
         <a:font script="Hang" typeface="맑은 고딕"/>
         <a:font script="Hans" typeface="等线"/>
         <a:font script="Hant" typeface="新細明體"/>
@@ -1297,6 +8917,33 @@
 </file>
 
 <file path=customXml/item1.xml><?xml version="1.0" encoding="utf-8"?>
+<?mso-contentType ?>
+<FormTemplates xmlns="http://schemas.microsoft.com/sharepoint/v3/contenttype/forms">
+  <Display>DocumentLibraryForm</Display>
+  <Edit>DocumentLibraryForm</Edit>
+  <New>DocumentLibraryForm</New>
+</FormTemplates>
+</file>
+
+<file path=customXml/item2.xml><?xml version="1.0" encoding="utf-8"?>
+<go:gDocsCustomXmlDataStorage xmlns:go="http://customooxmlschemas.google.com/" xmlns:r="http://schemas.openxmlformats.org/officeDocument/2006/relationships" uri="GoogleDocsCustomDataVersion2">
+  <go:docsCustomData xmlns:go="http://customooxmlschemas.google.com/" roundtripDataSignature="AMtx7mhp7Tk16hOztonHVLKbBazX7Nwgdg==">CgMxLjA4AHIhMUV0LUQtMnpCUTlXMmtMdUw1QXBGOXB0SXcybmdaTHZL</go:docsCustomData>
+</go:gDocsCustomXmlDataStorage>
+</file>
+
+<file path=customXml/item3.xml><?xml version="1.0" encoding="utf-8"?>
+<p:properties xmlns:p="http://schemas.microsoft.com/office/2006/metadata/properties" xmlns:xsi="http://www.w3.org/2001/XMLSchema-instance" xmlns:pc="http://schemas.microsoft.com/office/infopath/2007/PartnerControls">
+  <documentManagement>
+    <TaxCatchAll xmlns="67a0edcd-0de5-43ed-8c27-e32f38a00c91" xsi:nil="true"/>
+    <lcf76f155ced4ddcb4097134ff3c332f xmlns="42760c81-fd8e-4d59-8953-7cdb9f38b14f">
+      <Terms xmlns="http://schemas.microsoft.com/office/infopath/2007/PartnerControls"/>
+    </lcf76f155ced4ddcb4097134ff3c332f>
+    <MediaLengthInSeconds xmlns="42760c81-fd8e-4d59-8953-7cdb9f38b14f" xsi:nil="true"/>
+  </documentManagement>
+</p:properties>
+</file>
+
+<file path=customXml/item4.xml><?xml version="1.0" encoding="utf-8"?>
 <ct:contentTypeSchema xmlns:ct="http://schemas.microsoft.com/office/2006/metadata/contentType" xmlns:ma="http://schemas.microsoft.com/office/2006/metadata/properties/metaAttributes" ct:_="" ma:_="" ma:contentTypeName="Documento" ma:contentTypeID="0x01010005252A1EF3BD024F856B47B579AB5244" ma:contentTypeVersion="13" ma:contentTypeDescription="Crear nuevo documento." ma:contentTypeScope="" ma:versionID="ddfaac56a287547bce89452cd31c5884">
   <xsd:schema xmlns:xsd="http://www.w3.org/2001/XMLSchema" xmlns:xs="http://www.w3.org/2001/XMLSchema" xmlns:p="http://schemas.microsoft.com/office/2006/metadata/properties" xmlns:ns2="42760c81-fd8e-4d59-8953-7cdb9f38b14f" xmlns:ns3="67a0edcd-0de5-43ed-8c27-e32f38a00c91" targetNamespace="http://schemas.microsoft.com/office/2006/metadata/properties" ma:root="true" ma:fieldsID="5ac878f7c8dbf4633d03f1982e859186" ns2:_="" ns3:_="">
     <xsd:import namespace="42760c81-fd8e-4d59-8953-7cdb9f38b14f"/>
@@ -1503,45 +9150,34 @@
 </ct:contentTypeSchema>
 </file>
 
-<file path=customXml/item2.xml><?xml version="1.0" encoding="utf-8"?>
-<?mso-contentType ?>
-<FormTemplates xmlns="http://schemas.microsoft.com/sharepoint/v3/contenttype/forms">
-  <Display>DocumentLibraryForm</Display>
-  <Edit>DocumentLibraryForm</Edit>
-  <New>DocumentLibraryForm</New>
-</FormTemplates>
-</file>
-
-<file path=customXml/item3.xml><?xml version="1.0" encoding="utf-8"?>
-<p:properties xmlns:p="http://schemas.microsoft.com/office/2006/metadata/properties" xmlns:xsi="http://www.w3.org/2001/XMLSchema-instance" xmlns:pc="http://schemas.microsoft.com/office/infopath/2007/PartnerControls">
-  <documentManagement>
-    <lcf76f155ced4ddcb4097134ff3c332f xmlns="42760c81-fd8e-4d59-8953-7cdb9f38b14f">
-      <Terms xmlns="http://schemas.microsoft.com/office/infopath/2007/PartnerControls"/>
-    </lcf76f155ced4ddcb4097134ff3c332f>
-    <TaxCatchAll xmlns="67a0edcd-0de5-43ed-8c27-e32f38a00c91" xsi:nil="true"/>
-  </documentManagement>
-</p:properties>
-</file>
-
 <file path=customXml/itemProps1.xml><?xml version="1.0" encoding="utf-8"?>
-<ds:datastoreItem xmlns:ds="http://schemas.openxmlformats.org/officeDocument/2006/customXml" ds:itemID="{14903E99-C510-43BC-A899-474E6C1081B4}"/>
-</file>
-
-<file path=customXml/itemProps2.xml><?xml version="1.0" encoding="utf-8"?>
-<ds:datastoreItem xmlns:ds="http://schemas.openxmlformats.org/officeDocument/2006/customXml" ds:itemID="{602BD364-A1C4-4E2D-9AC3-CA564F6AE918}">
+<ds:datastoreItem xmlns:ds="http://schemas.openxmlformats.org/officeDocument/2006/customXml" ds:itemID="{4FBCB6F1-493A-4B2E-BF7F-9EF3F3B105E7}">
   <ds:schemaRefs>
     <ds:schemaRef ds:uri="http://schemas.microsoft.com/sharepoint/v3/contenttype/forms"/>
   </ds:schemaRefs>
 </ds:datastoreItem>
 </file>
 
+<file path=customXml/itemProps2.xml><?xml version="1.0" encoding="utf-8"?>
+<ds:datastoreItem xmlns:ds="http://schemas.openxmlformats.org/officeDocument/2006/customXml" ds:itemID="{11111111-1234-1234-1234-123412341234}">
+  <ds:schemaRefs>
+    <ds:schemaRef ds:uri="http://customooxmlschemas.google.com/"/>
+    <ds:schemaRef ds:uri="http://schemas.openxmlformats.org/officeDocument/2006/relationships"/>
+  </ds:schemaRefs>
+</ds:datastoreItem>
+</file>
+
 <file path=customXml/itemProps3.xml><?xml version="1.0" encoding="utf-8"?>
-<ds:datastoreItem xmlns:ds="http://schemas.openxmlformats.org/officeDocument/2006/customXml" ds:itemID="{11DAD6CF-0BA3-4D5C-9111-B439CEE56612}">
+<ds:datastoreItem xmlns:ds="http://schemas.openxmlformats.org/officeDocument/2006/customXml" ds:itemID="{661D50F5-7883-415B-9098-55A66A6C8A9F}">
   <ds:schemaRefs>
     <ds:schemaRef ds:uri="http://schemas.microsoft.com/office/2006/metadata/properties"/>
     <ds:schemaRef ds:uri="http://schemas.microsoft.com/office/infopath/2007/PartnerControls"/>
-    <ds:schemaRef ds:uri="42760c81-fd8e-4d59-8953-7cdb9f38b14f"/>
-    <ds:schemaRef ds:uri="67a0edcd-0de5-43ed-8c27-e32f38a00c91"/>
+    <ds:schemaRef ds:uri="b250f519-6473-4480-8c44-6ee3a3a530c3"/>
+    <ds:schemaRef ds:uri="d174a4fb-80c2-4523-8d89-375030acacbf"/>
   </ds:schemaRefs>
 </ds:datastoreItem>
+</file>
+
+<file path=customXml/itemProps4.xml><?xml version="1.0" encoding="utf-8"?>
+<ds:datastoreItem xmlns:ds="http://schemas.openxmlformats.org/officeDocument/2006/customXml" ds:itemID="{CADAF6C9-65D5-4364-9E89-26F6F9E9E517}"/>
 </file>